--- a/КП_ТФМ_Спецтехника_КЭДО_750.docx
+++ b/КП_ТФМ_Спецтехника_КЭДО_750.docx
@@ -20,7 +20,7 @@
             <w:r>
               <w:drawing>
                 <wp:inline xmlns:a="http://schemas.openxmlformats.org/drawingml/2006/main" xmlns:pic="http://schemas.openxmlformats.org/drawingml/2006/picture">
-                  <wp:extent cx="1296000" cy="562120"/>
+                  <wp:extent cx="1224000" cy="530892"/>
                   <wp:docPr id="1" name="Picture 1"/>
                   <wp:cNvGraphicFramePr>
                     <a:graphicFrameLocks noChangeAspect="1"/>
@@ -41,7 +41,7 @@
                         <pic:spPr>
                           <a:xfrm>
                             <a:off x="0" y="0"/>
-                            <a:ext cx="1296000" cy="562120"/>
+                            <a:ext cx="1224000" cy="530892"/>
                           </a:xfrm>
                           <a:prstGeom prst="rect"/>
                         </pic:spPr>
@@ -66,7 +66,7 @@
               <w:rPr>
                 <w:rFonts w:ascii="Arial" w:hAnsi="Arial" w:eastAsia="Arial"/>
                 <w:b/>
-                <w:color w:val="1A1A1A"/>
+                <w:color w:val="666666"/>
                 <w:sz w:val="16"/>
               </w:rPr>
               <w:t>Группа компаний «Форус»</w:t>
@@ -81,22 +81,7 @@
               <w:rPr>
                 <w:rFonts w:ascii="Arial" w:hAnsi="Arial" w:eastAsia="Arial"/>
                 <w:b w:val="0"/>
-                <w:color w:val="5A5A5A"/>
-                <w:sz w:val="16"/>
-              </w:rPr>
-              <w:t>Центр компетенции по кадровому электронному документообороту</w:t>
-            </w:r>
-          </w:p>
-          <w:p>
-            <w:pPr>
-              <w:spacing w:after="0"/>
-              <w:jc w:val="right"/>
-            </w:pPr>
-            <w:r>
-              <w:rPr>
-                <w:rFonts w:ascii="Arial" w:hAnsi="Arial" w:eastAsia="Arial"/>
-                <w:b w:val="0"/>
-                <w:color w:val="5A5A5A"/>
+                <w:color w:val="666666"/>
                 <w:sz w:val="16"/>
               </w:rPr>
               <w:t>+7 (3952) 78-00-00  ·  www.forus.ru</w:t>
@@ -107,10 +92,10 @@
     </w:tbl>
     <w:p>
       <w:pPr>
+        <w:spacing w:after="200"/>
         <w:pBdr>
-          <w:bottom w:val="single" w:sz="18" w:space="2" w:color="F0C14A"/>
+          <w:bottom w:val="single" w:sz="24" w:space="1" w:color="F0C14A"/>
         </w:pBdr>
-        <w:spacing w:after="160"/>
       </w:pPr>
     </w:p>
     <w:p>
@@ -122,8 +107,8 @@
         <w:rPr>
           <w:rFonts w:ascii="Arial" w:hAnsi="Arial" w:eastAsia="Arial"/>
           <w:b/>
-          <w:color w:val="1A1A1A"/>
-          <w:sz w:val="36"/>
+          <w:color w:val="2B2B2B"/>
+          <w:sz w:val="40"/>
         </w:rPr>
         <w:t>1С:Кабинет сотрудника</w:t>
       </w:r>
@@ -137,10 +122,10 @@
         <w:rPr>
           <w:rFonts w:ascii="Arial" w:hAnsi="Arial" w:eastAsia="Arial"/>
           <w:b w:val="0"/>
-          <w:color w:val="5A5A5A"/>
+          <w:color w:val="666666"/>
           <w:sz w:val="22"/>
         </w:rPr>
-        <w:t>Коммерческое предложение</w:t>
+        <w:t>Коммерческое предложение  ·  750 личных кабинетов</w:t>
       </w:r>
     </w:p>
     <w:p>
@@ -152,377 +137,10 @@
         <w:rPr>
           <w:rFonts w:ascii="Arial" w:hAnsi="Arial" w:eastAsia="Arial"/>
           <w:b/>
-          <w:color w:val="1A1A1A"/>
+          <w:color w:val="9A7A10"/>
           <w:sz w:val="20"/>
         </w:rPr>
-        <w:t>Автоматизируйте рутину — экономьте до 70% времени и сократите траты на расходники</w:t>
-      </w:r>
-    </w:p>
-    <w:p>
-      <w:pPr>
-        <w:spacing w:after="80" w:before="0"/>
-        <w:pBdr>
-          <w:bottom w:val="single" w:sz="18" w:space="2" w:color="F0C14A"/>
-        </w:pBdr>
-      </w:pPr>
-      <w:r>
-        <w:rPr>
-          <w:rFonts w:ascii="Arial" w:hAnsi="Arial" w:eastAsia="Arial"/>
-          <w:b/>
-          <w:color w:val="1A1A1A"/>
-          <w:sz w:val="24"/>
-        </w:rPr>
-        <w:t>Почему компании переходят на кадровый электронный документооборот</w:t>
-      </w:r>
-    </w:p>
-    <w:p>
-      <w:pPr>
-        <w:spacing w:after="60" w:before="0"/>
-      </w:pPr>
-      <w:r>
-        <w:rPr>
-          <w:rFonts w:ascii="Arial" w:hAnsi="Arial" w:eastAsia="Arial"/>
-          <w:b/>
-          <w:color w:val="F0C14A"/>
-          <w:sz w:val="20"/>
-        </w:rPr>
-        <w:t xml:space="preserve">✓  </w:t>
-      </w:r>
-      <w:r>
-        <w:rPr>
-          <w:rFonts w:ascii="Arial" w:hAnsi="Arial" w:eastAsia="Arial"/>
-          <w:b w:val="0"/>
-          <w:color w:val="1A1A1A"/>
-          <w:sz w:val="20"/>
-        </w:rPr>
-        <w:t>Согласования занимают минуты, а не дни.</w:t>
-      </w:r>
-    </w:p>
-    <w:p>
-      <w:pPr>
-        <w:spacing w:after="60" w:before="0"/>
-      </w:pPr>
-      <w:r>
-        <w:rPr>
-          <w:rFonts w:ascii="Arial" w:hAnsi="Arial" w:eastAsia="Arial"/>
-          <w:b/>
-          <w:color w:val="F0C14A"/>
-          <w:sz w:val="20"/>
-        </w:rPr>
-        <w:t xml:space="preserve">✓  </w:t>
-      </w:r>
-      <w:r>
-        <w:rPr>
-          <w:rFonts w:ascii="Arial" w:hAnsi="Arial" w:eastAsia="Arial"/>
-          <w:b w:val="0"/>
-          <w:color w:val="1A1A1A"/>
-          <w:sz w:val="20"/>
-        </w:rPr>
-        <w:t>Меньше бумаги, печати, курьеров и риска потерять оригинал.</w:t>
-      </w:r>
-    </w:p>
-    <w:p>
-      <w:pPr>
-        <w:spacing w:after="60" w:before="0"/>
-      </w:pPr>
-      <w:r>
-        <w:rPr>
-          <w:rFonts w:ascii="Arial" w:hAnsi="Arial" w:eastAsia="Arial"/>
-          <w:b/>
-          <w:color w:val="F0C14A"/>
-          <w:sz w:val="20"/>
-        </w:rPr>
-        <w:t xml:space="preserve">✓  </w:t>
-      </w:r>
-      <w:r>
-        <w:rPr>
-          <w:rFonts w:ascii="Arial" w:hAnsi="Arial" w:eastAsia="Arial"/>
-          <w:b w:val="0"/>
-          <w:color w:val="1A1A1A"/>
-          <w:sz w:val="20"/>
-        </w:rPr>
-        <w:t>Удалённые сотрудники подписывают документы без поездок в офис.</w:t>
-      </w:r>
-    </w:p>
-    <w:p>
-      <w:pPr>
-        <w:spacing w:after="60" w:before="0"/>
-      </w:pPr>
-      <w:r>
-        <w:rPr>
-          <w:rFonts w:ascii="Arial" w:hAnsi="Arial" w:eastAsia="Arial"/>
-          <w:b/>
-          <w:color w:val="F0C14A"/>
-          <w:sz w:val="20"/>
-        </w:rPr>
-        <w:t xml:space="preserve">✓  </w:t>
-      </w:r>
-      <w:r>
-        <w:rPr>
-          <w:rFonts w:ascii="Arial" w:hAnsi="Arial" w:eastAsia="Arial"/>
-          <w:b w:val="0"/>
-          <w:color w:val="1A1A1A"/>
-          <w:sz w:val="20"/>
-        </w:rPr>
-        <w:t>Кадровики и бухгалтерия тратят меньше времени на рутину.</w:t>
-      </w:r>
-    </w:p>
-    <w:p>
-      <w:pPr>
-        <w:spacing w:after="80" w:before="0"/>
-        <w:pBdr>
-          <w:bottom w:val="single" w:sz="18" w:space="2" w:color="F0C14A"/>
-        </w:pBdr>
-      </w:pPr>
-      <w:r>
-        <w:rPr>
-          <w:rFonts w:ascii="Arial" w:hAnsi="Arial" w:eastAsia="Arial"/>
-          <w:b/>
-          <w:color w:val="1A1A1A"/>
-          <w:sz w:val="24"/>
-        </w:rPr>
-        <w:t>Что умеет сервис</w:t>
-      </w:r>
-    </w:p>
-    <w:p>
-      <w:pPr>
-        <w:spacing w:after="20" w:before="0"/>
-      </w:pPr>
-      <w:r>
-        <w:rPr>
-          <w:rFonts w:ascii="Arial" w:hAnsi="Arial" w:eastAsia="Arial"/>
-          <w:b/>
-          <w:color w:val="1A1A1A"/>
-          <w:sz w:val="20"/>
-        </w:rPr>
-        <w:t>Удобная работа с «неуловимыми» сотрудниками</w:t>
-      </w:r>
-    </w:p>
-    <w:p>
-      <w:pPr>
-        <w:spacing w:after="120" w:before="0"/>
-      </w:pPr>
-      <w:r>
-        <w:rPr>
-          <w:rFonts w:ascii="Arial" w:hAnsi="Arial" w:eastAsia="Arial"/>
-          <w:b w:val="0"/>
-          <w:color w:val="5A5A5A"/>
-          <w:sz w:val="18"/>
-        </w:rPr>
-        <w:t>Расчётные листки, справки и запросы по отпускам доступны удалённо каждому сотруднику в личном кабинете.</w:t>
-      </w:r>
-    </w:p>
-    <w:p>
-      <w:pPr>
-        <w:spacing w:after="20" w:before="0"/>
-      </w:pPr>
-      <w:r>
-        <w:rPr>
-          <w:rFonts w:ascii="Arial" w:hAnsi="Arial" w:eastAsia="Arial"/>
-          <w:b/>
-          <w:color w:val="1A1A1A"/>
-          <w:sz w:val="20"/>
-        </w:rPr>
-        <w:t>Ознакомление с документами в один клик</w:t>
-      </w:r>
-    </w:p>
-    <w:p>
-      <w:pPr>
-        <w:spacing w:after="120" w:before="0"/>
-      </w:pPr>
-      <w:r>
-        <w:rPr>
-          <w:rFonts w:ascii="Arial" w:hAnsi="Arial" w:eastAsia="Arial"/>
-          <w:b w:val="0"/>
-          <w:color w:val="5A5A5A"/>
-          <w:sz w:val="18"/>
-        </w:rPr>
-        <w:t>Не нужно распечатывать, собирать подписи и хранить горы бумаг. Отправили документ — сотрудник ознакомился и подтвердил получение.</w:t>
-      </w:r>
-    </w:p>
-    <w:p>
-      <w:pPr>
-        <w:spacing w:after="20" w:before="0"/>
-      </w:pPr>
-      <w:r>
-        <w:rPr>
-          <w:rFonts w:ascii="Arial" w:hAnsi="Arial" w:eastAsia="Arial"/>
-          <w:b/>
-          <w:color w:val="1A1A1A"/>
-          <w:sz w:val="20"/>
-        </w:rPr>
-        <w:t>Удалённый приём на работу</w:t>
-      </w:r>
-    </w:p>
-    <w:p>
-      <w:pPr>
-        <w:spacing w:after="120" w:before="0"/>
-      </w:pPr>
-      <w:r>
-        <w:rPr>
-          <w:rFonts w:ascii="Arial" w:hAnsi="Arial" w:eastAsia="Arial"/>
-          <w:b w:val="0"/>
-          <w:color w:val="5A5A5A"/>
-          <w:sz w:val="18"/>
-        </w:rPr>
-        <w:t>Новый сотрудник оформляет трудовой договор, заявление и ознакомление с правилами дистанционно.</w:t>
-      </w:r>
-    </w:p>
-    <w:p>
-      <w:pPr>
-        <w:spacing w:after="20" w:before="0"/>
-      </w:pPr>
-      <w:r>
-        <w:rPr>
-          <w:rFonts w:ascii="Arial" w:hAnsi="Arial" w:eastAsia="Arial"/>
-          <w:b/>
-          <w:color w:val="1A1A1A"/>
-          <w:sz w:val="20"/>
-        </w:rPr>
-        <w:t>Меньше ручного ввода и ошибок</w:t>
-      </w:r>
-    </w:p>
-    <w:p>
-      <w:pPr>
-        <w:spacing w:after="120" w:before="0"/>
-      </w:pPr>
-      <w:r>
-        <w:rPr>
-          <w:rFonts w:ascii="Arial" w:hAnsi="Arial" w:eastAsia="Arial"/>
-          <w:b w:val="0"/>
-          <w:color w:val="5A5A5A"/>
-          <w:sz w:val="18"/>
-        </w:rPr>
-        <w:t>Данные от сотрудников автоматически попадают в 1С. Заявления превращаются в готовые приказы и записи.</w:t>
-      </w:r>
-    </w:p>
-    <w:p>
-      <w:pPr>
-        <w:spacing w:after="20" w:before="0"/>
-      </w:pPr>
-      <w:r>
-        <w:rPr>
-          <w:rFonts w:ascii="Arial" w:hAnsi="Arial" w:eastAsia="Arial"/>
-          <w:b/>
-          <w:color w:val="1A1A1A"/>
-          <w:sz w:val="20"/>
-        </w:rPr>
-        <w:t>Согласование без походов по кабинетам</w:t>
-      </w:r>
-    </w:p>
-    <w:p>
-      <w:pPr>
-        <w:spacing w:after="120" w:before="0"/>
-      </w:pPr>
-      <w:r>
-        <w:rPr>
-          <w:rFonts w:ascii="Arial" w:hAnsi="Arial" w:eastAsia="Arial"/>
-          <w:b w:val="0"/>
-          <w:color w:val="5A5A5A"/>
-          <w:sz w:val="18"/>
-        </w:rPr>
-        <w:t>Отпуск, командировка, отгул — руководитель согласовывает с телефона, данные сразу уходят в 1С.</w:t>
-      </w:r>
-    </w:p>
-    <w:p>
-      <w:pPr>
-        <w:spacing w:after="20" w:before="0"/>
-      </w:pPr>
-      <w:r>
-        <w:rPr>
-          <w:rFonts w:ascii="Arial" w:hAnsi="Arial" w:eastAsia="Arial"/>
-          <w:b/>
-          <w:color w:val="1A1A1A"/>
-          <w:sz w:val="20"/>
-        </w:rPr>
-        <w:t>Общение без сторонних мессенджеров</w:t>
-      </w:r>
-    </w:p>
-    <w:p>
-      <w:pPr>
-        <w:spacing w:after="120" w:before="0"/>
-      </w:pPr>
-      <w:r>
-        <w:rPr>
-          <w:rFonts w:ascii="Arial" w:hAnsi="Arial" w:eastAsia="Arial"/>
-          <w:b w:val="0"/>
-          <w:color w:val="5A5A5A"/>
-          <w:sz w:val="18"/>
-        </w:rPr>
-        <w:t>Рабочие вопросы и документы — внутри системы, с соблюдением требований закона о персональных данных.</w:t>
-      </w:r>
-    </w:p>
-    <w:p>
-      <w:pPr>
-        <w:spacing w:after="20" w:before="0"/>
-      </w:pPr>
-      <w:r>
-        <w:rPr>
-          <w:rFonts w:ascii="Arial" w:hAnsi="Arial" w:eastAsia="Arial"/>
-          <w:b/>
-          <w:color w:val="1A1A1A"/>
-          <w:sz w:val="20"/>
-        </w:rPr>
-        <w:t>Электронный архив и защита от штрафов</w:t>
-      </w:r>
-    </w:p>
-    <w:p>
-      <w:pPr>
-        <w:spacing w:after="120" w:before="0"/>
-      </w:pPr>
-      <w:r>
-        <w:rPr>
-          <w:rFonts w:ascii="Arial" w:hAnsi="Arial" w:eastAsia="Arial"/>
-          <w:b w:val="0"/>
-          <w:color w:val="5A5A5A"/>
-          <w:sz w:val="18"/>
-        </w:rPr>
-        <w:t>Кадровые документы хранятся в электронном виде. Есть подтверждение получения расчётного листка и ознакомления с приказом.</w:t>
-      </w:r>
-    </w:p>
-    <w:p>
-      <w:pPr>
-        <w:spacing w:after="20" w:before="0"/>
-      </w:pPr>
-      <w:r>
-        <w:rPr>
-          <w:rFonts w:ascii="Arial" w:hAnsi="Arial" w:eastAsia="Arial"/>
-          <w:b/>
-          <w:color w:val="1A1A1A"/>
-          <w:sz w:val="20"/>
-        </w:rPr>
-        <w:t>Простое внедрение для ИТ-отдела</w:t>
-      </w:r>
-    </w:p>
-    <w:p>
-      <w:pPr>
-        <w:spacing w:after="120" w:before="0"/>
-      </w:pPr>
-      <w:r>
-        <w:rPr>
-          <w:rFonts w:ascii="Arial" w:hAnsi="Arial" w:eastAsia="Arial"/>
-          <w:b w:val="0"/>
-          <w:color w:val="5A5A5A"/>
-          <w:sz w:val="18"/>
-        </w:rPr>
-        <w:t>Сервис встроен в 1С: не нужна отдельная кадровая платформа, новые клиентские лицензии 1С и сложная интеграция.</w:t>
-      </w:r>
-    </w:p>
-    <w:p>
-      <w:pPr>
-        <w:spacing w:after="80" w:before="0"/>
-        <w:pBdr>
-          <w:bottom w:val="single" w:sz="18" w:space="2" w:color="F0C14A"/>
-        </w:pBdr>
-      </w:pPr>
-      <w:r>
-        <w:rPr>
-          <w:rFonts w:ascii="Arial" w:hAnsi="Arial" w:eastAsia="Arial"/>
-          <w:b/>
-          <w:color w:val="1A1A1A"/>
-          <w:sz w:val="24"/>
-        </w:rPr>
-        <w:t>Акция «Больше, чем кешбэк!»</w:t>
+        <w:t>Самое простое внедрение  ·  без отдельной платформы</w:t>
       </w:r>
     </w:p>
     <w:tbl>
@@ -530,12 +148,12 @@
         <w:tblW w:type="auto" w:w="0"/>
         <w:tblLook w:firstColumn="1" w:firstRow="1" w:lastColumn="0" w:lastRow="0" w:noHBand="0" w:noVBand="1" w:val="04A0"/>
         <w:tblBorders>
-          <w:top w:val="single" w:sz="4" w:space="0" w:color="F0C14A"/>
-          <w:left w:val="single" w:sz="4" w:space="0" w:color="F0C14A"/>
-          <w:bottom w:val="single" w:sz="4" w:space="0" w:color="F0C14A"/>
-          <w:right w:val="single" w:sz="4" w:space="0" w:color="F0C14A"/>
-          <w:insideH w:val="single" w:sz="4" w:space="0" w:color="F0C14A"/>
-          <w:insideV w:val="single" w:sz="4" w:space="0" w:color="F0C14A"/>
+          <w:top w:val="single" w:sz="12" w:space="0" w:color="F0C14A"/>
+          <w:left w:val="single" w:sz="12" w:space="0" w:color="F0C14A"/>
+          <w:bottom w:val="single" w:sz="12" w:space="0" w:color="F0C14A"/>
+          <w:right w:val="single" w:sz="12" w:space="0" w:color="F0C14A"/>
+          <w:insideH w:val="single" w:sz="12" w:space="0" w:color="F0C14A"/>
+          <w:insideV w:val="single" w:sz="12" w:space="0" w:color="F0C14A"/>
         </w:tblBorders>
       </w:tblPr>
       <w:tblGrid>
@@ -545,17 +163,17 @@
         <w:tc>
           <w:tcPr>
             <w:tcW w:type="dxa" w:w="10318"/>
-            <w:shd w:fill="1A1A1A" w:val="clear"/>
+            <w:shd w:fill="FFF6D8" w:val="clear"/>
           </w:tcPr>
           <w:p>
             <w:r>
               <w:rPr>
                 <w:rFonts w:ascii="Arial" w:hAnsi="Arial" w:eastAsia="Arial"/>
                 <w:b/>
-                <w:color w:val="F0C14A"/>
+                <w:color w:val="2B2B2B"/>
                 <w:sz w:val="22"/>
               </w:rPr>
-              <w:t>5 часов линии консультаций — в подарок</w:t>
+              <w:t>Выгода, которую сразу видно</w:t>
             </w:r>
           </w:p>
           <w:p>
@@ -563,10 +181,67 @@
               <w:rPr>
                 <w:rFonts w:ascii="Arial" w:hAnsi="Arial" w:eastAsia="Arial"/>
                 <w:b w:val="0"/>
-                <w:color w:val="FFFFFF"/>
+                <w:color w:val="666666"/>
                 <w:sz w:val="18"/>
               </w:rPr>
-              <w:t>При оплате пакета личных кабинетов мы начисляем 5 часов линии консультаций бесплатно (выгода 18 300 ₽).</w:t>
+              <w:t>Вы платите только за личные кабинеты. Настройка и поддержка на старте — в подарок. Сервис уже внутри 1С: не нужно покупать и внедрять отдельную кадровую систему.</w:t>
+            </w:r>
+          </w:p>
+        </w:tc>
+      </w:tr>
+    </w:tbl>
+    <w:p>
+      <w:pPr>
+        <w:spacing w:after="160"/>
+      </w:pPr>
+    </w:p>
+    <w:p>
+      <w:pPr>
+        <w:spacing w:after="40" w:before="0"/>
+        <w:pBdr>
+          <w:bottom w:val="single" w:sz="20" w:space="2" w:color="F0C14A"/>
+        </w:pBdr>
+      </w:pPr>
+      <w:r>
+        <w:rPr>
+          <w:rFonts w:ascii="Arial" w:hAnsi="Arial" w:eastAsia="Arial"/>
+          <w:b/>
+          <w:color w:val="2B2B2B"/>
+          <w:sz w:val="26"/>
+        </w:rPr>
+        <w:t>Что меняется в работе</w:t>
+      </w:r>
+    </w:p>
+    <w:tbl>
+      <w:tblPr>
+        <w:tblW w:type="auto" w:w="0"/>
+        <w:tblLook w:firstColumn="1" w:firstRow="1" w:lastColumn="0" w:lastRow="0" w:noHBand="0" w:noVBand="1" w:val="04A0"/>
+        <w:tblBorders>
+          <w:top w:val="single" w:sz="6" w:space="0" w:color="FFE08A"/>
+          <w:left w:val="single" w:sz="6" w:space="0" w:color="FFE08A"/>
+          <w:bottom w:val="single" w:sz="6" w:space="0" w:color="FFE08A"/>
+          <w:right w:val="single" w:sz="6" w:space="0" w:color="FFE08A"/>
+          <w:insideH w:val="single" w:sz="6" w:space="0" w:color="FFE08A"/>
+          <w:insideV w:val="single" w:sz="6" w:space="0" w:color="FFE08A"/>
+        </w:tblBorders>
+      </w:tblPr>
+      <w:tblGrid>
+        <w:gridCol w:w="10318"/>
+      </w:tblGrid>
+      <w:tr>
+        <w:tc>
+          <w:tcPr>
+            <w:tcW w:type="dxa" w:w="10318"/>
+            <w:shd w:fill="FFFBEA" w:val="clear"/>
+          </w:tcPr>
+          <w:p>
+            <w:r>
+              <w:rPr>
+                <w:rFonts w:ascii="Arial" w:hAnsi="Arial" w:eastAsia="Arial"/>
+                <w:b/>
+                <w:sz w:val="20"/>
+              </w:rPr>
+              <w:t>Расчётные листки и справки — в телефоне</w:t>
             </w:r>
           </w:p>
           <w:p>
@@ -574,10 +249,50 @@
               <w:rPr>
                 <w:rFonts w:ascii="Arial" w:hAnsi="Arial" w:eastAsia="Arial"/>
                 <w:b w:val="0"/>
-                <w:color w:val="FFFFFF"/>
+                <w:color w:val="666666"/>
                 <w:sz w:val="18"/>
               </w:rPr>
-              <w:t>Из них в среднем 4 часа уходят на настройку и запуск сервиса.</w:t>
+              <w:t>Сотрудник сам открывает документы в личном кабинете. Меньше очередей у кадровика.</w:t>
+            </w:r>
+          </w:p>
+        </w:tc>
+      </w:tr>
+    </w:tbl>
+    <w:p>
+      <w:pPr>
+        <w:spacing w:after="80"/>
+      </w:pPr>
+    </w:p>
+    <w:tbl>
+      <w:tblPr>
+        <w:tblW w:type="auto" w:w="0"/>
+        <w:tblLook w:firstColumn="1" w:firstRow="1" w:lastColumn="0" w:lastRow="0" w:noHBand="0" w:noVBand="1" w:val="04A0"/>
+        <w:tblBorders>
+          <w:top w:val="single" w:sz="6" w:space="0" w:color="FFE08A"/>
+          <w:left w:val="single" w:sz="6" w:space="0" w:color="FFE08A"/>
+          <w:bottom w:val="single" w:sz="6" w:space="0" w:color="FFE08A"/>
+          <w:right w:val="single" w:sz="6" w:space="0" w:color="FFE08A"/>
+          <w:insideH w:val="single" w:sz="6" w:space="0" w:color="FFE08A"/>
+          <w:insideV w:val="single" w:sz="6" w:space="0" w:color="FFE08A"/>
+        </w:tblBorders>
+      </w:tblPr>
+      <w:tblGrid>
+        <w:gridCol w:w="10318"/>
+      </w:tblGrid>
+      <w:tr>
+        <w:tc>
+          <w:tcPr>
+            <w:tcW w:type="dxa" w:w="10318"/>
+            <w:shd w:fill="FFFBEA" w:val="clear"/>
+          </w:tcPr>
+          <w:p>
+            <w:r>
+              <w:rPr>
+                <w:rFonts w:ascii="Arial" w:hAnsi="Arial" w:eastAsia="Arial"/>
+                <w:b/>
+                <w:sz w:val="20"/>
+              </w:rPr>
+              <w:t>Заявления и согласования online</w:t>
             </w:r>
           </w:p>
           <w:p>
@@ -585,10 +300,50 @@
               <w:rPr>
                 <w:rFonts w:ascii="Arial" w:hAnsi="Arial" w:eastAsia="Arial"/>
                 <w:b w:val="0"/>
-                <w:color w:val="FFFFFF"/>
+                <w:color w:val="666666"/>
                 <w:sz w:val="18"/>
               </w:rPr>
-              <w:t>Ещё 1 час остаётся у вас на вопросы, консультации и решение возникающих задач по 1С с нашими специалистами.</w:t>
+              <w:t>Отпуск, отгул, командировка: сотрудник подал — руководитель утвердил с телефона — данные в 1С.</w:t>
+            </w:r>
+          </w:p>
+        </w:tc>
+      </w:tr>
+    </w:tbl>
+    <w:p>
+      <w:pPr>
+        <w:spacing w:after="80"/>
+      </w:pPr>
+    </w:p>
+    <w:tbl>
+      <w:tblPr>
+        <w:tblW w:type="auto" w:w="0"/>
+        <w:tblLook w:firstColumn="1" w:firstRow="1" w:lastColumn="0" w:lastRow="0" w:noHBand="0" w:noVBand="1" w:val="04A0"/>
+        <w:tblBorders>
+          <w:top w:val="single" w:sz="6" w:space="0" w:color="FFE08A"/>
+          <w:left w:val="single" w:sz="6" w:space="0" w:color="FFE08A"/>
+          <w:bottom w:val="single" w:sz="6" w:space="0" w:color="FFE08A"/>
+          <w:right w:val="single" w:sz="6" w:space="0" w:color="FFE08A"/>
+          <w:insideH w:val="single" w:sz="6" w:space="0" w:color="FFE08A"/>
+          <w:insideV w:val="single" w:sz="6" w:space="0" w:color="FFE08A"/>
+        </w:tblBorders>
+      </w:tblPr>
+      <w:tblGrid>
+        <w:gridCol w:w="10318"/>
+      </w:tblGrid>
+      <w:tr>
+        <w:tc>
+          <w:tcPr>
+            <w:tcW w:type="dxa" w:w="10318"/>
+            <w:shd w:fill="FFFBEA" w:val="clear"/>
+          </w:tcPr>
+          <w:p>
+            <w:r>
+              <w:rPr>
+                <w:rFonts w:ascii="Arial" w:hAnsi="Arial" w:eastAsia="Arial"/>
+                <w:b/>
+                <w:sz w:val="20"/>
+              </w:rPr>
+              <w:t>Удалённый приём без визита в офис</w:t>
             </w:r>
           </w:p>
           <w:p>
@@ -596,10 +351,10 @@
               <w:rPr>
                 <w:rFonts w:ascii="Arial" w:hAnsi="Arial" w:eastAsia="Arial"/>
                 <w:b w:val="0"/>
-                <w:color w:val="FFFFFF"/>
+                <w:color w:val="666666"/>
                 <w:sz w:val="18"/>
               </w:rPr>
-              <w:t>Отдельно за часы линии консультаций платить не нужно — они полностью покрываются подарком.</w:t>
+              <w:t>Трудовой договор и ознакомление с правилами подписываются дистанционно.</w:t>
             </w:r>
           </w:p>
         </w:tc>
@@ -607,33 +362,126 @@
     </w:tbl>
     <w:p>
       <w:pPr>
-        <w:spacing w:after="80" w:before="0"/>
+        <w:spacing w:after="80"/>
+      </w:pPr>
+    </w:p>
+    <w:tbl>
+      <w:tblPr>
+        <w:tblW w:type="auto" w:w="0"/>
+        <w:tblLook w:firstColumn="1" w:firstRow="1" w:lastColumn="0" w:lastRow="0" w:noHBand="0" w:noVBand="1" w:val="04A0"/>
+        <w:tblBorders>
+          <w:top w:val="single" w:sz="6" w:space="0" w:color="FFE08A"/>
+          <w:left w:val="single" w:sz="6" w:space="0" w:color="FFE08A"/>
+          <w:bottom w:val="single" w:sz="6" w:space="0" w:color="FFE08A"/>
+          <w:right w:val="single" w:sz="6" w:space="0" w:color="FFE08A"/>
+          <w:insideH w:val="single" w:sz="6" w:space="0" w:color="FFE08A"/>
+          <w:insideV w:val="single" w:sz="6" w:space="0" w:color="FFE08A"/>
+        </w:tblBorders>
+      </w:tblPr>
+      <w:tblGrid>
+        <w:gridCol w:w="10318"/>
+      </w:tblGrid>
+      <w:tr>
+        <w:tc>
+          <w:tcPr>
+            <w:tcW w:type="dxa" w:w="10318"/>
+            <w:shd w:fill="FFFBEA" w:val="clear"/>
+          </w:tcPr>
+          <w:p>
+            <w:r>
+              <w:rPr>
+                <w:rFonts w:ascii="Arial" w:hAnsi="Arial" w:eastAsia="Arial"/>
+                <w:b/>
+                <w:sz w:val="20"/>
+              </w:rPr>
+              <w:t>Документы без бумаги и мессенджеров</w:t>
+            </w:r>
+          </w:p>
+          <w:p>
+            <w:r>
+              <w:rPr>
+                <w:rFonts w:ascii="Arial" w:hAnsi="Arial" w:eastAsia="Arial"/>
+                <w:b w:val="0"/>
+                <w:color w:val="666666"/>
+                <w:sz w:val="18"/>
+              </w:rPr>
+              <w:t>Ознакомление в один клик, подтверждение получения, обмен внутри системы — по закону о персональных данных.</w:t>
+            </w:r>
+          </w:p>
+        </w:tc>
+      </w:tr>
+    </w:tbl>
+    <w:p>
+      <w:pPr>
+        <w:spacing w:after="80"/>
+      </w:pPr>
+    </w:p>
+    <w:tbl>
+      <w:tblPr>
+        <w:tblW w:type="auto" w:w="0"/>
+        <w:tblLook w:firstColumn="1" w:firstRow="1" w:lastColumn="0" w:lastRow="0" w:noHBand="0" w:noVBand="1" w:val="04A0"/>
+        <w:tblBorders>
+          <w:top w:val="single" w:sz="6" w:space="0" w:color="FFE08A"/>
+          <w:left w:val="single" w:sz="6" w:space="0" w:color="FFE08A"/>
+          <w:bottom w:val="single" w:sz="6" w:space="0" w:color="FFE08A"/>
+          <w:right w:val="single" w:sz="6" w:space="0" w:color="FFE08A"/>
+          <w:insideH w:val="single" w:sz="6" w:space="0" w:color="FFE08A"/>
+          <w:insideV w:val="single" w:sz="6" w:space="0" w:color="FFE08A"/>
+        </w:tblBorders>
+      </w:tblPr>
+      <w:tblGrid>
+        <w:gridCol w:w="10318"/>
+      </w:tblGrid>
+      <w:tr>
+        <w:tc>
+          <w:tcPr>
+            <w:tcW w:type="dxa" w:w="10318"/>
+            <w:shd w:fill="FFFBEA" w:val="clear"/>
+          </w:tcPr>
+          <w:p>
+            <w:r>
+              <w:rPr>
+                <w:rFonts w:ascii="Arial" w:hAnsi="Arial" w:eastAsia="Arial"/>
+                <w:b/>
+                <w:sz w:val="20"/>
+              </w:rPr>
+              <w:t>Кадровик остаётся в привычной 1С</w:t>
+            </w:r>
+          </w:p>
+          <w:p>
+            <w:r>
+              <w:rPr>
+                <w:rFonts w:ascii="Arial" w:hAnsi="Arial" w:eastAsia="Arial"/>
+                <w:b w:val="0"/>
+                <w:color w:val="666666"/>
+                <w:sz w:val="18"/>
+              </w:rPr>
+              <w:t>Заявления автоматически становятся приказами. Меньше ручного ввода и ошибок.</w:t>
+            </w:r>
+          </w:p>
+        </w:tc>
+      </w:tr>
+    </w:tbl>
+    <w:p>
+      <w:pPr>
+        <w:spacing w:after="80"/>
+      </w:pPr>
+    </w:p>
+    <w:p>
+      <w:pPr>
+        <w:spacing w:after="40" w:before="0"/>
         <w:pBdr>
-          <w:bottom w:val="single" w:sz="18" w:space="2" w:color="F0C14A"/>
+          <w:bottom w:val="single" w:sz="20" w:space="2" w:color="F0C14A"/>
         </w:pBdr>
       </w:pPr>
       <w:r>
         <w:rPr>
           <w:rFonts w:ascii="Arial" w:hAnsi="Arial" w:eastAsia="Arial"/>
           <w:b/>
-          <w:color w:val="1A1A1A"/>
-          <w:sz w:val="24"/>
+          <w:color w:val="2B2B2B"/>
+          <w:sz w:val="26"/>
         </w:rPr>
-        <w:t>Ваш пакет: 750 личных кабинетов на 12 месяцев</w:t>
-      </w:r>
-    </w:p>
-    <w:p>
-      <w:pPr>
-        <w:spacing w:after="120" w:before="0"/>
-      </w:pPr>
-      <w:r>
-        <w:rPr>
-          <w:rFonts w:ascii="Arial" w:hAnsi="Arial" w:eastAsia="Arial"/>
-          <w:b w:val="0"/>
-          <w:color w:val="5A5A5A"/>
-          <w:sz w:val="18"/>
-        </w:rPr>
-        <w:t>Состав лицензий: 500 + 200 + 50 кабинетов. Цена за сотрудника — около 25 ₽ в месяц.</w:t>
+        <w:t>Цена пакета</w:t>
       </w:r>
     </w:p>
     <w:tbl>
@@ -641,12 +489,123 @@
         <w:tblW w:type="auto" w:w="0"/>
         <w:tblLook w:firstColumn="1" w:firstRow="1" w:lastColumn="0" w:lastRow="0" w:noHBand="0" w:noVBand="1" w:val="04A0"/>
         <w:tblBorders>
-          <w:top w:val="single" w:sz="4" w:space="0" w:color="F0C14A"/>
-          <w:left w:val="single" w:sz="4" w:space="0" w:color="F0C14A"/>
-          <w:bottom w:val="single" w:sz="4" w:space="0" w:color="F0C14A"/>
-          <w:right w:val="single" w:sz="4" w:space="0" w:color="F0C14A"/>
-          <w:insideH w:val="single" w:sz="4" w:space="0" w:color="F0C14A"/>
-          <w:insideV w:val="single" w:sz="4" w:space="0" w:color="F0C14A"/>
+          <w:top w:val="single" w:sz="14" w:space="0" w:color="F0C14A"/>
+          <w:left w:val="single" w:sz="14" w:space="0" w:color="F0C14A"/>
+          <w:bottom w:val="single" w:sz="14" w:space="0" w:color="F0C14A"/>
+          <w:right w:val="single" w:sz="14" w:space="0" w:color="F0C14A"/>
+          <w:insideH w:val="single" w:sz="14" w:space="0" w:color="F0C14A"/>
+          <w:insideV w:val="single" w:sz="14" w:space="0" w:color="F0C14A"/>
+        </w:tblBorders>
+      </w:tblPr>
+      <w:tblGrid>
+        <w:gridCol w:w="10318"/>
+      </w:tblGrid>
+      <w:tr>
+        <w:tc>
+          <w:tcPr>
+            <w:tcW w:type="dxa" w:w="10318"/>
+            <w:shd w:fill="F0C14A" w:val="clear"/>
+          </w:tcPr>
+          <w:p>
+            <w:pPr>
+              <w:jc w:val="center"/>
+            </w:pPr>
+            <w:r>
+              <w:rPr>
+                <w:rFonts w:ascii="Arial" w:hAnsi="Arial" w:eastAsia="Arial"/>
+                <w:b/>
+                <w:sz w:val="44"/>
+              </w:rPr>
+              <w:t>223 200 ₽</w:t>
+            </w:r>
+          </w:p>
+        </w:tc>
+      </w:tr>
+      <w:tr>
+        <w:tc>
+          <w:tcPr>
+            <w:tcW w:type="dxa" w:w="10318"/>
+            <w:shd w:fill="FFFFFF" w:val="clear"/>
+          </w:tcPr>
+          <w:p>
+            <w:pPr>
+              <w:jc w:val="center"/>
+            </w:pPr>
+            <w:r>
+              <w:rPr>
+                <w:rFonts w:ascii="Arial" w:hAnsi="Arial" w:eastAsia="Arial"/>
+                <w:b w:val="0"/>
+                <w:color w:val="666666"/>
+                <w:sz w:val="20"/>
+              </w:rPr>
+              <w:t>за 750 кабинетов на 12 месяцев  ·  ≈ 25 ₽ в месяц за сотрудника</w:t>
+            </w:r>
+          </w:p>
+        </w:tc>
+      </w:tr>
+      <w:tr>
+        <w:tc>
+          <w:tcPr>
+            <w:tcW w:type="dxa" w:w="10318"/>
+            <w:shd w:fill="FFF6D8" w:val="clear"/>
+          </w:tcPr>
+          <w:p>
+            <w:pPr>
+              <w:jc w:val="center"/>
+            </w:pPr>
+            <w:r>
+              <w:rPr>
+                <w:rFonts w:ascii="Arial" w:hAnsi="Arial" w:eastAsia="Arial"/>
+                <w:b/>
+                <w:sz w:val="18"/>
+              </w:rPr>
+              <w:t>В подарок 5 часов поддержки (выгода 18 300 ₽): ≈4 часа — настройка и запуск, 1 час — вопросы по 1С. За часы вы не платите.</w:t>
+            </w:r>
+          </w:p>
+        </w:tc>
+      </w:tr>
+    </w:tbl>
+    <w:p>
+      <w:pPr>
+        <w:spacing w:after="160" w:before="0"/>
+      </w:pPr>
+      <w:r>
+        <w:rPr>
+          <w:rFonts w:ascii="Arial" w:hAnsi="Arial" w:eastAsia="Arial"/>
+          <w:b w:val="0"/>
+          <w:color w:val="2B2B2B"/>
+          <w:sz w:val="20"/>
+        </w:rPr>
+      </w:r>
+    </w:p>
+    <w:p>
+      <w:pPr>
+        <w:spacing w:after="40" w:before="0"/>
+        <w:pBdr>
+          <w:bottom w:val="single" w:sz="20" w:space="2" w:color="F0C14A"/>
+        </w:pBdr>
+      </w:pPr>
+      <w:r>
+        <w:rPr>
+          <w:rFonts w:ascii="Arial" w:hAnsi="Arial" w:eastAsia="Arial"/>
+          <w:b/>
+          <w:color w:val="2B2B2B"/>
+          <w:sz w:val="26"/>
+        </w:rPr>
+        <w:t>Почему это легче и выгоднее</w:t>
+      </w:r>
+    </w:p>
+    <w:tbl>
+      <w:tblPr>
+        <w:tblW w:type="auto" w:w="0"/>
+        <w:tblLook w:firstColumn="1" w:firstRow="1" w:lastColumn="0" w:lastRow="0" w:noHBand="0" w:noVBand="1" w:val="04A0"/>
+        <w:tblBorders>
+          <w:top w:val="single" w:sz="8" w:space="0" w:color="F0C14A"/>
+          <w:left w:val="single" w:sz="8" w:space="0" w:color="F0C14A"/>
+          <w:bottom w:val="single" w:sz="8" w:space="0" w:color="F0C14A"/>
+          <w:right w:val="single" w:sz="8" w:space="0" w:color="F0C14A"/>
+          <w:insideH w:val="single" w:sz="8" w:space="0" w:color="F0C14A"/>
+          <w:insideV w:val="single" w:sz="8" w:space="0" w:color="F0C14A"/>
         </w:tblBorders>
       </w:tblPr>
       <w:tblGrid>
@@ -656,8 +615,27 @@
       <w:tr>
         <w:tc>
           <w:tcPr>
+            <w:tcW w:type="dxa" w:w="850"/>
+            <w:shd w:fill="F0C14A" w:val="clear"/>
+          </w:tcPr>
+          <w:p>
+            <w:pPr>
+              <w:jc w:val="center"/>
+            </w:pPr>
+            <w:r>
+              <w:rPr>
+                <w:rFonts w:ascii="Arial" w:hAnsi="Arial" w:eastAsia="Arial"/>
+                <w:b/>
+                <w:sz w:val="28"/>
+              </w:rPr>
+              <w:t>01</w:t>
+            </w:r>
+          </w:p>
+        </w:tc>
+        <w:tc>
+          <w:tcPr>
             <w:tcW w:type="dxa" w:w="5159"/>
-            <w:shd w:fill="FFF8E8" w:val="clear"/>
+            <w:shd w:fill="FFFBEA" w:val="clear"/>
           </w:tcPr>
           <w:p>
             <w:r>
@@ -666,18 +644,54 @@
                 <w:b/>
                 <w:sz w:val="20"/>
               </w:rPr>
-              <w:t>1С:Кабинет сотрудника — 750 кабинетов / 12 месяцев</w:t>
+              <w:t>Без новой платформы</w:t>
+            </w:r>
+          </w:p>
+          <w:p>
+            <w:r>
+              <w:rPr>
+                <w:rFonts w:ascii="Arial" w:hAnsi="Arial" w:eastAsia="Arial"/>
+                <w:b w:val="0"/>
+                <w:color w:val="666666"/>
+                <w:sz w:val="18"/>
+              </w:rPr>
+              <w:t>Сотрудники и кадры работают через 1С и личный кабинет. ИТ-отделу не нужно поднимать отдельную систему.</w:t>
             </w:r>
           </w:p>
         </w:tc>
+      </w:tr>
+    </w:tbl>
+    <w:p>
+      <w:pPr>
+        <w:spacing w:after="80"/>
+      </w:pPr>
+    </w:p>
+    <w:tbl>
+      <w:tblPr>
+        <w:tblW w:type="auto" w:w="0"/>
+        <w:tblLook w:firstColumn="1" w:firstRow="1" w:lastColumn="0" w:lastRow="0" w:noHBand="0" w:noVBand="1" w:val="04A0"/>
+        <w:tblBorders>
+          <w:top w:val="single" w:sz="8" w:space="0" w:color="F0C14A"/>
+          <w:left w:val="single" w:sz="8" w:space="0" w:color="F0C14A"/>
+          <w:bottom w:val="single" w:sz="8" w:space="0" w:color="F0C14A"/>
+          <w:right w:val="single" w:sz="8" w:space="0" w:color="F0C14A"/>
+          <w:insideH w:val="single" w:sz="8" w:space="0" w:color="F0C14A"/>
+          <w:insideV w:val="single" w:sz="8" w:space="0" w:color="F0C14A"/>
+        </w:tblBorders>
+      </w:tblPr>
+      <w:tblGrid>
+        <w:gridCol w:w="5159"/>
+        <w:gridCol w:w="5159"/>
+      </w:tblGrid>
+      <w:tr>
         <w:tc>
           <w:tcPr>
-            <w:tcW w:type="dxa" w:w="5159"/>
-            <w:shd w:fill="FFF8E8" w:val="clear"/>
+            <w:tcW w:type="dxa" w:w="850"/>
+            <w:shd w:fill="F0C14A" w:val="clear"/>
           </w:tcPr>
           <w:p>
             <w:pPr>
-              <w:jc w:val="right"/>
+              <w:jc w:val="center"/>
             </w:pPr>
             <w:r>
               <w:rPr>
@@ -685,7 +699,34 @@
                 <w:b/>
                 <w:sz w:val="28"/>
               </w:rPr>
-              <w:t>223 200 ₽</w:t>
+              <w:t>02</w:t>
+            </w:r>
+          </w:p>
+        </w:tc>
+        <w:tc>
+          <w:tcPr>
+            <w:tcW w:type="dxa" w:w="5159"/>
+            <w:shd w:fill="FFFBEA" w:val="clear"/>
+          </w:tcPr>
+          <w:p>
+            <w:r>
+              <w:rPr>
+                <w:rFonts w:ascii="Arial" w:hAnsi="Arial" w:eastAsia="Arial"/>
+                <w:b/>
+                <w:sz w:val="20"/>
+              </w:rPr>
+              <w:t>Запуск за часы, не месяцы</w:t>
+            </w:r>
+          </w:p>
+          <w:p>
+            <w:r>
+              <w:rPr>
+                <w:rFonts w:ascii="Arial" w:hAnsi="Arial" w:eastAsia="Arial"/>
+                <w:b w:val="0"/>
+                <w:color w:val="666666"/>
+                <w:sz w:val="18"/>
+              </w:rPr>
+              <w:t>Типовая настройка — около одного рабочего дня. Пилот за 1–2 недели, все 750 кабинетов за 1–1,5 месяца.</w:t>
             </w:r>
           </w:p>
         </w:tc>
@@ -693,248 +734,95 @@
     </w:tbl>
     <w:p>
       <w:pPr>
-        <w:spacing w:after="200" w:before="0"/>
+        <w:spacing w:after="80"/>
       </w:pPr>
-      <w:r>
-        <w:rPr>
-          <w:rFonts w:ascii="Arial" w:hAnsi="Arial" w:eastAsia="Arial"/>
-          <w:b w:val="0"/>
-          <w:color w:val="5A5A5A"/>
-          <w:sz w:val="18"/>
-        </w:rPr>
-        <w:t>Настройка, запуск и час поддержки по вопросам 1С — бесплатно в рамках подарочных часов.</w:t>
-      </w:r>
+    </w:p>
+    <w:tbl>
+      <w:tblPr>
+        <w:tblW w:type="auto" w:w="0"/>
+        <w:tblLook w:firstColumn="1" w:firstRow="1" w:lastColumn="0" w:lastRow="0" w:noHBand="0" w:noVBand="1" w:val="04A0"/>
+        <w:tblBorders>
+          <w:top w:val="single" w:sz="8" w:space="0" w:color="F0C14A"/>
+          <w:left w:val="single" w:sz="8" w:space="0" w:color="F0C14A"/>
+          <w:bottom w:val="single" w:sz="8" w:space="0" w:color="F0C14A"/>
+          <w:right w:val="single" w:sz="8" w:space="0" w:color="F0C14A"/>
+          <w:insideH w:val="single" w:sz="8" w:space="0" w:color="F0C14A"/>
+          <w:insideV w:val="single" w:sz="8" w:space="0" w:color="F0C14A"/>
+        </w:tblBorders>
+      </w:tblPr>
+      <w:tblGrid>
+        <w:gridCol w:w="5159"/>
+        <w:gridCol w:w="5159"/>
+      </w:tblGrid>
+      <w:tr>
+        <w:tc>
+          <w:tcPr>
+            <w:tcW w:type="dxa" w:w="850"/>
+            <w:shd w:fill="F0C14A" w:val="clear"/>
+          </w:tcPr>
+          <w:p>
+            <w:pPr>
+              <w:jc w:val="center"/>
+            </w:pPr>
+            <w:r>
+              <w:rPr>
+                <w:rFonts w:ascii="Arial" w:hAnsi="Arial" w:eastAsia="Arial"/>
+                <w:b/>
+                <w:sz w:val="28"/>
+              </w:rPr>
+              <w:t>03</w:t>
+            </w:r>
+          </w:p>
+        </w:tc>
+        <w:tc>
+          <w:tcPr>
+            <w:tcW w:type="dxa" w:w="5159"/>
+            <w:shd w:fill="FFFBEA" w:val="clear"/>
+          </w:tcPr>
+          <w:p>
+            <w:r>
+              <w:rPr>
+                <w:rFonts w:ascii="Arial" w:hAnsi="Arial" w:eastAsia="Arial"/>
+                <w:b/>
+                <w:sz w:val="20"/>
+              </w:rPr>
+              <w:t>Прозрачная цена</w:t>
+            </w:r>
+          </w:p>
+          <w:p>
+            <w:r>
+              <w:rPr>
+                <w:rFonts w:ascii="Arial" w:hAnsi="Arial" w:eastAsia="Arial"/>
+                <w:b w:val="0"/>
+                <w:color w:val="666666"/>
+                <w:sz w:val="18"/>
+              </w:rPr>
+              <w:t>В счёте — только пакет кабинетов. Часы на настройку и стартовые вопросы уже внутри подарка.</w:t>
+            </w:r>
+          </w:p>
+        </w:tc>
+      </w:tr>
+    </w:tbl>
+    <w:p>
+      <w:pPr>
+        <w:spacing w:after="80"/>
+      </w:pPr>
     </w:p>
     <w:p>
       <w:pPr>
-        <w:spacing w:after="80" w:before="0"/>
+        <w:spacing w:after="40" w:before="0"/>
         <w:pBdr>
-          <w:bottom w:val="single" w:sz="18" w:space="2" w:color="F0C14A"/>
+          <w:bottom w:val="single" w:sz="20" w:space="2" w:color="F0C14A"/>
         </w:pBdr>
       </w:pPr>
       <w:r>
         <w:rPr>
           <w:rFonts w:ascii="Arial" w:hAnsi="Arial" w:eastAsia="Arial"/>
           <w:b/>
-          <w:color w:val="1A1A1A"/>
-          <w:sz w:val="24"/>
+          <w:color w:val="2B2B2B"/>
+          <w:sz w:val="26"/>
         </w:rPr>
-        <w:t>1. Условия</w:t>
-      </w:r>
-    </w:p>
-    <w:p>
-      <w:pPr>
-        <w:spacing w:after="60" w:before="0"/>
-      </w:pPr>
-      <w:r>
-        <w:rPr>
-          <w:rFonts w:ascii="Arial" w:hAnsi="Arial" w:eastAsia="Arial"/>
-          <w:b/>
-          <w:color w:val="F0C14A"/>
-          <w:sz w:val="20"/>
-        </w:rPr>
-        <w:t xml:space="preserve">✓  </w:t>
-      </w:r>
-      <w:r>
-        <w:rPr>
-          <w:rFonts w:ascii="Arial" w:hAnsi="Arial" w:eastAsia="Arial"/>
-          <w:b w:val="0"/>
-          <w:color w:val="1A1A1A"/>
-          <w:sz w:val="20"/>
-        </w:rPr>
-        <w:t>Подключаем сервис «1С:Кабинет сотрудника» на 750 личных кабинетов сроком на 12 месяцев.</w:t>
-      </w:r>
-    </w:p>
-    <w:p>
-      <w:pPr>
-        <w:spacing w:after="60" w:before="0"/>
-      </w:pPr>
-      <w:r>
-        <w:rPr>
-          <w:rFonts w:ascii="Arial" w:hAnsi="Arial" w:eastAsia="Arial"/>
-          <w:b/>
-          <w:color w:val="F0C14A"/>
-          <w:sz w:val="20"/>
-        </w:rPr>
-        <w:t xml:space="preserve">✓  </w:t>
-      </w:r>
-      <w:r>
-        <w:rPr>
-          <w:rFonts w:ascii="Arial" w:hAnsi="Arial" w:eastAsia="Arial"/>
-          <w:b w:val="0"/>
-          <w:color w:val="1A1A1A"/>
-          <w:sz w:val="20"/>
-        </w:rPr>
-        <w:t>В запуск входит: подключение к вашей 1С, настройка ролей и правил, помощь с выпуском электронных подписей, запуск пилотной группы и инструкции для сотрудников.</w:t>
-      </w:r>
-    </w:p>
-    <w:p>
-      <w:pPr>
-        <w:spacing w:after="60" w:before="0"/>
-      </w:pPr>
-      <w:r>
-        <w:rPr>
-          <w:rFonts w:ascii="Arial" w:hAnsi="Arial" w:eastAsia="Arial"/>
-          <w:b/>
-          <w:color w:val="F0C14A"/>
-          <w:sz w:val="20"/>
-        </w:rPr>
-        <w:t xml:space="preserve">✓  </w:t>
-      </w:r>
-      <w:r>
-        <w:rPr>
-          <w:rFonts w:ascii="Arial" w:hAnsi="Arial" w:eastAsia="Arial"/>
-          <w:b w:val="0"/>
-          <w:color w:val="1A1A1A"/>
-          <w:sz w:val="20"/>
-        </w:rPr>
-        <w:t>5 часов линии консультаций начисляются в подарок. Около 4 часов — настройка и запуск; 1 час остаётся на дополнительные вопросы и помощь по 1С.</w:t>
-      </w:r>
-    </w:p>
-    <w:p>
-      <w:pPr>
-        <w:spacing w:after="60" w:before="0"/>
-      </w:pPr>
-      <w:r>
-        <w:rPr>
-          <w:rFonts w:ascii="Arial" w:hAnsi="Arial" w:eastAsia="Arial"/>
-          <w:b/>
-          <w:color w:val="F0C14A"/>
-          <w:sz w:val="20"/>
-        </w:rPr>
-        <w:t xml:space="preserve">✓  </w:t>
-      </w:r>
-      <w:r>
-        <w:rPr>
-          <w:rFonts w:ascii="Arial" w:hAnsi="Arial" w:eastAsia="Arial"/>
-          <w:b w:val="0"/>
-          <w:color w:val="1A1A1A"/>
-          <w:sz w:val="20"/>
-        </w:rPr>
-        <w:t>За часы линии консультаций клиент не платит.</w:t>
-      </w:r>
-    </w:p>
-    <w:p>
-      <w:pPr>
-        <w:spacing w:after="60" w:before="0"/>
-      </w:pPr>
-      <w:r>
-        <w:rPr>
-          <w:rFonts w:ascii="Arial" w:hAnsi="Arial" w:eastAsia="Arial"/>
-          <w:b/>
-          <w:color w:val="F0C14A"/>
-          <w:sz w:val="20"/>
-        </w:rPr>
-        <w:t xml:space="preserve">✓  </w:t>
-      </w:r>
-      <w:r>
-        <w:rPr>
-          <w:rFonts w:ascii="Arial" w:hAnsi="Arial" w:eastAsia="Arial"/>
-          <w:b w:val="0"/>
-          <w:color w:val="1A1A1A"/>
-          <w:sz w:val="20"/>
-        </w:rPr>
-        <w:t>Электронная подпись для сотрудников (усиленная неквалифицированная) — бесплатно.</w:t>
-      </w:r>
-    </w:p>
-    <w:p>
-      <w:pPr>
-        <w:spacing w:after="60" w:before="0"/>
-      </w:pPr>
-      <w:r>
-        <w:rPr>
-          <w:rFonts w:ascii="Arial" w:hAnsi="Arial" w:eastAsia="Arial"/>
-          <w:b/>
-          <w:color w:val="F0C14A"/>
-          <w:sz w:val="20"/>
-        </w:rPr>
-        <w:t xml:space="preserve">✓  </w:t>
-      </w:r>
-      <w:r>
-        <w:rPr>
-          <w:rFonts w:ascii="Arial" w:hAnsi="Arial" w:eastAsia="Arial"/>
-          <w:b w:val="0"/>
-          <w:color w:val="1A1A1A"/>
-          <w:sz w:val="20"/>
-        </w:rPr>
-        <w:t>Предоставляем шаблоны документов для перехода: положение, уведомления, согласия.</w:t>
-      </w:r>
-    </w:p>
-    <w:p>
-      <w:pPr>
-        <w:spacing w:after="60" w:before="0"/>
-      </w:pPr>
-      <w:r>
-        <w:rPr>
-          <w:rFonts w:ascii="Arial" w:hAnsi="Arial" w:eastAsia="Arial"/>
-          <w:b/>
-          <w:color w:val="F0C14A"/>
-          <w:sz w:val="20"/>
-        </w:rPr>
-        <w:t xml:space="preserve">✓  </w:t>
-      </w:r>
-      <w:r>
-        <w:rPr>
-          <w:rFonts w:ascii="Arial" w:hAnsi="Arial" w:eastAsia="Arial"/>
-          <w:b w:val="0"/>
-          <w:color w:val="1A1A1A"/>
-          <w:sz w:val="20"/>
-        </w:rPr>
-        <w:t>Работы выполняются удалённо. Выезд и нетиповые доработки — по отдельному согласованию.</w:t>
-      </w:r>
-    </w:p>
-    <w:p>
-      <w:pPr>
-        <w:spacing w:after="60" w:before="0"/>
-      </w:pPr>
-      <w:r>
-        <w:rPr>
-          <w:rFonts w:ascii="Arial" w:hAnsi="Arial" w:eastAsia="Arial"/>
-          <w:b/>
-          <w:color w:val="F0C14A"/>
-          <w:sz w:val="20"/>
-        </w:rPr>
-        <w:t xml:space="preserve">✓  </w:t>
-      </w:r>
-      <w:r>
-        <w:rPr>
-          <w:rFonts w:ascii="Arial" w:hAnsi="Arial" w:eastAsia="Arial"/>
-          <w:b w:val="0"/>
-          <w:color w:val="1A1A1A"/>
-          <w:sz w:val="20"/>
-        </w:rPr>
-        <w:t>Коммерческое предложение действует 30 календарных дней с даты направления.</w:t>
-      </w:r>
-    </w:p>
-    <w:p>
-      <w:pPr>
-        <w:spacing w:after="80" w:before="0"/>
-        <w:pBdr>
-          <w:bottom w:val="single" w:sz="18" w:space="2" w:color="F0C14A"/>
-        </w:pBdr>
-      </w:pPr>
-      <w:r>
-        <w:rPr>
-          <w:rFonts w:ascii="Arial" w:hAnsi="Arial" w:eastAsia="Arial"/>
-          <w:b/>
-          <w:color w:val="1A1A1A"/>
-          <w:sz w:val="24"/>
-        </w:rPr>
-        <w:t>2. Сроки</w:t>
-      </w:r>
-    </w:p>
-    <w:p>
-      <w:pPr>
-        <w:spacing w:after="120" w:before="0"/>
-      </w:pPr>
-      <w:r>
-        <w:rPr>
-          <w:rFonts w:ascii="Arial" w:hAnsi="Arial" w:eastAsia="Arial"/>
-          <w:b w:val="0"/>
-          <w:color w:val="5A5A5A"/>
-          <w:sz w:val="18"/>
-        </w:rPr>
-        <w:t>Внедрение простое: без отдельной платформы и без долгого проектного цикла.</w:t>
+        <w:t>Сравнение для выбора подрядчика</w:t>
       </w:r>
     </w:p>
     <w:tbl>
@@ -942,12 +830,12 @@
         <w:tblW w:type="auto" w:w="0"/>
         <w:tblLook w:firstColumn="1" w:firstRow="1" w:lastColumn="0" w:lastRow="0" w:noHBand="0" w:noVBand="1" w:val="04A0"/>
         <w:tblBorders>
-          <w:top w:val="single" w:sz="4" w:space="0" w:color="CCCCCC"/>
-          <w:left w:val="single" w:sz="4" w:space="0" w:color="CCCCCC"/>
-          <w:bottom w:val="single" w:sz="4" w:space="0" w:color="CCCCCC"/>
-          <w:right w:val="single" w:sz="4" w:space="0" w:color="CCCCCC"/>
-          <w:insideH w:val="single" w:sz="4" w:space="0" w:color="CCCCCC"/>
-          <w:insideV w:val="single" w:sz="4" w:space="0" w:color="CCCCCC"/>
+          <w:top w:val="single" w:sz="8" w:space="0" w:color="F0C14A"/>
+          <w:left w:val="single" w:sz="8" w:space="0" w:color="F0C14A"/>
+          <w:bottom w:val="single" w:sz="8" w:space="0" w:color="F0C14A"/>
+          <w:right w:val="single" w:sz="8" w:space="0" w:color="F0C14A"/>
+          <w:insideH w:val="single" w:sz="8" w:space="0" w:color="F0C14A"/>
+          <w:insideV w:val="single" w:sz="8" w:space="0" w:color="F0C14A"/>
         </w:tblBorders>
       </w:tblPr>
       <w:tblGrid>
@@ -959,766 +847,14 @@
         <w:tc>
           <w:tcPr>
             <w:tcW w:type="dxa" w:w="3439"/>
-            <w:shd w:fill="1A1A1A" w:val="clear"/>
+            <w:shd w:fill="F0C14A" w:val="clear"/>
           </w:tcPr>
           <w:p>
             <w:r>
               <w:rPr>
                 <w:rFonts w:ascii="Arial" w:hAnsi="Arial" w:eastAsia="Arial"/>
                 <w:b/>
-                <w:color w:val="FFFFFF"/>
                 <w:sz w:val="18"/>
-              </w:rPr>
-              <w:t>Этап</w:t>
-            </w:r>
-          </w:p>
-        </w:tc>
-        <w:tc>
-          <w:tcPr>
-            <w:tcW w:type="dxa" w:w="3439"/>
-            <w:shd w:fill="1A1A1A" w:val="clear"/>
-          </w:tcPr>
-          <w:p>
-            <w:r>
-              <w:rPr>
-                <w:rFonts w:ascii="Arial" w:hAnsi="Arial" w:eastAsia="Arial"/>
-                <w:b/>
-                <w:color w:val="FFFFFF"/>
-                <w:sz w:val="18"/>
-              </w:rPr>
-              <w:t>Срок</w:t>
-            </w:r>
-          </w:p>
-        </w:tc>
-        <w:tc>
-          <w:tcPr>
-            <w:tcW w:type="dxa" w:w="3439"/>
-            <w:shd w:fill="1A1A1A" w:val="clear"/>
-          </w:tcPr>
-          <w:p>
-            <w:r>
-              <w:rPr>
-                <w:rFonts w:ascii="Arial" w:hAnsi="Arial" w:eastAsia="Arial"/>
-                <w:b/>
-                <w:color w:val="FFFFFF"/>
-                <w:sz w:val="18"/>
-              </w:rPr>
-              <w:t>Результат</w:t>
-            </w:r>
-          </w:p>
-        </w:tc>
-      </w:tr>
-      <w:tr>
-        <w:tc>
-          <w:tcPr>
-            <w:tcW w:type="dxa" w:w="3439"/>
-          </w:tcPr>
-          <w:p>
-            <w:r>
-              <w:rPr>
-                <w:rFonts w:ascii="Arial" w:hAnsi="Arial" w:eastAsia="Arial"/>
-                <w:b/>
-                <w:sz w:val="16"/>
-              </w:rPr>
-              <w:t>Договор и доступы к 1С</w:t>
-            </w:r>
-          </w:p>
-        </w:tc>
-        <w:tc>
-          <w:tcPr>
-            <w:tcW w:type="dxa" w:w="3439"/>
-          </w:tcPr>
-          <w:p>
-            <w:r>
-              <w:rPr>
-                <w:rFonts w:ascii="Arial" w:hAnsi="Arial" w:eastAsia="Arial"/>
-                <w:b/>
-                <w:sz w:val="16"/>
-              </w:rPr>
-              <w:t>2–4 рабочих дня</w:t>
-            </w:r>
-          </w:p>
-        </w:tc>
-        <w:tc>
-          <w:tcPr>
-            <w:tcW w:type="dxa" w:w="3439"/>
-          </w:tcPr>
-          <w:p>
-            <w:r>
-              <w:rPr>
-                <w:rFonts w:ascii="Arial" w:hAnsi="Arial" w:eastAsia="Arial"/>
-                <w:b w:val="0"/>
-                <w:sz w:val="16"/>
-              </w:rPr>
-              <w:t>Можно начинать настройку</w:t>
-            </w:r>
-          </w:p>
-        </w:tc>
-      </w:tr>
-      <w:tr>
-        <w:tc>
-          <w:tcPr>
-            <w:tcW w:type="dxa" w:w="3439"/>
-          </w:tcPr>
-          <w:p>
-            <w:r>
-              <w:rPr>
-                <w:rFonts w:ascii="Arial" w:hAnsi="Arial" w:eastAsia="Arial"/>
-                <w:b/>
-                <w:sz w:val="16"/>
-              </w:rPr>
-              <w:t>Настройка и запуск (около 4 часов)</w:t>
-            </w:r>
-          </w:p>
-        </w:tc>
-        <w:tc>
-          <w:tcPr>
-            <w:tcW w:type="dxa" w:w="3439"/>
-          </w:tcPr>
-          <w:p>
-            <w:r>
-              <w:rPr>
-                <w:rFonts w:ascii="Arial" w:hAnsi="Arial" w:eastAsia="Arial"/>
-                <w:b/>
-                <w:sz w:val="16"/>
-              </w:rPr>
-              <w:t>1 рабочий день</w:t>
-            </w:r>
-          </w:p>
-        </w:tc>
-        <w:tc>
-          <w:tcPr>
-            <w:tcW w:type="dxa" w:w="3439"/>
-          </w:tcPr>
-          <w:p>
-            <w:r>
-              <w:rPr>
-                <w:rFonts w:ascii="Arial" w:hAnsi="Arial" w:eastAsia="Arial"/>
-                <w:b w:val="0"/>
-                <w:sz w:val="16"/>
-              </w:rPr>
-              <w:t>Сервис подключен, роли и подписи настроены</w:t>
-            </w:r>
-          </w:p>
-        </w:tc>
-      </w:tr>
-      <w:tr>
-        <w:tc>
-          <w:tcPr>
-            <w:tcW w:type="dxa" w:w="3439"/>
-          </w:tcPr>
-          <w:p>
-            <w:r>
-              <w:rPr>
-                <w:rFonts w:ascii="Arial" w:hAnsi="Arial" w:eastAsia="Arial"/>
-                <w:b/>
-                <w:sz w:val="16"/>
-              </w:rPr>
-              <w:t>Пилот на небольшой группе</w:t>
-            </w:r>
-          </w:p>
-        </w:tc>
-        <w:tc>
-          <w:tcPr>
-            <w:tcW w:type="dxa" w:w="3439"/>
-          </w:tcPr>
-          <w:p>
-            <w:r>
-              <w:rPr>
-                <w:rFonts w:ascii="Arial" w:hAnsi="Arial" w:eastAsia="Arial"/>
-                <w:b/>
-                <w:sz w:val="16"/>
-              </w:rPr>
-              <w:t>3–7 рабочих дней</w:t>
-            </w:r>
-          </w:p>
-        </w:tc>
-        <w:tc>
-          <w:tcPr>
-            <w:tcW w:type="dxa" w:w="3439"/>
-          </w:tcPr>
-          <w:p>
-            <w:r>
-              <w:rPr>
-                <w:rFonts w:ascii="Arial" w:hAnsi="Arial" w:eastAsia="Arial"/>
-                <w:b w:val="0"/>
-                <w:sz w:val="16"/>
-              </w:rPr>
-              <w:t>Проверен рабочий сценарий</w:t>
-            </w:r>
-          </w:p>
-        </w:tc>
-      </w:tr>
-      <w:tr>
-        <w:tc>
-          <w:tcPr>
-            <w:tcW w:type="dxa" w:w="3439"/>
-          </w:tcPr>
-          <w:p>
-            <w:r>
-              <w:rPr>
-                <w:rFonts w:ascii="Arial" w:hAnsi="Arial" w:eastAsia="Arial"/>
-                <w:b/>
-                <w:sz w:val="16"/>
-              </w:rPr>
-              <w:t>Обучение ключевых сотрудников</w:t>
-            </w:r>
-          </w:p>
-        </w:tc>
-        <w:tc>
-          <w:tcPr>
-            <w:tcW w:type="dxa" w:w="3439"/>
-          </w:tcPr>
-          <w:p>
-            <w:r>
-              <w:rPr>
-                <w:rFonts w:ascii="Arial" w:hAnsi="Arial" w:eastAsia="Arial"/>
-                <w:b/>
-                <w:sz w:val="16"/>
-              </w:rPr>
-              <w:t>параллельно</w:t>
-            </w:r>
-          </w:p>
-        </w:tc>
-        <w:tc>
-          <w:tcPr>
-            <w:tcW w:type="dxa" w:w="3439"/>
-          </w:tcPr>
-          <w:p>
-            <w:r>
-              <w:rPr>
-                <w:rFonts w:ascii="Arial" w:hAnsi="Arial" w:eastAsia="Arial"/>
-                <w:b w:val="0"/>
-                <w:sz w:val="16"/>
-              </w:rPr>
-              <w:t>Видеоуроки и короткие инструкции</w:t>
-            </w:r>
-          </w:p>
-        </w:tc>
-      </w:tr>
-      <w:tr>
-        <w:tc>
-          <w:tcPr>
-            <w:tcW w:type="dxa" w:w="3439"/>
-          </w:tcPr>
-          <w:p>
-            <w:r>
-              <w:rPr>
-                <w:rFonts w:ascii="Arial" w:hAnsi="Arial" w:eastAsia="Arial"/>
-                <w:b/>
-                <w:sz w:val="16"/>
-              </w:rPr>
-              <w:t>Подключение всех 750 сотрудников</w:t>
-            </w:r>
-          </w:p>
-        </w:tc>
-        <w:tc>
-          <w:tcPr>
-            <w:tcW w:type="dxa" w:w="3439"/>
-          </w:tcPr>
-          <w:p>
-            <w:r>
-              <w:rPr>
-                <w:rFonts w:ascii="Arial" w:hAnsi="Arial" w:eastAsia="Arial"/>
-                <w:b/>
-                <w:sz w:val="16"/>
-              </w:rPr>
-              <w:t>2–3 недели</w:t>
-            </w:r>
-          </w:p>
-        </w:tc>
-        <w:tc>
-          <w:tcPr>
-            <w:tcW w:type="dxa" w:w="3439"/>
-          </w:tcPr>
-          <w:p>
-            <w:r>
-              <w:rPr>
-                <w:rFonts w:ascii="Arial" w:hAnsi="Arial" w:eastAsia="Arial"/>
-                <w:b w:val="0"/>
-                <w:sz w:val="16"/>
-              </w:rPr>
-              <w:t>Массовый запуск личных кабинетов</w:t>
-            </w:r>
-          </w:p>
-        </w:tc>
-      </w:tr>
-      <w:tr>
-        <w:tc>
-          <w:tcPr>
-            <w:tcW w:type="dxa" w:w="3439"/>
-          </w:tcPr>
-          <w:p>
-            <w:r>
-              <w:rPr>
-                <w:rFonts w:ascii="Arial" w:hAnsi="Arial" w:eastAsia="Arial"/>
-                <w:b/>
-                <w:sz w:val="16"/>
-              </w:rPr>
-              <w:t>Резерв 1 час поддержки</w:t>
-            </w:r>
-          </w:p>
-        </w:tc>
-        <w:tc>
-          <w:tcPr>
-            <w:tcW w:type="dxa" w:w="3439"/>
-          </w:tcPr>
-          <w:p>
-            <w:r>
-              <w:rPr>
-                <w:rFonts w:ascii="Arial" w:hAnsi="Arial" w:eastAsia="Arial"/>
-                <w:b/>
-                <w:sz w:val="16"/>
-              </w:rPr>
-              <w:t>по запросу</w:t>
-            </w:r>
-          </w:p>
-        </w:tc>
-        <w:tc>
-          <w:tcPr>
-            <w:tcW w:type="dxa" w:w="3439"/>
-          </w:tcPr>
-          <w:p>
-            <w:r>
-              <w:rPr>
-                <w:rFonts w:ascii="Arial" w:hAnsi="Arial" w:eastAsia="Arial"/>
-                <w:b w:val="0"/>
-                <w:sz w:val="16"/>
-              </w:rPr>
-              <w:t>Вопросы и помощь по 1С после запуска</w:t>
-            </w:r>
-          </w:p>
-        </w:tc>
-      </w:tr>
-    </w:tbl>
-    <w:p>
-      <w:pPr>
-        <w:spacing w:after="200" w:before="0"/>
-      </w:pPr>
-      <w:r>
-        <w:rPr>
-          <w:rFonts w:ascii="Arial" w:hAnsi="Arial" w:eastAsia="Arial"/>
-          <w:b/>
-          <w:color w:val="1A1A1A"/>
-          <w:sz w:val="18"/>
-        </w:rPr>
-        <w:t>Ориентир: настройка за 1 день · пилот за 1–2 недели · все 750 кабинетов за 1–1,5 месяца.</w:t>
-      </w:r>
-    </w:p>
-    <w:p>
-      <w:pPr>
-        <w:spacing w:after="80" w:before="0"/>
-        <w:pBdr>
-          <w:bottom w:val="single" w:sz="18" w:space="2" w:color="F0C14A"/>
-        </w:pBdr>
-      </w:pPr>
-      <w:r>
-        <w:rPr>
-          <w:rFonts w:ascii="Arial" w:hAnsi="Arial" w:eastAsia="Arial"/>
-          <w:b/>
-          <w:color w:val="1A1A1A"/>
-          <w:sz w:val="24"/>
-        </w:rPr>
-        <w:t>3. Бюджет</w:t>
-      </w:r>
-    </w:p>
-    <w:tbl>
-      <w:tblPr>
-        <w:tblW w:type="auto" w:w="0"/>
-        <w:tblLook w:firstColumn="1" w:firstRow="1" w:lastColumn="0" w:lastRow="0" w:noHBand="0" w:noVBand="1" w:val="04A0"/>
-        <w:tblBorders>
-          <w:top w:val="single" w:sz="4" w:space="0" w:color="CCCCCC"/>
-          <w:left w:val="single" w:sz="4" w:space="0" w:color="CCCCCC"/>
-          <w:bottom w:val="single" w:sz="4" w:space="0" w:color="CCCCCC"/>
-          <w:right w:val="single" w:sz="4" w:space="0" w:color="CCCCCC"/>
-          <w:insideH w:val="single" w:sz="4" w:space="0" w:color="CCCCCC"/>
-          <w:insideV w:val="single" w:sz="4" w:space="0" w:color="CCCCCC"/>
-        </w:tblBorders>
-      </w:tblPr>
-      <w:tblGrid>
-        <w:gridCol w:w="3439"/>
-        <w:gridCol w:w="3439"/>
-        <w:gridCol w:w="3439"/>
-      </w:tblGrid>
-      <w:tr>
-        <w:tc>
-          <w:tcPr>
-            <w:tcW w:type="dxa" w:w="3439"/>
-            <w:shd w:fill="1A1A1A" w:val="clear"/>
-          </w:tcPr>
-          <w:p>
-            <w:r>
-              <w:rPr>
-                <w:rFonts w:ascii="Arial" w:hAnsi="Arial" w:eastAsia="Arial"/>
-                <w:b/>
-                <w:color w:val="FFFFFF"/>
-                <w:sz w:val="18"/>
-              </w:rPr>
-              <w:t>Статья</w:t>
-            </w:r>
-          </w:p>
-        </w:tc>
-        <w:tc>
-          <w:tcPr>
-            <w:tcW w:type="dxa" w:w="3439"/>
-            <w:shd w:fill="1A1A1A" w:val="clear"/>
-          </w:tcPr>
-          <w:p>
-            <w:r>
-              <w:rPr>
-                <w:rFonts w:ascii="Arial" w:hAnsi="Arial" w:eastAsia="Arial"/>
-                <w:b/>
-                <w:color w:val="FFFFFF"/>
-                <w:sz w:val="18"/>
-              </w:rPr>
-              <w:t>Пояснение</w:t>
-            </w:r>
-          </w:p>
-        </w:tc>
-        <w:tc>
-          <w:tcPr>
-            <w:tcW w:type="dxa" w:w="3439"/>
-            <w:shd w:fill="1A1A1A" w:val="clear"/>
-          </w:tcPr>
-          <w:p>
-            <w:r>
-              <w:rPr>
-                <w:rFonts w:ascii="Arial" w:hAnsi="Arial" w:eastAsia="Arial"/>
-                <w:b/>
-                <w:color w:val="FFFFFF"/>
-                <w:sz w:val="18"/>
-              </w:rPr>
-              <w:t>Сумма</w:t>
-            </w:r>
-          </w:p>
-        </w:tc>
-      </w:tr>
-      <w:tr>
-        <w:tc>
-          <w:tcPr>
-            <w:tcW w:type="dxa" w:w="3439"/>
-          </w:tcPr>
-          <w:p>
-            <w:r>
-              <w:rPr>
-                <w:rFonts w:ascii="Arial" w:hAnsi="Arial" w:eastAsia="Arial"/>
-                <w:b/>
-                <w:color w:val="1A1A1A"/>
-                <w:sz w:val="16"/>
-              </w:rPr>
-              <w:t>Личные кабинеты, 750 шт. / 12 месяцев</w:t>
-            </w:r>
-          </w:p>
-        </w:tc>
-        <w:tc>
-          <w:tcPr>
-            <w:tcW w:type="dxa" w:w="3439"/>
-          </w:tcPr>
-          <w:p>
-            <w:r>
-              <w:rPr>
-                <w:rFonts w:ascii="Arial" w:hAnsi="Arial" w:eastAsia="Arial"/>
-                <w:b w:val="0"/>
-                <w:color w:val="1A1A1A"/>
-                <w:sz w:val="16"/>
-              </w:rPr>
-              <w:t>Пакеты 500 + 200 + 50</w:t>
-            </w:r>
-          </w:p>
-        </w:tc>
-        <w:tc>
-          <w:tcPr>
-            <w:tcW w:type="dxa" w:w="3439"/>
-          </w:tcPr>
-          <w:p>
-            <w:r>
-              <w:rPr>
-                <w:rFonts w:ascii="Arial" w:hAnsi="Arial" w:eastAsia="Arial"/>
-                <w:b/>
-                <w:color w:val="1A1A1A"/>
-                <w:sz w:val="16"/>
-              </w:rPr>
-              <w:t>223 200 ₽</w:t>
-            </w:r>
-          </w:p>
-        </w:tc>
-      </w:tr>
-      <w:tr>
-        <w:tc>
-          <w:tcPr>
-            <w:tcW w:type="dxa" w:w="3439"/>
-            <w:shd w:fill="FFF8E8" w:val="clear"/>
-          </w:tcPr>
-          <w:p>
-            <w:r>
-              <w:rPr>
-                <w:rFonts w:ascii="Arial" w:hAnsi="Arial" w:eastAsia="Arial"/>
-                <w:b/>
-                <w:color w:val="1A1A1A"/>
-                <w:sz w:val="16"/>
-              </w:rPr>
-              <w:t>Настройка и запуск (~4 часа)</w:t>
-            </w:r>
-          </w:p>
-        </w:tc>
-        <w:tc>
-          <w:tcPr>
-            <w:tcW w:type="dxa" w:w="3439"/>
-            <w:shd w:fill="FFF8E8" w:val="clear"/>
-          </w:tcPr>
-          <w:p>
-            <w:r>
-              <w:rPr>
-                <w:rFonts w:ascii="Arial" w:hAnsi="Arial" w:eastAsia="Arial"/>
-                <w:b w:val="0"/>
-                <w:color w:val="1A1A1A"/>
-                <w:sz w:val="16"/>
-              </w:rPr>
-              <w:t>Из подарочных часов линии консультаций</w:t>
-            </w:r>
-          </w:p>
-        </w:tc>
-        <w:tc>
-          <w:tcPr>
-            <w:tcW w:type="dxa" w:w="3439"/>
-            <w:shd w:fill="FFF8E8" w:val="clear"/>
-          </w:tcPr>
-          <w:p>
-            <w:r>
-              <w:rPr>
-                <w:rFonts w:ascii="Arial" w:hAnsi="Arial" w:eastAsia="Arial"/>
-                <w:b/>
-                <w:color w:val="1F6B2E"/>
-                <w:sz w:val="16"/>
-              </w:rPr>
-              <w:t>0 ₽</w:t>
-            </w:r>
-          </w:p>
-        </w:tc>
-      </w:tr>
-      <w:tr>
-        <w:tc>
-          <w:tcPr>
-            <w:tcW w:type="dxa" w:w="3439"/>
-            <w:shd w:fill="FFF8E8" w:val="clear"/>
-          </w:tcPr>
-          <w:p>
-            <w:r>
-              <w:rPr>
-                <w:rFonts w:ascii="Arial" w:hAnsi="Arial" w:eastAsia="Arial"/>
-                <w:b/>
-                <w:color w:val="1A1A1A"/>
-                <w:sz w:val="16"/>
-              </w:rPr>
-              <w:t>Резерв на вопросы по 1С (1 час)</w:t>
-            </w:r>
-          </w:p>
-        </w:tc>
-        <w:tc>
-          <w:tcPr>
-            <w:tcW w:type="dxa" w:w="3439"/>
-            <w:shd w:fill="FFF8E8" w:val="clear"/>
-          </w:tcPr>
-          <w:p>
-            <w:r>
-              <w:rPr>
-                <w:rFonts w:ascii="Arial" w:hAnsi="Arial" w:eastAsia="Arial"/>
-                <w:b w:val="0"/>
-                <w:color w:val="1A1A1A"/>
-                <w:sz w:val="16"/>
-              </w:rPr>
-              <w:t>Из подарочных часов линии консультаций</w:t>
-            </w:r>
-          </w:p>
-        </w:tc>
-        <w:tc>
-          <w:tcPr>
-            <w:tcW w:type="dxa" w:w="3439"/>
-            <w:shd w:fill="FFF8E8" w:val="clear"/>
-          </w:tcPr>
-          <w:p>
-            <w:r>
-              <w:rPr>
-                <w:rFonts w:ascii="Arial" w:hAnsi="Arial" w:eastAsia="Arial"/>
-                <w:b/>
-                <w:color w:val="1F6B2E"/>
-                <w:sz w:val="16"/>
-              </w:rPr>
-              <w:t>0 ₽</w:t>
-            </w:r>
-          </w:p>
-        </w:tc>
-      </w:tr>
-      <w:tr>
-        <w:tc>
-          <w:tcPr>
-            <w:tcW w:type="dxa" w:w="3439"/>
-            <w:shd w:fill="FFF8E8" w:val="clear"/>
-          </w:tcPr>
-          <w:p>
-            <w:r>
-              <w:rPr>
-                <w:rFonts w:ascii="Arial" w:hAnsi="Arial" w:eastAsia="Arial"/>
-                <w:b/>
-                <w:color w:val="1A1A1A"/>
-                <w:sz w:val="16"/>
-              </w:rPr>
-              <w:t>Подарок: 5 часов линии консультаций</w:t>
-            </w:r>
-          </w:p>
-        </w:tc>
-        <w:tc>
-          <w:tcPr>
-            <w:tcW w:type="dxa" w:w="3439"/>
-            <w:shd w:fill="FFF8E8" w:val="clear"/>
-          </w:tcPr>
-          <w:p>
-            <w:r>
-              <w:rPr>
-                <w:rFonts w:ascii="Arial" w:hAnsi="Arial" w:eastAsia="Arial"/>
-                <w:b w:val="0"/>
-                <w:color w:val="1A1A1A"/>
-                <w:sz w:val="16"/>
-              </w:rPr>
-              <w:t>Акция «Больше  чем кешбэк!» · выгода 18 300 ₽</w:t>
-            </w:r>
-          </w:p>
-        </w:tc>
-        <w:tc>
-          <w:tcPr>
-            <w:tcW w:type="dxa" w:w="3439"/>
-            <w:shd w:fill="FFF8E8" w:val="clear"/>
-          </w:tcPr>
-          <w:p>
-            <w:r>
-              <w:rPr>
-                <w:rFonts w:ascii="Arial" w:hAnsi="Arial" w:eastAsia="Arial"/>
-                <w:b/>
-                <w:color w:val="1F6B2E"/>
-                <w:sz w:val="16"/>
-              </w:rPr>
-              <w:t>0 ₽</w:t>
-            </w:r>
-          </w:p>
-        </w:tc>
-      </w:tr>
-    </w:tbl>
-    <w:tbl>
-      <w:tblPr>
-        <w:tblW w:type="auto" w:w="0"/>
-        <w:tblLook w:firstColumn="1" w:firstRow="1" w:lastColumn="0" w:lastRow="0" w:noHBand="0" w:noVBand="1" w:val="04A0"/>
-        <w:tblBorders>
-          <w:top w:val="single" w:sz="4" w:space="0" w:color="F0C14A"/>
-          <w:left w:val="single" w:sz="4" w:space="0" w:color="F0C14A"/>
-          <w:bottom w:val="single" w:sz="4" w:space="0" w:color="F0C14A"/>
-          <w:right w:val="single" w:sz="4" w:space="0" w:color="F0C14A"/>
-          <w:insideH w:val="single" w:sz="4" w:space="0" w:color="F0C14A"/>
-          <w:insideV w:val="single" w:sz="4" w:space="0" w:color="F0C14A"/>
-        </w:tblBorders>
-      </w:tblPr>
-      <w:tblGrid>
-        <w:gridCol w:w="5159"/>
-        <w:gridCol w:w="5159"/>
-      </w:tblGrid>
-      <w:tr>
-        <w:tc>
-          <w:tcPr>
-            <w:tcW w:type="dxa" w:w="5159"/>
-            <w:shd w:fill="1A1A1A" w:val="clear"/>
-          </w:tcPr>
-          <w:p>
-            <w:r>
-              <w:rPr>
-                <w:rFonts w:ascii="Arial" w:hAnsi="Arial" w:eastAsia="Arial"/>
-                <w:b/>
-                <w:color w:val="F0C14A"/>
-                <w:sz w:val="22"/>
-              </w:rPr>
-              <w:t>Итого к оплате</w:t>
-            </w:r>
-          </w:p>
-          <w:p>
-            <w:r>
-              <w:rPr>
-                <w:rFonts w:ascii="Arial" w:hAnsi="Arial" w:eastAsia="Arial"/>
-                <w:b w:val="0"/>
-                <w:color w:val="FFFFFF"/>
-                <w:sz w:val="16"/>
-              </w:rPr>
-              <w:t>Только пакет кабинетов. Часы линии — бесплатно.</w:t>
-            </w:r>
-          </w:p>
-        </w:tc>
-        <w:tc>
-          <w:tcPr>
-            <w:tcW w:type="dxa" w:w="5159"/>
-            <w:shd w:fill="1A1A1A" w:val="clear"/>
-          </w:tcPr>
-          <w:p>
-            <w:pPr>
-              <w:jc w:val="right"/>
-            </w:pPr>
-            <w:r>
-              <w:rPr>
-                <w:rFonts w:ascii="Arial" w:hAnsi="Arial" w:eastAsia="Arial"/>
-                <w:b/>
-                <w:color w:val="F0C14A"/>
-                <w:sz w:val="32"/>
-              </w:rPr>
-              <w:t>223 200 ₽</w:t>
-            </w:r>
-          </w:p>
-        </w:tc>
-      </w:tr>
-    </w:tbl>
-    <w:p>
-      <w:pPr>
-        <w:spacing w:after="80" w:before="0"/>
-        <w:pBdr>
-          <w:bottom w:val="single" w:sz="18" w:space="2" w:color="F0C14A"/>
-        </w:pBdr>
-      </w:pPr>
-      <w:r>
-        <w:rPr>
-          <w:rFonts w:ascii="Arial" w:hAnsi="Arial" w:eastAsia="Arial"/>
-          <w:b/>
-          <w:color w:val="1A1A1A"/>
-          <w:sz w:val="24"/>
-        </w:rPr>
-        <w:t>Сравнение с другими решениями</w:t>
-      </w:r>
-    </w:p>
-    <w:tbl>
-      <w:tblPr>
-        <w:tblW w:type="auto" w:w="0"/>
-        <w:tblLook w:firstColumn="1" w:firstRow="1" w:lastColumn="0" w:lastRow="0" w:noHBand="0" w:noVBand="1" w:val="04A0"/>
-        <w:tblBorders>
-          <w:top w:val="single" w:sz="4" w:space="0" w:color="CCCCCC"/>
-          <w:left w:val="single" w:sz="4" w:space="0" w:color="CCCCCC"/>
-          <w:bottom w:val="single" w:sz="4" w:space="0" w:color="CCCCCC"/>
-          <w:right w:val="single" w:sz="4" w:space="0" w:color="CCCCCC"/>
-          <w:insideH w:val="single" w:sz="4" w:space="0" w:color="CCCCCC"/>
-          <w:insideV w:val="single" w:sz="4" w:space="0" w:color="CCCCCC"/>
-        </w:tblBorders>
-      </w:tblPr>
-      <w:tblGrid>
-        <w:gridCol w:w="3439"/>
-        <w:gridCol w:w="3439"/>
-        <w:gridCol w:w="3439"/>
-      </w:tblGrid>
-      <w:tr>
-        <w:tc>
-          <w:tcPr>
-            <w:tcW w:type="dxa" w:w="3439"/>
-            <w:shd w:fill="1A1A1A" w:val="clear"/>
-          </w:tcPr>
-          <w:p>
-            <w:r>
-              <w:rPr>
-                <w:rFonts w:ascii="Arial" w:hAnsi="Arial" w:eastAsia="Arial"/>
-                <w:b/>
-                <w:color w:val="FFFFFF"/>
-                <w:sz w:val="16"/>
               </w:rPr>
               <w:t>Критерий</w:t>
             </w:r>
@@ -1734,27 +870,25 @@
               <w:rPr>
                 <w:rFonts w:ascii="Arial" w:hAnsi="Arial" w:eastAsia="Arial"/>
                 <w:b/>
-                <w:color w:val="1A1A1A"/>
-                <w:sz w:val="16"/>
+                <w:sz w:val="18"/>
               </w:rPr>
-              <w:t>Форус + 1С:Кабинет сотрудника</w:t>
+              <w:t>Предложение Форус</w:t>
             </w:r>
           </w:p>
         </w:tc>
         <w:tc>
           <w:tcPr>
             <w:tcW w:type="dxa" w:w="3439"/>
-            <w:shd w:fill="1A1A1A" w:val="clear"/>
+            <w:shd w:fill="F0C14A" w:val="clear"/>
           </w:tcPr>
           <w:p>
             <w:r>
               <w:rPr>
                 <w:rFonts w:ascii="Arial" w:hAnsi="Arial" w:eastAsia="Arial"/>
                 <w:b/>
-                <w:color w:val="FFFFFF"/>
-                <w:sz w:val="16"/>
+                <w:sz w:val="18"/>
               </w:rPr>
-              <w:t>Другие операторы</w:t>
+              <w:t>Типичные альтернативы</w:t>
             </w:r>
           </w:p>
         </w:tc>
@@ -1769,44 +903,44 @@
               <w:rPr>
                 <w:rFonts w:ascii="Arial" w:hAnsi="Arial" w:eastAsia="Arial"/>
                 <w:b/>
-                <w:color w:val="1A1A1A"/>
+                <w:color w:val="2B2B2B"/>
                 <w:sz w:val="16"/>
               </w:rPr>
-              <w:t>Сложность запуска</w:t>
+              <w:t>Запуск</w:t>
             </w:r>
           </w:p>
         </w:tc>
         <w:tc>
           <w:tcPr>
             <w:tcW w:type="dxa" w:w="3439"/>
-            <w:shd w:fill="EAF6EA" w:val="clear"/>
+            <w:shd w:fill="E8F5E9" w:val="clear"/>
           </w:tcPr>
           <w:p>
             <w:r>
               <w:rPr>
                 <w:rFonts w:ascii="Arial" w:hAnsi="Arial" w:eastAsia="Arial"/>
                 <w:b w:val="0"/>
-                <w:color w:val="1F6B2E"/>
+                <w:color w:val="2E7D32"/>
                 <w:sz w:val="16"/>
               </w:rPr>
-              <w:t>Типовая настройка около 4 часов</w:t>
+              <w:t>Около 4 часов настройки</w:t>
             </w:r>
           </w:p>
         </w:tc>
         <w:tc>
           <w:tcPr>
             <w:tcW w:type="dxa" w:w="3439"/>
-            <w:shd w:fill="F9EAEA" w:val="clear"/>
+            <w:shd w:fill="FFEBEE" w:val="clear"/>
           </w:tcPr>
           <w:p>
             <w:r>
               <w:rPr>
                 <w:rFonts w:ascii="Arial" w:hAnsi="Arial" w:eastAsia="Arial"/>
                 <w:b w:val="0"/>
-                <w:color w:val="8C2020"/>
+                <w:color w:val="C62828"/>
                 <w:sz w:val="16"/>
               </w:rPr>
-              <w:t>Часто долгое внедрение новой системы</w:t>
+              <w:t>Часто долгое внедрение</w:t>
             </w:r>
           </w:p>
         </w:tc>
@@ -1821,41 +955,41 @@
               <w:rPr>
                 <w:rFonts w:ascii="Arial" w:hAnsi="Arial" w:eastAsia="Arial"/>
                 <w:b/>
-                <w:color w:val="1A1A1A"/>
+                <w:color w:val="2B2B2B"/>
                 <w:sz w:val="16"/>
               </w:rPr>
-              <w:t>Где работают сотрудники</w:t>
+              <w:t>Система</w:t>
             </w:r>
           </w:p>
         </w:tc>
         <w:tc>
           <w:tcPr>
             <w:tcW w:type="dxa" w:w="3439"/>
-            <w:shd w:fill="EAF6EA" w:val="clear"/>
+            <w:shd w:fill="E8F5E9" w:val="clear"/>
           </w:tcPr>
           <w:p>
             <w:r>
               <w:rPr>
                 <w:rFonts w:ascii="Arial" w:hAnsi="Arial" w:eastAsia="Arial"/>
                 <w:b w:val="0"/>
-                <w:color w:val="1F6B2E"/>
+                <w:color w:val="2E7D32"/>
                 <w:sz w:val="16"/>
               </w:rPr>
-              <w:t>В привычной 1С и личном кабинете</w:t>
+              <w:t>Внутри вашей 1С</w:t>
             </w:r>
           </w:p>
         </w:tc>
         <w:tc>
           <w:tcPr>
             <w:tcW w:type="dxa" w:w="3439"/>
-            <w:shd w:fill="F9EAEA" w:val="clear"/>
+            <w:shd w:fill="FFEBEE" w:val="clear"/>
           </w:tcPr>
           <w:p>
             <w:r>
               <w:rPr>
                 <w:rFonts w:ascii="Arial" w:hAnsi="Arial" w:eastAsia="Arial"/>
                 <w:b w:val="0"/>
-                <w:color w:val="8C2020"/>
+                <w:color w:val="C62828"/>
                 <w:sz w:val="16"/>
               </w:rPr>
               <w:t>Отдельная кадровая платформа</w:t>
@@ -1873,24 +1007,24 @@
               <w:rPr>
                 <w:rFonts w:ascii="Arial" w:hAnsi="Arial" w:eastAsia="Arial"/>
                 <w:b/>
-                <w:color w:val="1A1A1A"/>
+                <w:color w:val="2B2B2B"/>
                 <w:sz w:val="16"/>
               </w:rPr>
-              <w:t>Нагрузка на ИТ-отдел</w:t>
+              <w:t>ИТ-нагрузка</w:t>
             </w:r>
           </w:p>
         </w:tc>
         <w:tc>
           <w:tcPr>
             <w:tcW w:type="dxa" w:w="3439"/>
-            <w:shd w:fill="EAF6EA" w:val="clear"/>
+            <w:shd w:fill="E8F5E9" w:val="clear"/>
           </w:tcPr>
           <w:p>
             <w:r>
               <w:rPr>
                 <w:rFonts w:ascii="Arial" w:hAnsi="Arial" w:eastAsia="Arial"/>
                 <w:b w:val="0"/>
-                <w:color w:val="1F6B2E"/>
+                <w:color w:val="2E7D32"/>
                 <w:sz w:val="16"/>
               </w:rPr>
               <w:t>Без новых клиентских лицензий 1С</w:t>
@@ -1900,17 +1034,17 @@
         <w:tc>
           <w:tcPr>
             <w:tcW w:type="dxa" w:w="3439"/>
-            <w:shd w:fill="F9EAEA" w:val="clear"/>
+            <w:shd w:fill="FFEBEE" w:val="clear"/>
           </w:tcPr>
           <w:p>
             <w:r>
               <w:rPr>
                 <w:rFonts w:ascii="Arial" w:hAnsi="Arial" w:eastAsia="Arial"/>
                 <w:b w:val="0"/>
-                <w:color w:val="8C2020"/>
+                <w:color w:val="C62828"/>
                 <w:sz w:val="16"/>
               </w:rPr>
-              <w:t>Новые доступы, интеграции, сопровождение</w:t>
+              <w:t>Новые доступы и интеграции</w:t>
             </w:r>
           </w:p>
         </w:tc>
@@ -1925,24 +1059,24 @@
               <w:rPr>
                 <w:rFonts w:ascii="Arial" w:hAnsi="Arial" w:eastAsia="Arial"/>
                 <w:b/>
-                <w:color w:val="1A1A1A"/>
+                <w:color w:val="2B2B2B"/>
                 <w:sz w:val="16"/>
               </w:rPr>
-              <w:t>Где хранятся документы</w:t>
+              <w:t>Документы</w:t>
             </w:r>
           </w:p>
         </w:tc>
         <w:tc>
           <w:tcPr>
             <w:tcW w:type="dxa" w:w="3439"/>
-            <w:shd w:fill="EAF6EA" w:val="clear"/>
+            <w:shd w:fill="E8F5E9" w:val="clear"/>
           </w:tcPr>
           <w:p>
             <w:r>
               <w:rPr>
                 <w:rFonts w:ascii="Arial" w:hAnsi="Arial" w:eastAsia="Arial"/>
                 <w:b w:val="0"/>
-                <w:color w:val="1F6B2E"/>
+                <w:color w:val="2E7D32"/>
                 <w:sz w:val="16"/>
               </w:rPr>
               <w:t>В вашей базе 1С</w:t>
@@ -1952,17 +1086,17 @@
         <w:tc>
           <w:tcPr>
             <w:tcW w:type="dxa" w:w="3439"/>
-            <w:shd w:fill="F9EAEA" w:val="clear"/>
+            <w:shd w:fill="FFEBEE" w:val="clear"/>
           </w:tcPr>
           <w:p>
             <w:r>
               <w:rPr>
                 <w:rFonts w:ascii="Arial" w:hAnsi="Arial" w:eastAsia="Arial"/>
                 <w:b w:val="0"/>
-                <w:color w:val="8C2020"/>
+                <w:color w:val="C62828"/>
                 <w:sz w:val="16"/>
               </w:rPr>
-              <w:t>Облако оператора, часто за отдельную плату</w:t>
+              <w:t>Облако оператора, часто платно</w:t>
             </w:r>
           </w:p>
         </w:tc>
@@ -1977,44 +1111,44 @@
               <w:rPr>
                 <w:rFonts w:ascii="Arial" w:hAnsi="Arial" w:eastAsia="Arial"/>
                 <w:b/>
-                <w:color w:val="1A1A1A"/>
+                <w:color w:val="2B2B2B"/>
                 <w:sz w:val="16"/>
               </w:rPr>
-              <w:t>Оплата запуска</w:t>
+              <w:t>Оплата старта</w:t>
             </w:r>
           </w:p>
         </w:tc>
         <w:tc>
           <w:tcPr>
             <w:tcW w:type="dxa" w:w="3439"/>
-            <w:shd w:fill="EAF6EA" w:val="clear"/>
+            <w:shd w:fill="E8F5E9" w:val="clear"/>
           </w:tcPr>
           <w:p>
             <w:r>
               <w:rPr>
                 <w:rFonts w:ascii="Arial" w:hAnsi="Arial" w:eastAsia="Arial"/>
                 <w:b w:val="0"/>
-                <w:color w:val="1F6B2E"/>
+                <w:color w:val="2E7D32"/>
                 <w:sz w:val="16"/>
               </w:rPr>
-              <w:t>Часы поддержки — в подарок</w:t>
+              <w:t>Часы поддержки — подарок</w:t>
             </w:r>
           </w:p>
         </w:tc>
         <w:tc>
           <w:tcPr>
             <w:tcW w:type="dxa" w:w="3439"/>
-            <w:shd w:fill="F9EAEA" w:val="clear"/>
+            <w:shd w:fill="FFEBEE" w:val="clear"/>
           </w:tcPr>
           <w:p>
             <w:r>
               <w:rPr>
                 <w:rFonts w:ascii="Arial" w:hAnsi="Arial" w:eastAsia="Arial"/>
                 <w:b w:val="0"/>
-                <w:color w:val="8C2020"/>
+                <w:color w:val="C62828"/>
                 <w:sz w:val="16"/>
               </w:rPr>
-              <w:t>Внедрение обычно оплачивается отдельно</w:t>
+              <w:t>Внедрение обычно отдельной строкой</w:t>
             </w:r>
           </w:p>
         </w:tc>
@@ -2022,45 +1156,32 @@
     </w:tbl>
     <w:p>
       <w:pPr>
-        <w:spacing w:after="120" w:before="0"/>
+        <w:spacing w:after="160" w:before="0"/>
       </w:pPr>
       <w:r>
         <w:rPr>
           <w:rFonts w:ascii="Arial" w:hAnsi="Arial" w:eastAsia="Arial"/>
           <w:b w:val="0"/>
-          <w:color w:val="1A1A1A"/>
+          <w:color w:val="2B2B2B"/>
           <w:sz w:val="20"/>
         </w:rPr>
       </w:r>
     </w:p>
     <w:p>
       <w:pPr>
-        <w:spacing w:after="120" w:before="0"/>
-        <w:jc w:val="center"/>
+        <w:spacing w:after="40" w:before="0"/>
+        <w:pBdr>
+          <w:bottom w:val="single" w:sz="20" w:space="2" w:color="F0C14A"/>
+        </w:pBdr>
       </w:pPr>
       <w:r>
         <w:rPr>
           <w:rFonts w:ascii="Arial" w:hAnsi="Arial" w:eastAsia="Arial"/>
           <w:b/>
-          <w:color w:val="1A1A1A"/>
-          <w:sz w:val="22"/>
+          <w:color w:val="2B2B2B"/>
+          <w:sz w:val="26"/>
         </w:rPr>
-        <w:t>Готовы подключить 750 кабинетов и помочь с запуском</w:t>
-      </w:r>
-    </w:p>
-    <w:p>
-      <w:pPr>
-        <w:spacing w:after="120" w:before="0"/>
-        <w:jc w:val="center"/>
-      </w:pPr>
-      <w:r>
-        <w:rPr>
-          <w:rFonts w:ascii="Arial" w:hAnsi="Arial" w:eastAsia="Arial"/>
-          <w:b w:val="0"/>
-          <w:color w:val="5A5A5A"/>
-          <w:sz w:val="18"/>
-        </w:rPr>
-        <w:t>Проведём демонстрацию для кадровой службы и ИТ-отдела и ответим на вопросы.</w:t>
+        <w:t>Как проходит запуск</w:t>
       </w:r>
     </w:p>
     <w:tbl>
@@ -2068,12 +1189,300 @@
         <w:tblW w:type="auto" w:w="0"/>
         <w:tblLook w:firstColumn="1" w:firstRow="1" w:lastColumn="0" w:lastRow="0" w:noHBand="0" w:noVBand="1" w:val="04A0"/>
         <w:tblBorders>
-          <w:top w:val="single" w:sz="4" w:space="0" w:color="F0C14A"/>
-          <w:left w:val="single" w:sz="4" w:space="0" w:color="F0C14A"/>
-          <w:bottom w:val="single" w:sz="4" w:space="0" w:color="F0C14A"/>
-          <w:right w:val="single" w:sz="4" w:space="0" w:color="F0C14A"/>
-          <w:insideH w:val="single" w:sz="4" w:space="0" w:color="F0C14A"/>
-          <w:insideV w:val="single" w:sz="4" w:space="0" w:color="F0C14A"/>
+          <w:top w:val="single" w:sz="8" w:space="0" w:color="F0C14A"/>
+          <w:left w:val="single" w:sz="8" w:space="0" w:color="F0C14A"/>
+          <w:bottom w:val="single" w:sz="8" w:space="0" w:color="F0C14A"/>
+          <w:right w:val="single" w:sz="8" w:space="0" w:color="F0C14A"/>
+          <w:insideH w:val="single" w:sz="8" w:space="0" w:color="F0C14A"/>
+          <w:insideV w:val="single" w:sz="8" w:space="0" w:color="F0C14A"/>
+        </w:tblBorders>
+      </w:tblPr>
+      <w:tblGrid>
+        <w:gridCol w:w="2064"/>
+        <w:gridCol w:w="2064"/>
+        <w:gridCol w:w="2064"/>
+        <w:gridCol w:w="2064"/>
+        <w:gridCol w:w="2064"/>
+      </w:tblGrid>
+      <w:tr>
+        <w:tc>
+          <w:tcPr>
+            <w:tcW w:type="dxa" w:w="2064"/>
+            <w:shd w:fill="FFFBEA" w:val="clear"/>
+          </w:tcPr>
+          <w:p>
+            <w:pPr>
+              <w:jc w:val="center"/>
+            </w:pPr>
+            <w:r>
+              <w:rPr>
+                <w:rFonts w:ascii="Arial" w:hAnsi="Arial" w:eastAsia="Arial"/>
+                <w:b/>
+                <w:color w:val="9A7A10"/>
+                <w:sz w:val="24"/>
+              </w:rPr>
+              <w:t>1</w:t>
+            </w:r>
+          </w:p>
+          <w:p>
+            <w:pPr>
+              <w:jc w:val="center"/>
+            </w:pPr>
+            <w:r>
+              <w:rPr>
+                <w:rFonts w:ascii="Arial" w:hAnsi="Arial" w:eastAsia="Arial"/>
+                <w:b/>
+                <w:sz w:val="16"/>
+              </w:rPr>
+              <w:t>Договор и доступы</w:t>
+            </w:r>
+          </w:p>
+          <w:p>
+            <w:pPr>
+              <w:jc w:val="center"/>
+            </w:pPr>
+            <w:r>
+              <w:rPr>
+                <w:rFonts w:ascii="Arial" w:hAnsi="Arial" w:eastAsia="Arial"/>
+                <w:b w:val="0"/>
+                <w:color w:val="666666"/>
+                <w:sz w:val="16"/>
+              </w:rPr>
+              <w:t>2–4 дня</w:t>
+            </w:r>
+          </w:p>
+        </w:tc>
+        <w:tc>
+          <w:tcPr>
+            <w:tcW w:type="dxa" w:w="2064"/>
+            <w:shd w:fill="FFFBEA" w:val="clear"/>
+          </w:tcPr>
+          <w:p>
+            <w:pPr>
+              <w:jc w:val="center"/>
+            </w:pPr>
+            <w:r>
+              <w:rPr>
+                <w:rFonts w:ascii="Arial" w:hAnsi="Arial" w:eastAsia="Arial"/>
+                <w:b/>
+                <w:color w:val="9A7A10"/>
+                <w:sz w:val="24"/>
+              </w:rPr>
+              <w:t>2</w:t>
+            </w:r>
+          </w:p>
+          <w:p>
+            <w:pPr>
+              <w:jc w:val="center"/>
+            </w:pPr>
+            <w:r>
+              <w:rPr>
+                <w:rFonts w:ascii="Arial" w:hAnsi="Arial" w:eastAsia="Arial"/>
+                <w:b/>
+                <w:sz w:val="16"/>
+              </w:rPr>
+              <w:t>Настройка ≈4 часа</w:t>
+            </w:r>
+          </w:p>
+          <w:p>
+            <w:pPr>
+              <w:jc w:val="center"/>
+            </w:pPr>
+            <w:r>
+              <w:rPr>
+                <w:rFonts w:ascii="Arial" w:hAnsi="Arial" w:eastAsia="Arial"/>
+                <w:b w:val="0"/>
+                <w:color w:val="666666"/>
+                <w:sz w:val="16"/>
+              </w:rPr>
+              <w:t>1 день</w:t>
+            </w:r>
+          </w:p>
+        </w:tc>
+        <w:tc>
+          <w:tcPr>
+            <w:tcW w:type="dxa" w:w="2064"/>
+            <w:shd w:fill="FFFBEA" w:val="clear"/>
+          </w:tcPr>
+          <w:p>
+            <w:pPr>
+              <w:jc w:val="center"/>
+            </w:pPr>
+            <w:r>
+              <w:rPr>
+                <w:rFonts w:ascii="Arial" w:hAnsi="Arial" w:eastAsia="Arial"/>
+                <w:b/>
+                <w:color w:val="9A7A10"/>
+                <w:sz w:val="24"/>
+              </w:rPr>
+              <w:t>3</w:t>
+            </w:r>
+          </w:p>
+          <w:p>
+            <w:pPr>
+              <w:jc w:val="center"/>
+            </w:pPr>
+            <w:r>
+              <w:rPr>
+                <w:rFonts w:ascii="Arial" w:hAnsi="Arial" w:eastAsia="Arial"/>
+                <w:b/>
+                <w:sz w:val="16"/>
+              </w:rPr>
+              <w:t>Пилот на группе</w:t>
+            </w:r>
+          </w:p>
+          <w:p>
+            <w:pPr>
+              <w:jc w:val="center"/>
+            </w:pPr>
+            <w:r>
+              <w:rPr>
+                <w:rFonts w:ascii="Arial" w:hAnsi="Arial" w:eastAsia="Arial"/>
+                <w:b w:val="0"/>
+                <w:color w:val="666666"/>
+                <w:sz w:val="16"/>
+              </w:rPr>
+              <w:t>до 1 недели</w:t>
+            </w:r>
+          </w:p>
+        </w:tc>
+        <w:tc>
+          <w:tcPr>
+            <w:tcW w:type="dxa" w:w="2064"/>
+            <w:shd w:fill="FFFBEA" w:val="clear"/>
+          </w:tcPr>
+          <w:p>
+            <w:pPr>
+              <w:jc w:val="center"/>
+            </w:pPr>
+            <w:r>
+              <w:rPr>
+                <w:rFonts w:ascii="Arial" w:hAnsi="Arial" w:eastAsia="Arial"/>
+                <w:b/>
+                <w:color w:val="9A7A10"/>
+                <w:sz w:val="24"/>
+              </w:rPr>
+              <w:t>4</w:t>
+            </w:r>
+          </w:p>
+          <w:p>
+            <w:pPr>
+              <w:jc w:val="center"/>
+            </w:pPr>
+            <w:r>
+              <w:rPr>
+                <w:rFonts w:ascii="Arial" w:hAnsi="Arial" w:eastAsia="Arial"/>
+                <w:b/>
+                <w:sz w:val="16"/>
+              </w:rPr>
+              <w:t>Все 750 кабинетов</w:t>
+            </w:r>
+          </w:p>
+          <w:p>
+            <w:pPr>
+              <w:jc w:val="center"/>
+            </w:pPr>
+            <w:r>
+              <w:rPr>
+                <w:rFonts w:ascii="Arial" w:hAnsi="Arial" w:eastAsia="Arial"/>
+                <w:b w:val="0"/>
+                <w:color w:val="666666"/>
+                <w:sz w:val="16"/>
+              </w:rPr>
+              <w:t>2–3 недели</w:t>
+            </w:r>
+          </w:p>
+        </w:tc>
+        <w:tc>
+          <w:tcPr>
+            <w:tcW w:type="dxa" w:w="2064"/>
+            <w:shd w:fill="FFFBEA" w:val="clear"/>
+          </w:tcPr>
+          <w:p>
+            <w:pPr>
+              <w:jc w:val="center"/>
+            </w:pPr>
+            <w:r>
+              <w:rPr>
+                <w:rFonts w:ascii="Arial" w:hAnsi="Arial" w:eastAsia="Arial"/>
+                <w:b/>
+                <w:color w:val="9A7A10"/>
+                <w:sz w:val="24"/>
+              </w:rPr>
+              <w:t>5</w:t>
+            </w:r>
+          </w:p>
+          <w:p>
+            <w:pPr>
+              <w:jc w:val="center"/>
+            </w:pPr>
+            <w:r>
+              <w:rPr>
+                <w:rFonts w:ascii="Arial" w:hAnsi="Arial" w:eastAsia="Arial"/>
+                <w:b/>
+                <w:sz w:val="16"/>
+              </w:rPr>
+              <w:t>1 час в запасе</w:t>
+            </w:r>
+          </w:p>
+          <w:p>
+            <w:pPr>
+              <w:jc w:val="center"/>
+            </w:pPr>
+            <w:r>
+              <w:rPr>
+                <w:rFonts w:ascii="Arial" w:hAnsi="Arial" w:eastAsia="Arial"/>
+                <w:b w:val="0"/>
+                <w:color w:val="666666"/>
+                <w:sz w:val="16"/>
+              </w:rPr>
+              <w:t>по запросу</w:t>
+            </w:r>
+          </w:p>
+        </w:tc>
+      </w:tr>
+    </w:tbl>
+    <w:p>
+      <w:pPr>
+        <w:spacing w:after="160" w:before="0"/>
+      </w:pPr>
+      <w:r>
+        <w:rPr>
+          <w:rFonts w:ascii="Arial" w:hAnsi="Arial" w:eastAsia="Arial"/>
+          <w:b w:val="0"/>
+          <w:color w:val="2B2B2B"/>
+          <w:sz w:val="20"/>
+        </w:rPr>
+      </w:r>
+    </w:p>
+    <w:p>
+      <w:pPr>
+        <w:spacing w:after="40" w:before="0"/>
+        <w:pBdr>
+          <w:bottom w:val="single" w:sz="20" w:space="2" w:color="F0C14A"/>
+        </w:pBdr>
+      </w:pPr>
+      <w:r>
+        <w:rPr>
+          <w:rFonts w:ascii="Arial" w:hAnsi="Arial" w:eastAsia="Arial"/>
+          <w:b/>
+          <w:color w:val="2B2B2B"/>
+          <w:sz w:val="26"/>
+        </w:rPr>
+        <w:t>Ценообразование — одной таблицей</w:t>
+      </w:r>
+    </w:p>
+    <w:tbl>
+      <w:tblPr>
+        <w:tblW w:type="auto" w:w="0"/>
+        <w:tblLook w:firstColumn="1" w:firstRow="1" w:lastColumn="0" w:lastRow="0" w:noHBand="0" w:noVBand="1" w:val="04A0"/>
+        <w:tblBorders>
+          <w:top w:val="single" w:sz="8" w:space="0" w:color="F0C14A"/>
+          <w:left w:val="single" w:sz="8" w:space="0" w:color="F0C14A"/>
+          <w:bottom w:val="single" w:sz="8" w:space="0" w:color="F0C14A"/>
+          <w:right w:val="single" w:sz="8" w:space="0" w:color="F0C14A"/>
+          <w:insideH w:val="single" w:sz="8" w:space="0" w:color="F0C14A"/>
+          <w:insideV w:val="single" w:sz="8" w:space="0" w:color="F0C14A"/>
         </w:tblBorders>
       </w:tblPr>
       <w:tblGrid>
@@ -2084,14 +1493,443 @@
         <w:tc>
           <w:tcPr>
             <w:tcW w:type="dxa" w:w="5159"/>
-            <w:shd w:fill="FFF8E8" w:val="clear"/>
+            <w:shd w:fill="F0C14A" w:val="clear"/>
+          </w:tcPr>
+          <w:p>
+            <w:r>
+              <w:rPr>
+                <w:rFonts w:ascii="Arial" w:hAnsi="Arial" w:eastAsia="Arial"/>
+                <w:b/>
+                <w:sz w:val="18"/>
+              </w:rPr>
+              <w:t>Статья</w:t>
+            </w:r>
+          </w:p>
+        </w:tc>
+        <w:tc>
+          <w:tcPr>
+            <w:tcW w:type="dxa" w:w="5159"/>
+            <w:shd w:fill="F0C14A" w:val="clear"/>
+          </w:tcPr>
+          <w:p>
+            <w:r>
+              <w:rPr>
+                <w:rFonts w:ascii="Arial" w:hAnsi="Arial" w:eastAsia="Arial"/>
+                <w:b/>
+                <w:sz w:val="18"/>
+              </w:rPr>
+              <w:t>Сумма</w:t>
+            </w:r>
+          </w:p>
+        </w:tc>
+      </w:tr>
+      <w:tr>
+        <w:tc>
+          <w:tcPr>
+            <w:tcW w:type="dxa" w:w="5159"/>
+            <w:shd w:fill="FFFBEA" w:val="clear"/>
           </w:tcPr>
           <w:p>
             <w:r>
               <w:rPr>
                 <w:rFonts w:ascii="Arial" w:hAnsi="Arial" w:eastAsia="Arial"/>
                 <w:b w:val="0"/>
-                <w:color w:val="5A5A5A"/>
+                <w:sz w:val="18"/>
+              </w:rPr>
+              <w:t>750 личных кабинетов на 12 месяцев (пакеты 500+200+50)</w:t>
+            </w:r>
+          </w:p>
+        </w:tc>
+        <w:tc>
+          <w:tcPr>
+            <w:tcW w:type="dxa" w:w="5159"/>
+            <w:shd w:fill="FFFBEA" w:val="clear"/>
+          </w:tcPr>
+          <w:p>
+            <w:pPr>
+              <w:jc w:val="right"/>
+            </w:pPr>
+            <w:r>
+              <w:rPr>
+                <w:rFonts w:ascii="Arial" w:hAnsi="Arial" w:eastAsia="Arial"/>
+                <w:b/>
+                <w:color w:val="2B2B2B"/>
+                <w:sz w:val="20"/>
+              </w:rPr>
+              <w:t>223 200 ₽</w:t>
+            </w:r>
+          </w:p>
+        </w:tc>
+      </w:tr>
+      <w:tr>
+        <w:tc>
+          <w:tcPr>
+            <w:tcW w:type="dxa" w:w="5159"/>
+            <w:shd w:fill="FFF6D8" w:val="clear"/>
+          </w:tcPr>
+          <w:p>
+            <w:r>
+              <w:rPr>
+                <w:rFonts w:ascii="Arial" w:hAnsi="Arial" w:eastAsia="Arial"/>
+                <w:b w:val="0"/>
+                <w:sz w:val="18"/>
+              </w:rPr>
+              <w:t>Настройка и запуск сервиса (≈4 часа поддержки)</w:t>
+            </w:r>
+          </w:p>
+        </w:tc>
+        <w:tc>
+          <w:tcPr>
+            <w:tcW w:type="dxa" w:w="5159"/>
+            <w:shd w:fill="FFF6D8" w:val="clear"/>
+          </w:tcPr>
+          <w:p>
+            <w:pPr>
+              <w:jc w:val="right"/>
+            </w:pPr>
+            <w:r>
+              <w:rPr>
+                <w:rFonts w:ascii="Arial" w:hAnsi="Arial" w:eastAsia="Arial"/>
+                <w:b/>
+                <w:color w:val="2E7D32"/>
+                <w:sz w:val="20"/>
+              </w:rPr>
+              <w:t>0 ₽ — из подарка</w:t>
+            </w:r>
+          </w:p>
+        </w:tc>
+      </w:tr>
+      <w:tr>
+        <w:tc>
+          <w:tcPr>
+            <w:tcW w:type="dxa" w:w="5159"/>
+            <w:shd w:fill="FFF6D8" w:val="clear"/>
+          </w:tcPr>
+          <w:p>
+            <w:r>
+              <w:rPr>
+                <w:rFonts w:ascii="Arial" w:hAnsi="Arial" w:eastAsia="Arial"/>
+                <w:b w:val="0"/>
+                <w:sz w:val="18"/>
+              </w:rPr>
+              <w:t>Запас на вопросы по 1С после запуска (1 час)</w:t>
+            </w:r>
+          </w:p>
+        </w:tc>
+        <w:tc>
+          <w:tcPr>
+            <w:tcW w:type="dxa" w:w="5159"/>
+            <w:shd w:fill="FFF6D8" w:val="clear"/>
+          </w:tcPr>
+          <w:p>
+            <w:pPr>
+              <w:jc w:val="right"/>
+            </w:pPr>
+            <w:r>
+              <w:rPr>
+                <w:rFonts w:ascii="Arial" w:hAnsi="Arial" w:eastAsia="Arial"/>
+                <w:b/>
+                <w:color w:val="2E7D32"/>
+                <w:sz w:val="20"/>
+              </w:rPr>
+              <w:t>0 ₽ — из подарка</w:t>
+            </w:r>
+          </w:p>
+        </w:tc>
+      </w:tr>
+      <w:tr>
+        <w:tc>
+          <w:tcPr>
+            <w:tcW w:type="dxa" w:w="5159"/>
+            <w:shd w:fill="FFF6D8" w:val="clear"/>
+          </w:tcPr>
+          <w:p>
+            <w:r>
+              <w:rPr>
+                <w:rFonts w:ascii="Arial" w:hAnsi="Arial" w:eastAsia="Arial"/>
+                <w:b w:val="0"/>
+                <w:sz w:val="18"/>
+              </w:rPr>
+              <w:t>Подарок по акции — 5 часов линии консультаций</w:t>
+            </w:r>
+          </w:p>
+        </w:tc>
+        <w:tc>
+          <w:tcPr>
+            <w:tcW w:type="dxa" w:w="5159"/>
+            <w:shd w:fill="FFF6D8" w:val="clear"/>
+          </w:tcPr>
+          <w:p>
+            <w:pPr>
+              <w:jc w:val="right"/>
+            </w:pPr>
+            <w:r>
+              <w:rPr>
+                <w:rFonts w:ascii="Arial" w:hAnsi="Arial" w:eastAsia="Arial"/>
+                <w:b/>
+                <w:color w:val="2E7D32"/>
+                <w:sz w:val="20"/>
+              </w:rPr>
+              <w:t>выгода 18 300 ₽</w:t>
+            </w:r>
+          </w:p>
+        </w:tc>
+      </w:tr>
+    </w:tbl>
+    <w:tbl>
+      <w:tblPr>
+        <w:tblW w:type="auto" w:w="0"/>
+        <w:tblLook w:firstColumn="1" w:firstRow="1" w:lastColumn="0" w:lastRow="0" w:noHBand="0" w:noVBand="1" w:val="04A0"/>
+        <w:tblBorders>
+          <w:top w:val="single" w:sz="14" w:space="0" w:color="F0C14A"/>
+          <w:left w:val="single" w:sz="14" w:space="0" w:color="F0C14A"/>
+          <w:bottom w:val="single" w:sz="14" w:space="0" w:color="F0C14A"/>
+          <w:right w:val="single" w:sz="14" w:space="0" w:color="F0C14A"/>
+          <w:insideH w:val="single" w:sz="14" w:space="0" w:color="F0C14A"/>
+          <w:insideV w:val="single" w:sz="14" w:space="0" w:color="F0C14A"/>
+        </w:tblBorders>
+      </w:tblPr>
+      <w:tblGrid>
+        <w:gridCol w:w="5159"/>
+        <w:gridCol w:w="5159"/>
+      </w:tblGrid>
+      <w:tr>
+        <w:tc>
+          <w:tcPr>
+            <w:tcW w:type="dxa" w:w="5159"/>
+            <w:shd w:fill="F0C14A" w:val="clear"/>
+          </w:tcPr>
+          <w:p>
+            <w:r>
+              <w:rPr>
+                <w:rFonts w:ascii="Arial" w:hAnsi="Arial" w:eastAsia="Arial"/>
+                <w:b/>
+                <w:sz w:val="24"/>
+              </w:rPr>
+              <w:t>Итого к оплате</w:t>
+            </w:r>
+          </w:p>
+          <w:p>
+            <w:r>
+              <w:rPr>
+                <w:rFonts w:ascii="Arial" w:hAnsi="Arial" w:eastAsia="Arial"/>
+                <w:b w:val="0"/>
+                <w:sz w:val="16"/>
+              </w:rPr>
+              <w:t>Только пакет кабинетов. Настройка и стартовая поддержка — бесплатно.</w:t>
+            </w:r>
+          </w:p>
+        </w:tc>
+        <w:tc>
+          <w:tcPr>
+            <w:tcW w:type="dxa" w:w="5159"/>
+            <w:shd w:fill="F0C14A" w:val="clear"/>
+          </w:tcPr>
+          <w:p>
+            <w:pPr>
+              <w:jc w:val="right"/>
+            </w:pPr>
+            <w:r>
+              <w:rPr>
+                <w:rFonts w:ascii="Arial" w:hAnsi="Arial" w:eastAsia="Arial"/>
+                <w:b/>
+                <w:sz w:val="36"/>
+              </w:rPr>
+              <w:t>223 200 ₽</w:t>
+            </w:r>
+          </w:p>
+        </w:tc>
+      </w:tr>
+    </w:tbl>
+    <w:p>
+      <w:pPr>
+        <w:spacing w:after="160" w:before="0"/>
+      </w:pPr>
+      <w:r>
+        <w:rPr>
+          <w:rFonts w:ascii="Arial" w:hAnsi="Arial" w:eastAsia="Arial"/>
+          <w:b w:val="0"/>
+          <w:color w:val="2B2B2B"/>
+          <w:sz w:val="20"/>
+        </w:rPr>
+      </w:r>
+    </w:p>
+    <w:p>
+      <w:pPr>
+        <w:spacing w:after="40" w:before="0"/>
+        <w:pBdr>
+          <w:bottom w:val="single" w:sz="20" w:space="2" w:color="F0C14A"/>
+        </w:pBdr>
+      </w:pPr>
+      <w:r>
+        <w:rPr>
+          <w:rFonts w:ascii="Arial" w:hAnsi="Arial" w:eastAsia="Arial"/>
+          <w:b/>
+          <w:color w:val="2B2B2B"/>
+          <w:sz w:val="26"/>
+        </w:rPr>
+        <w:t>Важно знать</w:t>
+      </w:r>
+    </w:p>
+    <w:tbl>
+      <w:tblPr>
+        <w:tblW w:type="auto" w:w="0"/>
+        <w:tblLook w:firstColumn="1" w:firstRow="1" w:lastColumn="0" w:lastRow="0" w:noHBand="0" w:noVBand="1" w:val="04A0"/>
+        <w:tblBorders>
+          <w:top w:val="single" w:sz="8" w:space="0" w:color="F0C14A"/>
+          <w:left w:val="single" w:sz="8" w:space="0" w:color="F0C14A"/>
+          <w:bottom w:val="single" w:sz="8" w:space="0" w:color="F0C14A"/>
+          <w:right w:val="single" w:sz="8" w:space="0" w:color="F0C14A"/>
+          <w:insideH w:val="single" w:sz="8" w:space="0" w:color="F0C14A"/>
+          <w:insideV w:val="single" w:sz="8" w:space="0" w:color="F0C14A"/>
+        </w:tblBorders>
+      </w:tblPr>
+      <w:tblGrid>
+        <w:gridCol w:w="5159"/>
+        <w:gridCol w:w="5159"/>
+      </w:tblGrid>
+      <w:tr>
+        <w:tc>
+          <w:tcPr>
+            <w:tcW w:type="dxa" w:w="5159"/>
+            <w:shd w:fill="FFFBEA" w:val="clear"/>
+          </w:tcPr>
+          <w:p>
+            <w:r>
+              <w:rPr>
+                <w:rFonts w:ascii="Arial" w:hAnsi="Arial" w:eastAsia="Arial"/>
+                <w:b/>
+                <w:sz w:val="20"/>
+              </w:rPr>
+              <w:t>Подпись бесплатно</w:t>
+            </w:r>
+          </w:p>
+          <w:p>
+            <w:r>
+              <w:rPr>
+                <w:rFonts w:ascii="Arial" w:hAnsi="Arial" w:eastAsia="Arial"/>
+                <w:b w:val="0"/>
+                <w:color w:val="666666"/>
+                <w:sz w:val="18"/>
+              </w:rPr>
+              <w:t>Электронная подпись сотрудникам выпускается бесплатно.</w:t>
+            </w:r>
+          </w:p>
+        </w:tc>
+        <w:tc>
+          <w:tcPr>
+            <w:tcW w:type="dxa" w:w="5159"/>
+            <w:shd w:fill="FFFBEA" w:val="clear"/>
+          </w:tcPr>
+          <w:p>
+            <w:r>
+              <w:rPr>
+                <w:rFonts w:ascii="Arial" w:hAnsi="Arial" w:eastAsia="Arial"/>
+                <w:b/>
+                <w:sz w:val="20"/>
+              </w:rPr>
+              <w:t>Шаблоны документов</w:t>
+            </w:r>
+          </w:p>
+          <w:p>
+            <w:r>
+              <w:rPr>
+                <w:rFonts w:ascii="Arial" w:hAnsi="Arial" w:eastAsia="Arial"/>
+                <w:b w:val="0"/>
+                <w:color w:val="666666"/>
+                <w:sz w:val="18"/>
+              </w:rPr>
+              <w:t>Положение, уведомления и согласия для перехода — в комплекте.</w:t>
+            </w:r>
+          </w:p>
+        </w:tc>
+      </w:tr>
+      <w:tr>
+        <w:tc>
+          <w:tcPr>
+            <w:tcW w:type="dxa" w:w="5159"/>
+            <w:shd w:fill="FFFBEA" w:val="clear"/>
+          </w:tcPr>
+          <w:p>
+            <w:r>
+              <w:rPr>
+                <w:rFonts w:ascii="Arial" w:hAnsi="Arial" w:eastAsia="Arial"/>
+                <w:b/>
+                <w:sz w:val="20"/>
+              </w:rPr>
+              <w:t>Формат работ</w:t>
+            </w:r>
+          </w:p>
+          <w:p>
+            <w:r>
+              <w:rPr>
+                <w:rFonts w:ascii="Arial" w:hAnsi="Arial" w:eastAsia="Arial"/>
+                <w:b w:val="0"/>
+                <w:color w:val="666666"/>
+                <w:sz w:val="18"/>
+              </w:rPr>
+              <w:t>Удалённо. Выезд и нетиповые доработки — отдельно.</w:t>
+            </w:r>
+          </w:p>
+        </w:tc>
+        <w:tc>
+          <w:tcPr>
+            <w:tcW w:type="dxa" w:w="5159"/>
+            <w:shd w:fill="FFFBEA" w:val="clear"/>
+          </w:tcPr>
+          <w:p>
+            <w:r>
+              <w:rPr>
+                <w:rFonts w:ascii="Arial" w:hAnsi="Arial" w:eastAsia="Arial"/>
+                <w:b/>
+                <w:sz w:val="20"/>
+              </w:rPr>
+              <w:t>Срок предложения</w:t>
+            </w:r>
+          </w:p>
+          <w:p>
+            <w:r>
+              <w:rPr>
+                <w:rFonts w:ascii="Arial" w:hAnsi="Arial" w:eastAsia="Arial"/>
+                <w:b w:val="0"/>
+                <w:color w:val="666666"/>
+                <w:sz w:val="18"/>
+              </w:rPr>
+              <w:t>Действует 30 дней с даты отправки.</w:t>
+            </w:r>
+          </w:p>
+        </w:tc>
+      </w:tr>
+    </w:tbl>
+    <w:tbl>
+      <w:tblPr>
+        <w:tblW w:type="auto" w:w="0"/>
+        <w:tblLook w:firstColumn="1" w:firstRow="1" w:lastColumn="0" w:lastRow="0" w:noHBand="0" w:noVBand="1" w:val="04A0"/>
+        <w:tblBorders>
+          <w:top w:val="single" w:sz="12" w:space="0" w:color="F0C14A"/>
+          <w:left w:val="single" w:sz="12" w:space="0" w:color="F0C14A"/>
+          <w:bottom w:val="single" w:sz="12" w:space="0" w:color="F0C14A"/>
+          <w:right w:val="single" w:sz="12" w:space="0" w:color="F0C14A"/>
+          <w:insideH w:val="single" w:sz="12" w:space="0" w:color="F0C14A"/>
+          <w:insideV w:val="single" w:sz="12" w:space="0" w:color="F0C14A"/>
+        </w:tblBorders>
+      </w:tblPr>
+      <w:tblGrid>
+        <w:gridCol w:w="5159"/>
+        <w:gridCol w:w="5159"/>
+      </w:tblGrid>
+      <w:tr>
+        <w:tc>
+          <w:tcPr>
+            <w:tcW w:type="dxa" w:w="5159"/>
+            <w:shd w:fill="FFF6D8" w:val="clear"/>
+          </w:tcPr>
+          <w:p>
+            <w:r>
+              <w:rPr>
+                <w:rFonts w:ascii="Arial" w:hAnsi="Arial" w:eastAsia="Arial"/>
+                <w:b w:val="0"/>
+                <w:color w:val="666666"/>
                 <w:sz w:val="16"/>
               </w:rPr>
               <w:t>Ваш менеджер</w:t>
@@ -2102,7 +1940,7 @@
               <w:rPr>
                 <w:rFonts w:ascii="Arial" w:hAnsi="Arial" w:eastAsia="Arial"/>
                 <w:b/>
-                <w:sz w:val="24"/>
+                <w:sz w:val="26"/>
               </w:rPr>
               <w:t>Данил Кургузов</w:t>
             </w:r>
@@ -2131,7 +1969,7 @@
         <w:tc>
           <w:tcPr>
             <w:tcW w:type="dxa" w:w="5159"/>
-            <w:shd w:fill="FFF8E8" w:val="clear"/>
+            <w:shd w:fill="FFF6D8" w:val="clear"/>
           </w:tcPr>
           <w:p>
             <w:r>
@@ -2148,10 +1986,10 @@
               <w:rPr>
                 <w:rFonts w:ascii="Arial" w:hAnsi="Arial" w:eastAsia="Arial"/>
                 <w:b w:val="0"/>
-                <w:color w:val="5A5A5A"/>
+                <w:color w:val="666666"/>
                 <w:sz w:val="18"/>
               </w:rPr>
-              <w:t>www.forus.ru</w:t>
+              <w:t>Готовы подключить и показать на демо</w:t>
             </w:r>
           </w:p>
           <w:p>
@@ -2159,10 +1997,21 @@
               <w:rPr>
                 <w:rFonts w:ascii="Arial" w:hAnsi="Arial" w:eastAsia="Arial"/>
                 <w:b w:val="0"/>
-                <w:color w:val="5A5A5A"/>
+                <w:color w:val="666666"/>
                 <w:sz w:val="18"/>
               </w:rPr>
-              <w:t>г. Иркутск, ул. Ямская, 1/1</w:t>
+              <w:t>для кадровой службы и ИТ-отдела</w:t>
+            </w:r>
+          </w:p>
+          <w:p>
+            <w:r>
+              <w:rPr>
+                <w:rFonts w:ascii="Arial" w:hAnsi="Arial" w:eastAsia="Arial"/>
+                <w:b w:val="0"/>
+                <w:color w:val="666666"/>
+                <w:sz w:val="18"/>
+              </w:rPr>
+              <w:t>www.forus.ru</w:t>
             </w:r>
           </w:p>
         </w:tc>

--- a/КП_ТФМ_Спецтехника_КЭДО_750.docx
+++ b/КП_ТФМ_Спецтехника_КЭДО_750.docx
@@ -20,7 +20,7 @@
             <w:r>
               <w:drawing>
                 <wp:inline xmlns:a="http://schemas.openxmlformats.org/drawingml/2006/main" xmlns:pic="http://schemas.openxmlformats.org/drawingml/2006/picture">
-                  <wp:extent cx="1224000" cy="530892"/>
+                  <wp:extent cx="1152000" cy="499663"/>
                   <wp:docPr id="1" name="Picture 1"/>
                   <wp:cNvGraphicFramePr>
                     <a:graphicFrameLocks noChangeAspect="1"/>
@@ -41,7 +41,7 @@
                         <pic:spPr>
                           <a:xfrm>
                             <a:off x="0" y="0"/>
-                            <a:ext cx="1224000" cy="530892"/>
+                            <a:ext cx="1152000" cy="499663"/>
                           </a:xfrm>
                           <a:prstGeom prst="rect"/>
                         </pic:spPr>
@@ -66,7 +66,7 @@
               <w:rPr>
                 <w:rFonts w:ascii="Arial" w:hAnsi="Arial" w:eastAsia="Arial"/>
                 <w:b/>
-                <w:color w:val="666666"/>
+                <w:color w:val="5C5C5C"/>
                 <w:sz w:val="16"/>
               </w:rPr>
               <w:t>Группа компаний «Форус»</w:t>
@@ -81,7 +81,7 @@
               <w:rPr>
                 <w:rFonts w:ascii="Arial" w:hAnsi="Arial" w:eastAsia="Arial"/>
                 <w:b w:val="0"/>
-                <w:color w:val="666666"/>
+                <w:color w:val="5C5C5C"/>
                 <w:sz w:val="16"/>
               </w:rPr>
               <w:t>+7 (3952) 78-00-00  ·  www.forus.ru</w:t>
@@ -92,9 +92,9 @@
     </w:tbl>
     <w:p>
       <w:pPr>
-        <w:spacing w:after="200"/>
+        <w:spacing w:after="160"/>
         <w:pBdr>
-          <w:bottom w:val="single" w:sz="24" w:space="1" w:color="F0C14A"/>
+          <w:bottom w:val="single" w:sz="28" w:space="1" w:color="F0C14A"/>
         </w:pBdr>
       </w:pPr>
     </w:p>
@@ -122,10 +122,10 @@
         <w:rPr>
           <w:rFonts w:ascii="Arial" w:hAnsi="Arial" w:eastAsia="Arial"/>
           <w:b w:val="0"/>
-          <w:color w:val="666666"/>
-          <w:sz w:val="22"/>
+          <w:color w:val="5C5C5C"/>
+          <w:sz w:val="20"/>
         </w:rPr>
-        <w:t>Коммерческое предложение  ·  750 личных кабинетов</w:t>
+        <w:t>Электронные кадровые документы внутри вашей 1С  ·  750 личных кабинетов</w:t>
       </w:r>
     </w:p>
     <w:p>
@@ -140,7 +140,7 @@
           <w:color w:val="9A7A10"/>
           <w:sz w:val="20"/>
         </w:rPr>
-        <w:t>Самое простое внедрение  ·  без отдельной платформы</w:t>
+        <w:t>Самое лёгкое внедрение  ·  без новой платформы</w:t>
       </w:r>
     </w:p>
     <w:tbl>
@@ -148,21 +148,150 @@
         <w:tblW w:type="auto" w:w="0"/>
         <w:tblLook w:firstColumn="1" w:firstRow="1" w:lastColumn="0" w:lastRow="0" w:noHBand="0" w:noVBand="1" w:val="04A0"/>
         <w:tblBorders>
-          <w:top w:val="single" w:sz="12" w:space="0" w:color="F0C14A"/>
-          <w:left w:val="single" w:sz="12" w:space="0" w:color="F0C14A"/>
-          <w:bottom w:val="single" w:sz="12" w:space="0" w:color="F0C14A"/>
-          <w:right w:val="single" w:sz="12" w:space="0" w:color="F0C14A"/>
-          <w:insideH w:val="single" w:sz="12" w:space="0" w:color="F0C14A"/>
-          <w:insideV w:val="single" w:sz="12" w:space="0" w:color="F0C14A"/>
+          <w:top w:val="single" w:sz="16" w:space="0" w:color="F0C14A"/>
+          <w:left w:val="single" w:sz="16" w:space="0" w:color="F0C14A"/>
+          <w:bottom w:val="single" w:sz="16" w:space="0" w:color="F0C14A"/>
+          <w:right w:val="single" w:sz="16" w:space="0" w:color="F0C14A"/>
+          <w:insideH w:val="single" w:sz="16" w:space="0" w:color="F0C14A"/>
+          <w:insideV w:val="single" w:sz="16" w:space="0" w:color="F0C14A"/>
         </w:tblBorders>
       </w:tblPr>
       <w:tblGrid>
-        <w:gridCol w:w="10318"/>
+        <w:gridCol w:w="5159"/>
+        <w:gridCol w:w="5159"/>
       </w:tblGrid>
       <w:tr>
         <w:tc>
           <w:tcPr>
-            <w:tcW w:type="dxa" w:w="10318"/>
+            <w:tcW w:type="dxa" w:w="5159"/>
+            <w:shd w:fill="F0C14A" w:val="clear"/>
+          </w:tcPr>
+          <w:p>
+            <w:pPr>
+              <w:jc w:val="center"/>
+            </w:pPr>
+            <w:r>
+              <w:rPr>
+                <w:rFonts w:ascii="Arial" w:hAnsi="Arial" w:eastAsia="Arial"/>
+                <w:b w:val="0"/>
+                <w:color w:val="2B2B2B"/>
+                <w:sz w:val="16"/>
+              </w:rPr>
+              <w:t>вы платите только за кабинеты</w:t>
+            </w:r>
+          </w:p>
+          <w:p>
+            <w:pPr>
+              <w:jc w:val="center"/>
+            </w:pPr>
+            <w:r>
+              <w:rPr>
+                <w:rFonts w:ascii="Arial" w:hAnsi="Arial" w:eastAsia="Arial"/>
+                <w:b/>
+                <w:sz w:val="44"/>
+              </w:rPr>
+              <w:t>223 200 ₽</w:t>
+            </w:r>
+          </w:p>
+          <w:p>
+            <w:pPr>
+              <w:jc w:val="center"/>
+            </w:pPr>
+            <w:r>
+              <w:rPr>
+                <w:rFonts w:ascii="Arial" w:hAnsi="Arial" w:eastAsia="Arial"/>
+                <w:b w:val="0"/>
+                <w:color w:val="5C5C5C"/>
+                <w:sz w:val="16"/>
+              </w:rPr>
+              <w:t>750 кабинетов / 12 мес.  ·  ≈ 25 ₽/мес. на сотрудника</w:t>
+            </w:r>
+          </w:p>
+          <w:p>
+            <w:pPr>
+              <w:jc w:val="center"/>
+            </w:pPr>
+            <w:r>
+              <w:rPr>
+                <w:rFonts w:ascii="Arial" w:hAnsi="Arial" w:eastAsia="Arial"/>
+                <w:b/>
+                <w:sz w:val="18"/>
+              </w:rPr>
+              <w:t>пакеты 500 + 200 + 50</w:t>
+            </w:r>
+          </w:p>
+        </w:tc>
+        <w:tc>
+          <w:tcPr>
+            <w:tcW w:type="dxa" w:w="5159"/>
+            <w:shd w:fill="F0C14A" w:val="clear"/>
+          </w:tcPr>
+          <w:p>
+            <w:r>
+              <w:rPr>
+                <w:rFonts w:ascii="Arial" w:hAnsi="Arial" w:eastAsia="Arial"/>
+                <w:b/>
+                <w:sz w:val="22"/>
+              </w:rPr>
+              <w:t>Акция «Больше, чем кешбэк!»</w:t>
+            </w:r>
+          </w:p>
+          <w:p>
+            <w:r>
+              <w:rPr>
+                <w:rFonts w:ascii="Arial" w:hAnsi="Arial" w:eastAsia="Arial"/>
+                <w:b w:val="0"/>
+                <w:sz w:val="18"/>
+              </w:rPr>
+              <w:t>5 часов линии консультаций — в подарок</w:t>
+            </w:r>
+          </w:p>
+          <w:p>
+            <w:r>
+              <w:rPr>
+                <w:rFonts w:ascii="Arial" w:hAnsi="Arial" w:eastAsia="Arial"/>
+                <w:b w:val="0"/>
+                <w:sz w:val="18"/>
+              </w:rPr>
+              <w:t>(рыночная выгода 18 300 ₽)</w:t>
+            </w:r>
+          </w:p>
+          <w:p>
+            <w:r>
+              <w:rPr>
+                <w:rFonts w:ascii="Arial" w:hAnsi="Arial" w:eastAsia="Arial"/>
+                <w:b w:val="0"/>
+                <w:sz w:val="18"/>
+              </w:rPr>
+              <w:t>≈ 4 часа — настройка и запуск</w:t>
+            </w:r>
+          </w:p>
+          <w:p>
+            <w:r>
+              <w:rPr>
+                <w:rFonts w:ascii="Arial" w:hAnsi="Arial" w:eastAsia="Arial"/>
+                <w:b w:val="0"/>
+                <w:sz w:val="18"/>
+              </w:rPr>
+              <w:t>1 час — запас на вопросы по 1С</w:t>
+            </w:r>
+          </w:p>
+          <w:p>
+            <w:r>
+              <w:rPr>
+                <w:rFonts w:ascii="Arial" w:hAnsi="Arial" w:eastAsia="Arial"/>
+                <w:b w:val="0"/>
+                <w:sz w:val="18"/>
+              </w:rPr>
+              <w:t>За часы вы не платите отдельно.</w:t>
+            </w:r>
+          </w:p>
+        </w:tc>
+      </w:tr>
+      <w:tr>
+        <w:tc>
+          <w:tcPr>
+            <w:tcW w:type="dxa" w:w="5159"/>
             <w:shd w:fill="FFF6D8" w:val="clear"/>
           </w:tcPr>
           <w:p>
@@ -170,21 +299,28 @@
               <w:rPr>
                 <w:rFonts w:ascii="Arial" w:hAnsi="Arial" w:eastAsia="Arial"/>
                 <w:b/>
-                <w:color w:val="2B2B2B"/>
-                <w:sz w:val="22"/>
+                <w:sz w:val="20"/>
               </w:rPr>
-              <w:t>Выгода, которую сразу видно</w:t>
+              <w:t>Итого к оплате = только пакет кабинетов</w:t>
             </w:r>
           </w:p>
+        </w:tc>
+        <w:tc>
+          <w:tcPr>
+            <w:tcW w:type="dxa" w:w="5159"/>
+            <w:shd w:fill="FFF6D8" w:val="clear"/>
+          </w:tcPr>
           <w:p>
+            <w:pPr>
+              <w:jc w:val="right"/>
+            </w:pPr>
             <w:r>
               <w:rPr>
                 <w:rFonts w:ascii="Arial" w:hAnsi="Arial" w:eastAsia="Arial"/>
-                <w:b w:val="0"/>
-                <w:color w:val="666666"/>
-                <w:sz w:val="18"/>
+                <w:b/>
+                <w:sz w:val="28"/>
               </w:rPr>
-              <w:t>Вы платите только за личные кабинеты. Настройка и поддержка на старте — в подарок. Сервис уже внутри 1С: не нужно покупать и внедрять отдельную кадровую систему.</w:t>
+              <w:t>223 200 ₽</w:t>
             </w:r>
           </w:p>
         </w:tc>
@@ -192,14 +328,22 @@
     </w:tbl>
     <w:p>
       <w:pPr>
-        <w:spacing w:after="160"/>
+        <w:spacing w:after="160" w:before="0"/>
       </w:pPr>
+      <w:r>
+        <w:rPr>
+          <w:rFonts w:ascii="Arial" w:hAnsi="Arial" w:eastAsia="Arial"/>
+          <w:b w:val="0"/>
+          <w:color w:val="2B2B2B"/>
+          <w:sz w:val="20"/>
+        </w:rPr>
+      </w:r>
     </w:p>
     <w:p>
       <w:pPr>
-        <w:spacing w:after="40" w:before="0"/>
+        <w:spacing w:after="80" w:before="0"/>
         <w:pBdr>
-          <w:bottom w:val="single" w:sz="20" w:space="2" w:color="F0C14A"/>
+          <w:bottom w:val="single" w:sz="22" w:space="2" w:color="F0C14A"/>
         </w:pBdr>
       </w:pPr>
       <w:r>
@@ -209,7 +353,7 @@
           <w:color w:val="2B2B2B"/>
           <w:sz w:val="26"/>
         </w:rPr>
-        <w:t>Что меняется в работе</w:t>
+        <w:t>Что получает компания</w:t>
       </w:r>
     </w:p>
     <w:tbl>
@@ -217,21 +361,22 @@
         <w:tblW w:type="auto" w:w="0"/>
         <w:tblLook w:firstColumn="1" w:firstRow="1" w:lastColumn="0" w:lastRow="0" w:noHBand="0" w:noVBand="1" w:val="04A0"/>
         <w:tblBorders>
-          <w:top w:val="single" w:sz="6" w:space="0" w:color="FFE08A"/>
-          <w:left w:val="single" w:sz="6" w:space="0" w:color="FFE08A"/>
-          <w:bottom w:val="single" w:sz="6" w:space="0" w:color="FFE08A"/>
-          <w:right w:val="single" w:sz="6" w:space="0" w:color="FFE08A"/>
-          <w:insideH w:val="single" w:sz="6" w:space="0" w:color="FFE08A"/>
-          <w:insideV w:val="single" w:sz="6" w:space="0" w:color="FFE08A"/>
+          <w:top w:val="single" w:sz="8" w:space="0" w:color="F0C14A"/>
+          <w:left w:val="single" w:sz="8" w:space="0" w:color="F0C14A"/>
+          <w:bottom w:val="single" w:sz="8" w:space="0" w:color="F0C14A"/>
+          <w:right w:val="single" w:sz="8" w:space="0" w:color="F0C14A"/>
+          <w:insideH w:val="single" w:sz="8" w:space="0" w:color="F0C14A"/>
+          <w:insideV w:val="single" w:sz="8" w:space="0" w:color="F0C14A"/>
         </w:tblBorders>
       </w:tblPr>
       <w:tblGrid>
-        <w:gridCol w:w="10318"/>
+        <w:gridCol w:w="5159"/>
+        <w:gridCol w:w="5159"/>
       </w:tblGrid>
       <w:tr>
         <w:tc>
           <w:tcPr>
-            <w:tcW w:type="dxa" w:w="10318"/>
+            <w:tcW w:type="dxa" w:w="5159"/>
             <w:shd w:fill="FFFBEA" w:val="clear"/>
           </w:tcPr>
           <w:p>
@@ -241,7 +386,7 @@
                 <w:b/>
                 <w:sz w:val="20"/>
               </w:rPr>
-              <w:t>Расчётные листки и справки — в телефоне</w:t>
+              <w:t>До 70% меньше рутины</w:t>
             </w:r>
           </w:p>
           <w:p>
@@ -249,40 +394,16 @@
               <w:rPr>
                 <w:rFonts w:ascii="Arial" w:hAnsi="Arial" w:eastAsia="Arial"/>
                 <w:b w:val="0"/>
-                <w:color w:val="666666"/>
+                <w:color w:val="5C5C5C"/>
                 <w:sz w:val="18"/>
               </w:rPr>
-              <w:t>Сотрудник сам открывает документы в личном кабинете. Меньше очередей у кадровика.</w:t>
+              <w:t>Расчётные листки, справки и отпуска — у сотрудника в телефоне.</w:t>
             </w:r>
           </w:p>
         </w:tc>
-      </w:tr>
-    </w:tbl>
-    <w:p>
-      <w:pPr>
-        <w:spacing w:after="80"/>
-      </w:pPr>
-    </w:p>
-    <w:tbl>
-      <w:tblPr>
-        <w:tblW w:type="auto" w:w="0"/>
-        <w:tblLook w:firstColumn="1" w:firstRow="1" w:lastColumn="0" w:lastRow="0" w:noHBand="0" w:noVBand="1" w:val="04A0"/>
-        <w:tblBorders>
-          <w:top w:val="single" w:sz="6" w:space="0" w:color="FFE08A"/>
-          <w:left w:val="single" w:sz="6" w:space="0" w:color="FFE08A"/>
-          <w:bottom w:val="single" w:sz="6" w:space="0" w:color="FFE08A"/>
-          <w:right w:val="single" w:sz="6" w:space="0" w:color="FFE08A"/>
-          <w:insideH w:val="single" w:sz="6" w:space="0" w:color="FFE08A"/>
-          <w:insideV w:val="single" w:sz="6" w:space="0" w:color="FFE08A"/>
-        </w:tblBorders>
-      </w:tblPr>
-      <w:tblGrid>
-        <w:gridCol w:w="10318"/>
-      </w:tblGrid>
-      <w:tr>
         <w:tc>
           <w:tcPr>
-            <w:tcW w:type="dxa" w:w="10318"/>
+            <w:tcW w:type="dxa" w:w="5159"/>
             <w:shd w:fill="FFFBEA" w:val="clear"/>
           </w:tcPr>
           <w:p>
@@ -292,7 +413,7 @@
                 <w:b/>
                 <w:sz w:val="20"/>
               </w:rPr>
-              <w:t>Заявления и согласования online</w:t>
+              <w:t>Меньше ручного ввода</w:t>
             </w:r>
           </w:p>
           <w:p>
@@ -300,40 +421,18 @@
               <w:rPr>
                 <w:rFonts w:ascii="Arial" w:hAnsi="Arial" w:eastAsia="Arial"/>
                 <w:b w:val="0"/>
-                <w:color w:val="666666"/>
+                <w:color w:val="5C5C5C"/>
                 <w:sz w:val="18"/>
               </w:rPr>
-              <w:t>Отпуск, отгул, командировка: сотрудник подал — руководитель утвердил с телефона — данные в 1С.</w:t>
+              <w:t>Заявления сами становятся приказами и записями в 1С.</w:t>
             </w:r>
           </w:p>
         </w:tc>
       </w:tr>
-    </w:tbl>
-    <w:p>
-      <w:pPr>
-        <w:spacing w:after="80"/>
-      </w:pPr>
-    </w:p>
-    <w:tbl>
-      <w:tblPr>
-        <w:tblW w:type="auto" w:w="0"/>
-        <w:tblLook w:firstColumn="1" w:firstRow="1" w:lastColumn="0" w:lastRow="0" w:noHBand="0" w:noVBand="1" w:val="04A0"/>
-        <w:tblBorders>
-          <w:top w:val="single" w:sz="6" w:space="0" w:color="FFE08A"/>
-          <w:left w:val="single" w:sz="6" w:space="0" w:color="FFE08A"/>
-          <w:bottom w:val="single" w:sz="6" w:space="0" w:color="FFE08A"/>
-          <w:right w:val="single" w:sz="6" w:space="0" w:color="FFE08A"/>
-          <w:insideH w:val="single" w:sz="6" w:space="0" w:color="FFE08A"/>
-          <w:insideV w:val="single" w:sz="6" w:space="0" w:color="FFE08A"/>
-        </w:tblBorders>
-      </w:tblPr>
-      <w:tblGrid>
-        <w:gridCol w:w="10318"/>
-      </w:tblGrid>
       <w:tr>
         <w:tc>
           <w:tcPr>
-            <w:tcW w:type="dxa" w:w="10318"/>
+            <w:tcW w:type="dxa" w:w="5159"/>
             <w:shd w:fill="FFFBEA" w:val="clear"/>
           </w:tcPr>
           <w:p>
@@ -343,7 +442,7 @@
                 <w:b/>
                 <w:sz w:val="20"/>
               </w:rPr>
-              <w:t>Удалённый приём без визита в офис</w:t>
+              <w:t>Защита от штрафов</w:t>
             </w:r>
           </w:p>
           <w:p>
@@ -351,40 +450,16 @@
               <w:rPr>
                 <w:rFonts w:ascii="Arial" w:hAnsi="Arial" w:eastAsia="Arial"/>
                 <w:b w:val="0"/>
-                <w:color w:val="666666"/>
+                <w:color w:val="5C5C5C"/>
                 <w:sz w:val="18"/>
               </w:rPr>
-              <w:t>Трудовой договор и ознакомление с правилами подписываются дистанционно.</w:t>
+              <w:t>Документы вовремя, ознакомление подтверждено, архив электронный.</w:t>
             </w:r>
           </w:p>
         </w:tc>
-      </w:tr>
-    </w:tbl>
-    <w:p>
-      <w:pPr>
-        <w:spacing w:after="80"/>
-      </w:pPr>
-    </w:p>
-    <w:tbl>
-      <w:tblPr>
-        <w:tblW w:type="auto" w:w="0"/>
-        <w:tblLook w:firstColumn="1" w:firstRow="1" w:lastColumn="0" w:lastRow="0" w:noHBand="0" w:noVBand="1" w:val="04A0"/>
-        <w:tblBorders>
-          <w:top w:val="single" w:sz="6" w:space="0" w:color="FFE08A"/>
-          <w:left w:val="single" w:sz="6" w:space="0" w:color="FFE08A"/>
-          <w:bottom w:val="single" w:sz="6" w:space="0" w:color="FFE08A"/>
-          <w:right w:val="single" w:sz="6" w:space="0" w:color="FFE08A"/>
-          <w:insideH w:val="single" w:sz="6" w:space="0" w:color="FFE08A"/>
-          <w:insideV w:val="single" w:sz="6" w:space="0" w:color="FFE08A"/>
-        </w:tblBorders>
-      </w:tblPr>
-      <w:tblGrid>
-        <w:gridCol w:w="10318"/>
-      </w:tblGrid>
-      <w:tr>
         <w:tc>
           <w:tcPr>
-            <w:tcW w:type="dxa" w:w="10318"/>
+            <w:tcW w:type="dxa" w:w="5159"/>
             <w:shd w:fill="FFFBEA" w:val="clear"/>
           </w:tcPr>
           <w:p>
@@ -394,7 +469,7 @@
                 <w:b/>
                 <w:sz w:val="20"/>
               </w:rPr>
-              <w:t>Документы без бумаги и мессенджеров</w:t>
+              <w:t>Удалённый приём</w:t>
             </w:r>
           </w:p>
           <w:p>
@@ -402,40 +477,18 @@
               <w:rPr>
                 <w:rFonts w:ascii="Arial" w:hAnsi="Arial" w:eastAsia="Arial"/>
                 <w:b w:val="0"/>
-                <w:color w:val="666666"/>
+                <w:color w:val="5C5C5C"/>
                 <w:sz w:val="18"/>
               </w:rPr>
-              <w:t>Ознакомление в один клик, подтверждение получения, обмен внутри системы — по закону о персональных данных.</w:t>
+              <w:t>Трудовой договор и локальные акты — без визита в офис.</w:t>
             </w:r>
           </w:p>
         </w:tc>
       </w:tr>
-    </w:tbl>
-    <w:p>
-      <w:pPr>
-        <w:spacing w:after="80"/>
-      </w:pPr>
-    </w:p>
-    <w:tbl>
-      <w:tblPr>
-        <w:tblW w:type="auto" w:w="0"/>
-        <w:tblLook w:firstColumn="1" w:firstRow="1" w:lastColumn="0" w:lastRow="0" w:noHBand="0" w:noVBand="1" w:val="04A0"/>
-        <w:tblBorders>
-          <w:top w:val="single" w:sz="6" w:space="0" w:color="FFE08A"/>
-          <w:left w:val="single" w:sz="6" w:space="0" w:color="FFE08A"/>
-          <w:bottom w:val="single" w:sz="6" w:space="0" w:color="FFE08A"/>
-          <w:right w:val="single" w:sz="6" w:space="0" w:color="FFE08A"/>
-          <w:insideH w:val="single" w:sz="6" w:space="0" w:color="FFE08A"/>
-          <w:insideV w:val="single" w:sz="6" w:space="0" w:color="FFE08A"/>
-        </w:tblBorders>
-      </w:tblPr>
-      <w:tblGrid>
-        <w:gridCol w:w="10318"/>
-      </w:tblGrid>
       <w:tr>
         <w:tc>
           <w:tcPr>
-            <w:tcW w:type="dxa" w:w="10318"/>
+            <w:tcW w:type="dxa" w:w="5159"/>
             <w:shd w:fill="FFFBEA" w:val="clear"/>
           </w:tcPr>
           <w:p>
@@ -445,7 +498,7 @@
                 <w:b/>
                 <w:sz w:val="20"/>
               </w:rPr>
-              <w:t>Кадровик остаётся в привычной 1С</w:t>
+              <w:t>Кадровик в привычной 1С</w:t>
             </w:r>
           </w:p>
           <w:p>
@@ -453,10 +506,37 @@
               <w:rPr>
                 <w:rFonts w:ascii="Arial" w:hAnsi="Arial" w:eastAsia="Arial"/>
                 <w:b w:val="0"/>
-                <w:color w:val="666666"/>
+                <w:color w:val="5C5C5C"/>
                 <w:sz w:val="18"/>
               </w:rPr>
-              <w:t>Заявления автоматически становятся приказами. Меньше ручного ввода и ошибок.</w:t>
+              <w:t>Не нужно учить новую кадровую систему.</w:t>
+            </w:r>
+          </w:p>
+        </w:tc>
+        <w:tc>
+          <w:tcPr>
+            <w:tcW w:type="dxa" w:w="5159"/>
+            <w:shd w:fill="FFFBEA" w:val="clear"/>
+          </w:tcPr>
+          <w:p>
+            <w:r>
+              <w:rPr>
+                <w:rFonts w:ascii="Arial" w:hAnsi="Arial" w:eastAsia="Arial"/>
+                <w:b/>
+                <w:sz w:val="20"/>
+              </w:rPr>
+              <w:t>ИТ без лишней нагрузки</w:t>
+            </w:r>
+          </w:p>
+          <w:p>
+            <w:r>
+              <w:rPr>
+                <w:rFonts w:ascii="Arial" w:hAnsi="Arial" w:eastAsia="Arial"/>
+                <w:b w:val="0"/>
+                <w:color w:val="5C5C5C"/>
+                <w:sz w:val="18"/>
+              </w:rPr>
+              <w:t>Сотрудникам не нужны клиентские лицензии 1С.</w:t>
             </w:r>
           </w:p>
         </w:tc>
@@ -464,24 +544,15 @@
     </w:tbl>
     <w:p>
       <w:pPr>
-        <w:spacing w:after="80"/>
-      </w:pPr>
-    </w:p>
-    <w:p>
-      <w:pPr>
-        <w:spacing w:after="40" w:before="0"/>
-        <w:pBdr>
-          <w:bottom w:val="single" w:sz="20" w:space="2" w:color="F0C14A"/>
-        </w:pBdr>
+        <w:spacing w:after="160" w:before="0"/>
       </w:pPr>
       <w:r>
         <w:rPr>
           <w:rFonts w:ascii="Arial" w:hAnsi="Arial" w:eastAsia="Arial"/>
-          <w:b/>
+          <w:b w:val="0"/>
           <w:color w:val="2B2B2B"/>
-          <w:sz w:val="26"/>
+          <w:sz w:val="20"/>
         </w:rPr>
-        <w:t>Цена пакета</w:t>
       </w:r>
     </w:p>
     <w:tbl>
@@ -504,7 +575,109 @@
         <w:tc>
           <w:tcPr>
             <w:tcW w:type="dxa" w:w="10318"/>
-            <w:shd w:fill="F0C14A" w:val="clear"/>
+            <w:shd w:fill="FFF6D8" w:val="clear"/>
+          </w:tcPr>
+          <w:p>
+            <w:r>
+              <w:rPr>
+                <w:rFonts w:ascii="Arial" w:hAnsi="Arial" w:eastAsia="Arial"/>
+                <w:b/>
+                <w:sz w:val="22"/>
+              </w:rPr>
+              <w:t>Почему это выгоднее типичных предложений рынка</w:t>
+            </w:r>
+          </w:p>
+          <w:p>
+            <w:r>
+              <w:rPr>
+                <w:rFonts w:ascii="Arial" w:hAnsi="Arial" w:eastAsia="Arial"/>
+                <w:b w:val="0"/>
+                <w:color w:val="5C5C5C"/>
+                <w:sz w:val="18"/>
+              </w:rPr>
+              <w:t>• Отдельная кадровая платформа не покупается. Внедрение не тянется месяцами.</w:t>
+            </w:r>
+          </w:p>
+          <w:p>
+            <w:r>
+              <w:rPr>
+                <w:rFonts w:ascii="Arial" w:hAnsi="Arial" w:eastAsia="Arial"/>
+                <w:b w:val="0"/>
+                <w:color w:val="5C5C5C"/>
+                <w:sz w:val="18"/>
+              </w:rPr>
+              <w:t>• Настройка и стартовая поддержка уже внутри подарка — не отдельная строка счёта.</w:t>
+            </w:r>
+          </w:p>
+          <w:p>
+            <w:r>
+              <w:rPr>
+                <w:rFonts w:ascii="Arial" w:hAnsi="Arial" w:eastAsia="Arial"/>
+                <w:b w:val="0"/>
+                <w:color w:val="5C5C5C"/>
+                <w:sz w:val="18"/>
+              </w:rPr>
+              <w:t>• Документы остаются в вашей базе 1С, а не только в облаке стороннего оператора.</w:t>
+            </w:r>
+          </w:p>
+        </w:tc>
+      </w:tr>
+    </w:tbl>
+    <w:p>
+      <w:pPr>
+        <w:spacing w:after="200" w:before="0"/>
+      </w:pPr>
+      <w:r>
+        <w:rPr>
+          <w:rFonts w:ascii="Arial" w:hAnsi="Arial" w:eastAsia="Arial"/>
+          <w:b w:val="0"/>
+          <w:color w:val="2B2B2B"/>
+          <w:sz w:val="20"/>
+        </w:rPr>
+      </w:r>
+    </w:p>
+    <w:p>
+      <w:pPr>
+        <w:spacing w:after="80" w:before="0"/>
+        <w:pBdr>
+          <w:bottom w:val="single" w:sz="22" w:space="2" w:color="F0C14A"/>
+        </w:pBdr>
+      </w:pPr>
+      <w:r>
+        <w:rPr>
+          <w:rFonts w:ascii="Arial" w:hAnsi="Arial" w:eastAsia="Arial"/>
+          <w:b/>
+          <w:color w:val="2B2B2B"/>
+          <w:sz w:val="26"/>
+        </w:rPr>
+        <w:t>Сроки и порядок запуска</w:t>
+      </w:r>
+    </w:p>
+    <w:tbl>
+      <w:tblPr>
+        <w:tblW w:type="auto" w:w="0"/>
+        <w:tblLook w:firstColumn="1" w:firstRow="1" w:lastColumn="0" w:lastRow="0" w:noHBand="0" w:noVBand="1" w:val="04A0"/>
+        <w:tblBorders>
+          <w:top w:val="single" w:sz="8" w:space="0" w:color="F0C14A"/>
+          <w:left w:val="single" w:sz="8" w:space="0" w:color="F0C14A"/>
+          <w:bottom w:val="single" w:sz="8" w:space="0" w:color="F0C14A"/>
+          <w:right w:val="single" w:sz="8" w:space="0" w:color="F0C14A"/>
+          <w:insideH w:val="single" w:sz="8" w:space="0" w:color="F0C14A"/>
+          <w:insideV w:val="single" w:sz="8" w:space="0" w:color="F0C14A"/>
+        </w:tblBorders>
+      </w:tblPr>
+      <w:tblGrid>
+        <w:gridCol w:w="2064"/>
+        <w:gridCol w:w="2064"/>
+        <w:gridCol w:w="2064"/>
+        <w:gridCol w:w="2064"/>
+        <w:gridCol w:w="2064"/>
+      </w:tblGrid>
+      <w:tr>
+        <w:tc>
+          <w:tcPr>
+            <w:tcW w:type="dxa" w:w="2064"/>
+            <w:shd w:fill="FFFBEA" w:val="clear"/>
           </w:tcPr>
           <w:p>
             <w:pPr>
@@ -514,19 +687,25 @@
               <w:rPr>
                 <w:rFonts w:ascii="Arial" w:hAnsi="Arial" w:eastAsia="Arial"/>
                 <w:b/>
-                <w:sz w:val="44"/>
+                <w:color w:val="9A7A10"/>
+                <w:sz w:val="24"/>
               </w:rPr>
-              <w:t>223 200 ₽</w:t>
+              <w:t>1</w:t>
             </w:r>
           </w:p>
-        </w:tc>
-      </w:tr>
-      <w:tr>
-        <w:tc>
-          <w:tcPr>
-            <w:tcW w:type="dxa" w:w="10318"/>
-            <w:shd w:fill="FFFFFF" w:val="clear"/>
-          </w:tcPr>
+          <w:p>
+            <w:pPr>
+              <w:jc w:val="center"/>
+            </w:pPr>
+            <w:r>
+              <w:rPr>
+                <w:rFonts w:ascii="Arial" w:hAnsi="Arial" w:eastAsia="Arial"/>
+                <w:b/>
+                <w:sz w:val="16"/>
+              </w:rPr>
+              <w:t>Договор и доступы</w:t>
+            </w:r>
+          </w:p>
           <w:p>
             <w:pPr>
               <w:jc w:val="center"/>
@@ -535,19 +714,17 @@
               <w:rPr>
                 <w:rFonts w:ascii="Arial" w:hAnsi="Arial" w:eastAsia="Arial"/>
                 <w:b w:val="0"/>
-                <w:color w:val="666666"/>
-                <w:sz w:val="20"/>
+                <w:color w:val="5C5C5C"/>
+                <w:sz w:val="16"/>
               </w:rPr>
-              <w:t>за 750 кабинетов на 12 месяцев  ·  ≈ 25 ₽ в месяц за сотрудника</w:t>
+              <w:t>2–4 дня</w:t>
             </w:r>
           </w:p>
         </w:tc>
-      </w:tr>
-      <w:tr>
         <w:tc>
           <w:tcPr>
-            <w:tcW w:type="dxa" w:w="10318"/>
-            <w:shd w:fill="FFF6D8" w:val="clear"/>
+            <w:tcW w:type="dxa" w:w="2064"/>
+            <w:shd w:fill="FFFBEA" w:val="clear"/>
           </w:tcPr>
           <w:p>
             <w:pPr>
@@ -557,9 +734,178 @@
               <w:rPr>
                 <w:rFonts w:ascii="Arial" w:hAnsi="Arial" w:eastAsia="Arial"/>
                 <w:b/>
-                <w:sz w:val="18"/>
+                <w:color w:val="9A7A10"/>
+                <w:sz w:val="24"/>
               </w:rPr>
-              <w:t>В подарок 5 часов поддержки (выгода 18 300 ₽): ≈4 часа — настройка и запуск, 1 час — вопросы по 1С. За часы вы не платите.</w:t>
+              <w:t>2</w:t>
+            </w:r>
+          </w:p>
+          <w:p>
+            <w:pPr>
+              <w:jc w:val="center"/>
+            </w:pPr>
+            <w:r>
+              <w:rPr>
+                <w:rFonts w:ascii="Arial" w:hAnsi="Arial" w:eastAsia="Arial"/>
+                <w:b/>
+                <w:sz w:val="16"/>
+              </w:rPr>
+              <w:t>Настройка сервиса</w:t>
+            </w:r>
+          </w:p>
+          <w:p>
+            <w:pPr>
+              <w:jc w:val="center"/>
+            </w:pPr>
+            <w:r>
+              <w:rPr>
+                <w:rFonts w:ascii="Arial" w:hAnsi="Arial" w:eastAsia="Arial"/>
+                <w:b w:val="0"/>
+                <w:color w:val="5C5C5C"/>
+                <w:sz w:val="16"/>
+              </w:rPr>
+              <w:t>≈ 4 часа</w:t>
+            </w:r>
+          </w:p>
+        </w:tc>
+        <w:tc>
+          <w:tcPr>
+            <w:tcW w:type="dxa" w:w="2064"/>
+            <w:shd w:fill="FFFBEA" w:val="clear"/>
+          </w:tcPr>
+          <w:p>
+            <w:pPr>
+              <w:jc w:val="center"/>
+            </w:pPr>
+            <w:r>
+              <w:rPr>
+                <w:rFonts w:ascii="Arial" w:hAnsi="Arial" w:eastAsia="Arial"/>
+                <w:b/>
+                <w:color w:val="9A7A10"/>
+                <w:sz w:val="24"/>
+              </w:rPr>
+              <w:t>3</w:t>
+            </w:r>
+          </w:p>
+          <w:p>
+            <w:pPr>
+              <w:jc w:val="center"/>
+            </w:pPr>
+            <w:r>
+              <w:rPr>
+                <w:rFonts w:ascii="Arial" w:hAnsi="Arial" w:eastAsia="Arial"/>
+                <w:b/>
+                <w:sz w:val="16"/>
+              </w:rPr>
+              <w:t>Пилот на группе</w:t>
+            </w:r>
+          </w:p>
+          <w:p>
+            <w:pPr>
+              <w:jc w:val="center"/>
+            </w:pPr>
+            <w:r>
+              <w:rPr>
+                <w:rFonts w:ascii="Arial" w:hAnsi="Arial" w:eastAsia="Arial"/>
+                <w:b w:val="0"/>
+                <w:color w:val="5C5C5C"/>
+                <w:sz w:val="16"/>
+              </w:rPr>
+              <w:t>до 1 недели</w:t>
+            </w:r>
+          </w:p>
+        </w:tc>
+        <w:tc>
+          <w:tcPr>
+            <w:tcW w:type="dxa" w:w="2064"/>
+            <w:shd w:fill="FFFBEA" w:val="clear"/>
+          </w:tcPr>
+          <w:p>
+            <w:pPr>
+              <w:jc w:val="center"/>
+            </w:pPr>
+            <w:r>
+              <w:rPr>
+                <w:rFonts w:ascii="Arial" w:hAnsi="Arial" w:eastAsia="Arial"/>
+                <w:b/>
+                <w:color w:val="9A7A10"/>
+                <w:sz w:val="24"/>
+              </w:rPr>
+              <w:t>4</w:t>
+            </w:r>
+          </w:p>
+          <w:p>
+            <w:pPr>
+              <w:jc w:val="center"/>
+            </w:pPr>
+            <w:r>
+              <w:rPr>
+                <w:rFonts w:ascii="Arial" w:hAnsi="Arial" w:eastAsia="Arial"/>
+                <w:b/>
+                <w:sz w:val="16"/>
+              </w:rPr>
+              <w:t>Все 750 кабинетов</w:t>
+            </w:r>
+          </w:p>
+          <w:p>
+            <w:pPr>
+              <w:jc w:val="center"/>
+            </w:pPr>
+            <w:r>
+              <w:rPr>
+                <w:rFonts w:ascii="Arial" w:hAnsi="Arial" w:eastAsia="Arial"/>
+                <w:b w:val="0"/>
+                <w:color w:val="5C5C5C"/>
+                <w:sz w:val="16"/>
+              </w:rPr>
+              <w:t>2–3 недели</w:t>
+            </w:r>
+          </w:p>
+        </w:tc>
+        <w:tc>
+          <w:tcPr>
+            <w:tcW w:type="dxa" w:w="2064"/>
+            <w:shd w:fill="FFFBEA" w:val="clear"/>
+          </w:tcPr>
+          <w:p>
+            <w:pPr>
+              <w:jc w:val="center"/>
+            </w:pPr>
+            <w:r>
+              <w:rPr>
+                <w:rFonts w:ascii="Arial" w:hAnsi="Arial" w:eastAsia="Arial"/>
+                <w:b/>
+                <w:color w:val="9A7A10"/>
+                <w:sz w:val="24"/>
+              </w:rPr>
+              <w:t>5</w:t>
+            </w:r>
+          </w:p>
+          <w:p>
+            <w:pPr>
+              <w:jc w:val="center"/>
+            </w:pPr>
+            <w:r>
+              <w:rPr>
+                <w:rFonts w:ascii="Arial" w:hAnsi="Arial" w:eastAsia="Arial"/>
+                <w:b/>
+                <w:sz w:val="16"/>
+              </w:rPr>
+              <w:t>Запас на вопросы</w:t>
+            </w:r>
+          </w:p>
+          <w:p>
+            <w:pPr>
+              <w:jc w:val="center"/>
+            </w:pPr>
+            <w:r>
+              <w:rPr>
+                <w:rFonts w:ascii="Arial" w:hAnsi="Arial" w:eastAsia="Arial"/>
+                <w:b w:val="0"/>
+                <w:color w:val="5C5C5C"/>
+                <w:sz w:val="16"/>
+              </w:rPr>
+              <w:t>1 час</w:t>
             </w:r>
           </w:p>
         </w:tc>
@@ -580,9 +926,9 @@
     </w:p>
     <w:p>
       <w:pPr>
-        <w:spacing w:after="40" w:before="0"/>
+        <w:spacing w:after="80" w:before="0"/>
         <w:pBdr>
-          <w:bottom w:val="single" w:sz="20" w:space="2" w:color="F0C14A"/>
+          <w:bottom w:val="single" w:sz="22" w:space="2" w:color="F0C14A"/>
         </w:pBdr>
       </w:pPr>
       <w:r>
@@ -592,237 +938,7 @@
           <w:color w:val="2B2B2B"/>
           <w:sz w:val="26"/>
         </w:rPr>
-        <w:t>Почему это легче и выгоднее</w:t>
-      </w:r>
-    </w:p>
-    <w:tbl>
-      <w:tblPr>
-        <w:tblW w:type="auto" w:w="0"/>
-        <w:tblLook w:firstColumn="1" w:firstRow="1" w:lastColumn="0" w:lastRow="0" w:noHBand="0" w:noVBand="1" w:val="04A0"/>
-        <w:tblBorders>
-          <w:top w:val="single" w:sz="8" w:space="0" w:color="F0C14A"/>
-          <w:left w:val="single" w:sz="8" w:space="0" w:color="F0C14A"/>
-          <w:bottom w:val="single" w:sz="8" w:space="0" w:color="F0C14A"/>
-          <w:right w:val="single" w:sz="8" w:space="0" w:color="F0C14A"/>
-          <w:insideH w:val="single" w:sz="8" w:space="0" w:color="F0C14A"/>
-          <w:insideV w:val="single" w:sz="8" w:space="0" w:color="F0C14A"/>
-        </w:tblBorders>
-      </w:tblPr>
-      <w:tblGrid>
-        <w:gridCol w:w="5159"/>
-        <w:gridCol w:w="5159"/>
-      </w:tblGrid>
-      <w:tr>
-        <w:tc>
-          <w:tcPr>
-            <w:tcW w:type="dxa" w:w="850"/>
-            <w:shd w:fill="F0C14A" w:val="clear"/>
-          </w:tcPr>
-          <w:p>
-            <w:pPr>
-              <w:jc w:val="center"/>
-            </w:pPr>
-            <w:r>
-              <w:rPr>
-                <w:rFonts w:ascii="Arial" w:hAnsi="Arial" w:eastAsia="Arial"/>
-                <w:b/>
-                <w:sz w:val="28"/>
-              </w:rPr>
-              <w:t>01</w:t>
-            </w:r>
-          </w:p>
-        </w:tc>
-        <w:tc>
-          <w:tcPr>
-            <w:tcW w:type="dxa" w:w="5159"/>
-            <w:shd w:fill="FFFBEA" w:val="clear"/>
-          </w:tcPr>
-          <w:p>
-            <w:r>
-              <w:rPr>
-                <w:rFonts w:ascii="Arial" w:hAnsi="Arial" w:eastAsia="Arial"/>
-                <w:b/>
-                <w:sz w:val="20"/>
-              </w:rPr>
-              <w:t>Без новой платформы</w:t>
-            </w:r>
-          </w:p>
-          <w:p>
-            <w:r>
-              <w:rPr>
-                <w:rFonts w:ascii="Arial" w:hAnsi="Arial" w:eastAsia="Arial"/>
-                <w:b w:val="0"/>
-                <w:color w:val="666666"/>
-                <w:sz w:val="18"/>
-              </w:rPr>
-              <w:t>Сотрудники и кадры работают через 1С и личный кабинет. ИТ-отделу не нужно поднимать отдельную систему.</w:t>
-            </w:r>
-          </w:p>
-        </w:tc>
-      </w:tr>
-    </w:tbl>
-    <w:p>
-      <w:pPr>
-        <w:spacing w:after="80"/>
-      </w:pPr>
-    </w:p>
-    <w:tbl>
-      <w:tblPr>
-        <w:tblW w:type="auto" w:w="0"/>
-        <w:tblLook w:firstColumn="1" w:firstRow="1" w:lastColumn="0" w:lastRow="0" w:noHBand="0" w:noVBand="1" w:val="04A0"/>
-        <w:tblBorders>
-          <w:top w:val="single" w:sz="8" w:space="0" w:color="F0C14A"/>
-          <w:left w:val="single" w:sz="8" w:space="0" w:color="F0C14A"/>
-          <w:bottom w:val="single" w:sz="8" w:space="0" w:color="F0C14A"/>
-          <w:right w:val="single" w:sz="8" w:space="0" w:color="F0C14A"/>
-          <w:insideH w:val="single" w:sz="8" w:space="0" w:color="F0C14A"/>
-          <w:insideV w:val="single" w:sz="8" w:space="0" w:color="F0C14A"/>
-        </w:tblBorders>
-      </w:tblPr>
-      <w:tblGrid>
-        <w:gridCol w:w="5159"/>
-        <w:gridCol w:w="5159"/>
-      </w:tblGrid>
-      <w:tr>
-        <w:tc>
-          <w:tcPr>
-            <w:tcW w:type="dxa" w:w="850"/>
-            <w:shd w:fill="F0C14A" w:val="clear"/>
-          </w:tcPr>
-          <w:p>
-            <w:pPr>
-              <w:jc w:val="center"/>
-            </w:pPr>
-            <w:r>
-              <w:rPr>
-                <w:rFonts w:ascii="Arial" w:hAnsi="Arial" w:eastAsia="Arial"/>
-                <w:b/>
-                <w:sz w:val="28"/>
-              </w:rPr>
-              <w:t>02</w:t>
-            </w:r>
-          </w:p>
-        </w:tc>
-        <w:tc>
-          <w:tcPr>
-            <w:tcW w:type="dxa" w:w="5159"/>
-            <w:shd w:fill="FFFBEA" w:val="clear"/>
-          </w:tcPr>
-          <w:p>
-            <w:r>
-              <w:rPr>
-                <w:rFonts w:ascii="Arial" w:hAnsi="Arial" w:eastAsia="Arial"/>
-                <w:b/>
-                <w:sz w:val="20"/>
-              </w:rPr>
-              <w:t>Запуск за часы, не месяцы</w:t>
-            </w:r>
-          </w:p>
-          <w:p>
-            <w:r>
-              <w:rPr>
-                <w:rFonts w:ascii="Arial" w:hAnsi="Arial" w:eastAsia="Arial"/>
-                <w:b w:val="0"/>
-                <w:color w:val="666666"/>
-                <w:sz w:val="18"/>
-              </w:rPr>
-              <w:t>Типовая настройка — около одного рабочего дня. Пилот за 1–2 недели, все 750 кабинетов за 1–1,5 месяца.</w:t>
-            </w:r>
-          </w:p>
-        </w:tc>
-      </w:tr>
-    </w:tbl>
-    <w:p>
-      <w:pPr>
-        <w:spacing w:after="80"/>
-      </w:pPr>
-    </w:p>
-    <w:tbl>
-      <w:tblPr>
-        <w:tblW w:type="auto" w:w="0"/>
-        <w:tblLook w:firstColumn="1" w:firstRow="1" w:lastColumn="0" w:lastRow="0" w:noHBand="0" w:noVBand="1" w:val="04A0"/>
-        <w:tblBorders>
-          <w:top w:val="single" w:sz="8" w:space="0" w:color="F0C14A"/>
-          <w:left w:val="single" w:sz="8" w:space="0" w:color="F0C14A"/>
-          <w:bottom w:val="single" w:sz="8" w:space="0" w:color="F0C14A"/>
-          <w:right w:val="single" w:sz="8" w:space="0" w:color="F0C14A"/>
-          <w:insideH w:val="single" w:sz="8" w:space="0" w:color="F0C14A"/>
-          <w:insideV w:val="single" w:sz="8" w:space="0" w:color="F0C14A"/>
-        </w:tblBorders>
-      </w:tblPr>
-      <w:tblGrid>
-        <w:gridCol w:w="5159"/>
-        <w:gridCol w:w="5159"/>
-      </w:tblGrid>
-      <w:tr>
-        <w:tc>
-          <w:tcPr>
-            <w:tcW w:type="dxa" w:w="850"/>
-            <w:shd w:fill="F0C14A" w:val="clear"/>
-          </w:tcPr>
-          <w:p>
-            <w:pPr>
-              <w:jc w:val="center"/>
-            </w:pPr>
-            <w:r>
-              <w:rPr>
-                <w:rFonts w:ascii="Arial" w:hAnsi="Arial" w:eastAsia="Arial"/>
-                <w:b/>
-                <w:sz w:val="28"/>
-              </w:rPr>
-              <w:t>03</w:t>
-            </w:r>
-          </w:p>
-        </w:tc>
-        <w:tc>
-          <w:tcPr>
-            <w:tcW w:type="dxa" w:w="5159"/>
-            <w:shd w:fill="FFFBEA" w:val="clear"/>
-          </w:tcPr>
-          <w:p>
-            <w:r>
-              <w:rPr>
-                <w:rFonts w:ascii="Arial" w:hAnsi="Arial" w:eastAsia="Arial"/>
-                <w:b/>
-                <w:sz w:val="20"/>
-              </w:rPr>
-              <w:t>Прозрачная цена</w:t>
-            </w:r>
-          </w:p>
-          <w:p>
-            <w:r>
-              <w:rPr>
-                <w:rFonts w:ascii="Arial" w:hAnsi="Arial" w:eastAsia="Arial"/>
-                <w:b w:val="0"/>
-                <w:color w:val="666666"/>
-                <w:sz w:val="18"/>
-              </w:rPr>
-              <w:t>В счёте — только пакет кабинетов. Часы на настройку и стартовые вопросы уже внутри подарка.</w:t>
-            </w:r>
-          </w:p>
-        </w:tc>
-      </w:tr>
-    </w:tbl>
-    <w:p>
-      <w:pPr>
-        <w:spacing w:after="80"/>
-      </w:pPr>
-    </w:p>
-    <w:p>
-      <w:pPr>
-        <w:spacing w:after="40" w:before="0"/>
-        <w:pBdr>
-          <w:bottom w:val="single" w:sz="20" w:space="2" w:color="F0C14A"/>
-        </w:pBdr>
-      </w:pPr>
-      <w:r>
-        <w:rPr>
-          <w:rFonts w:ascii="Arial" w:hAnsi="Arial" w:eastAsia="Arial"/>
-          <w:b/>
-          <w:color w:val="2B2B2B"/>
-          <w:sz w:val="26"/>
-        </w:rPr>
-        <w:t>Сравнение для выбора подрядчика</w:t>
+        <w:t>С чем сравниваете на тендере</w:t>
       </w:r>
     </w:p>
     <w:tbl>
@@ -923,7 +1039,7 @@
                 <w:color w:val="2E7D32"/>
                 <w:sz w:val="16"/>
               </w:rPr>
-              <w:t>Около 4 часов настройки</w:t>
+              <w:t>Типовая настройка ≈ 4 часа</w:t>
             </w:r>
           </w:p>
         </w:tc>
@@ -937,7 +1053,7 @@
               <w:rPr>
                 <w:rFonts w:ascii="Arial" w:hAnsi="Arial" w:eastAsia="Arial"/>
                 <w:b w:val="0"/>
-                <w:color w:val="C62828"/>
+                <w:color w:val="B71C1C"/>
                 <w:sz w:val="16"/>
               </w:rPr>
               <w:t>Часто долгое внедрение</w:t>
@@ -958,7 +1074,7 @@
                 <w:color w:val="2B2B2B"/>
                 <w:sz w:val="16"/>
               </w:rPr>
-              <w:t>Система</w:t>
+              <w:t>Архитектура</w:t>
             </w:r>
           </w:p>
         </w:tc>
@@ -975,7 +1091,7 @@
                 <w:color w:val="2E7D32"/>
                 <w:sz w:val="16"/>
               </w:rPr>
-              <w:t>Внутри вашей 1С</w:t>
+              <w:t>Работает внутри вашей 1С</w:t>
             </w:r>
           </w:p>
         </w:tc>
@@ -989,7 +1105,7 @@
               <w:rPr>
                 <w:rFonts w:ascii="Arial" w:hAnsi="Arial" w:eastAsia="Arial"/>
                 <w:b w:val="0"/>
-                <w:color w:val="C62828"/>
+                <w:color w:val="B71C1C"/>
                 <w:sz w:val="16"/>
               </w:rPr>
               <w:t>Отдельная кадровая платформа</w:t>
@@ -1010,7 +1126,7 @@
                 <w:color w:val="2B2B2B"/>
                 <w:sz w:val="16"/>
               </w:rPr>
-              <w:t>ИТ-нагрузка</w:t>
+              <w:t>Лицензии</w:t>
             </w:r>
           </w:p>
         </w:tc>
@@ -1027,7 +1143,7 @@
                 <w:color w:val="2E7D32"/>
                 <w:sz w:val="16"/>
               </w:rPr>
-              <w:t>Без новых клиентских лицензий 1С</w:t>
+              <w:t>Без клиентских лицензий 1С на сотрудников</w:t>
             </w:r>
           </w:p>
         </w:tc>
@@ -1041,7 +1157,7 @@
               <w:rPr>
                 <w:rFonts w:ascii="Arial" w:hAnsi="Arial" w:eastAsia="Arial"/>
                 <w:b w:val="0"/>
-                <w:color w:val="C62828"/>
+                <w:color w:val="B71C1C"/>
                 <w:sz w:val="16"/>
               </w:rPr>
               <w:t>Новые доступы и интеграции</w:t>
@@ -1062,7 +1178,7 @@
                 <w:color w:val="2B2B2B"/>
                 <w:sz w:val="16"/>
               </w:rPr>
-              <w:t>Документы</w:t>
+              <w:t>Хранение</w:t>
             </w:r>
           </w:p>
         </w:tc>
@@ -1079,7 +1195,7 @@
                 <w:color w:val="2E7D32"/>
                 <w:sz w:val="16"/>
               </w:rPr>
-              <w:t>В вашей базе 1С</w:t>
+              <w:t>Документы в вашей базе 1С</w:t>
             </w:r>
           </w:p>
         </w:tc>
@@ -1093,7 +1209,7 @@
               <w:rPr>
                 <w:rFonts w:ascii="Arial" w:hAnsi="Arial" w:eastAsia="Arial"/>
                 <w:b w:val="0"/>
-                <w:color w:val="C62828"/>
+                <w:color w:val="B71C1C"/>
                 <w:sz w:val="16"/>
               </w:rPr>
               <w:t>Облако оператора, часто платно</w:t>
@@ -1114,7 +1230,7 @@
                 <w:color w:val="2B2B2B"/>
                 <w:sz w:val="16"/>
               </w:rPr>
-              <w:t>Оплата старта</w:t>
+              <w:t>Старт работ</w:t>
             </w:r>
           </w:p>
         </w:tc>
@@ -1145,10 +1261,10 @@
               <w:rPr>
                 <w:rFonts w:ascii="Arial" w:hAnsi="Arial" w:eastAsia="Arial"/>
                 <w:b w:val="0"/>
-                <w:color w:val="C62828"/>
+                <w:color w:val="B71C1C"/>
                 <w:sz w:val="16"/>
               </w:rPr>
-              <w:t>Внедрение обычно отдельной строкой</w:t>
+              <w:t>Внедрение отдельной строкой</w:t>
             </w:r>
           </w:p>
         </w:tc>
@@ -1169,9 +1285,9 @@
     </w:p>
     <w:p>
       <w:pPr>
-        <w:spacing w:after="40" w:before="0"/>
+        <w:spacing w:after="80" w:before="0"/>
         <w:pBdr>
-          <w:bottom w:val="single" w:sz="20" w:space="2" w:color="F0C14A"/>
+          <w:bottom w:val="single" w:sz="22" w:space="2" w:color="F0C14A"/>
         </w:pBdr>
       </w:pPr>
       <w:r>
@@ -1181,7 +1297,7 @@
           <w:color w:val="2B2B2B"/>
           <w:sz w:val="26"/>
         </w:rPr>
-        <w:t>Как проходит запуск</w:t>
+        <w:t>Условия — коротко и по делу</w:t>
       </w:r>
     </w:p>
     <w:tbl>
@@ -1189,300 +1305,12 @@
         <w:tblW w:type="auto" w:w="0"/>
         <w:tblLook w:firstColumn="1" w:firstRow="1" w:lastColumn="0" w:lastRow="0" w:noHBand="0" w:noVBand="1" w:val="04A0"/>
         <w:tblBorders>
-          <w:top w:val="single" w:sz="8" w:space="0" w:color="F0C14A"/>
-          <w:left w:val="single" w:sz="8" w:space="0" w:color="F0C14A"/>
-          <w:bottom w:val="single" w:sz="8" w:space="0" w:color="F0C14A"/>
-          <w:right w:val="single" w:sz="8" w:space="0" w:color="F0C14A"/>
-          <w:insideH w:val="single" w:sz="8" w:space="0" w:color="F0C14A"/>
-          <w:insideV w:val="single" w:sz="8" w:space="0" w:color="F0C14A"/>
-        </w:tblBorders>
-      </w:tblPr>
-      <w:tblGrid>
-        <w:gridCol w:w="2064"/>
-        <w:gridCol w:w="2064"/>
-        <w:gridCol w:w="2064"/>
-        <w:gridCol w:w="2064"/>
-        <w:gridCol w:w="2064"/>
-      </w:tblGrid>
-      <w:tr>
-        <w:tc>
-          <w:tcPr>
-            <w:tcW w:type="dxa" w:w="2064"/>
-            <w:shd w:fill="FFFBEA" w:val="clear"/>
-          </w:tcPr>
-          <w:p>
-            <w:pPr>
-              <w:jc w:val="center"/>
-            </w:pPr>
-            <w:r>
-              <w:rPr>
-                <w:rFonts w:ascii="Arial" w:hAnsi="Arial" w:eastAsia="Arial"/>
-                <w:b/>
-                <w:color w:val="9A7A10"/>
-                <w:sz w:val="24"/>
-              </w:rPr>
-              <w:t>1</w:t>
-            </w:r>
-          </w:p>
-          <w:p>
-            <w:pPr>
-              <w:jc w:val="center"/>
-            </w:pPr>
-            <w:r>
-              <w:rPr>
-                <w:rFonts w:ascii="Arial" w:hAnsi="Arial" w:eastAsia="Arial"/>
-                <w:b/>
-                <w:sz w:val="16"/>
-              </w:rPr>
-              <w:t>Договор и доступы</w:t>
-            </w:r>
-          </w:p>
-          <w:p>
-            <w:pPr>
-              <w:jc w:val="center"/>
-            </w:pPr>
-            <w:r>
-              <w:rPr>
-                <w:rFonts w:ascii="Arial" w:hAnsi="Arial" w:eastAsia="Arial"/>
-                <w:b w:val="0"/>
-                <w:color w:val="666666"/>
-                <w:sz w:val="16"/>
-              </w:rPr>
-              <w:t>2–4 дня</w:t>
-            </w:r>
-          </w:p>
-        </w:tc>
-        <w:tc>
-          <w:tcPr>
-            <w:tcW w:type="dxa" w:w="2064"/>
-            <w:shd w:fill="FFFBEA" w:val="clear"/>
-          </w:tcPr>
-          <w:p>
-            <w:pPr>
-              <w:jc w:val="center"/>
-            </w:pPr>
-            <w:r>
-              <w:rPr>
-                <w:rFonts w:ascii="Arial" w:hAnsi="Arial" w:eastAsia="Arial"/>
-                <w:b/>
-                <w:color w:val="9A7A10"/>
-                <w:sz w:val="24"/>
-              </w:rPr>
-              <w:t>2</w:t>
-            </w:r>
-          </w:p>
-          <w:p>
-            <w:pPr>
-              <w:jc w:val="center"/>
-            </w:pPr>
-            <w:r>
-              <w:rPr>
-                <w:rFonts w:ascii="Arial" w:hAnsi="Arial" w:eastAsia="Arial"/>
-                <w:b/>
-                <w:sz w:val="16"/>
-              </w:rPr>
-              <w:t>Настройка ≈4 часа</w:t>
-            </w:r>
-          </w:p>
-          <w:p>
-            <w:pPr>
-              <w:jc w:val="center"/>
-            </w:pPr>
-            <w:r>
-              <w:rPr>
-                <w:rFonts w:ascii="Arial" w:hAnsi="Arial" w:eastAsia="Arial"/>
-                <w:b w:val="0"/>
-                <w:color w:val="666666"/>
-                <w:sz w:val="16"/>
-              </w:rPr>
-              <w:t>1 день</w:t>
-            </w:r>
-          </w:p>
-        </w:tc>
-        <w:tc>
-          <w:tcPr>
-            <w:tcW w:type="dxa" w:w="2064"/>
-            <w:shd w:fill="FFFBEA" w:val="clear"/>
-          </w:tcPr>
-          <w:p>
-            <w:pPr>
-              <w:jc w:val="center"/>
-            </w:pPr>
-            <w:r>
-              <w:rPr>
-                <w:rFonts w:ascii="Arial" w:hAnsi="Arial" w:eastAsia="Arial"/>
-                <w:b/>
-                <w:color w:val="9A7A10"/>
-                <w:sz w:val="24"/>
-              </w:rPr>
-              <w:t>3</w:t>
-            </w:r>
-          </w:p>
-          <w:p>
-            <w:pPr>
-              <w:jc w:val="center"/>
-            </w:pPr>
-            <w:r>
-              <w:rPr>
-                <w:rFonts w:ascii="Arial" w:hAnsi="Arial" w:eastAsia="Arial"/>
-                <w:b/>
-                <w:sz w:val="16"/>
-              </w:rPr>
-              <w:t>Пилот на группе</w:t>
-            </w:r>
-          </w:p>
-          <w:p>
-            <w:pPr>
-              <w:jc w:val="center"/>
-            </w:pPr>
-            <w:r>
-              <w:rPr>
-                <w:rFonts w:ascii="Arial" w:hAnsi="Arial" w:eastAsia="Arial"/>
-                <w:b w:val="0"/>
-                <w:color w:val="666666"/>
-                <w:sz w:val="16"/>
-              </w:rPr>
-              <w:t>до 1 недели</w:t>
-            </w:r>
-          </w:p>
-        </w:tc>
-        <w:tc>
-          <w:tcPr>
-            <w:tcW w:type="dxa" w:w="2064"/>
-            <w:shd w:fill="FFFBEA" w:val="clear"/>
-          </w:tcPr>
-          <w:p>
-            <w:pPr>
-              <w:jc w:val="center"/>
-            </w:pPr>
-            <w:r>
-              <w:rPr>
-                <w:rFonts w:ascii="Arial" w:hAnsi="Arial" w:eastAsia="Arial"/>
-                <w:b/>
-                <w:color w:val="9A7A10"/>
-                <w:sz w:val="24"/>
-              </w:rPr>
-              <w:t>4</w:t>
-            </w:r>
-          </w:p>
-          <w:p>
-            <w:pPr>
-              <w:jc w:val="center"/>
-            </w:pPr>
-            <w:r>
-              <w:rPr>
-                <w:rFonts w:ascii="Arial" w:hAnsi="Arial" w:eastAsia="Arial"/>
-                <w:b/>
-                <w:sz w:val="16"/>
-              </w:rPr>
-              <w:t>Все 750 кабинетов</w:t>
-            </w:r>
-          </w:p>
-          <w:p>
-            <w:pPr>
-              <w:jc w:val="center"/>
-            </w:pPr>
-            <w:r>
-              <w:rPr>
-                <w:rFonts w:ascii="Arial" w:hAnsi="Arial" w:eastAsia="Arial"/>
-                <w:b w:val="0"/>
-                <w:color w:val="666666"/>
-                <w:sz w:val="16"/>
-              </w:rPr>
-              <w:t>2–3 недели</w:t>
-            </w:r>
-          </w:p>
-        </w:tc>
-        <w:tc>
-          <w:tcPr>
-            <w:tcW w:type="dxa" w:w="2064"/>
-            <w:shd w:fill="FFFBEA" w:val="clear"/>
-          </w:tcPr>
-          <w:p>
-            <w:pPr>
-              <w:jc w:val="center"/>
-            </w:pPr>
-            <w:r>
-              <w:rPr>
-                <w:rFonts w:ascii="Arial" w:hAnsi="Arial" w:eastAsia="Arial"/>
-                <w:b/>
-                <w:color w:val="9A7A10"/>
-                <w:sz w:val="24"/>
-              </w:rPr>
-              <w:t>5</w:t>
-            </w:r>
-          </w:p>
-          <w:p>
-            <w:pPr>
-              <w:jc w:val="center"/>
-            </w:pPr>
-            <w:r>
-              <w:rPr>
-                <w:rFonts w:ascii="Arial" w:hAnsi="Arial" w:eastAsia="Arial"/>
-                <w:b/>
-                <w:sz w:val="16"/>
-              </w:rPr>
-              <w:t>1 час в запасе</w:t>
-            </w:r>
-          </w:p>
-          <w:p>
-            <w:pPr>
-              <w:jc w:val="center"/>
-            </w:pPr>
-            <w:r>
-              <w:rPr>
-                <w:rFonts w:ascii="Arial" w:hAnsi="Arial" w:eastAsia="Arial"/>
-                <w:b w:val="0"/>
-                <w:color w:val="666666"/>
-                <w:sz w:val="16"/>
-              </w:rPr>
-              <w:t>по запросу</w:t>
-            </w:r>
-          </w:p>
-        </w:tc>
-      </w:tr>
-    </w:tbl>
-    <w:p>
-      <w:pPr>
-        <w:spacing w:after="160" w:before="0"/>
-      </w:pPr>
-      <w:r>
-        <w:rPr>
-          <w:rFonts w:ascii="Arial" w:hAnsi="Arial" w:eastAsia="Arial"/>
-          <w:b w:val="0"/>
-          <w:color w:val="2B2B2B"/>
-          <w:sz w:val="20"/>
-        </w:rPr>
-      </w:r>
-    </w:p>
-    <w:p>
-      <w:pPr>
-        <w:spacing w:after="40" w:before="0"/>
-        <w:pBdr>
-          <w:bottom w:val="single" w:sz="20" w:space="2" w:color="F0C14A"/>
-        </w:pBdr>
-      </w:pPr>
-      <w:r>
-        <w:rPr>
-          <w:rFonts w:ascii="Arial" w:hAnsi="Arial" w:eastAsia="Arial"/>
-          <w:b/>
-          <w:color w:val="2B2B2B"/>
-          <w:sz w:val="26"/>
-        </w:rPr>
-        <w:t>Ценообразование — одной таблицей</w:t>
-      </w:r>
-    </w:p>
-    <w:tbl>
-      <w:tblPr>
-        <w:tblW w:type="auto" w:w="0"/>
-        <w:tblLook w:firstColumn="1" w:firstRow="1" w:lastColumn="0" w:lastRow="0" w:noHBand="0" w:noVBand="1" w:val="04A0"/>
-        <w:tblBorders>
-          <w:top w:val="single" w:sz="8" w:space="0" w:color="F0C14A"/>
-          <w:left w:val="single" w:sz="8" w:space="0" w:color="F0C14A"/>
-          <w:bottom w:val="single" w:sz="8" w:space="0" w:color="F0C14A"/>
-          <w:right w:val="single" w:sz="8" w:space="0" w:color="F0C14A"/>
-          <w:insideH w:val="single" w:sz="8" w:space="0" w:color="F0C14A"/>
-          <w:insideV w:val="single" w:sz="8" w:space="0" w:color="F0C14A"/>
+          <w:top w:val="single" w:sz="10" w:space="0" w:color="F0C14A"/>
+          <w:left w:val="single" w:sz="10" w:space="0" w:color="F0C14A"/>
+          <w:bottom w:val="single" w:sz="10" w:space="0" w:color="F0C14A"/>
+          <w:right w:val="single" w:sz="10" w:space="0" w:color="F0C14A"/>
+          <w:insideH w:val="single" w:sz="10" w:space="0" w:color="F0C14A"/>
+          <w:insideV w:val="single" w:sz="10" w:space="0" w:color="F0C14A"/>
         </w:tblBorders>
       </w:tblPr>
       <w:tblGrid>
@@ -1493,32 +1321,54 @@
         <w:tc>
           <w:tcPr>
             <w:tcW w:type="dxa" w:w="5159"/>
-            <w:shd w:fill="F0C14A" w:val="clear"/>
+            <w:shd w:fill="FFFBEA" w:val="clear"/>
           </w:tcPr>
           <w:p>
             <w:r>
               <w:rPr>
                 <w:rFonts w:ascii="Arial" w:hAnsi="Arial" w:eastAsia="Arial"/>
                 <w:b/>
+                <w:sz w:val="20"/>
+              </w:rPr>
+              <w:t>Электронная подпись</w:t>
+            </w:r>
+          </w:p>
+          <w:p>
+            <w:r>
+              <w:rPr>
+                <w:rFonts w:ascii="Arial" w:hAnsi="Arial" w:eastAsia="Arial"/>
+                <w:b w:val="0"/>
+                <w:color w:val="5C5C5C"/>
                 <w:sz w:val="18"/>
               </w:rPr>
-              <w:t>Статья</w:t>
+              <w:t>Выпускается сотрудникам бесплатно.</w:t>
             </w:r>
           </w:p>
         </w:tc>
         <w:tc>
           <w:tcPr>
             <w:tcW w:type="dxa" w:w="5159"/>
-            <w:shd w:fill="F0C14A" w:val="clear"/>
+            <w:shd w:fill="FFFBEA" w:val="clear"/>
           </w:tcPr>
           <w:p>
             <w:r>
               <w:rPr>
                 <w:rFonts w:ascii="Arial" w:hAnsi="Arial" w:eastAsia="Arial"/>
                 <w:b/>
+                <w:sz w:val="20"/>
+              </w:rPr>
+              <w:t>Шаблоны документов</w:t>
+            </w:r>
+          </w:p>
+          <w:p>
+            <w:r>
+              <w:rPr>
+                <w:rFonts w:ascii="Arial" w:hAnsi="Arial" w:eastAsia="Arial"/>
+                <w:b w:val="0"/>
+                <w:color w:val="5C5C5C"/>
                 <w:sz w:val="18"/>
               </w:rPr>
-              <w:t>Сумма</w:t>
+              <w:t>Положение, уведомления и согласия — в комплекте.</w:t>
             </w:r>
           </w:p>
         </w:tc>
@@ -1533,10 +1383,21 @@
             <w:r>
               <w:rPr>
                 <w:rFonts w:ascii="Arial" w:hAnsi="Arial" w:eastAsia="Arial"/>
+                <w:b/>
+                <w:sz w:val="20"/>
+              </w:rPr>
+              <w:t>Формат работ</w:t>
+            </w:r>
+          </w:p>
+          <w:p>
+            <w:r>
+              <w:rPr>
+                <w:rFonts w:ascii="Arial" w:hAnsi="Arial" w:eastAsia="Arial"/>
                 <w:b w:val="0"/>
+                <w:color w:val="5C5C5C"/>
                 <w:sz w:val="18"/>
               </w:rPr>
-              <w:t>750 личных кабинетов на 12 месяцев (пакеты 500+200+50)</w:t>
+              <w:t>Удалённо. Выезд и нетиповые доработки — отдельно.</w:t>
             </w:r>
           </w:p>
         </w:tc>
@@ -1546,136 +1407,42 @@
             <w:shd w:fill="FFFBEA" w:val="clear"/>
           </w:tcPr>
           <w:p>
-            <w:pPr>
-              <w:jc w:val="right"/>
-            </w:pPr>
             <w:r>
               <w:rPr>
                 <w:rFonts w:ascii="Arial" w:hAnsi="Arial" w:eastAsia="Arial"/>
                 <w:b/>
-                <w:color w:val="2B2B2B"/>
                 <w:sz w:val="20"/>
               </w:rPr>
-              <w:t>223 200 ₽</w:t>
+              <w:t>Срок предложения</w:t>
             </w:r>
           </w:p>
-        </w:tc>
-      </w:tr>
-      <w:tr>
-        <w:tc>
-          <w:tcPr>
-            <w:tcW w:type="dxa" w:w="5159"/>
-            <w:shd w:fill="FFF6D8" w:val="clear"/>
-          </w:tcPr>
           <w:p>
             <w:r>
               <w:rPr>
                 <w:rFonts w:ascii="Arial" w:hAnsi="Arial" w:eastAsia="Arial"/>
                 <w:b w:val="0"/>
+                <w:color w:val="5C5C5C"/>
                 <w:sz w:val="18"/>
               </w:rPr>
-              <w:t>Настройка и запуск сервиса (≈4 часа поддержки)</w:t>
-            </w:r>
-          </w:p>
-        </w:tc>
-        <w:tc>
-          <w:tcPr>
-            <w:tcW w:type="dxa" w:w="5159"/>
-            <w:shd w:fill="FFF6D8" w:val="clear"/>
-          </w:tcPr>
-          <w:p>
-            <w:pPr>
-              <w:jc w:val="right"/>
-            </w:pPr>
-            <w:r>
-              <w:rPr>
-                <w:rFonts w:ascii="Arial" w:hAnsi="Arial" w:eastAsia="Arial"/>
-                <w:b/>
-                <w:color w:val="2E7D32"/>
-                <w:sz w:val="20"/>
-              </w:rPr>
-              <w:t>0 ₽ — из подарка</w:t>
-            </w:r>
-          </w:p>
-        </w:tc>
-      </w:tr>
-      <w:tr>
-        <w:tc>
-          <w:tcPr>
-            <w:tcW w:type="dxa" w:w="5159"/>
-            <w:shd w:fill="FFF6D8" w:val="clear"/>
-          </w:tcPr>
-          <w:p>
-            <w:r>
-              <w:rPr>
-                <w:rFonts w:ascii="Arial" w:hAnsi="Arial" w:eastAsia="Arial"/>
-                <w:b w:val="0"/>
-                <w:sz w:val="18"/>
-              </w:rPr>
-              <w:t>Запас на вопросы по 1С после запуска (1 час)</w:t>
-            </w:r>
-          </w:p>
-        </w:tc>
-        <w:tc>
-          <w:tcPr>
-            <w:tcW w:type="dxa" w:w="5159"/>
-            <w:shd w:fill="FFF6D8" w:val="clear"/>
-          </w:tcPr>
-          <w:p>
-            <w:pPr>
-              <w:jc w:val="right"/>
-            </w:pPr>
-            <w:r>
-              <w:rPr>
-                <w:rFonts w:ascii="Arial" w:hAnsi="Arial" w:eastAsia="Arial"/>
-                <w:b/>
-                <w:color w:val="2E7D32"/>
-                <w:sz w:val="20"/>
-              </w:rPr>
-              <w:t>0 ₽ — из подарка</w:t>
-            </w:r>
-          </w:p>
-        </w:tc>
-      </w:tr>
-      <w:tr>
-        <w:tc>
-          <w:tcPr>
-            <w:tcW w:type="dxa" w:w="5159"/>
-            <w:shd w:fill="FFF6D8" w:val="clear"/>
-          </w:tcPr>
-          <w:p>
-            <w:r>
-              <w:rPr>
-                <w:rFonts w:ascii="Arial" w:hAnsi="Arial" w:eastAsia="Arial"/>
-                <w:b w:val="0"/>
-                <w:sz w:val="18"/>
-              </w:rPr>
-              <w:t>Подарок по акции — 5 часов линии консультаций</w:t>
-            </w:r>
-          </w:p>
-        </w:tc>
-        <w:tc>
-          <w:tcPr>
-            <w:tcW w:type="dxa" w:w="5159"/>
-            <w:shd w:fill="FFF6D8" w:val="clear"/>
-          </w:tcPr>
-          <w:p>
-            <w:pPr>
-              <w:jc w:val="right"/>
-            </w:pPr>
-            <w:r>
-              <w:rPr>
-                <w:rFonts w:ascii="Arial" w:hAnsi="Arial" w:eastAsia="Arial"/>
-                <w:b/>
-                <w:color w:val="2E7D32"/>
-                <w:sz w:val="20"/>
-              </w:rPr>
-              <w:t>выгода 18 300 ₽</w:t>
+              <w:t>Действует 30 дней с даты отправки.</w:t>
             </w:r>
           </w:p>
         </w:tc>
       </w:tr>
     </w:tbl>
+    <w:p>
+      <w:pPr>
+        <w:spacing w:after="200" w:before="0"/>
+      </w:pPr>
+      <w:r>
+        <w:rPr>
+          <w:rFonts w:ascii="Arial" w:hAnsi="Arial" w:eastAsia="Arial"/>
+          <w:b w:val="0"/>
+          <w:color w:val="2B2B2B"/>
+          <w:sz w:val="20"/>
+        </w:rPr>
+      </w:r>
+    </w:p>
     <w:tbl>
       <w:tblPr>
         <w:tblW w:type="auto" w:w="0"/>
@@ -1703,233 +1470,7 @@
             <w:r>
               <w:rPr>
                 <w:rFonts w:ascii="Arial" w:hAnsi="Arial" w:eastAsia="Arial"/>
-                <w:b/>
-                <w:sz w:val="24"/>
-              </w:rPr>
-              <w:t>Итого к оплате</w:t>
-            </w:r>
-          </w:p>
-          <w:p>
-            <w:r>
-              <w:rPr>
-                <w:rFonts w:ascii="Arial" w:hAnsi="Arial" w:eastAsia="Arial"/>
                 <w:b w:val="0"/>
-                <w:sz w:val="16"/>
-              </w:rPr>
-              <w:t>Только пакет кабинетов. Настройка и стартовая поддержка — бесплатно.</w:t>
-            </w:r>
-          </w:p>
-        </w:tc>
-        <w:tc>
-          <w:tcPr>
-            <w:tcW w:type="dxa" w:w="5159"/>
-            <w:shd w:fill="F0C14A" w:val="clear"/>
-          </w:tcPr>
-          <w:p>
-            <w:pPr>
-              <w:jc w:val="right"/>
-            </w:pPr>
-            <w:r>
-              <w:rPr>
-                <w:rFonts w:ascii="Arial" w:hAnsi="Arial" w:eastAsia="Arial"/>
-                <w:b/>
-                <w:sz w:val="36"/>
-              </w:rPr>
-              <w:t>223 200 ₽</w:t>
-            </w:r>
-          </w:p>
-        </w:tc>
-      </w:tr>
-    </w:tbl>
-    <w:p>
-      <w:pPr>
-        <w:spacing w:after="160" w:before="0"/>
-      </w:pPr>
-      <w:r>
-        <w:rPr>
-          <w:rFonts w:ascii="Arial" w:hAnsi="Arial" w:eastAsia="Arial"/>
-          <w:b w:val="0"/>
-          <w:color w:val="2B2B2B"/>
-          <w:sz w:val="20"/>
-        </w:rPr>
-      </w:r>
-    </w:p>
-    <w:p>
-      <w:pPr>
-        <w:spacing w:after="40" w:before="0"/>
-        <w:pBdr>
-          <w:bottom w:val="single" w:sz="20" w:space="2" w:color="F0C14A"/>
-        </w:pBdr>
-      </w:pPr>
-      <w:r>
-        <w:rPr>
-          <w:rFonts w:ascii="Arial" w:hAnsi="Arial" w:eastAsia="Arial"/>
-          <w:b/>
-          <w:color w:val="2B2B2B"/>
-          <w:sz w:val="26"/>
-        </w:rPr>
-        <w:t>Важно знать</w:t>
-      </w:r>
-    </w:p>
-    <w:tbl>
-      <w:tblPr>
-        <w:tblW w:type="auto" w:w="0"/>
-        <w:tblLook w:firstColumn="1" w:firstRow="1" w:lastColumn="0" w:lastRow="0" w:noHBand="0" w:noVBand="1" w:val="04A0"/>
-        <w:tblBorders>
-          <w:top w:val="single" w:sz="8" w:space="0" w:color="F0C14A"/>
-          <w:left w:val="single" w:sz="8" w:space="0" w:color="F0C14A"/>
-          <w:bottom w:val="single" w:sz="8" w:space="0" w:color="F0C14A"/>
-          <w:right w:val="single" w:sz="8" w:space="0" w:color="F0C14A"/>
-          <w:insideH w:val="single" w:sz="8" w:space="0" w:color="F0C14A"/>
-          <w:insideV w:val="single" w:sz="8" w:space="0" w:color="F0C14A"/>
-        </w:tblBorders>
-      </w:tblPr>
-      <w:tblGrid>
-        <w:gridCol w:w="5159"/>
-        <w:gridCol w:w="5159"/>
-      </w:tblGrid>
-      <w:tr>
-        <w:tc>
-          <w:tcPr>
-            <w:tcW w:type="dxa" w:w="5159"/>
-            <w:shd w:fill="FFFBEA" w:val="clear"/>
-          </w:tcPr>
-          <w:p>
-            <w:r>
-              <w:rPr>
-                <w:rFonts w:ascii="Arial" w:hAnsi="Arial" w:eastAsia="Arial"/>
-                <w:b/>
-                <w:sz w:val="20"/>
-              </w:rPr>
-              <w:t>Подпись бесплатно</w:t>
-            </w:r>
-          </w:p>
-          <w:p>
-            <w:r>
-              <w:rPr>
-                <w:rFonts w:ascii="Arial" w:hAnsi="Arial" w:eastAsia="Arial"/>
-                <w:b w:val="0"/>
-                <w:color w:val="666666"/>
-                <w:sz w:val="18"/>
-              </w:rPr>
-              <w:t>Электронная подпись сотрудникам выпускается бесплатно.</w:t>
-            </w:r>
-          </w:p>
-        </w:tc>
-        <w:tc>
-          <w:tcPr>
-            <w:tcW w:type="dxa" w:w="5159"/>
-            <w:shd w:fill="FFFBEA" w:val="clear"/>
-          </w:tcPr>
-          <w:p>
-            <w:r>
-              <w:rPr>
-                <w:rFonts w:ascii="Arial" w:hAnsi="Arial" w:eastAsia="Arial"/>
-                <w:b/>
-                <w:sz w:val="20"/>
-              </w:rPr>
-              <w:t>Шаблоны документов</w:t>
-            </w:r>
-          </w:p>
-          <w:p>
-            <w:r>
-              <w:rPr>
-                <w:rFonts w:ascii="Arial" w:hAnsi="Arial" w:eastAsia="Arial"/>
-                <w:b w:val="0"/>
-                <w:color w:val="666666"/>
-                <w:sz w:val="18"/>
-              </w:rPr>
-              <w:t>Положение, уведомления и согласия для перехода — в комплекте.</w:t>
-            </w:r>
-          </w:p>
-        </w:tc>
-      </w:tr>
-      <w:tr>
-        <w:tc>
-          <w:tcPr>
-            <w:tcW w:type="dxa" w:w="5159"/>
-            <w:shd w:fill="FFFBEA" w:val="clear"/>
-          </w:tcPr>
-          <w:p>
-            <w:r>
-              <w:rPr>
-                <w:rFonts w:ascii="Arial" w:hAnsi="Arial" w:eastAsia="Arial"/>
-                <w:b/>
-                <w:sz w:val="20"/>
-              </w:rPr>
-              <w:t>Формат работ</w:t>
-            </w:r>
-          </w:p>
-          <w:p>
-            <w:r>
-              <w:rPr>
-                <w:rFonts w:ascii="Arial" w:hAnsi="Arial" w:eastAsia="Arial"/>
-                <w:b w:val="0"/>
-                <w:color w:val="666666"/>
-                <w:sz w:val="18"/>
-              </w:rPr>
-              <w:t>Удалённо. Выезд и нетиповые доработки — отдельно.</w:t>
-            </w:r>
-          </w:p>
-        </w:tc>
-        <w:tc>
-          <w:tcPr>
-            <w:tcW w:type="dxa" w:w="5159"/>
-            <w:shd w:fill="FFFBEA" w:val="clear"/>
-          </w:tcPr>
-          <w:p>
-            <w:r>
-              <w:rPr>
-                <w:rFonts w:ascii="Arial" w:hAnsi="Arial" w:eastAsia="Arial"/>
-                <w:b/>
-                <w:sz w:val="20"/>
-              </w:rPr>
-              <w:t>Срок предложения</w:t>
-            </w:r>
-          </w:p>
-          <w:p>
-            <w:r>
-              <w:rPr>
-                <w:rFonts w:ascii="Arial" w:hAnsi="Arial" w:eastAsia="Arial"/>
-                <w:b w:val="0"/>
-                <w:color w:val="666666"/>
-                <w:sz w:val="18"/>
-              </w:rPr>
-              <w:t>Действует 30 дней с даты отправки.</w:t>
-            </w:r>
-          </w:p>
-        </w:tc>
-      </w:tr>
-    </w:tbl>
-    <w:tbl>
-      <w:tblPr>
-        <w:tblW w:type="auto" w:w="0"/>
-        <w:tblLook w:firstColumn="1" w:firstRow="1" w:lastColumn="0" w:lastRow="0" w:noHBand="0" w:noVBand="1" w:val="04A0"/>
-        <w:tblBorders>
-          <w:top w:val="single" w:sz="12" w:space="0" w:color="F0C14A"/>
-          <w:left w:val="single" w:sz="12" w:space="0" w:color="F0C14A"/>
-          <w:bottom w:val="single" w:sz="12" w:space="0" w:color="F0C14A"/>
-          <w:right w:val="single" w:sz="12" w:space="0" w:color="F0C14A"/>
-          <w:insideH w:val="single" w:sz="12" w:space="0" w:color="F0C14A"/>
-          <w:insideV w:val="single" w:sz="12" w:space="0" w:color="F0C14A"/>
-        </w:tblBorders>
-      </w:tblPr>
-      <w:tblGrid>
-        <w:gridCol w:w="5159"/>
-        <w:gridCol w:w="5159"/>
-      </w:tblGrid>
-      <w:tr>
-        <w:tc>
-          <w:tcPr>
-            <w:tcW w:type="dxa" w:w="5159"/>
-            <w:shd w:fill="FFF6D8" w:val="clear"/>
-          </w:tcPr>
-          <w:p>
-            <w:r>
-              <w:rPr>
-                <w:rFonts w:ascii="Arial" w:hAnsi="Arial" w:eastAsia="Arial"/>
-                <w:b w:val="0"/>
-                <w:color w:val="666666"/>
                 <w:sz w:val="16"/>
               </w:rPr>
               <w:t>Ваш менеджер</w:t>
@@ -1986,10 +1527,10 @@
               <w:rPr>
                 <w:rFonts w:ascii="Arial" w:hAnsi="Arial" w:eastAsia="Arial"/>
                 <w:b w:val="0"/>
-                <w:color w:val="666666"/>
+                <w:color w:val="5C5C5C"/>
                 <w:sz w:val="18"/>
               </w:rPr>
-              <w:t>Готовы подключить и показать на демо</w:t>
+              <w:t>Покажем на демо кадровой службе и ИТ-отделу</w:t>
             </w:r>
           </w:p>
           <w:p>
@@ -1997,10 +1538,10 @@
               <w:rPr>
                 <w:rFonts w:ascii="Arial" w:hAnsi="Arial" w:eastAsia="Arial"/>
                 <w:b w:val="0"/>
-                <w:color w:val="666666"/>
+                <w:color w:val="5C5C5C"/>
                 <w:sz w:val="18"/>
               </w:rPr>
-              <w:t>для кадровой службы и ИТ-отдела</w:t>
+              <w:t>Готовы подключить под тендер</w:t>
             </w:r>
           </w:p>
           <w:p>
@@ -2008,7 +1549,7 @@
               <w:rPr>
                 <w:rFonts w:ascii="Arial" w:hAnsi="Arial" w:eastAsia="Arial"/>
                 <w:b w:val="0"/>
-                <w:color w:val="666666"/>
+                <w:color w:val="5C5C5C"/>
                 <w:sz w:val="18"/>
               </w:rPr>
               <w:t>www.forus.ru</w:t>

--- a/КП_ТФМ_Спецтехника_КЭДО_750.docx
+++ b/КП_ТФМ_Спецтехника_КЭДО_750.docx
@@ -6,6 +6,14 @@
       <w:tblPr>
         <w:tblW w:type="auto" w:w="0"/>
         <w:tblLook w:firstColumn="1" w:firstRow="1" w:lastColumn="0" w:lastRow="0" w:noHBand="0" w:noVBand="1" w:val="04A0"/>
+        <w:tblBorders>
+          <w:top w:val="nil"/>
+          <w:left w:val="nil"/>
+          <w:bottom w:val="nil"/>
+          <w:right w:val="nil"/>
+          <w:insideH w:val="nil"/>
+          <w:insideV w:val="nil"/>
+        </w:tblBorders>
       </w:tblPr>
       <w:tblGrid>
         <w:gridCol w:w="5159"/>
@@ -20,7 +28,7 @@
             <w:r>
               <w:drawing>
                 <wp:inline xmlns:a="http://schemas.openxmlformats.org/drawingml/2006/main" xmlns:pic="http://schemas.openxmlformats.org/drawingml/2006/picture">
-                  <wp:extent cx="1152000" cy="499663"/>
+                  <wp:extent cx="1296000" cy="626637"/>
                   <wp:docPr id="1" name="Picture 1"/>
                   <wp:cNvGraphicFramePr>
                     <a:graphicFrameLocks noChangeAspect="1"/>
@@ -29,7 +37,7 @@
                     <a:graphicData uri="http://schemas.openxmlformats.org/drawingml/2006/picture">
                       <pic:pic>
                         <pic:nvPicPr>
-                          <pic:cNvPr id="0" name="forus_logo_word.png"/>
+                          <pic:cNvPr id="0" name="forus_logo_docx.png"/>
                           <pic:cNvPicPr/>
                         </pic:nvPicPr>
                         <pic:blipFill>
@@ -41,7 +49,7 @@
                         <pic:spPr>
                           <a:xfrm>
                             <a:off x="0" y="0"/>
-                            <a:ext cx="1152000" cy="499663"/>
+                            <a:ext cx="1296000" cy="626637"/>
                           </a:xfrm>
                           <a:prstGeom prst="rect"/>
                         </pic:spPr>
@@ -67,9 +75,24 @@
                 <w:rFonts w:ascii="Arial" w:hAnsi="Arial" w:eastAsia="Arial"/>
                 <w:b/>
                 <w:color w:val="5C5C5C"/>
+                <w:sz w:val="18"/>
+              </w:rPr>
+              <w:t>Группа компаний «Форус»</w:t>
+            </w:r>
+          </w:p>
+          <w:p>
+            <w:pPr>
+              <w:spacing w:after="0"/>
+              <w:jc w:val="right"/>
+            </w:pPr>
+            <w:r>
+              <w:rPr>
+                <w:rFonts w:ascii="Arial" w:hAnsi="Arial" w:eastAsia="Arial"/>
+                <w:b w:val="0"/>
+                <w:color w:val="5C5C5C"/>
                 <w:sz w:val="16"/>
               </w:rPr>
-              <w:t>Группа компаний «Форус»</w:t>
+              <w:t>Центр компетенции по кадровому электронному документообороту</w:t>
             </w:r>
           </w:p>
           <w:p>
@@ -92,7 +115,7 @@
     </w:tbl>
     <w:p>
       <w:pPr>
-        <w:spacing w:after="160"/>
+        <w:spacing w:before="120" w:after="160"/>
         <w:pBdr>
           <w:bottom w:val="single" w:sz="28" w:space="1" w:color="F0C14A"/>
         </w:pBdr>
@@ -108,14 +131,14 @@
           <w:rFonts w:ascii="Arial" w:hAnsi="Arial" w:eastAsia="Arial"/>
           <w:b/>
           <w:color w:val="2B2B2B"/>
-          <w:sz w:val="40"/>
+          <w:sz w:val="32"/>
         </w:rPr>
-        <w:t>1С:Кабинет сотрудника</w:t>
+        <w:t>1С:Кабинет сотрудника — 750 личных кабинетов</w:t>
       </w:r>
     </w:p>
     <w:p>
       <w:pPr>
-        <w:spacing w:after="80" w:before="0"/>
+        <w:spacing w:after="160" w:before="0"/>
         <w:jc w:val="center"/>
       </w:pPr>
       <w:r>
@@ -125,22 +148,7 @@
           <w:color w:val="5C5C5C"/>
           <w:sz w:val="20"/>
         </w:rPr>
-        <w:t>Электронные кадровые документы внутри вашей 1С  ·  750 личных кабинетов</w:t>
-      </w:r>
-    </w:p>
-    <w:p>
-      <w:pPr>
-        <w:spacing w:after="200" w:before="0"/>
-        <w:jc w:val="center"/>
-      </w:pPr>
-      <w:r>
-        <w:rPr>
-          <w:rFonts w:ascii="Arial" w:hAnsi="Arial" w:eastAsia="Arial"/>
-          <w:b/>
-          <w:color w:val="9A7A10"/>
-          <w:sz w:val="20"/>
-        </w:rPr>
-        <w:t>Самое лёгкое внедрение  ·  без новой платформы</w:t>
+        <w:t>Персональное предложение · кадровый электронный документооборот</w:t>
       </w:r>
     </w:p>
     <w:tbl>
@@ -148,179 +156,80 @@
         <w:tblW w:type="auto" w:w="0"/>
         <w:tblLook w:firstColumn="1" w:firstRow="1" w:lastColumn="0" w:lastRow="0" w:noHBand="0" w:noVBand="1" w:val="04A0"/>
         <w:tblBorders>
-          <w:top w:val="single" w:sz="16" w:space="0" w:color="F0C14A"/>
-          <w:left w:val="single" w:sz="16" w:space="0" w:color="F0C14A"/>
-          <w:bottom w:val="single" w:sz="16" w:space="0" w:color="F0C14A"/>
-          <w:right w:val="single" w:sz="16" w:space="0" w:color="F0C14A"/>
-          <w:insideH w:val="single" w:sz="16" w:space="0" w:color="F0C14A"/>
-          <w:insideV w:val="single" w:sz="16" w:space="0" w:color="F0C14A"/>
+          <w:top w:val="single" w:sz="14" w:space="0" w:color="F0C14A"/>
+          <w:left w:val="single" w:sz="14" w:space="0" w:color="F0C14A"/>
+          <w:bottom w:val="single" w:sz="14" w:space="0" w:color="F0C14A"/>
+          <w:right w:val="single" w:sz="14" w:space="0" w:color="F0C14A"/>
+          <w:insideH w:val="single" w:sz="14" w:space="0" w:color="F0C14A"/>
+          <w:insideV w:val="single" w:sz="14" w:space="0" w:color="F0C14A"/>
         </w:tblBorders>
       </w:tblPr>
       <w:tblGrid>
-        <w:gridCol w:w="5159"/>
-        <w:gridCol w:w="5159"/>
+        <w:gridCol w:w="10318"/>
       </w:tblGrid>
       <w:tr>
         <w:tc>
           <w:tcPr>
-            <w:tcW w:type="dxa" w:w="5159"/>
-            <w:shd w:fill="F0C14A" w:val="clear"/>
+            <w:tcW w:type="dxa" w:w="10318"/>
+            <w:shd w:fill="FFF6D8" w:val="clear"/>
+            <w:tcMar>
+              <w:top w:w="60" w:type="dxa"/>
+              <w:left w:w="80" w:type="dxa"/>
+              <w:bottom w:w="60" w:type="dxa"/>
+              <w:right w:w="80" w:type="dxa"/>
+            </w:tcMar>
           </w:tcPr>
           <w:p>
-            <w:pPr>
-              <w:jc w:val="center"/>
-            </w:pPr>
             <w:r>
               <w:rPr>
                 <w:rFonts w:ascii="Arial" w:hAnsi="Arial" w:eastAsia="Arial"/>
-                <w:b w:val="0"/>
+                <w:b/>
                 <w:color w:val="2B2B2B"/>
-                <w:sz w:val="16"/>
+                <w:sz w:val="22"/>
               </w:rPr>
-              <w:t>вы платите только за кабинеты</w:t>
+              <w:t>Почему это предложение выгодно именно сейчас</w:t>
             </w:r>
           </w:p>
           <w:p>
             <w:pPr>
-              <w:jc w:val="center"/>
-            </w:pPr>
-            <w:r>
-              <w:rPr>
-                <w:rFonts w:ascii="Arial" w:hAnsi="Arial" w:eastAsia="Arial"/>
-                <w:b/>
-                <w:sz w:val="44"/>
-              </w:rPr>
-              <w:t>223 200 ₽</w:t>
-            </w:r>
-          </w:p>
-          <w:p>
-            <w:pPr>
-              <w:jc w:val="center"/>
+              <w:spacing w:after="40"/>
             </w:pPr>
             <w:r>
               <w:rPr>
                 <w:rFonts w:ascii="Arial" w:hAnsi="Arial" w:eastAsia="Arial"/>
                 <w:b w:val="0"/>
                 <w:color w:val="5C5C5C"/>
-                <w:sz w:val="16"/>
+                <w:sz w:val="18"/>
               </w:rPr>
-              <w:t>750 кабинетов / 12 мес.  ·  ≈ 25 ₽/мес. на сотрудника</w:t>
+              <w:t>• Экономия до 70% времени кадровой службы и до 75% затрат на бумагу, печать и курьеров</w:t>
             </w:r>
           </w:p>
           <w:p>
             <w:pPr>
-              <w:jc w:val="center"/>
+              <w:spacing w:after="40"/>
             </w:pPr>
             <w:r>
               <w:rPr>
                 <w:rFonts w:ascii="Arial" w:hAnsi="Arial" w:eastAsia="Arial"/>
-                <w:b/>
+                <w:b w:val="0"/>
+                <w:color w:val="5C5C5C"/>
                 <w:sz w:val="18"/>
               </w:rPr>
-              <w:t>пакеты 500 + 200 + 50</w:t>
-            </w:r>
-          </w:p>
-        </w:tc>
-        <w:tc>
-          <w:tcPr>
-            <w:tcW w:type="dxa" w:w="5159"/>
-            <w:shd w:fill="F0C14A" w:val="clear"/>
-          </w:tcPr>
-          <w:p>
-            <w:r>
-              <w:rPr>
-                <w:rFonts w:ascii="Arial" w:hAnsi="Arial" w:eastAsia="Arial"/>
-                <w:b/>
-                <w:sz w:val="22"/>
-              </w:rPr>
-              <w:t>Акция «Больше, чем кешбэк!»</w:t>
+              <w:t>• Акция «Больше, чем кешбэк»: 5 часов линии консультаций в подарок (выгода 18 300 ₽)</w:t>
             </w:r>
           </w:p>
           <w:p>
+            <w:pPr>
+              <w:spacing w:after="40"/>
+            </w:pPr>
             <w:r>
               <w:rPr>
                 <w:rFonts w:ascii="Arial" w:hAnsi="Arial" w:eastAsia="Arial"/>
                 <w:b w:val="0"/>
+                <w:color w:val="5C5C5C"/>
                 <w:sz w:val="18"/>
               </w:rPr>
-              <w:t>5 часов линии консультаций — в подарок</w:t>
-            </w:r>
-          </w:p>
-          <w:p>
-            <w:r>
-              <w:rPr>
-                <w:rFonts w:ascii="Arial" w:hAnsi="Arial" w:eastAsia="Arial"/>
-                <w:b w:val="0"/>
-                <w:sz w:val="18"/>
-              </w:rPr>
-              <w:t>(рыночная выгода 18 300 ₽)</w:t>
-            </w:r>
-          </w:p>
-          <w:p>
-            <w:r>
-              <w:rPr>
-                <w:rFonts w:ascii="Arial" w:hAnsi="Arial" w:eastAsia="Arial"/>
-                <w:b w:val="0"/>
-                <w:sz w:val="18"/>
-              </w:rPr>
-              <w:t>≈ 4 часа — настройка и запуск</w:t>
-            </w:r>
-          </w:p>
-          <w:p>
-            <w:r>
-              <w:rPr>
-                <w:rFonts w:ascii="Arial" w:hAnsi="Arial" w:eastAsia="Arial"/>
-                <w:b w:val="0"/>
-                <w:sz w:val="18"/>
-              </w:rPr>
-              <w:t>1 час — запас на вопросы по 1С</w:t>
-            </w:r>
-          </w:p>
-          <w:p>
-            <w:r>
-              <w:rPr>
-                <w:rFonts w:ascii="Arial" w:hAnsi="Arial" w:eastAsia="Arial"/>
-                <w:b w:val="0"/>
-                <w:sz w:val="18"/>
-              </w:rPr>
-              <w:t>За часы вы не платите отдельно.</w:t>
-            </w:r>
-          </w:p>
-        </w:tc>
-      </w:tr>
-      <w:tr>
-        <w:tc>
-          <w:tcPr>
-            <w:tcW w:type="dxa" w:w="5159"/>
-            <w:shd w:fill="FFF6D8" w:val="clear"/>
-          </w:tcPr>
-          <w:p>
-            <w:r>
-              <w:rPr>
-                <w:rFonts w:ascii="Arial" w:hAnsi="Arial" w:eastAsia="Arial"/>
-                <w:b/>
-                <w:sz w:val="20"/>
-              </w:rPr>
-              <w:t>Итого к оплате = только пакет кабинетов</w:t>
-            </w:r>
-          </w:p>
-        </w:tc>
-        <w:tc>
-          <w:tcPr>
-            <w:tcW w:type="dxa" w:w="5159"/>
-            <w:shd w:fill="FFF6D8" w:val="clear"/>
-          </w:tcPr>
-          <w:p>
-            <w:pPr>
-              <w:jc w:val="right"/>
-            </w:pPr>
-            <w:r>
-              <w:rPr>
-                <w:rFonts w:ascii="Arial" w:hAnsi="Arial" w:eastAsia="Arial"/>
-                <w:b/>
-                <w:sz w:val="28"/>
-              </w:rPr>
-              <w:t>223 200 ₽</w:t>
+              <w:t>• Работа внутри привычной 1С — без отдельной HR-платформы и двойного ввода данных</w:t>
             </w:r>
           </w:p>
         </w:tc>
@@ -328,20 +237,12 @@
     </w:tbl>
     <w:p>
       <w:pPr>
-        <w:spacing w:after="160" w:before="0"/>
+        <w:spacing w:after="120"/>
       </w:pPr>
-      <w:r>
-        <w:rPr>
-          <w:rFonts w:ascii="Arial" w:hAnsi="Arial" w:eastAsia="Arial"/>
-          <w:b w:val="0"/>
-          <w:color w:val="2B2B2B"/>
-          <w:sz w:val="20"/>
-        </w:rPr>
-      </w:r>
     </w:p>
     <w:p>
       <w:pPr>
-        <w:spacing w:after="80" w:before="0"/>
+        <w:spacing w:after="80" w:before="160"/>
         <w:pBdr>
           <w:bottom w:val="single" w:sz="22" w:space="2" w:color="F0C14A"/>
         </w:pBdr>
@@ -353,7 +254,7 @@
           <w:color w:val="2B2B2B"/>
           <w:sz w:val="26"/>
         </w:rPr>
-        <w:t>Что получает компания</w:t>
+        <w:t>Что умеет 1С:Кабинет сотрудника</w:t>
       </w:r>
     </w:p>
     <w:tbl>
@@ -378,18 +279,28 @@
           <w:tcPr>
             <w:tcW w:type="dxa" w:w="5159"/>
             <w:shd w:fill="FFFBEA" w:val="clear"/>
+            <w:tcMar>
+              <w:top w:w="50" w:type="dxa"/>
+              <w:left w:w="70" w:type="dxa"/>
+              <w:bottom w:w="50" w:type="dxa"/>
+              <w:right w:w="70" w:type="dxa"/>
+            </w:tcMar>
           </w:tcPr>
           <w:p>
             <w:r>
               <w:rPr>
                 <w:rFonts w:ascii="Arial" w:hAnsi="Arial" w:eastAsia="Arial"/>
                 <w:b/>
+                <w:color w:val="2B2B2B"/>
                 <w:sz w:val="20"/>
               </w:rPr>
-              <w:t>До 70% меньше рутины</w:t>
+              <w:t>Ознакомление с документами в один клик</w:t>
             </w:r>
           </w:p>
           <w:p>
+            <w:pPr>
+              <w:spacing w:after="0"/>
+            </w:pPr>
             <w:r>
               <w:rPr>
                 <w:rFonts w:ascii="Arial" w:hAnsi="Arial" w:eastAsia="Arial"/>
@@ -397,7 +308,7 @@
                 <w:color w:val="5C5C5C"/>
                 <w:sz w:val="18"/>
               </w:rPr>
-              <w:t>Расчётные листки, справки и отпуска — у сотрудника в телефоне.</w:t>
+              <w:t>Больше не нужно распечатывать, собирать подписи и хранить горы бумаг. Отправьте любой документ сотрудникам одной кнопкой — они ознакомятся и подтвердят получение.</w:t>
             </w:r>
           </w:p>
         </w:tc>
@@ -405,18 +316,28 @@
           <w:tcPr>
             <w:tcW w:type="dxa" w:w="5159"/>
             <w:shd w:fill="FFFBEA" w:val="clear"/>
+            <w:tcMar>
+              <w:top w:w="50" w:type="dxa"/>
+              <w:left w:w="70" w:type="dxa"/>
+              <w:bottom w:w="50" w:type="dxa"/>
+              <w:right w:w="70" w:type="dxa"/>
+            </w:tcMar>
           </w:tcPr>
           <w:p>
             <w:r>
               <w:rPr>
                 <w:rFonts w:ascii="Arial" w:hAnsi="Arial" w:eastAsia="Arial"/>
                 <w:b/>
+                <w:color w:val="2B2B2B"/>
                 <w:sz w:val="20"/>
               </w:rPr>
-              <w:t>Меньше ручного ввода</w:t>
+              <w:t>Удалённый приём на работу</w:t>
             </w:r>
           </w:p>
           <w:p>
+            <w:pPr>
+              <w:spacing w:after="0"/>
+            </w:pPr>
             <w:r>
               <w:rPr>
                 <w:rFonts w:ascii="Arial" w:hAnsi="Arial" w:eastAsia="Arial"/>
@@ -424,7 +345,7 @@
                 <w:color w:val="5C5C5C"/>
                 <w:sz w:val="18"/>
               </w:rPr>
-              <w:t>Заявления сами становятся приказами и записями в 1С.</w:t>
+              <w:t>Новый сотрудник оформляет документы дистанционно: трудовой договор, заявление на приём, ознакомление с правилами — без визита в офис.</w:t>
             </w:r>
           </w:p>
         </w:tc>
@@ -434,18 +355,28 @@
           <w:tcPr>
             <w:tcW w:type="dxa" w:w="5159"/>
             <w:shd w:fill="FFFBEA" w:val="clear"/>
+            <w:tcMar>
+              <w:top w:w="50" w:type="dxa"/>
+              <w:left w:w="70" w:type="dxa"/>
+              <w:bottom w:w="50" w:type="dxa"/>
+              <w:right w:w="70" w:type="dxa"/>
+            </w:tcMar>
           </w:tcPr>
           <w:p>
             <w:r>
               <w:rPr>
                 <w:rFonts w:ascii="Arial" w:hAnsi="Arial" w:eastAsia="Arial"/>
                 <w:b/>
+                <w:color w:val="2B2B2B"/>
                 <w:sz w:val="20"/>
               </w:rPr>
-              <w:t>Защита от штрафов</w:t>
+              <w:t>Ответы на вопросы по отпуску</w:t>
             </w:r>
           </w:p>
           <w:p>
+            <w:pPr>
+              <w:spacing w:after="0"/>
+            </w:pPr>
             <w:r>
               <w:rPr>
                 <w:rFonts w:ascii="Arial" w:hAnsi="Arial" w:eastAsia="Arial"/>
@@ -453,7 +384,7 @@
                 <w:color w:val="5C5C5C"/>
                 <w:sz w:val="18"/>
               </w:rPr>
-              <w:t>Документы вовремя, ознакомление подтверждено, архив электронный.</w:t>
+              <w:t>Сотрудник сам смотрит остаток отпуска и график в личном кабинете и подаёт заявление онлайн. Кадры и бухгалтерия не тратят время на одни и те же вопросы.</w:t>
             </w:r>
           </w:p>
         </w:tc>
@@ -461,18 +392,28 @@
           <w:tcPr>
             <w:tcW w:type="dxa" w:w="5159"/>
             <w:shd w:fill="FFFBEA" w:val="clear"/>
+            <w:tcMar>
+              <w:top w:w="50" w:type="dxa"/>
+              <w:left w:w="70" w:type="dxa"/>
+              <w:bottom w:w="50" w:type="dxa"/>
+              <w:right w:w="70" w:type="dxa"/>
+            </w:tcMar>
           </w:tcPr>
           <w:p>
             <w:r>
               <w:rPr>
                 <w:rFonts w:ascii="Arial" w:hAnsi="Arial" w:eastAsia="Arial"/>
                 <w:b/>
+                <w:color w:val="2B2B2B"/>
                 <w:sz w:val="20"/>
               </w:rPr>
-              <w:t>Удалённый приём</w:t>
+              <w:t>Согласование без походов по кабинетам</w:t>
             </w:r>
           </w:p>
           <w:p>
+            <w:pPr>
+              <w:spacing w:after="0"/>
+            </w:pPr>
             <w:r>
               <w:rPr>
                 <w:rFonts w:ascii="Arial" w:hAnsi="Arial" w:eastAsia="Arial"/>
@@ -480,7 +421,7 @@
                 <w:color w:val="5C5C5C"/>
                 <w:sz w:val="18"/>
               </w:rPr>
-              <w:t>Трудовой договор и локальные акты — без визита в офис.</w:t>
+              <w:t>Отпуск, командировка, отгул — руководитель согласовывает с телефона, данные сразу уходят в 1С.</w:t>
             </w:r>
           </w:p>
         </w:tc>
@@ -490,15 +431,528 @@
           <w:tcPr>
             <w:tcW w:type="dxa" w:w="5159"/>
             <w:shd w:fill="FFFBEA" w:val="clear"/>
+            <w:tcMar>
+              <w:top w:w="50" w:type="dxa"/>
+              <w:left w:w="70" w:type="dxa"/>
+              <w:bottom w:w="50" w:type="dxa"/>
+              <w:right w:w="70" w:type="dxa"/>
+            </w:tcMar>
           </w:tcPr>
           <w:p>
             <w:r>
               <w:rPr>
                 <w:rFonts w:ascii="Arial" w:hAnsi="Arial" w:eastAsia="Arial"/>
                 <w:b/>
+                <w:color w:val="2B2B2B"/>
                 <w:sz w:val="20"/>
               </w:rPr>
-              <w:t>Кадровик в привычной 1С</w:t>
+              <w:t>Общение без сторонних мессенджеров</w:t>
+            </w:r>
+          </w:p>
+          <w:p>
+            <w:pPr>
+              <w:spacing w:after="0"/>
+            </w:pPr>
+            <w:r>
+              <w:rPr>
+                <w:rFonts w:ascii="Arial" w:hAnsi="Arial" w:eastAsia="Arial"/>
+                <w:b w:val="0"/>
+                <w:color w:val="5C5C5C"/>
+                <w:sz w:val="18"/>
+              </w:rPr>
+              <w:t>Рабочие вопросы и документы — внутри системы, с учётом требований закона о персональных данных.</w:t>
+            </w:r>
+          </w:p>
+        </w:tc>
+        <w:tc>
+          <w:tcPr>
+            <w:tcW w:type="dxa" w:w="5159"/>
+            <w:shd w:fill="FFFBEA" w:val="clear"/>
+            <w:tcMar>
+              <w:top w:w="50" w:type="dxa"/>
+              <w:left w:w="70" w:type="dxa"/>
+              <w:bottom w:w="50" w:type="dxa"/>
+              <w:right w:w="70" w:type="dxa"/>
+            </w:tcMar>
+          </w:tcPr>
+          <w:p>
+            <w:r>
+              <w:rPr>
+                <w:rFonts w:ascii="Arial" w:hAnsi="Arial" w:eastAsia="Arial"/>
+                <w:b/>
+                <w:color w:val="2B2B2B"/>
+                <w:sz w:val="20"/>
+              </w:rPr>
+              <w:t>Простое внедрение для ИТ</w:t>
+            </w:r>
+          </w:p>
+          <w:p>
+            <w:pPr>
+              <w:spacing w:after="0"/>
+            </w:pPr>
+            <w:r>
+              <w:rPr>
+                <w:rFonts w:ascii="Arial" w:hAnsi="Arial" w:eastAsia="Arial"/>
+                <w:b w:val="0"/>
+                <w:color w:val="5C5C5C"/>
+                <w:sz w:val="18"/>
+              </w:rPr>
+              <w:t>Сервис уже внутри 1С. Не нужно поднимать отдельную платформу и тянуть долгую интеграцию.</w:t>
+            </w:r>
+          </w:p>
+        </w:tc>
+      </w:tr>
+    </w:tbl>
+    <w:p>
+      <w:pPr>
+        <w:spacing w:after="120" w:before="0"/>
+      </w:pPr>
+      <w:r>
+        <w:rPr>
+          <w:rFonts w:ascii="Arial" w:hAnsi="Arial" w:eastAsia="Arial"/>
+          <w:b w:val="0"/>
+          <w:color w:val="2B2B2B"/>
+          <w:sz w:val="20"/>
+        </w:rPr>
+      </w:r>
+    </w:p>
+    <w:p>
+      <w:pPr>
+        <w:spacing w:after="80" w:before="160"/>
+        <w:pBdr>
+          <w:bottom w:val="single" w:sz="22" w:space="2" w:color="F0C14A"/>
+        </w:pBdr>
+      </w:pPr>
+      <w:r>
+        <w:rPr>
+          <w:rFonts w:ascii="Arial" w:hAnsi="Arial" w:eastAsia="Arial"/>
+          <w:b/>
+          <w:color w:val="2B2B2B"/>
+          <w:sz w:val="26"/>
+        </w:rPr>
+        <w:t>Ваш пакет: 750 личных кабинетов</w:t>
+      </w:r>
+    </w:p>
+    <w:p>
+      <w:pPr>
+        <w:spacing w:after="120" w:before="0"/>
+      </w:pPr>
+      <w:r>
+        <w:rPr>
+          <w:rFonts w:ascii="Arial" w:hAnsi="Arial" w:eastAsia="Arial"/>
+          <w:b w:val="0"/>
+          <w:color w:val="5C5C5C"/>
+          <w:sz w:val="18"/>
+        </w:rPr>
+        <w:t>Состав лицензий: 500 + 200 + 50 кабинетов. Цена за сотрудника — около 25 ₽ в месяц.</w:t>
+      </w:r>
+    </w:p>
+    <w:tbl>
+      <w:tblPr>
+        <w:tblW w:type="auto" w:w="0"/>
+        <w:tblLook w:firstColumn="1" w:firstRow="1" w:lastColumn="0" w:lastRow="0" w:noHBand="0" w:noVBand="1" w:val="04A0"/>
+        <w:tblBorders>
+          <w:top w:val="single" w:sz="10" w:space="0" w:color="F0C14A"/>
+          <w:left w:val="single" w:sz="10" w:space="0" w:color="F0C14A"/>
+          <w:bottom w:val="single" w:sz="10" w:space="0" w:color="F0C14A"/>
+          <w:right w:val="single" w:sz="10" w:space="0" w:color="F0C14A"/>
+          <w:insideH w:val="single" w:sz="10" w:space="0" w:color="F0C14A"/>
+          <w:insideV w:val="single" w:sz="10" w:space="0" w:color="F0C14A"/>
+        </w:tblBorders>
+      </w:tblPr>
+      <w:tblGrid>
+        <w:gridCol w:w="3439"/>
+        <w:gridCol w:w="3439"/>
+        <w:gridCol w:w="3439"/>
+      </w:tblGrid>
+      <w:tr>
+        <w:tc>
+          <w:tcPr>
+            <w:tcW w:type="dxa" w:w="3439"/>
+            <w:shd w:fill="F0C14A" w:val="clear"/>
+          </w:tcPr>
+          <w:p>
+            <w:r>
+              <w:rPr>
+                <w:rFonts w:ascii="Arial" w:hAnsi="Arial" w:eastAsia="Arial"/>
+                <w:b/>
+                <w:color w:val="2B2B2B"/>
+                <w:sz w:val="18"/>
+              </w:rPr>
+              <w:t>Позиция</w:t>
+            </w:r>
+          </w:p>
+        </w:tc>
+        <w:tc>
+          <w:tcPr>
+            <w:tcW w:type="dxa" w:w="3439"/>
+            <w:shd w:fill="F0C14A" w:val="clear"/>
+          </w:tcPr>
+          <w:p>
+            <w:r>
+              <w:rPr>
+                <w:rFonts w:ascii="Arial" w:hAnsi="Arial" w:eastAsia="Arial"/>
+                <w:b/>
+                <w:color w:val="2B2B2B"/>
+                <w:sz w:val="18"/>
+              </w:rPr>
+              <w:t>Состав / пояснение</w:t>
+            </w:r>
+          </w:p>
+        </w:tc>
+        <w:tc>
+          <w:tcPr>
+            <w:tcW w:type="dxa" w:w="3439"/>
+            <w:shd w:fill="F0C14A" w:val="clear"/>
+          </w:tcPr>
+          <w:p>
+            <w:r>
+              <w:rPr>
+                <w:rFonts w:ascii="Arial" w:hAnsi="Arial" w:eastAsia="Arial"/>
+                <w:b/>
+                <w:color w:val="2B2B2B"/>
+                <w:sz w:val="18"/>
+              </w:rPr>
+              <w:t>Сумма, ₽</w:t>
+            </w:r>
+          </w:p>
+        </w:tc>
+      </w:tr>
+      <w:tr>
+        <w:tc>
+          <w:tcPr>
+            <w:tcW w:type="dxa" w:w="3439"/>
+            <w:shd w:fill="FFFBEA" w:val="clear"/>
+            <w:tcMar>
+              <w:top w:w="40" w:type="dxa"/>
+              <w:left w:w="50" w:type="dxa"/>
+              <w:bottom w:w="40" w:type="dxa"/>
+              <w:right w:w="50" w:type="dxa"/>
+            </w:tcMar>
+          </w:tcPr>
+          <w:p>
+            <w:r>
+              <w:rPr>
+                <w:rFonts w:ascii="Arial" w:hAnsi="Arial" w:eastAsia="Arial"/>
+                <w:b w:val="0"/>
+                <w:color w:val="2B2B2B"/>
+                <w:sz w:val="18"/>
+              </w:rPr>
+              <w:t>1С:Кабинет сотрудника, 750 кабинетов на 12 месяцев</w:t>
+            </w:r>
+          </w:p>
+        </w:tc>
+        <w:tc>
+          <w:tcPr>
+            <w:tcW w:type="dxa" w:w="3439"/>
+            <w:shd w:fill="FFFBEA" w:val="clear"/>
+            <w:tcMar>
+              <w:top w:w="40" w:type="dxa"/>
+              <w:left w:w="50" w:type="dxa"/>
+              <w:bottom w:w="40" w:type="dxa"/>
+              <w:right w:w="50" w:type="dxa"/>
+            </w:tcMar>
+          </w:tcPr>
+          <w:p>
+            <w:r>
+              <w:rPr>
+                <w:rFonts w:ascii="Arial" w:hAnsi="Arial" w:eastAsia="Arial"/>
+                <w:b w:val="0"/>
+                <w:color w:val="5C5C5C"/>
+                <w:sz w:val="16"/>
+              </w:rPr>
+              <w:t>Пакеты: 500 + 200 + 50 кабинетов</w:t>
+            </w:r>
+          </w:p>
+        </w:tc>
+        <w:tc>
+          <w:tcPr>
+            <w:tcW w:type="dxa" w:w="3439"/>
+            <w:shd w:fill="FFFBEA" w:val="clear"/>
+            <w:tcMar>
+              <w:top w:w="40" w:type="dxa"/>
+              <w:left w:w="50" w:type="dxa"/>
+              <w:bottom w:w="40" w:type="dxa"/>
+              <w:right w:w="50" w:type="dxa"/>
+            </w:tcMar>
+          </w:tcPr>
+          <w:p>
+            <w:pPr>
+              <w:jc w:val="right"/>
+            </w:pPr>
+            <w:r>
+              <w:rPr>
+                <w:rFonts w:ascii="Arial" w:hAnsi="Arial" w:eastAsia="Arial"/>
+                <w:b/>
+                <w:color w:val="2B2B2B"/>
+                <w:sz w:val="20"/>
+              </w:rPr>
+              <w:t>223 200</w:t>
+            </w:r>
+          </w:p>
+        </w:tc>
+      </w:tr>
+      <w:tr>
+        <w:tc>
+          <w:tcPr>
+            <w:tcW w:type="dxa" w:w="3439"/>
+            <w:shd w:fill="FFF6D8" w:val="clear"/>
+            <w:tcMar>
+              <w:top w:w="40" w:type="dxa"/>
+              <w:left w:w="50" w:type="dxa"/>
+              <w:bottom w:w="40" w:type="dxa"/>
+              <w:right w:w="50" w:type="dxa"/>
+            </w:tcMar>
+          </w:tcPr>
+          <w:p>
+            <w:r>
+              <w:rPr>
+                <w:rFonts w:ascii="Arial" w:hAnsi="Arial" w:eastAsia="Arial"/>
+                <w:b/>
+                <w:color w:val="2B2B2B"/>
+                <w:sz w:val="18"/>
+              </w:rPr>
+              <w:t>Настройка и запуск сервиса (≈4 часа)</w:t>
+            </w:r>
+          </w:p>
+        </w:tc>
+        <w:tc>
+          <w:tcPr>
+            <w:tcW w:type="dxa" w:w="3439"/>
+            <w:shd w:fill="FFF6D8" w:val="clear"/>
+            <w:tcMar>
+              <w:top w:w="40" w:type="dxa"/>
+              <w:left w:w="50" w:type="dxa"/>
+              <w:bottom w:w="40" w:type="dxa"/>
+              <w:right w:w="50" w:type="dxa"/>
+            </w:tcMar>
+          </w:tcPr>
+          <w:p>
+            <w:r>
+              <w:rPr>
+                <w:rFonts w:ascii="Arial" w:hAnsi="Arial" w:eastAsia="Arial"/>
+                <w:b w:val="0"/>
+                <w:color w:val="5C5C5C"/>
+                <w:sz w:val="16"/>
+              </w:rPr>
+              <w:t>Покрывается подарочными часами линии консультаций</w:t>
+            </w:r>
+          </w:p>
+        </w:tc>
+        <w:tc>
+          <w:tcPr>
+            <w:tcW w:type="dxa" w:w="3439"/>
+            <w:shd w:fill="FFF6D8" w:val="clear"/>
+            <w:tcMar>
+              <w:top w:w="40" w:type="dxa"/>
+              <w:left w:w="50" w:type="dxa"/>
+              <w:bottom w:w="40" w:type="dxa"/>
+              <w:right w:w="50" w:type="dxa"/>
+            </w:tcMar>
+          </w:tcPr>
+          <w:p>
+            <w:pPr>
+              <w:jc w:val="right"/>
+            </w:pPr>
+            <w:r>
+              <w:rPr>
+                <w:rFonts w:ascii="Arial" w:hAnsi="Arial" w:eastAsia="Arial"/>
+                <w:b/>
+                <w:color w:val="2E7D32"/>
+                <w:sz w:val="20"/>
+              </w:rPr>
+              <w:t>0 ₽</w:t>
+            </w:r>
+          </w:p>
+        </w:tc>
+      </w:tr>
+      <w:tr>
+        <w:tc>
+          <w:tcPr>
+            <w:tcW w:type="dxa" w:w="3439"/>
+            <w:shd w:fill="FFF6D8" w:val="clear"/>
+            <w:tcMar>
+              <w:top w:w="40" w:type="dxa"/>
+              <w:left w:w="50" w:type="dxa"/>
+              <w:bottom w:w="40" w:type="dxa"/>
+              <w:right w:w="50" w:type="dxa"/>
+            </w:tcMar>
+          </w:tcPr>
+          <w:p>
+            <w:r>
+              <w:rPr>
+                <w:rFonts w:ascii="Arial" w:hAnsi="Arial" w:eastAsia="Arial"/>
+                <w:b/>
+                <w:color w:val="2B2B2B"/>
+                <w:sz w:val="18"/>
+              </w:rPr>
+              <w:t>Запас на вопросы по 1С (1 час)</w:t>
+            </w:r>
+          </w:p>
+        </w:tc>
+        <w:tc>
+          <w:tcPr>
+            <w:tcW w:type="dxa" w:w="3439"/>
+            <w:shd w:fill="FFF6D8" w:val="clear"/>
+            <w:tcMar>
+              <w:top w:w="40" w:type="dxa"/>
+              <w:left w:w="50" w:type="dxa"/>
+              <w:bottom w:w="40" w:type="dxa"/>
+              <w:right w:w="50" w:type="dxa"/>
+            </w:tcMar>
+          </w:tcPr>
+          <w:p>
+            <w:r>
+              <w:rPr>
+                <w:rFonts w:ascii="Arial" w:hAnsi="Arial" w:eastAsia="Arial"/>
+                <w:b w:val="0"/>
+                <w:color w:val="5C5C5C"/>
+                <w:sz w:val="16"/>
+              </w:rPr>
+              <w:t>Покрывается подарочными часами линии консультаций</w:t>
+            </w:r>
+          </w:p>
+        </w:tc>
+        <w:tc>
+          <w:tcPr>
+            <w:tcW w:type="dxa" w:w="3439"/>
+            <w:shd w:fill="FFF6D8" w:val="clear"/>
+            <w:tcMar>
+              <w:top w:w="40" w:type="dxa"/>
+              <w:left w:w="50" w:type="dxa"/>
+              <w:bottom w:w="40" w:type="dxa"/>
+              <w:right w:w="50" w:type="dxa"/>
+            </w:tcMar>
+          </w:tcPr>
+          <w:p>
+            <w:pPr>
+              <w:jc w:val="right"/>
+            </w:pPr>
+            <w:r>
+              <w:rPr>
+                <w:rFonts w:ascii="Arial" w:hAnsi="Arial" w:eastAsia="Arial"/>
+                <w:b/>
+                <w:color w:val="2E7D32"/>
+                <w:sz w:val="20"/>
+              </w:rPr>
+              <w:t>0 ₽</w:t>
+            </w:r>
+          </w:p>
+        </w:tc>
+      </w:tr>
+      <w:tr>
+        <w:tc>
+          <w:tcPr>
+            <w:tcW w:type="dxa" w:w="3439"/>
+            <w:shd w:fill="FFF6D8" w:val="clear"/>
+            <w:tcMar>
+              <w:top w:w="40" w:type="dxa"/>
+              <w:left w:w="50" w:type="dxa"/>
+              <w:bottom w:w="40" w:type="dxa"/>
+              <w:right w:w="50" w:type="dxa"/>
+            </w:tcMar>
+          </w:tcPr>
+          <w:p>
+            <w:r>
+              <w:rPr>
+                <w:rFonts w:ascii="Arial" w:hAnsi="Arial" w:eastAsia="Arial"/>
+                <w:b/>
+                <w:color w:val="2B2B2B"/>
+                <w:sz w:val="18"/>
+              </w:rPr>
+              <w:t>ПОДАРОК: 5 часов линии консультаций</w:t>
+            </w:r>
+          </w:p>
+        </w:tc>
+        <w:tc>
+          <w:tcPr>
+            <w:tcW w:type="dxa" w:w="3439"/>
+            <w:shd w:fill="FFF6D8" w:val="clear"/>
+            <w:tcMar>
+              <w:top w:w="40" w:type="dxa"/>
+              <w:left w:w="50" w:type="dxa"/>
+              <w:bottom w:w="40" w:type="dxa"/>
+              <w:right w:w="50" w:type="dxa"/>
+            </w:tcMar>
+          </w:tcPr>
+          <w:p>
+            <w:r>
+              <w:rPr>
+                <w:rFonts w:ascii="Arial" w:hAnsi="Arial" w:eastAsia="Arial"/>
+                <w:b w:val="0"/>
+                <w:color w:val="5C5C5C"/>
+                <w:sz w:val="16"/>
+              </w:rPr>
+              <w:t>Акция «Больше  чем кешбэк!» — выгода 18 300 ₽</w:t>
+            </w:r>
+          </w:p>
+        </w:tc>
+        <w:tc>
+          <w:tcPr>
+            <w:tcW w:type="dxa" w:w="3439"/>
+            <w:shd w:fill="FFF6D8" w:val="clear"/>
+            <w:tcMar>
+              <w:top w:w="40" w:type="dxa"/>
+              <w:left w:w="50" w:type="dxa"/>
+              <w:bottom w:w="40" w:type="dxa"/>
+              <w:right w:w="50" w:type="dxa"/>
+            </w:tcMar>
+          </w:tcPr>
+          <w:p>
+            <w:pPr>
+              <w:jc w:val="right"/>
+            </w:pPr>
+            <w:r>
+              <w:rPr>
+                <w:rFonts w:ascii="Arial" w:hAnsi="Arial" w:eastAsia="Arial"/>
+                <w:b/>
+                <w:color w:val="2E7D32"/>
+                <w:sz w:val="20"/>
+              </w:rPr>
+              <w:t>0 ₽</w:t>
+            </w:r>
+          </w:p>
+        </w:tc>
+      </w:tr>
+    </w:tbl>
+    <w:tbl>
+      <w:tblPr>
+        <w:tblW w:type="auto" w:w="0"/>
+        <w:tblLook w:firstColumn="1" w:firstRow="1" w:lastColumn="0" w:lastRow="0" w:noHBand="0" w:noVBand="1" w:val="04A0"/>
+        <w:tblBorders>
+          <w:top w:val="single" w:sz="16" w:space="0" w:color="F0C14A"/>
+          <w:left w:val="single" w:sz="16" w:space="0" w:color="F0C14A"/>
+          <w:bottom w:val="single" w:sz="16" w:space="0" w:color="F0C14A"/>
+          <w:right w:val="single" w:sz="16" w:space="0" w:color="F0C14A"/>
+          <w:insideH w:val="single" w:sz="16" w:space="0" w:color="F0C14A"/>
+          <w:insideV w:val="single" w:sz="16" w:space="0" w:color="F0C14A"/>
+        </w:tblBorders>
+      </w:tblPr>
+      <w:tblGrid>
+        <w:gridCol w:w="5159"/>
+        <w:gridCol w:w="5159"/>
+      </w:tblGrid>
+      <w:tr>
+        <w:tc>
+          <w:tcPr>
+            <w:tcW w:type="dxa" w:w="5159"/>
+            <w:shd w:fill="F0C14A" w:val="clear"/>
+            <w:tcMar>
+              <w:top w:w="70" w:type="dxa"/>
+              <w:left w:w="80" w:type="dxa"/>
+              <w:bottom w:w="70" w:type="dxa"/>
+              <w:right w:w="80" w:type="dxa"/>
+            </w:tcMar>
+          </w:tcPr>
+          <w:p>
+            <w:r>
+              <w:rPr>
+                <w:rFonts w:ascii="Arial" w:hAnsi="Arial" w:eastAsia="Arial"/>
+                <w:b/>
+                <w:color w:val="2B2B2B"/>
+                <w:sz w:val="22"/>
+              </w:rPr>
+              <w:t>ИТОГО К ОПЛАТЕ</w:t>
             </w:r>
           </w:p>
           <w:p>
@@ -506,37 +960,1241 @@
               <w:rPr>
                 <w:rFonts w:ascii="Arial" w:hAnsi="Arial" w:eastAsia="Arial"/>
                 <w:b w:val="0"/>
-                <w:color w:val="5C5C5C"/>
-                <w:sz w:val="18"/>
+                <w:color w:val="2B2B2B"/>
+                <w:sz w:val="16"/>
               </w:rPr>
-              <w:t>Не нужно учить новую кадровую систему.</w:t>
+              <w:t>Только пакет кабинетов. Настройка, запуск и час поддержки — бесплатно из подарка.</w:t>
+            </w:r>
+          </w:p>
+          <w:p>
+            <w:r>
+              <w:rPr>
+                <w:rFonts w:ascii="Arial" w:hAnsi="Arial" w:eastAsia="Arial"/>
+                <w:b/>
+                <w:color w:val="2B2B2B"/>
+                <w:sz w:val="16"/>
+              </w:rPr>
+              <w:t>≈ 25 ₽ в месяц за сотрудника  ·  подпись сотрудникам — бесплатно</w:t>
             </w:r>
           </w:p>
         </w:tc>
         <w:tc>
           <w:tcPr>
             <w:tcW w:type="dxa" w:w="5159"/>
-            <w:shd w:fill="FFFBEA" w:val="clear"/>
+            <w:shd w:fill="F0C14A" w:val="clear"/>
+            <w:tcMar>
+              <w:top w:w="70" w:type="dxa"/>
+              <w:left w:w="80" w:type="dxa"/>
+              <w:bottom w:w="70" w:type="dxa"/>
+              <w:right w:w="80" w:type="dxa"/>
+            </w:tcMar>
           </w:tcPr>
           <w:p>
+            <w:pPr>
+              <w:jc w:val="right"/>
+            </w:pPr>
             <w:r>
               <w:rPr>
                 <w:rFonts w:ascii="Arial" w:hAnsi="Arial" w:eastAsia="Arial"/>
                 <w:b/>
-                <w:sz w:val="20"/>
+                <w:color w:val="2B2B2B"/>
+                <w:sz w:val="40"/>
               </w:rPr>
-              <w:t>ИТ без лишней нагрузки</w:t>
+              <w:t>223 200 ₽</w:t>
             </w:r>
           </w:p>
+        </w:tc>
+      </w:tr>
+    </w:tbl>
+    <w:p>
+      <w:r>
+        <w:br w:type="page"/>
+      </w:r>
+    </w:p>
+    <w:tbl>
+      <w:tblPr>
+        <w:tblW w:type="auto" w:w="0"/>
+        <w:tblLook w:firstColumn="1" w:firstRow="1" w:lastColumn="0" w:lastRow="0" w:noHBand="0" w:noVBand="1" w:val="04A0"/>
+        <w:tblBorders>
+          <w:top w:val="nil"/>
+          <w:left w:val="nil"/>
+          <w:bottom w:val="nil"/>
+          <w:right w:val="nil"/>
+          <w:insideH w:val="nil"/>
+          <w:insideV w:val="nil"/>
+        </w:tblBorders>
+      </w:tblPr>
+      <w:tblGrid>
+        <w:gridCol w:w="5159"/>
+        <w:gridCol w:w="5159"/>
+      </w:tblGrid>
+      <w:tr>
+        <w:tc>
+          <w:tcPr>
+            <w:tcW w:type="dxa" w:w="5159"/>
+          </w:tcPr>
           <w:p>
+            <w:r>
+              <w:drawing>
+                <wp:inline xmlns:a="http://schemas.openxmlformats.org/drawingml/2006/main" xmlns:pic="http://schemas.openxmlformats.org/drawingml/2006/picture">
+                  <wp:extent cx="1152000" cy="557011"/>
+                  <wp:docPr id="2" name="Picture 2"/>
+                  <wp:cNvGraphicFramePr>
+                    <a:graphicFrameLocks noChangeAspect="1"/>
+                  </wp:cNvGraphicFramePr>
+                  <a:graphic>
+                    <a:graphicData uri="http://schemas.openxmlformats.org/drawingml/2006/picture">
+                      <pic:pic>
+                        <pic:nvPicPr>
+                          <pic:cNvPr id="0" name="forus_logo_docx.png"/>
+                          <pic:cNvPicPr/>
+                        </pic:nvPicPr>
+                        <pic:blipFill>
+                          <a:blip r:embed="rId9"/>
+                          <a:stretch>
+                            <a:fillRect/>
+                          </a:stretch>
+                        </pic:blipFill>
+                        <pic:spPr>
+                          <a:xfrm>
+                            <a:off x="0" y="0"/>
+                            <a:ext cx="1152000" cy="557011"/>
+                          </a:xfrm>
+                          <a:prstGeom prst="rect"/>
+                        </pic:spPr>
+                      </pic:pic>
+                    </a:graphicData>
+                  </a:graphic>
+                </wp:inline>
+              </w:drawing>
+            </w:r>
+          </w:p>
+        </w:tc>
+        <w:tc>
+          <w:tcPr>
+            <w:tcW w:type="dxa" w:w="5159"/>
+          </w:tcPr>
+          <w:p>
+            <w:pPr>
+              <w:jc w:val="right"/>
+            </w:pPr>
             <w:r>
               <w:rPr>
                 <w:rFonts w:ascii="Arial" w:hAnsi="Arial" w:eastAsia="Arial"/>
                 <w:b w:val="0"/>
                 <w:color w:val="5C5C5C"/>
-                <w:sz w:val="18"/>
+                <w:sz w:val="16"/>
               </w:rPr>
-              <w:t>Сотрудникам не нужны клиентские лицензии 1С.</w:t>
+              <w:t>+7 (3952) 78-00-00  ·  www.forus.ru</w:t>
+            </w:r>
+          </w:p>
+        </w:tc>
+      </w:tr>
+    </w:tbl>
+    <w:p>
+      <w:pPr>
+        <w:spacing w:after="80" w:before="160"/>
+        <w:pBdr>
+          <w:bottom w:val="single" w:sz="22" w:space="2" w:color="F0C14A"/>
+        </w:pBdr>
+      </w:pPr>
+      <w:r>
+        <w:rPr>
+          <w:rFonts w:ascii="Arial" w:hAnsi="Arial" w:eastAsia="Arial"/>
+          <w:b/>
+          <w:color w:val="2B2B2B"/>
+          <w:sz w:val="26"/>
+        </w:rPr>
+        <w:t>Внедрение у Форус vs другие операторы</w:t>
+      </w:r>
+    </w:p>
+    <w:p>
+      <w:pPr>
+        <w:spacing w:after="120" w:before="0"/>
+      </w:pPr>
+      <w:r>
+        <w:rPr>
+          <w:rFonts w:ascii="Arial" w:hAnsi="Arial" w:eastAsia="Arial"/>
+          <w:b w:val="0"/>
+          <w:color w:val="5C5C5C"/>
+          <w:sz w:val="18"/>
+        </w:rPr>
+        <w:t>Сравнение по ключевым параметрам для компании на 750 сотрудников. Красным выделены самые невыгодные условия у конкурентов.</w:t>
+      </w:r>
+    </w:p>
+    <w:tbl>
+      <w:tblPr>
+        <w:tblW w:type="auto" w:w="0"/>
+        <w:tblLook w:firstColumn="1" w:firstRow="1" w:lastColumn="0" w:lastRow="0" w:noHBand="0" w:noVBand="1" w:val="04A0"/>
+        <w:jc w:val="center"/>
+        <w:tblBorders>
+          <w:top w:val="single" w:sz="8" w:space="0" w:color="F0C14A"/>
+          <w:left w:val="single" w:sz="8" w:space="0" w:color="F0C14A"/>
+          <w:bottom w:val="single" w:sz="8" w:space="0" w:color="F0C14A"/>
+          <w:right w:val="single" w:sz="8" w:space="0" w:color="F0C14A"/>
+          <w:insideH w:val="single" w:sz="8" w:space="0" w:color="F0C14A"/>
+          <w:insideV w:val="single" w:sz="8" w:space="0" w:color="F0C14A"/>
+        </w:tblBorders>
+      </w:tblPr>
+      <w:tblGrid>
+        <w:gridCol w:w="2064"/>
+        <w:gridCol w:w="2064"/>
+        <w:gridCol w:w="2064"/>
+        <w:gridCol w:w="2064"/>
+        <w:gridCol w:w="2064"/>
+      </w:tblGrid>
+      <w:tr>
+        <w:tc>
+          <w:tcPr>
+            <w:tcW w:type="dxa" w:w="2064"/>
+            <w:shd w:fill="F0C14A" w:val="clear"/>
+            <w:tcMar>
+              <w:top w:w="30" w:type="dxa"/>
+              <w:left w:w="30" w:type="dxa"/>
+              <w:bottom w:w="30" w:type="dxa"/>
+              <w:right w:w="30" w:type="dxa"/>
+            </w:tcMar>
+          </w:tcPr>
+          <w:p>
+            <w:pPr>
+              <w:jc w:val="left"/>
+            </w:pPr>
+            <w:r>
+              <w:rPr>
+                <w:rFonts w:ascii="Arial" w:hAnsi="Arial" w:eastAsia="Arial"/>
+                <w:b/>
+                <w:color w:val="2B2B2B"/>
+                <w:sz w:val="16"/>
+              </w:rPr>
+              <w:t>Параметр</w:t>
+            </w:r>
+          </w:p>
+        </w:tc>
+        <w:tc>
+          <w:tcPr>
+            <w:tcW w:type="dxa" w:w="2064"/>
+            <w:shd w:fill="FFE08A" w:val="clear"/>
+            <w:tcMar>
+              <w:top w:w="30" w:type="dxa"/>
+              <w:left w:w="30" w:type="dxa"/>
+              <w:bottom w:w="30" w:type="dxa"/>
+              <w:right w:w="30" w:type="dxa"/>
+            </w:tcMar>
+          </w:tcPr>
+          <w:p>
+            <w:pPr>
+              <w:jc w:val="center"/>
+            </w:pPr>
+            <w:r>
+              <w:rPr>
+                <w:rFonts w:ascii="Arial" w:hAnsi="Arial" w:eastAsia="Arial"/>
+                <w:b/>
+                <w:color w:val="2B2B2B"/>
+                <w:sz w:val="16"/>
+              </w:rPr>
+              <w:t>Форус + 1С:Кабинет</w:t>
+            </w:r>
+          </w:p>
+        </w:tc>
+        <w:tc>
+          <w:tcPr>
+            <w:tcW w:type="dxa" w:w="2064"/>
+            <w:shd w:fill="F0C14A" w:val="clear"/>
+            <w:tcMar>
+              <w:top w:w="30" w:type="dxa"/>
+              <w:left w:w="30" w:type="dxa"/>
+              <w:bottom w:w="30" w:type="dxa"/>
+              <w:right w:w="30" w:type="dxa"/>
+            </w:tcMar>
+          </w:tcPr>
+          <w:p>
+            <w:pPr>
+              <w:jc w:val="center"/>
+            </w:pPr>
+            <w:r>
+              <w:rPr>
+                <w:rFonts w:ascii="Arial" w:hAnsi="Arial" w:eastAsia="Arial"/>
+                <w:b/>
+                <w:color w:val="2B2B2B"/>
+                <w:sz w:val="16"/>
+              </w:rPr>
+              <w:t>HRlink / VK HR Tek</w:t>
+            </w:r>
+          </w:p>
+        </w:tc>
+        <w:tc>
+          <w:tcPr>
+            <w:tcW w:type="dxa" w:w="2064"/>
+            <w:shd w:fill="F0C14A" w:val="clear"/>
+            <w:tcMar>
+              <w:top w:w="30" w:type="dxa"/>
+              <w:left w:w="30" w:type="dxa"/>
+              <w:bottom w:w="30" w:type="dxa"/>
+              <w:right w:w="30" w:type="dxa"/>
+            </w:tcMar>
+          </w:tcPr>
+          <w:p>
+            <w:pPr>
+              <w:jc w:val="center"/>
+            </w:pPr>
+            <w:r>
+              <w:rPr>
+                <w:rFonts w:ascii="Arial" w:hAnsi="Arial" w:eastAsia="Arial"/>
+                <w:b/>
+                <w:color w:val="2B2B2B"/>
+                <w:sz w:val="16"/>
+              </w:rPr>
+              <w:t>Контур КЭДО</w:t>
+            </w:r>
+          </w:p>
+        </w:tc>
+        <w:tc>
+          <w:tcPr>
+            <w:tcW w:type="dxa" w:w="2064"/>
+            <w:shd w:fill="F0C14A" w:val="clear"/>
+            <w:tcMar>
+              <w:top w:w="30" w:type="dxa"/>
+              <w:left w:w="30" w:type="dxa"/>
+              <w:bottom w:w="30" w:type="dxa"/>
+              <w:right w:w="30" w:type="dxa"/>
+            </w:tcMar>
+          </w:tcPr>
+          <w:p>
+            <w:pPr>
+              <w:jc w:val="center"/>
+            </w:pPr>
+            <w:r>
+              <w:rPr>
+                <w:rFonts w:ascii="Arial" w:hAnsi="Arial" w:eastAsia="Arial"/>
+                <w:b/>
+                <w:color w:val="2B2B2B"/>
+                <w:sz w:val="16"/>
+              </w:rPr>
+              <w:t>Saby</w:t>
+            </w:r>
+          </w:p>
+        </w:tc>
+      </w:tr>
+      <w:tr>
+        <w:tc>
+          <w:tcPr>
+            <w:tcW w:type="dxa" w:w="2064"/>
+            <w:tcMar>
+              <w:top w:w="30" w:type="dxa"/>
+              <w:left w:w="30" w:type="dxa"/>
+              <w:bottom w:w="30" w:type="dxa"/>
+              <w:right w:w="30" w:type="dxa"/>
+            </w:tcMar>
+            <w:shd w:fill="FFFBEA" w:val="clear"/>
+          </w:tcPr>
+          <w:p>
+            <w:pPr>
+              <w:jc w:val="left"/>
+            </w:pPr>
+            <w:r>
+              <w:rPr>
+                <w:rFonts w:ascii="Arial" w:hAnsi="Arial" w:eastAsia="Arial"/>
+                <w:b/>
+                <w:color w:val="2B2B2B"/>
+                <w:sz w:val="15"/>
+              </w:rPr>
+              <w:t>Работа внутри вашей 1С</w:t>
+            </w:r>
+          </w:p>
+        </w:tc>
+        <w:tc>
+          <w:tcPr>
+            <w:tcW w:type="dxa" w:w="2064"/>
+            <w:tcMar>
+              <w:top w:w="30" w:type="dxa"/>
+              <w:left w:w="30" w:type="dxa"/>
+              <w:bottom w:w="30" w:type="dxa"/>
+              <w:right w:w="30" w:type="dxa"/>
+            </w:tcMar>
+            <w:shd w:fill="E8F5E9" w:val="clear"/>
+          </w:tcPr>
+          <w:p>
+            <w:pPr>
+              <w:jc w:val="center"/>
+            </w:pPr>
+            <w:r>
+              <w:rPr>
+                <w:rFonts w:ascii="Arial" w:hAnsi="Arial" w:eastAsia="Arial"/>
+                <w:b/>
+                <w:color w:val="2E7D32"/>
+                <w:sz w:val="15"/>
+              </w:rPr>
+              <w:t>Да — без новой платформы</w:t>
+            </w:r>
+          </w:p>
+        </w:tc>
+        <w:tc>
+          <w:tcPr>
+            <w:tcW w:type="dxa" w:w="2064"/>
+            <w:tcMar>
+              <w:top w:w="30" w:type="dxa"/>
+              <w:left w:w="30" w:type="dxa"/>
+              <w:bottom w:w="30" w:type="dxa"/>
+              <w:right w:w="30" w:type="dxa"/>
+            </w:tcMar>
+            <w:shd w:fill="FFEBEE" w:val="clear"/>
+          </w:tcPr>
+          <w:p>
+            <w:pPr>
+              <w:jc w:val="center"/>
+            </w:pPr>
+            <w:r>
+              <w:rPr>
+                <w:rFonts w:ascii="Arial" w:hAnsi="Arial" w:eastAsia="Arial"/>
+                <w:b w:val="0"/>
+                <w:color w:val="B71C1C"/>
+                <w:sz w:val="15"/>
+              </w:rPr>
+              <w:t>Нет — отдельная система</w:t>
+            </w:r>
+          </w:p>
+        </w:tc>
+        <w:tc>
+          <w:tcPr>
+            <w:tcW w:type="dxa" w:w="2064"/>
+            <w:tcMar>
+              <w:top w:w="30" w:type="dxa"/>
+              <w:left w:w="30" w:type="dxa"/>
+              <w:bottom w:w="30" w:type="dxa"/>
+              <w:right w:w="30" w:type="dxa"/>
+            </w:tcMar>
+            <w:shd w:fill="FFEBEE" w:val="clear"/>
+          </w:tcPr>
+          <w:p>
+            <w:pPr>
+              <w:jc w:val="center"/>
+            </w:pPr>
+            <w:r>
+              <w:rPr>
+                <w:rFonts w:ascii="Arial" w:hAnsi="Arial" w:eastAsia="Arial"/>
+                <w:b w:val="0"/>
+                <w:color w:val="B71C1C"/>
+                <w:sz w:val="15"/>
+              </w:rPr>
+              <w:t>Нет — отдельная система</w:t>
+            </w:r>
+          </w:p>
+        </w:tc>
+        <w:tc>
+          <w:tcPr>
+            <w:tcW w:type="dxa" w:w="2064"/>
+            <w:tcMar>
+              <w:top w:w="30" w:type="dxa"/>
+              <w:left w:w="30" w:type="dxa"/>
+              <w:bottom w:w="30" w:type="dxa"/>
+              <w:right w:w="30" w:type="dxa"/>
+            </w:tcMar>
+            <w:shd w:fill="FFEBEE" w:val="clear"/>
+          </w:tcPr>
+          <w:p>
+            <w:pPr>
+              <w:jc w:val="center"/>
+            </w:pPr>
+            <w:r>
+              <w:rPr>
+                <w:rFonts w:ascii="Arial" w:hAnsi="Arial" w:eastAsia="Arial"/>
+                <w:b w:val="0"/>
+                <w:color w:val="B71C1C"/>
+                <w:sz w:val="15"/>
+              </w:rPr>
+              <w:t>Нет — отдельная система</w:t>
+            </w:r>
+          </w:p>
+        </w:tc>
+      </w:tr>
+      <w:tr>
+        <w:tc>
+          <w:tcPr>
+            <w:tcW w:type="dxa" w:w="2064"/>
+            <w:tcMar>
+              <w:top w:w="30" w:type="dxa"/>
+              <w:left w:w="30" w:type="dxa"/>
+              <w:bottom w:w="30" w:type="dxa"/>
+              <w:right w:w="30" w:type="dxa"/>
+            </w:tcMar>
+            <w:shd w:fill="FFFBEA" w:val="clear"/>
+          </w:tcPr>
+          <w:p>
+            <w:pPr>
+              <w:jc w:val="left"/>
+            </w:pPr>
+            <w:r>
+              <w:rPr>
+                <w:rFonts w:ascii="Arial" w:hAnsi="Arial" w:eastAsia="Arial"/>
+                <w:b/>
+                <w:color w:val="2B2B2B"/>
+                <w:sz w:val="15"/>
+              </w:rPr>
+              <w:t>Двойной ввод данных кадровиком</w:t>
+            </w:r>
+          </w:p>
+        </w:tc>
+        <w:tc>
+          <w:tcPr>
+            <w:tcW w:type="dxa" w:w="2064"/>
+            <w:tcMar>
+              <w:top w:w="30" w:type="dxa"/>
+              <w:left w:w="30" w:type="dxa"/>
+              <w:bottom w:w="30" w:type="dxa"/>
+              <w:right w:w="30" w:type="dxa"/>
+            </w:tcMar>
+            <w:shd w:fill="E8F5E9" w:val="clear"/>
+          </w:tcPr>
+          <w:p>
+            <w:pPr>
+              <w:jc w:val="center"/>
+            </w:pPr>
+            <w:r>
+              <w:rPr>
+                <w:rFonts w:ascii="Arial" w:hAnsi="Arial" w:eastAsia="Arial"/>
+                <w:b/>
+                <w:color w:val="2E7D32"/>
+                <w:sz w:val="15"/>
+              </w:rPr>
+              <w:t>Нет — заявления сразу становятся документами 1С</w:t>
+            </w:r>
+          </w:p>
+        </w:tc>
+        <w:tc>
+          <w:tcPr>
+            <w:tcW w:type="dxa" w:w="2064"/>
+            <w:tcMar>
+              <w:top w:w="30" w:type="dxa"/>
+              <w:left w:w="30" w:type="dxa"/>
+              <w:bottom w:w="30" w:type="dxa"/>
+              <w:right w:w="30" w:type="dxa"/>
+            </w:tcMar>
+            <w:shd w:fill="FFEBEE" w:val="clear"/>
+          </w:tcPr>
+          <w:p>
+            <w:pPr>
+              <w:jc w:val="center"/>
+            </w:pPr>
+            <w:r>
+              <w:rPr>
+                <w:rFonts w:ascii="Arial" w:hAnsi="Arial" w:eastAsia="Arial"/>
+                <w:b w:val="0"/>
+                <w:color w:val="B71C1C"/>
+                <w:sz w:val="15"/>
+              </w:rPr>
+              <w:t>Часто нужен перенос и сверка</w:t>
+            </w:r>
+          </w:p>
+        </w:tc>
+        <w:tc>
+          <w:tcPr>
+            <w:tcW w:type="dxa" w:w="2064"/>
+            <w:tcMar>
+              <w:top w:w="30" w:type="dxa"/>
+              <w:left w:w="30" w:type="dxa"/>
+              <w:bottom w:w="30" w:type="dxa"/>
+              <w:right w:w="30" w:type="dxa"/>
+            </w:tcMar>
+            <w:shd w:fill="FFEBEE" w:val="clear"/>
+          </w:tcPr>
+          <w:p>
+            <w:pPr>
+              <w:jc w:val="center"/>
+            </w:pPr>
+            <w:r>
+              <w:rPr>
+                <w:rFonts w:ascii="Arial" w:hAnsi="Arial" w:eastAsia="Arial"/>
+                <w:b w:val="0"/>
+                <w:color w:val="B71C1C"/>
+                <w:sz w:val="15"/>
+              </w:rPr>
+              <w:t>Часто нужен перенос и сверка</w:t>
+            </w:r>
+          </w:p>
+        </w:tc>
+        <w:tc>
+          <w:tcPr>
+            <w:tcW w:type="dxa" w:w="2064"/>
+            <w:tcMar>
+              <w:top w:w="30" w:type="dxa"/>
+              <w:left w:w="30" w:type="dxa"/>
+              <w:bottom w:w="30" w:type="dxa"/>
+              <w:right w:w="30" w:type="dxa"/>
+            </w:tcMar>
+            <w:shd w:fill="FFEBEE" w:val="clear"/>
+          </w:tcPr>
+          <w:p>
+            <w:pPr>
+              <w:jc w:val="center"/>
+            </w:pPr>
+            <w:r>
+              <w:rPr>
+                <w:rFonts w:ascii="Arial" w:hAnsi="Arial" w:eastAsia="Arial"/>
+                <w:b w:val="0"/>
+                <w:color w:val="B71C1C"/>
+                <w:sz w:val="15"/>
+              </w:rPr>
+              <w:t>Часто нужен перенос и сверка</w:t>
+            </w:r>
+          </w:p>
+        </w:tc>
+      </w:tr>
+      <w:tr>
+        <w:tc>
+          <w:tcPr>
+            <w:tcW w:type="dxa" w:w="2064"/>
+            <w:tcMar>
+              <w:top w:w="30" w:type="dxa"/>
+              <w:left w:w="30" w:type="dxa"/>
+              <w:bottom w:w="30" w:type="dxa"/>
+              <w:right w:w="30" w:type="dxa"/>
+            </w:tcMar>
+            <w:shd w:fill="FFFBEA" w:val="clear"/>
+          </w:tcPr>
+          <w:p>
+            <w:pPr>
+              <w:jc w:val="left"/>
+            </w:pPr>
+            <w:r>
+              <w:rPr>
+                <w:rFonts w:ascii="Arial" w:hAnsi="Arial" w:eastAsia="Arial"/>
+                <w:b/>
+                <w:color w:val="2B2B2B"/>
+                <w:sz w:val="15"/>
+              </w:rPr>
+              <w:t>Где хранятся документы</w:t>
+            </w:r>
+          </w:p>
+        </w:tc>
+        <w:tc>
+          <w:tcPr>
+            <w:tcW w:type="dxa" w:w="2064"/>
+            <w:tcMar>
+              <w:top w:w="30" w:type="dxa"/>
+              <w:left w:w="30" w:type="dxa"/>
+              <w:bottom w:w="30" w:type="dxa"/>
+              <w:right w:w="30" w:type="dxa"/>
+            </w:tcMar>
+            <w:shd w:fill="E8F5E9" w:val="clear"/>
+          </w:tcPr>
+          <w:p>
+            <w:pPr>
+              <w:jc w:val="center"/>
+            </w:pPr>
+            <w:r>
+              <w:rPr>
+                <w:rFonts w:ascii="Arial" w:hAnsi="Arial" w:eastAsia="Arial"/>
+                <w:b/>
+                <w:color w:val="2E7D32"/>
+                <w:sz w:val="15"/>
+              </w:rPr>
+              <w:t>В вашей базе 1С</w:t>
+            </w:r>
+          </w:p>
+        </w:tc>
+        <w:tc>
+          <w:tcPr>
+            <w:tcW w:type="dxa" w:w="2064"/>
+            <w:tcMar>
+              <w:top w:w="30" w:type="dxa"/>
+              <w:left w:w="30" w:type="dxa"/>
+              <w:bottom w:w="30" w:type="dxa"/>
+              <w:right w:w="30" w:type="dxa"/>
+            </w:tcMar>
+            <w:shd w:fill="FFEBEE" w:val="clear"/>
+          </w:tcPr>
+          <w:p>
+            <w:pPr>
+              <w:jc w:val="center"/>
+            </w:pPr>
+            <w:r>
+              <w:rPr>
+                <w:rFonts w:ascii="Arial" w:hAnsi="Arial" w:eastAsia="Arial"/>
+                <w:b w:val="0"/>
+                <w:color w:val="B71C1C"/>
+                <w:sz w:val="15"/>
+              </w:rPr>
+              <w:t>Облако оператора (часто платно)</w:t>
+            </w:r>
+          </w:p>
+        </w:tc>
+        <w:tc>
+          <w:tcPr>
+            <w:tcW w:type="dxa" w:w="2064"/>
+            <w:tcMar>
+              <w:top w:w="30" w:type="dxa"/>
+              <w:left w:w="30" w:type="dxa"/>
+              <w:bottom w:w="30" w:type="dxa"/>
+              <w:right w:w="30" w:type="dxa"/>
+            </w:tcMar>
+            <w:shd w:fill="FFEBEE" w:val="clear"/>
+          </w:tcPr>
+          <w:p>
+            <w:pPr>
+              <w:jc w:val="center"/>
+            </w:pPr>
+            <w:r>
+              <w:rPr>
+                <w:rFonts w:ascii="Arial" w:hAnsi="Arial" w:eastAsia="Arial"/>
+                <w:b w:val="0"/>
+                <w:color w:val="B71C1C"/>
+                <w:sz w:val="15"/>
+              </w:rPr>
+              <w:t>Облако / доп. хранилище</w:t>
+            </w:r>
+          </w:p>
+        </w:tc>
+        <w:tc>
+          <w:tcPr>
+            <w:tcW w:type="dxa" w:w="2064"/>
+            <w:tcMar>
+              <w:top w:w="30" w:type="dxa"/>
+              <w:left w:w="30" w:type="dxa"/>
+              <w:bottom w:w="30" w:type="dxa"/>
+              <w:right w:w="30" w:type="dxa"/>
+            </w:tcMar>
+            <w:shd w:fill="FFEBEE" w:val="clear"/>
+          </w:tcPr>
+          <w:p>
+            <w:pPr>
+              <w:jc w:val="center"/>
+            </w:pPr>
+            <w:r>
+              <w:rPr>
+                <w:rFonts w:ascii="Arial" w:hAnsi="Arial" w:eastAsia="Arial"/>
+                <w:b w:val="0"/>
+                <w:color w:val="B71C1C"/>
+                <w:sz w:val="15"/>
+              </w:rPr>
+              <w:t>Облако оператора</w:t>
+            </w:r>
+          </w:p>
+        </w:tc>
+      </w:tr>
+      <w:tr>
+        <w:tc>
+          <w:tcPr>
+            <w:tcW w:type="dxa" w:w="2064"/>
+            <w:tcMar>
+              <w:top w:w="30" w:type="dxa"/>
+              <w:left w:w="30" w:type="dxa"/>
+              <w:bottom w:w="30" w:type="dxa"/>
+              <w:right w:w="30" w:type="dxa"/>
+            </w:tcMar>
+            <w:shd w:fill="FFFBEA" w:val="clear"/>
+          </w:tcPr>
+          <w:p>
+            <w:pPr>
+              <w:jc w:val="left"/>
+            </w:pPr>
+            <w:r>
+              <w:rPr>
+                <w:rFonts w:ascii="Arial" w:hAnsi="Arial" w:eastAsia="Arial"/>
+                <w:b/>
+                <w:color w:val="2B2B2B"/>
+                <w:sz w:val="15"/>
+              </w:rPr>
+              <w:t>Электронная подпись сотрудникам</w:t>
+            </w:r>
+          </w:p>
+        </w:tc>
+        <w:tc>
+          <w:tcPr>
+            <w:tcW w:type="dxa" w:w="2064"/>
+            <w:tcMar>
+              <w:top w:w="30" w:type="dxa"/>
+              <w:left w:w="30" w:type="dxa"/>
+              <w:bottom w:w="30" w:type="dxa"/>
+              <w:right w:w="30" w:type="dxa"/>
+            </w:tcMar>
+            <w:shd w:fill="E8F5E9" w:val="clear"/>
+          </w:tcPr>
+          <w:p>
+            <w:pPr>
+              <w:jc w:val="center"/>
+            </w:pPr>
+            <w:r>
+              <w:rPr>
+                <w:rFonts w:ascii="Arial" w:hAnsi="Arial" w:eastAsia="Arial"/>
+                <w:b/>
+                <w:color w:val="2E7D32"/>
+                <w:sz w:val="15"/>
+              </w:rPr>
+              <w:t>Бесплатно (усиленная неквалифицированная)</w:t>
+            </w:r>
+          </w:p>
+        </w:tc>
+        <w:tc>
+          <w:tcPr>
+            <w:tcW w:type="dxa" w:w="2064"/>
+            <w:tcMar>
+              <w:top w:w="30" w:type="dxa"/>
+              <w:left w:w="30" w:type="dxa"/>
+              <w:bottom w:w="30" w:type="dxa"/>
+              <w:right w:w="30" w:type="dxa"/>
+            </w:tcMar>
+            <w:shd w:fill="FFEBEE" w:val="clear"/>
+          </w:tcPr>
+          <w:p>
+            <w:pPr>
+              <w:jc w:val="center"/>
+            </w:pPr>
+            <w:r>
+              <w:rPr>
+                <w:rFonts w:ascii="Arial" w:hAnsi="Arial" w:eastAsia="Arial"/>
+                <w:b w:val="0"/>
+                <w:color w:val="B71C1C"/>
+                <w:sz w:val="15"/>
+              </w:rPr>
+              <w:t>Часто платные сертификаты / пакеты</w:t>
+            </w:r>
+          </w:p>
+        </w:tc>
+        <w:tc>
+          <w:tcPr>
+            <w:tcW w:type="dxa" w:w="2064"/>
+            <w:tcMar>
+              <w:top w:w="30" w:type="dxa"/>
+              <w:left w:w="30" w:type="dxa"/>
+              <w:bottom w:w="30" w:type="dxa"/>
+              <w:right w:w="30" w:type="dxa"/>
+            </w:tcMar>
+            <w:shd w:fill="FFEBEE" w:val="clear"/>
+          </w:tcPr>
+          <w:p>
+            <w:pPr>
+              <w:jc w:val="center"/>
+            </w:pPr>
+            <w:r>
+              <w:rPr>
+                <w:rFonts w:ascii="Arial" w:hAnsi="Arial" w:eastAsia="Arial"/>
+                <w:b w:val="0"/>
+                <w:color w:val="B71C1C"/>
+                <w:sz w:val="15"/>
+              </w:rPr>
+              <w:t>Часто платные сертификаты / пакеты</w:t>
+            </w:r>
+          </w:p>
+        </w:tc>
+        <w:tc>
+          <w:tcPr>
+            <w:tcW w:type="dxa" w:w="2064"/>
+            <w:tcMar>
+              <w:top w:w="30" w:type="dxa"/>
+              <w:left w:w="30" w:type="dxa"/>
+              <w:bottom w:w="30" w:type="dxa"/>
+              <w:right w:w="30" w:type="dxa"/>
+            </w:tcMar>
+            <w:shd w:fill="FFEBEE" w:val="clear"/>
+          </w:tcPr>
+          <w:p>
+            <w:pPr>
+              <w:jc w:val="center"/>
+            </w:pPr>
+            <w:r>
+              <w:rPr>
+                <w:rFonts w:ascii="Arial" w:hAnsi="Arial" w:eastAsia="Arial"/>
+                <w:b w:val="0"/>
+                <w:color w:val="B71C1C"/>
+                <w:sz w:val="15"/>
+              </w:rPr>
+              <w:t>Часто платные сертификаты / пакеты</w:t>
+            </w:r>
+          </w:p>
+        </w:tc>
+      </w:tr>
+      <w:tr>
+        <w:tc>
+          <w:tcPr>
+            <w:tcW w:type="dxa" w:w="2064"/>
+            <w:tcMar>
+              <w:top w:w="30" w:type="dxa"/>
+              <w:left w:w="30" w:type="dxa"/>
+              <w:bottom w:w="30" w:type="dxa"/>
+              <w:right w:w="30" w:type="dxa"/>
+            </w:tcMar>
+            <w:shd w:fill="FFFBEA" w:val="clear"/>
+          </w:tcPr>
+          <w:p>
+            <w:pPr>
+              <w:jc w:val="left"/>
+            </w:pPr>
+            <w:r>
+              <w:rPr>
+                <w:rFonts w:ascii="Arial" w:hAnsi="Arial" w:eastAsia="Arial"/>
+                <w:b/>
+                <w:color w:val="2B2B2B"/>
+                <w:sz w:val="15"/>
+              </w:rPr>
+              <w:t>Сложность внедрения</w:t>
+            </w:r>
+          </w:p>
+        </w:tc>
+        <w:tc>
+          <w:tcPr>
+            <w:tcW w:type="dxa" w:w="2064"/>
+            <w:tcMar>
+              <w:top w:w="30" w:type="dxa"/>
+              <w:left w:w="30" w:type="dxa"/>
+              <w:bottom w:w="30" w:type="dxa"/>
+              <w:right w:w="30" w:type="dxa"/>
+            </w:tcMar>
+            <w:shd w:fill="E8F5E9" w:val="clear"/>
+          </w:tcPr>
+          <w:p>
+            <w:pPr>
+              <w:jc w:val="center"/>
+            </w:pPr>
+            <w:r>
+              <w:rPr>
+                <w:rFonts w:ascii="Arial" w:hAnsi="Arial" w:eastAsia="Arial"/>
+                <w:b/>
+                <w:color w:val="2E7D32"/>
+                <w:sz w:val="15"/>
+              </w:rPr>
+              <w:t>Быстрый старт в привычной 1С</w:t>
+            </w:r>
+          </w:p>
+        </w:tc>
+        <w:tc>
+          <w:tcPr>
+            <w:tcW w:type="dxa" w:w="2064"/>
+            <w:tcMar>
+              <w:top w:w="30" w:type="dxa"/>
+              <w:left w:w="30" w:type="dxa"/>
+              <w:bottom w:w="30" w:type="dxa"/>
+              <w:right w:w="30" w:type="dxa"/>
+            </w:tcMar>
+            <w:shd w:fill="FFEBEE" w:val="clear"/>
+          </w:tcPr>
+          <w:p>
+            <w:pPr>
+              <w:jc w:val="center"/>
+            </w:pPr>
+            <w:r>
+              <w:rPr>
+                <w:rFonts w:ascii="Arial" w:hAnsi="Arial" w:eastAsia="Arial"/>
+                <w:b w:val="0"/>
+                <w:color w:val="B71C1C"/>
+                <w:sz w:val="15"/>
+              </w:rPr>
+              <w:t>Долгая интеграция с 1С</w:t>
+            </w:r>
+          </w:p>
+        </w:tc>
+        <w:tc>
+          <w:tcPr>
+            <w:tcW w:type="dxa" w:w="2064"/>
+            <w:tcMar>
+              <w:top w:w="30" w:type="dxa"/>
+              <w:left w:w="30" w:type="dxa"/>
+              <w:bottom w:w="30" w:type="dxa"/>
+              <w:right w:w="30" w:type="dxa"/>
+            </w:tcMar>
+            <w:shd w:fill="FFEBEE" w:val="clear"/>
+          </w:tcPr>
+          <w:p>
+            <w:pPr>
+              <w:jc w:val="center"/>
+            </w:pPr>
+            <w:r>
+              <w:rPr>
+                <w:rFonts w:ascii="Arial" w:hAnsi="Arial" w:eastAsia="Arial"/>
+                <w:b w:val="0"/>
+                <w:color w:val="B71C1C"/>
+                <w:sz w:val="15"/>
+              </w:rPr>
+              <w:t>Долгая интеграция с 1С</w:t>
+            </w:r>
+          </w:p>
+        </w:tc>
+        <w:tc>
+          <w:tcPr>
+            <w:tcW w:type="dxa" w:w="2064"/>
+            <w:tcMar>
+              <w:top w:w="30" w:type="dxa"/>
+              <w:left w:w="30" w:type="dxa"/>
+              <w:bottom w:w="30" w:type="dxa"/>
+              <w:right w:w="30" w:type="dxa"/>
+            </w:tcMar>
+            <w:shd w:fill="FFEBEE" w:val="clear"/>
+          </w:tcPr>
+          <w:p>
+            <w:pPr>
+              <w:jc w:val="center"/>
+            </w:pPr>
+            <w:r>
+              <w:rPr>
+                <w:rFonts w:ascii="Arial" w:hAnsi="Arial" w:eastAsia="Arial"/>
+                <w:b w:val="0"/>
+                <w:color w:val="B71C1C"/>
+                <w:sz w:val="15"/>
+              </w:rPr>
+              <w:t>Долгая интеграция с 1С</w:t>
+            </w:r>
+          </w:p>
+        </w:tc>
+      </w:tr>
+      <w:tr>
+        <w:tc>
+          <w:tcPr>
+            <w:tcW w:type="dxa" w:w="2064"/>
+            <w:tcMar>
+              <w:top w:w="30" w:type="dxa"/>
+              <w:left w:w="30" w:type="dxa"/>
+              <w:bottom w:w="30" w:type="dxa"/>
+              <w:right w:w="30" w:type="dxa"/>
+            </w:tcMar>
+            <w:shd w:fill="FFFBEA" w:val="clear"/>
+          </w:tcPr>
+          <w:p>
+            <w:pPr>
+              <w:jc w:val="left"/>
+            </w:pPr>
+            <w:r>
+              <w:rPr>
+                <w:rFonts w:ascii="Arial" w:hAnsi="Arial" w:eastAsia="Arial"/>
+                <w:b/>
+                <w:color w:val="2B2B2B"/>
+                <w:sz w:val="15"/>
+              </w:rPr>
+              <w:t>Нагрузка на ИТ</w:t>
+            </w:r>
+          </w:p>
+        </w:tc>
+        <w:tc>
+          <w:tcPr>
+            <w:tcW w:type="dxa" w:w="2064"/>
+            <w:tcMar>
+              <w:top w:w="30" w:type="dxa"/>
+              <w:left w:w="30" w:type="dxa"/>
+              <w:bottom w:w="30" w:type="dxa"/>
+              <w:right w:w="30" w:type="dxa"/>
+            </w:tcMar>
+            <w:shd w:fill="E8F5E9" w:val="clear"/>
+          </w:tcPr>
+          <w:p>
+            <w:pPr>
+              <w:jc w:val="center"/>
+            </w:pPr>
+            <w:r>
+              <w:rPr>
+                <w:rFonts w:ascii="Arial" w:hAnsi="Arial" w:eastAsia="Arial"/>
+                <w:b/>
+                <w:color w:val="2E7D32"/>
+                <w:sz w:val="15"/>
+              </w:rPr>
+              <w:t>Без новых клиентских лицензий 1С</w:t>
+            </w:r>
+          </w:p>
+        </w:tc>
+        <w:tc>
+          <w:tcPr>
+            <w:tcW w:type="dxa" w:w="2064"/>
+            <w:tcMar>
+              <w:top w:w="30" w:type="dxa"/>
+              <w:left w:w="30" w:type="dxa"/>
+              <w:bottom w:w="30" w:type="dxa"/>
+              <w:right w:w="30" w:type="dxa"/>
+            </w:tcMar>
+            <w:shd w:fill="FFEBEE" w:val="clear"/>
+          </w:tcPr>
+          <w:p>
+            <w:pPr>
+              <w:jc w:val="center"/>
+            </w:pPr>
+            <w:r>
+              <w:rPr>
+                <w:rFonts w:ascii="Arial" w:hAnsi="Arial" w:eastAsia="Arial"/>
+                <w:b w:val="0"/>
+                <w:color w:val="B71C1C"/>
+                <w:sz w:val="15"/>
+              </w:rPr>
+              <w:t>Новая система + интеграции</w:t>
+            </w:r>
+          </w:p>
+        </w:tc>
+        <w:tc>
+          <w:tcPr>
+            <w:tcW w:type="dxa" w:w="2064"/>
+            <w:tcMar>
+              <w:top w:w="30" w:type="dxa"/>
+              <w:left w:w="30" w:type="dxa"/>
+              <w:bottom w:w="30" w:type="dxa"/>
+              <w:right w:w="30" w:type="dxa"/>
+            </w:tcMar>
+            <w:shd w:fill="FFEBEE" w:val="clear"/>
+          </w:tcPr>
+          <w:p>
+            <w:pPr>
+              <w:jc w:val="center"/>
+            </w:pPr>
+            <w:r>
+              <w:rPr>
+                <w:rFonts w:ascii="Arial" w:hAnsi="Arial" w:eastAsia="Arial"/>
+                <w:b w:val="0"/>
+                <w:color w:val="B71C1C"/>
+                <w:sz w:val="15"/>
+              </w:rPr>
+              <w:t>Новая система + интеграции</w:t>
+            </w:r>
+          </w:p>
+        </w:tc>
+        <w:tc>
+          <w:tcPr>
+            <w:tcW w:type="dxa" w:w="2064"/>
+            <w:tcMar>
+              <w:top w:w="30" w:type="dxa"/>
+              <w:left w:w="30" w:type="dxa"/>
+              <w:bottom w:w="30" w:type="dxa"/>
+              <w:right w:w="30" w:type="dxa"/>
+            </w:tcMar>
+            <w:shd w:fill="FFEBEE" w:val="clear"/>
+          </w:tcPr>
+          <w:p>
+            <w:pPr>
+              <w:jc w:val="center"/>
+            </w:pPr>
+            <w:r>
+              <w:rPr>
+                <w:rFonts w:ascii="Arial" w:hAnsi="Arial" w:eastAsia="Arial"/>
+                <w:b w:val="0"/>
+                <w:color w:val="B71C1C"/>
+                <w:sz w:val="15"/>
+              </w:rPr>
+              <w:t>Новая система + интеграции</w:t>
+            </w:r>
+          </w:p>
+        </w:tc>
+      </w:tr>
+      <w:tr>
+        <w:tc>
+          <w:tcPr>
+            <w:tcW w:type="dxa" w:w="2064"/>
+            <w:tcMar>
+              <w:top w:w="30" w:type="dxa"/>
+              <w:left w:w="30" w:type="dxa"/>
+              <w:bottom w:w="30" w:type="dxa"/>
+              <w:right w:w="30" w:type="dxa"/>
+            </w:tcMar>
+            <w:shd w:fill="FFFBEA" w:val="clear"/>
+          </w:tcPr>
+          <w:p>
+            <w:pPr>
+              <w:jc w:val="left"/>
+            </w:pPr>
+            <w:r>
+              <w:rPr>
+                <w:rFonts w:ascii="Arial" w:hAnsi="Arial" w:eastAsia="Arial"/>
+                <w:b/>
+                <w:color w:val="2B2B2B"/>
+                <w:sz w:val="15"/>
+              </w:rPr>
+              <w:t>Стоимость владения на старте</w:t>
+            </w:r>
+          </w:p>
+        </w:tc>
+        <w:tc>
+          <w:tcPr>
+            <w:tcW w:type="dxa" w:w="2064"/>
+            <w:tcMar>
+              <w:top w:w="30" w:type="dxa"/>
+              <w:left w:w="30" w:type="dxa"/>
+              <w:bottom w:w="30" w:type="dxa"/>
+              <w:right w:w="30" w:type="dxa"/>
+            </w:tcMar>
+            <w:shd w:fill="E8F5E9" w:val="clear"/>
+          </w:tcPr>
+          <w:p>
+            <w:pPr>
+              <w:jc w:val="center"/>
+            </w:pPr>
+            <w:r>
+              <w:rPr>
+                <w:rFonts w:ascii="Arial" w:hAnsi="Arial" w:eastAsia="Arial"/>
+                <w:b/>
+                <w:color w:val="2E7D32"/>
+                <w:sz w:val="15"/>
+              </w:rPr>
+              <w:t>Пакет кабинетов + подарочные часы линии</w:t>
+            </w:r>
+          </w:p>
+        </w:tc>
+        <w:tc>
+          <w:tcPr>
+            <w:tcW w:type="dxa" w:w="2064"/>
+            <w:tcMar>
+              <w:top w:w="30" w:type="dxa"/>
+              <w:left w:w="30" w:type="dxa"/>
+              <w:bottom w:w="30" w:type="dxa"/>
+              <w:right w:w="30" w:type="dxa"/>
+            </w:tcMar>
+            <w:shd w:fill="FFEBEE" w:val="clear"/>
+          </w:tcPr>
+          <w:p>
+            <w:pPr>
+              <w:jc w:val="center"/>
+            </w:pPr>
+            <w:r>
+              <w:rPr>
+                <w:rFonts w:ascii="Arial" w:hAnsi="Arial" w:eastAsia="Arial"/>
+                <w:b w:val="0"/>
+                <w:color w:val="B71C1C"/>
+                <w:sz w:val="15"/>
+              </w:rPr>
+              <w:t>Лицензии + внедрение + хранение</w:t>
+            </w:r>
+          </w:p>
+        </w:tc>
+        <w:tc>
+          <w:tcPr>
+            <w:tcW w:type="dxa" w:w="2064"/>
+            <w:tcMar>
+              <w:top w:w="30" w:type="dxa"/>
+              <w:left w:w="30" w:type="dxa"/>
+              <w:bottom w:w="30" w:type="dxa"/>
+              <w:right w:w="30" w:type="dxa"/>
+            </w:tcMar>
+            <w:shd w:fill="FFEBEE" w:val="clear"/>
+          </w:tcPr>
+          <w:p>
+            <w:pPr>
+              <w:jc w:val="center"/>
+            </w:pPr>
+            <w:r>
+              <w:rPr>
+                <w:rFonts w:ascii="Arial" w:hAnsi="Arial" w:eastAsia="Arial"/>
+                <w:b w:val="0"/>
+                <w:color w:val="B71C1C"/>
+                <w:sz w:val="15"/>
+              </w:rPr>
+              <w:t>Лицензии + внедрение + хранение</w:t>
+            </w:r>
+          </w:p>
+        </w:tc>
+        <w:tc>
+          <w:tcPr>
+            <w:tcW w:type="dxa" w:w="2064"/>
+            <w:tcMar>
+              <w:top w:w="30" w:type="dxa"/>
+              <w:left w:w="30" w:type="dxa"/>
+              <w:bottom w:w="30" w:type="dxa"/>
+              <w:right w:w="30" w:type="dxa"/>
+            </w:tcMar>
+            <w:shd w:fill="FFEBEE" w:val="clear"/>
+          </w:tcPr>
+          <w:p>
+            <w:pPr>
+              <w:jc w:val="center"/>
+            </w:pPr>
+            <w:r>
+              <w:rPr>
+                <w:rFonts w:ascii="Arial" w:hAnsi="Arial" w:eastAsia="Arial"/>
+                <w:b w:val="0"/>
+                <w:color w:val="B71C1C"/>
+                <w:sz w:val="15"/>
+              </w:rPr>
+              <w:t>Лицензии + внедрение + хранение</w:t>
             </w:r>
           </w:p>
         </w:tc>
@@ -576,18 +2234,28 @@
           <w:tcPr>
             <w:tcW w:type="dxa" w:w="10318"/>
             <w:shd w:fill="FFF6D8" w:val="clear"/>
+            <w:tcMar>
+              <w:top w:w="60" w:type="dxa"/>
+              <w:left w:w="80" w:type="dxa"/>
+              <w:bottom w:w="60" w:type="dxa"/>
+              <w:right w:w="80" w:type="dxa"/>
+            </w:tcMar>
           </w:tcPr>
           <w:p>
             <w:r>
               <w:rPr>
                 <w:rFonts w:ascii="Arial" w:hAnsi="Arial" w:eastAsia="Arial"/>
                 <w:b/>
+                <w:color w:val="2B2B2B"/>
                 <w:sz w:val="22"/>
               </w:rPr>
-              <w:t>Почему это выгоднее типичных предложений рынка</w:t>
+              <w:t>Вывод для корпоративного клиента</w:t>
             </w:r>
           </w:p>
           <w:p>
+            <w:pPr>
+              <w:spacing w:after="40"/>
+            </w:pPr>
             <w:r>
               <w:rPr>
                 <w:rFonts w:ascii="Arial" w:hAnsi="Arial" w:eastAsia="Arial"/>
@@ -595,10 +2263,13 @@
                 <w:color w:val="5C5C5C"/>
                 <w:sz w:val="18"/>
               </w:rPr>
-              <w:t>• Отдельная кадровая платформа не покупается. Внедрение не тянется месяцами.</w:t>
+              <w:t>Отдельные операторы кадрового электронного документооборота почти всегда тянут за собой новую систему, двойную работу кадровика, платное хранение и долгую интеграцию с 1С.</w:t>
             </w:r>
           </w:p>
           <w:p>
+            <w:pPr>
+              <w:spacing w:after="40"/>
+            </w:pPr>
             <w:r>
               <w:rPr>
                 <w:rFonts w:ascii="Arial" w:hAnsi="Arial" w:eastAsia="Arial"/>
@@ -606,18 +2277,7 @@
                 <w:color w:val="5C5C5C"/>
                 <w:sz w:val="18"/>
               </w:rPr>
-              <w:t>• Настройка и стартовая поддержка уже внутри подарка — не отдельная строка счёта.</w:t>
-            </w:r>
-          </w:p>
-          <w:p>
-            <w:r>
-              <w:rPr>
-                <w:rFonts w:ascii="Arial" w:hAnsi="Arial" w:eastAsia="Arial"/>
-                <w:b w:val="0"/>
-                <w:color w:val="5C5C5C"/>
-                <w:sz w:val="18"/>
-              </w:rPr>
-              <w:t>• Документы остаются в вашей базе 1С, а не только в облаке стороннего оператора.</w:t>
+              <w:t>С Форус вы остаётесь в привычной 1С, получаете подарочные часы поддержки и прозрачную стоимость пакета.</w:t>
             </w:r>
           </w:p>
         </w:tc>
@@ -625,20 +2285,12 @@
     </w:tbl>
     <w:p>
       <w:pPr>
-        <w:spacing w:after="200" w:before="0"/>
+        <w:spacing w:after="120"/>
       </w:pPr>
-      <w:r>
-        <w:rPr>
-          <w:rFonts w:ascii="Arial" w:hAnsi="Arial" w:eastAsia="Arial"/>
-          <w:b w:val="0"/>
-          <w:color w:val="2B2B2B"/>
-          <w:sz w:val="20"/>
-        </w:rPr>
-      </w:r>
     </w:p>
     <w:p>
       <w:pPr>
-        <w:spacing w:after="80" w:before="0"/>
+        <w:spacing w:after="80" w:before="160"/>
         <w:pBdr>
           <w:bottom w:val="single" w:sz="22" w:space="2" w:color="F0C14A"/>
         </w:pBdr>
@@ -650,7 +2302,7 @@
           <w:color w:val="2B2B2B"/>
           <w:sz w:val="26"/>
         </w:rPr>
-        <w:t>Сроки и порядок запуска</w:t>
+        <w:t>Как мы запускаем сервис у вас</w:t>
       </w:r>
     </w:p>
     <w:tbl>
@@ -678,6 +2330,12 @@
           <w:tcPr>
             <w:tcW w:type="dxa" w:w="2064"/>
             <w:shd w:fill="FFFBEA" w:val="clear"/>
+            <w:tcMar>
+              <w:top w:w="40" w:type="dxa"/>
+              <w:left w:w="30" w:type="dxa"/>
+              <w:bottom w:w="40" w:type="dxa"/>
+              <w:right w:w="30" w:type="dxa"/>
+            </w:tcMar>
           </w:tcPr>
           <w:p>
             <w:pPr>
@@ -690,7 +2348,7 @@
                 <w:color w:val="9A7A10"/>
                 <w:sz w:val="24"/>
               </w:rPr>
-              <w:t>1</w:t>
+              <w:t>01</w:t>
             </w:r>
           </w:p>
           <w:p>
@@ -701,9 +2359,10 @@
               <w:rPr>
                 <w:rFonts w:ascii="Arial" w:hAnsi="Arial" w:eastAsia="Arial"/>
                 <w:b/>
-                <w:sz w:val="16"/>
+                <w:color w:val="2B2B2B"/>
+                <w:sz w:val="18"/>
               </w:rPr>
-              <w:t>Договор и доступы</w:t>
+              <w:t>Подключение</w:t>
             </w:r>
           </w:p>
           <w:p>
@@ -717,7 +2376,7 @@
                 <w:color w:val="5C5C5C"/>
                 <w:sz w:val="16"/>
               </w:rPr>
-              <w:t>2–4 дня</w:t>
+              <w:t>Подключаем сервис к вашей 1С</w:t>
             </w:r>
           </w:p>
         </w:tc>
@@ -725,6 +2384,12 @@
           <w:tcPr>
             <w:tcW w:type="dxa" w:w="2064"/>
             <w:shd w:fill="FFFBEA" w:val="clear"/>
+            <w:tcMar>
+              <w:top w:w="40" w:type="dxa"/>
+              <w:left w:w="30" w:type="dxa"/>
+              <w:bottom w:w="40" w:type="dxa"/>
+              <w:right w:w="30" w:type="dxa"/>
+            </w:tcMar>
           </w:tcPr>
           <w:p>
             <w:pPr>
@@ -737,7 +2402,7 @@
                 <w:color w:val="9A7A10"/>
                 <w:sz w:val="24"/>
               </w:rPr>
-              <w:t>2</w:t>
+              <w:t>02</w:t>
             </w:r>
           </w:p>
           <w:p>
@@ -748,9 +2413,10 @@
               <w:rPr>
                 <w:rFonts w:ascii="Arial" w:hAnsi="Arial" w:eastAsia="Arial"/>
                 <w:b/>
-                <w:sz w:val="16"/>
+                <w:color w:val="2B2B2B"/>
+                <w:sz w:val="18"/>
               </w:rPr>
-              <w:t>Настройка сервиса</w:t>
+              <w:t>Настройка</w:t>
             </w:r>
           </w:p>
           <w:p>
@@ -764,7 +2430,7 @@
                 <w:color w:val="5C5C5C"/>
                 <w:sz w:val="16"/>
               </w:rPr>
-              <w:t>≈ 4 часа</w:t>
+              <w:t>Роли, процессы, печатные формы</w:t>
             </w:r>
           </w:p>
         </w:tc>
@@ -772,6 +2438,12 @@
           <w:tcPr>
             <w:tcW w:type="dxa" w:w="2064"/>
             <w:shd w:fill="FFFBEA" w:val="clear"/>
+            <w:tcMar>
+              <w:top w:w="40" w:type="dxa"/>
+              <w:left w:w="30" w:type="dxa"/>
+              <w:bottom w:w="40" w:type="dxa"/>
+              <w:right w:w="30" w:type="dxa"/>
+            </w:tcMar>
           </w:tcPr>
           <w:p>
             <w:pPr>
@@ -784,7 +2456,7 @@
                 <w:color w:val="9A7A10"/>
                 <w:sz w:val="24"/>
               </w:rPr>
-              <w:t>3</w:t>
+              <w:t>03</w:t>
             </w:r>
           </w:p>
           <w:p>
@@ -795,9 +2467,10 @@
               <w:rPr>
                 <w:rFonts w:ascii="Arial" w:hAnsi="Arial" w:eastAsia="Arial"/>
                 <w:b/>
-                <w:sz w:val="16"/>
+                <w:color w:val="2B2B2B"/>
+                <w:sz w:val="18"/>
               </w:rPr>
-              <w:t>Пилот на группе</w:t>
+              <w:t>Подписи</w:t>
             </w:r>
           </w:p>
           <w:p>
@@ -811,7 +2484,7 @@
                 <w:color w:val="5C5C5C"/>
                 <w:sz w:val="16"/>
               </w:rPr>
-              <w:t>до 1 недели</w:t>
+              <w:t>Выпуск подписей сотрудникам</w:t>
             </w:r>
           </w:p>
         </w:tc>
@@ -819,6 +2492,12 @@
           <w:tcPr>
             <w:tcW w:type="dxa" w:w="2064"/>
             <w:shd w:fill="FFFBEA" w:val="clear"/>
+            <w:tcMar>
+              <w:top w:w="40" w:type="dxa"/>
+              <w:left w:w="30" w:type="dxa"/>
+              <w:bottom w:w="40" w:type="dxa"/>
+              <w:right w:w="30" w:type="dxa"/>
+            </w:tcMar>
           </w:tcPr>
           <w:p>
             <w:pPr>
@@ -831,7 +2510,7 @@
                 <w:color w:val="9A7A10"/>
                 <w:sz w:val="24"/>
               </w:rPr>
-              <w:t>4</w:t>
+              <w:t>04</w:t>
             </w:r>
           </w:p>
           <w:p>
@@ -842,9 +2521,10 @@
               <w:rPr>
                 <w:rFonts w:ascii="Arial" w:hAnsi="Arial" w:eastAsia="Arial"/>
                 <w:b/>
-                <w:sz w:val="16"/>
+                <w:color w:val="2B2B2B"/>
+                <w:sz w:val="18"/>
               </w:rPr>
-              <w:t>Все 750 кабинетов</w:t>
+              <w:t>Обучение</w:t>
             </w:r>
           </w:p>
           <w:p>
@@ -858,7 +2538,7 @@
                 <w:color w:val="5C5C5C"/>
                 <w:sz w:val="16"/>
               </w:rPr>
-              <w:t>2–3 недели</w:t>
+              <w:t>Видеоуроки и короткие инструкции</w:t>
             </w:r>
           </w:p>
         </w:tc>
@@ -866,6 +2546,12 @@
           <w:tcPr>
             <w:tcW w:type="dxa" w:w="2064"/>
             <w:shd w:fill="FFFBEA" w:val="clear"/>
+            <w:tcMar>
+              <w:top w:w="40" w:type="dxa"/>
+              <w:left w:w="30" w:type="dxa"/>
+              <w:bottom w:w="40" w:type="dxa"/>
+              <w:right w:w="30" w:type="dxa"/>
+            </w:tcMar>
           </w:tcPr>
           <w:p>
             <w:pPr>
@@ -878,7 +2564,7 @@
                 <w:color w:val="9A7A10"/>
                 <w:sz w:val="24"/>
               </w:rPr>
-              <w:t>5</w:t>
+              <w:t>05</w:t>
             </w:r>
           </w:p>
           <w:p>
@@ -889,9 +2575,10 @@
               <w:rPr>
                 <w:rFonts w:ascii="Arial" w:hAnsi="Arial" w:eastAsia="Arial"/>
                 <w:b/>
-                <w:sz w:val="16"/>
+                <w:color w:val="2B2B2B"/>
+                <w:sz w:val="18"/>
               </w:rPr>
-              <w:t>Запас на вопросы</w:t>
+              <w:t>Старт</w:t>
             </w:r>
           </w:p>
           <w:p>
@@ -905,7 +2592,7 @@
                 <w:color w:val="5C5C5C"/>
                 <w:sz w:val="16"/>
               </w:rPr>
-              <w:t>1 час</w:t>
+              <w:t>Заявления, расчётные, согласования</w:t>
             </w:r>
           </w:p>
         </w:tc>
@@ -926,7 +2613,7 @@
     </w:p>
     <w:p>
       <w:pPr>
-        <w:spacing w:after="80" w:before="0"/>
+        <w:spacing w:after="80" w:before="160"/>
         <w:pBdr>
           <w:bottom w:val="single" w:sz="22" w:space="2" w:color="F0C14A"/>
         </w:pBdr>
@@ -938,342 +2625,22 @@
           <w:color w:val="2B2B2B"/>
           <w:sz w:val="26"/>
         </w:rPr>
-        <w:t>С чем сравниваете на тендере</w:t>
+        <w:t>Почему Форус</w:t>
       </w:r>
     </w:p>
-    <w:tbl>
-      <w:tblPr>
-        <w:tblW w:type="auto" w:w="0"/>
-        <w:tblLook w:firstColumn="1" w:firstRow="1" w:lastColumn="0" w:lastRow="0" w:noHBand="0" w:noVBand="1" w:val="04A0"/>
-        <w:tblBorders>
-          <w:top w:val="single" w:sz="8" w:space="0" w:color="F0C14A"/>
-          <w:left w:val="single" w:sz="8" w:space="0" w:color="F0C14A"/>
-          <w:bottom w:val="single" w:sz="8" w:space="0" w:color="F0C14A"/>
-          <w:right w:val="single" w:sz="8" w:space="0" w:color="F0C14A"/>
-          <w:insideH w:val="single" w:sz="8" w:space="0" w:color="F0C14A"/>
-          <w:insideV w:val="single" w:sz="8" w:space="0" w:color="F0C14A"/>
-        </w:tblBorders>
-      </w:tblPr>
-      <w:tblGrid>
-        <w:gridCol w:w="3439"/>
-        <w:gridCol w:w="3439"/>
-        <w:gridCol w:w="3439"/>
-      </w:tblGrid>
-      <w:tr>
-        <w:tc>
-          <w:tcPr>
-            <w:tcW w:type="dxa" w:w="3439"/>
-            <w:shd w:fill="F0C14A" w:val="clear"/>
-          </w:tcPr>
-          <w:p>
-            <w:r>
-              <w:rPr>
-                <w:rFonts w:ascii="Arial" w:hAnsi="Arial" w:eastAsia="Arial"/>
-                <w:b/>
-                <w:sz w:val="18"/>
-              </w:rPr>
-              <w:t>Критерий</w:t>
-            </w:r>
-          </w:p>
-        </w:tc>
-        <w:tc>
-          <w:tcPr>
-            <w:tcW w:type="dxa" w:w="3439"/>
-            <w:shd w:fill="F0C14A" w:val="clear"/>
-          </w:tcPr>
-          <w:p>
-            <w:r>
-              <w:rPr>
-                <w:rFonts w:ascii="Arial" w:hAnsi="Arial" w:eastAsia="Arial"/>
-                <w:b/>
-                <w:sz w:val="18"/>
-              </w:rPr>
-              <w:t>Предложение Форус</w:t>
-            </w:r>
-          </w:p>
-        </w:tc>
-        <w:tc>
-          <w:tcPr>
-            <w:tcW w:type="dxa" w:w="3439"/>
-            <w:shd w:fill="F0C14A" w:val="clear"/>
-          </w:tcPr>
-          <w:p>
-            <w:r>
-              <w:rPr>
-                <w:rFonts w:ascii="Arial" w:hAnsi="Arial" w:eastAsia="Arial"/>
-                <w:b/>
-                <w:sz w:val="18"/>
-              </w:rPr>
-              <w:t>Типичные альтернативы</w:t>
-            </w:r>
-          </w:p>
-        </w:tc>
-      </w:tr>
-      <w:tr>
-        <w:tc>
-          <w:tcPr>
-            <w:tcW w:type="dxa" w:w="3439"/>
-          </w:tcPr>
-          <w:p>
-            <w:r>
-              <w:rPr>
-                <w:rFonts w:ascii="Arial" w:hAnsi="Arial" w:eastAsia="Arial"/>
-                <w:b/>
-                <w:color w:val="2B2B2B"/>
-                <w:sz w:val="16"/>
-              </w:rPr>
-              <w:t>Запуск</w:t>
-            </w:r>
-          </w:p>
-        </w:tc>
-        <w:tc>
-          <w:tcPr>
-            <w:tcW w:type="dxa" w:w="3439"/>
-            <w:shd w:fill="E8F5E9" w:val="clear"/>
-          </w:tcPr>
-          <w:p>
-            <w:r>
-              <w:rPr>
-                <w:rFonts w:ascii="Arial" w:hAnsi="Arial" w:eastAsia="Arial"/>
-                <w:b w:val="0"/>
-                <w:color w:val="2E7D32"/>
-                <w:sz w:val="16"/>
-              </w:rPr>
-              <w:t>Типовая настройка ≈ 4 часа</w:t>
-            </w:r>
-          </w:p>
-        </w:tc>
-        <w:tc>
-          <w:tcPr>
-            <w:tcW w:type="dxa" w:w="3439"/>
-            <w:shd w:fill="FFEBEE" w:val="clear"/>
-          </w:tcPr>
-          <w:p>
-            <w:r>
-              <w:rPr>
-                <w:rFonts w:ascii="Arial" w:hAnsi="Arial" w:eastAsia="Arial"/>
-                <w:b w:val="0"/>
-                <w:color w:val="B71C1C"/>
-                <w:sz w:val="16"/>
-              </w:rPr>
-              <w:t>Часто долгое внедрение</w:t>
-            </w:r>
-          </w:p>
-        </w:tc>
-      </w:tr>
-      <w:tr>
-        <w:tc>
-          <w:tcPr>
-            <w:tcW w:type="dxa" w:w="3439"/>
-          </w:tcPr>
-          <w:p>
-            <w:r>
-              <w:rPr>
-                <w:rFonts w:ascii="Arial" w:hAnsi="Arial" w:eastAsia="Arial"/>
-                <w:b/>
-                <w:color w:val="2B2B2B"/>
-                <w:sz w:val="16"/>
-              </w:rPr>
-              <w:t>Архитектура</w:t>
-            </w:r>
-          </w:p>
-        </w:tc>
-        <w:tc>
-          <w:tcPr>
-            <w:tcW w:type="dxa" w:w="3439"/>
-            <w:shd w:fill="E8F5E9" w:val="clear"/>
-          </w:tcPr>
-          <w:p>
-            <w:r>
-              <w:rPr>
-                <w:rFonts w:ascii="Arial" w:hAnsi="Arial" w:eastAsia="Arial"/>
-                <w:b w:val="0"/>
-                <w:color w:val="2E7D32"/>
-                <w:sz w:val="16"/>
-              </w:rPr>
-              <w:t>Работает внутри вашей 1С</w:t>
-            </w:r>
-          </w:p>
-        </w:tc>
-        <w:tc>
-          <w:tcPr>
-            <w:tcW w:type="dxa" w:w="3439"/>
-            <w:shd w:fill="FFEBEE" w:val="clear"/>
-          </w:tcPr>
-          <w:p>
-            <w:r>
-              <w:rPr>
-                <w:rFonts w:ascii="Arial" w:hAnsi="Arial" w:eastAsia="Arial"/>
-                <w:b w:val="0"/>
-                <w:color w:val="B71C1C"/>
-                <w:sz w:val="16"/>
-              </w:rPr>
-              <w:t>Отдельная кадровая платформа</w:t>
-            </w:r>
-          </w:p>
-        </w:tc>
-      </w:tr>
-      <w:tr>
-        <w:tc>
-          <w:tcPr>
-            <w:tcW w:type="dxa" w:w="3439"/>
-          </w:tcPr>
-          <w:p>
-            <w:r>
-              <w:rPr>
-                <w:rFonts w:ascii="Arial" w:hAnsi="Arial" w:eastAsia="Arial"/>
-                <w:b/>
-                <w:color w:val="2B2B2B"/>
-                <w:sz w:val="16"/>
-              </w:rPr>
-              <w:t>Лицензии</w:t>
-            </w:r>
-          </w:p>
-        </w:tc>
-        <w:tc>
-          <w:tcPr>
-            <w:tcW w:type="dxa" w:w="3439"/>
-            <w:shd w:fill="E8F5E9" w:val="clear"/>
-          </w:tcPr>
-          <w:p>
-            <w:r>
-              <w:rPr>
-                <w:rFonts w:ascii="Arial" w:hAnsi="Arial" w:eastAsia="Arial"/>
-                <w:b w:val="0"/>
-                <w:color w:val="2E7D32"/>
-                <w:sz w:val="16"/>
-              </w:rPr>
-              <w:t>Без клиентских лицензий 1С на сотрудников</w:t>
-            </w:r>
-          </w:p>
-        </w:tc>
-        <w:tc>
-          <w:tcPr>
-            <w:tcW w:type="dxa" w:w="3439"/>
-            <w:shd w:fill="FFEBEE" w:val="clear"/>
-          </w:tcPr>
-          <w:p>
-            <w:r>
-              <w:rPr>
-                <w:rFonts w:ascii="Arial" w:hAnsi="Arial" w:eastAsia="Arial"/>
-                <w:b w:val="0"/>
-                <w:color w:val="B71C1C"/>
-                <w:sz w:val="16"/>
-              </w:rPr>
-              <w:t>Новые доступы и интеграции</w:t>
-            </w:r>
-          </w:p>
-        </w:tc>
-      </w:tr>
-      <w:tr>
-        <w:tc>
-          <w:tcPr>
-            <w:tcW w:type="dxa" w:w="3439"/>
-          </w:tcPr>
-          <w:p>
-            <w:r>
-              <w:rPr>
-                <w:rFonts w:ascii="Arial" w:hAnsi="Arial" w:eastAsia="Arial"/>
-                <w:b/>
-                <w:color w:val="2B2B2B"/>
-                <w:sz w:val="16"/>
-              </w:rPr>
-              <w:t>Хранение</w:t>
-            </w:r>
-          </w:p>
-        </w:tc>
-        <w:tc>
-          <w:tcPr>
-            <w:tcW w:type="dxa" w:w="3439"/>
-            <w:shd w:fill="E8F5E9" w:val="clear"/>
-          </w:tcPr>
-          <w:p>
-            <w:r>
-              <w:rPr>
-                <w:rFonts w:ascii="Arial" w:hAnsi="Arial" w:eastAsia="Arial"/>
-                <w:b w:val="0"/>
-                <w:color w:val="2E7D32"/>
-                <w:sz w:val="16"/>
-              </w:rPr>
-              <w:t>Документы в вашей базе 1С</w:t>
-            </w:r>
-          </w:p>
-        </w:tc>
-        <w:tc>
-          <w:tcPr>
-            <w:tcW w:type="dxa" w:w="3439"/>
-            <w:shd w:fill="FFEBEE" w:val="clear"/>
-          </w:tcPr>
-          <w:p>
-            <w:r>
-              <w:rPr>
-                <w:rFonts w:ascii="Arial" w:hAnsi="Arial" w:eastAsia="Arial"/>
-                <w:b w:val="0"/>
-                <w:color w:val="B71C1C"/>
-                <w:sz w:val="16"/>
-              </w:rPr>
-              <w:t>Облако оператора, часто платно</w:t>
-            </w:r>
-          </w:p>
-        </w:tc>
-      </w:tr>
-      <w:tr>
-        <w:tc>
-          <w:tcPr>
-            <w:tcW w:type="dxa" w:w="3439"/>
-          </w:tcPr>
-          <w:p>
-            <w:r>
-              <w:rPr>
-                <w:rFonts w:ascii="Arial" w:hAnsi="Arial" w:eastAsia="Arial"/>
-                <w:b/>
-                <w:color w:val="2B2B2B"/>
-                <w:sz w:val="16"/>
-              </w:rPr>
-              <w:t>Старт работ</w:t>
-            </w:r>
-          </w:p>
-        </w:tc>
-        <w:tc>
-          <w:tcPr>
-            <w:tcW w:type="dxa" w:w="3439"/>
-            <w:shd w:fill="E8F5E9" w:val="clear"/>
-          </w:tcPr>
-          <w:p>
-            <w:r>
-              <w:rPr>
-                <w:rFonts w:ascii="Arial" w:hAnsi="Arial" w:eastAsia="Arial"/>
-                <w:b w:val="0"/>
-                <w:color w:val="2E7D32"/>
-                <w:sz w:val="16"/>
-              </w:rPr>
-              <w:t>Часы поддержки — подарок</w:t>
-            </w:r>
-          </w:p>
-        </w:tc>
-        <w:tc>
-          <w:tcPr>
-            <w:tcW w:type="dxa" w:w="3439"/>
-            <w:shd w:fill="FFEBEE" w:val="clear"/>
-          </w:tcPr>
-          <w:p>
-            <w:r>
-              <w:rPr>
-                <w:rFonts w:ascii="Arial" w:hAnsi="Arial" w:eastAsia="Arial"/>
-                <w:b w:val="0"/>
-                <w:color w:val="B71C1C"/>
-                <w:sz w:val="16"/>
-              </w:rPr>
-              <w:t>Внедрение отдельной строкой</w:t>
-            </w:r>
-          </w:p>
-        </w:tc>
-      </w:tr>
-    </w:tbl>
     <w:p>
       <w:pPr>
-        <w:spacing w:after="160" w:before="0"/>
+        <w:spacing w:after="60"/>
       </w:pPr>
+      <w:r>
+        <w:rPr>
+          <w:rFonts w:ascii="Arial" w:hAnsi="Arial" w:eastAsia="Arial"/>
+          <w:b/>
+          <w:color w:val="9A7A10"/>
+          <w:sz w:val="20"/>
+        </w:rPr>
+        <w:t xml:space="preserve">●  </w:t>
+      </w:r>
       <w:r>
         <w:rPr>
           <w:rFonts w:ascii="Arial" w:hAnsi="Arial" w:eastAsia="Arial"/>
@@ -1281,155 +2648,78 @@
           <w:color w:val="2B2B2B"/>
           <w:sz w:val="20"/>
         </w:rPr>
+        <w:t>Центр компетенции по кадровому электронному документообороту и по управлению персоналом</w:t>
       </w:r>
     </w:p>
     <w:p>
       <w:pPr>
-        <w:spacing w:after="80" w:before="0"/>
-        <w:pBdr>
-          <w:bottom w:val="single" w:sz="22" w:space="2" w:color="F0C14A"/>
-        </w:pBdr>
+        <w:spacing w:after="60"/>
       </w:pPr>
       <w:r>
         <w:rPr>
           <w:rFonts w:ascii="Arial" w:hAnsi="Arial" w:eastAsia="Arial"/>
           <w:b/>
+          <w:color w:val="9A7A10"/>
+          <w:sz w:val="20"/>
+        </w:rPr>
+        <w:t xml:space="preserve">●  </w:t>
+      </w:r>
+      <w:r>
+        <w:rPr>
+          <w:rFonts w:ascii="Arial" w:hAnsi="Arial" w:eastAsia="Arial"/>
+          <w:b w:val="0"/>
           <w:color w:val="2B2B2B"/>
-          <w:sz w:val="26"/>
+          <w:sz w:val="20"/>
         </w:rPr>
-        <w:t>Условия — коротко и по делу</w:t>
+        <w:t>ТОП-5 дистрибьюторов 1С в России · более 10 000 клиентов на сопровождении</w:t>
       </w:r>
     </w:p>
-    <w:tbl>
-      <w:tblPr>
-        <w:tblW w:type="auto" w:w="0"/>
-        <w:tblLook w:firstColumn="1" w:firstRow="1" w:lastColumn="0" w:lastRow="0" w:noHBand="0" w:noVBand="1" w:val="04A0"/>
-        <w:tblBorders>
-          <w:top w:val="single" w:sz="10" w:space="0" w:color="F0C14A"/>
-          <w:left w:val="single" w:sz="10" w:space="0" w:color="F0C14A"/>
-          <w:bottom w:val="single" w:sz="10" w:space="0" w:color="F0C14A"/>
-          <w:right w:val="single" w:sz="10" w:space="0" w:color="F0C14A"/>
-          <w:insideH w:val="single" w:sz="10" w:space="0" w:color="F0C14A"/>
-          <w:insideV w:val="single" w:sz="10" w:space="0" w:color="F0C14A"/>
-        </w:tblBorders>
-      </w:tblPr>
-      <w:tblGrid>
-        <w:gridCol w:w="5159"/>
-        <w:gridCol w:w="5159"/>
-      </w:tblGrid>
-      <w:tr>
-        <w:tc>
-          <w:tcPr>
-            <w:tcW w:type="dxa" w:w="5159"/>
-            <w:shd w:fill="FFFBEA" w:val="clear"/>
-          </w:tcPr>
-          <w:p>
-            <w:r>
-              <w:rPr>
-                <w:rFonts w:ascii="Arial" w:hAnsi="Arial" w:eastAsia="Arial"/>
-                <w:b/>
-                <w:sz w:val="20"/>
-              </w:rPr>
-              <w:t>Электронная подпись</w:t>
-            </w:r>
-          </w:p>
-          <w:p>
-            <w:r>
-              <w:rPr>
-                <w:rFonts w:ascii="Arial" w:hAnsi="Arial" w:eastAsia="Arial"/>
-                <w:b w:val="0"/>
-                <w:color w:val="5C5C5C"/>
-                <w:sz w:val="18"/>
-              </w:rPr>
-              <w:t>Выпускается сотрудникам бесплатно.</w:t>
-            </w:r>
-          </w:p>
-        </w:tc>
-        <w:tc>
-          <w:tcPr>
-            <w:tcW w:type="dxa" w:w="5159"/>
-            <w:shd w:fill="FFFBEA" w:val="clear"/>
-          </w:tcPr>
-          <w:p>
-            <w:r>
-              <w:rPr>
-                <w:rFonts w:ascii="Arial" w:hAnsi="Arial" w:eastAsia="Arial"/>
-                <w:b/>
-                <w:sz w:val="20"/>
-              </w:rPr>
-              <w:t>Шаблоны документов</w:t>
-            </w:r>
-          </w:p>
-          <w:p>
-            <w:r>
-              <w:rPr>
-                <w:rFonts w:ascii="Arial" w:hAnsi="Arial" w:eastAsia="Arial"/>
-                <w:b w:val="0"/>
-                <w:color w:val="5C5C5C"/>
-                <w:sz w:val="18"/>
-              </w:rPr>
-              <w:t>Положение, уведомления и согласия — в комплекте.</w:t>
-            </w:r>
-          </w:p>
-        </w:tc>
-      </w:tr>
-      <w:tr>
-        <w:tc>
-          <w:tcPr>
-            <w:tcW w:type="dxa" w:w="5159"/>
-            <w:shd w:fill="FFFBEA" w:val="clear"/>
-          </w:tcPr>
-          <w:p>
-            <w:r>
-              <w:rPr>
-                <w:rFonts w:ascii="Arial" w:hAnsi="Arial" w:eastAsia="Arial"/>
-                <w:b/>
-                <w:sz w:val="20"/>
-              </w:rPr>
-              <w:t>Формат работ</w:t>
-            </w:r>
-          </w:p>
-          <w:p>
-            <w:r>
-              <w:rPr>
-                <w:rFonts w:ascii="Arial" w:hAnsi="Arial" w:eastAsia="Arial"/>
-                <w:b w:val="0"/>
-                <w:color w:val="5C5C5C"/>
-                <w:sz w:val="18"/>
-              </w:rPr>
-              <w:t>Удалённо. Выезд и нетиповые доработки — отдельно.</w:t>
-            </w:r>
-          </w:p>
-        </w:tc>
-        <w:tc>
-          <w:tcPr>
-            <w:tcW w:type="dxa" w:w="5159"/>
-            <w:shd w:fill="FFFBEA" w:val="clear"/>
-          </w:tcPr>
-          <w:p>
-            <w:r>
-              <w:rPr>
-                <w:rFonts w:ascii="Arial" w:hAnsi="Arial" w:eastAsia="Arial"/>
-                <w:b/>
-                <w:sz w:val="20"/>
-              </w:rPr>
-              <w:t>Срок предложения</w:t>
-            </w:r>
-          </w:p>
-          <w:p>
-            <w:r>
-              <w:rPr>
-                <w:rFonts w:ascii="Arial" w:hAnsi="Arial" w:eastAsia="Arial"/>
-                <w:b w:val="0"/>
-                <w:color w:val="5C5C5C"/>
-                <w:sz w:val="18"/>
-              </w:rPr>
-              <w:t>Действует 30 дней с даты отправки.</w:t>
-            </w:r>
-          </w:p>
-        </w:tc>
-      </w:tr>
-    </w:tbl>
+    <w:p>
+      <w:pPr>
+        <w:spacing w:after="60"/>
+      </w:pPr>
+      <w:r>
+        <w:rPr>
+          <w:rFonts w:ascii="Arial" w:hAnsi="Arial" w:eastAsia="Arial"/>
+          <w:b/>
+          <w:color w:val="9A7A10"/>
+          <w:sz w:val="20"/>
+        </w:rPr>
+        <w:t xml:space="preserve">●  </w:t>
+      </w:r>
+      <w:r>
+        <w:rPr>
+          <w:rFonts w:ascii="Arial" w:hAnsi="Arial" w:eastAsia="Arial"/>
+          <w:b w:val="0"/>
+          <w:color w:val="2B2B2B"/>
+          <w:sz w:val="20"/>
+        </w:rPr>
+        <w:t>Успешные внедрения, включая крупные сети (в том числе кейс DNS)</w:t>
+      </w:r>
+    </w:p>
+    <w:p>
+      <w:pPr>
+        <w:spacing w:after="60"/>
+      </w:pPr>
+      <w:r>
+        <w:rPr>
+          <w:rFonts w:ascii="Arial" w:hAnsi="Arial" w:eastAsia="Arial"/>
+          <w:b/>
+          <w:color w:val="9A7A10"/>
+          <w:sz w:val="20"/>
+        </w:rPr>
+        <w:t xml:space="preserve">●  </w:t>
+      </w:r>
+      <w:r>
+        <w:rPr>
+          <w:rFonts w:ascii="Arial" w:hAnsi="Arial" w:eastAsia="Arial"/>
+          <w:b w:val="0"/>
+          <w:color w:val="2B2B2B"/>
+          <w:sz w:val="20"/>
+        </w:rPr>
+        <w:t>Шаблоны документов для перехода, видеоуроки и линия консультаций</w:t>
+      </w:r>
+    </w:p>
     <w:p>
       <w:pPr>
         <w:spacing w:after="200" w:before="0"/>
@@ -1457,20 +2747,68 @@
         </w:tblBorders>
       </w:tblPr>
       <w:tblGrid>
-        <w:gridCol w:w="5159"/>
-        <w:gridCol w:w="5159"/>
+        <w:gridCol w:w="10318"/>
       </w:tblGrid>
       <w:tr>
         <w:tc>
           <w:tcPr>
-            <w:tcW w:type="dxa" w:w="5159"/>
+            <w:tcW w:type="dxa" w:w="10318"/>
             <w:shd w:fill="F0C14A" w:val="clear"/>
+            <w:tcMar>
+              <w:top w:w="70" w:type="dxa"/>
+              <w:left w:w="80" w:type="dxa"/>
+              <w:bottom w:w="50" w:type="dxa"/>
+              <w:right w:w="80" w:type="dxa"/>
+            </w:tcMar>
+          </w:tcPr>
+          <w:p>
+            <w:pPr>
+              <w:jc w:val="center"/>
+            </w:pPr>
+            <w:r>
+              <w:rPr>
+                <w:rFonts w:ascii="Arial" w:hAnsi="Arial" w:eastAsia="Arial"/>
+                <w:b/>
+                <w:color w:val="2B2B2B"/>
+                <w:sz w:val="24"/>
+              </w:rPr>
+              <w:t>Готовы зафиксировать условия и запустить 750 кабинетов?</w:t>
+            </w:r>
+          </w:p>
+          <w:p>
+            <w:pPr>
+              <w:jc w:val="center"/>
+            </w:pPr>
+            <w:r>
+              <w:rPr>
+                <w:rFonts w:ascii="Arial" w:hAnsi="Arial" w:eastAsia="Arial"/>
+                <w:b w:val="0"/>
+                <w:color w:val="2B2B2B"/>
+                <w:sz w:val="18"/>
+              </w:rPr>
+              <w:t>Подключим сервис, начислим 5 подарочных часов и начнём настройку.</w:t>
+            </w:r>
+          </w:p>
+        </w:tc>
+      </w:tr>
+      <w:tr>
+        <w:tc>
+          <w:tcPr>
+            <w:tcW w:type="dxa" w:w="10318"/>
+            <w:shd w:fill="FFF6D8" w:val="clear"/>
+            <w:tcMar>
+              <w:top w:w="60" w:type="dxa"/>
+              <w:left w:w="80" w:type="dxa"/>
+              <w:bottom w:w="60" w:type="dxa"/>
+              <w:right w:w="80" w:type="dxa"/>
+            </w:tcMar>
           </w:tcPr>
           <w:p>
             <w:r>
               <w:rPr>
                 <w:rFonts w:ascii="Arial" w:hAnsi="Arial" w:eastAsia="Arial"/>
                 <w:b w:val="0"/>
+                <w:color w:val="8A8A8A"/>
                 <w:sz w:val="16"/>
               </w:rPr>
               <w:t>Ваш менеджер</w:t>
@@ -1481,6 +2819,7 @@
               <w:rPr>
                 <w:rFonts w:ascii="Arial" w:hAnsi="Arial" w:eastAsia="Arial"/>
                 <w:b/>
+                <w:color w:val="2B2B2B"/>
                 <w:sz w:val="26"/>
               </w:rPr>
               <w:t>Данил Кургузов</w:t>
@@ -1491,6 +2830,7 @@
               <w:rPr>
                 <w:rFonts w:ascii="Arial" w:hAnsi="Arial" w:eastAsia="Arial"/>
                 <w:b w:val="0"/>
+                <w:color w:val="5C5C5C"/>
                 <w:sz w:val="18"/>
               </w:rPr>
               <w:t>dkurguzov@forus.ru</w:t>
@@ -1501,25 +2841,10 @@
               <w:rPr>
                 <w:rFonts w:ascii="Arial" w:hAnsi="Arial" w:eastAsia="Arial"/>
                 <w:b w:val="0"/>
+                <w:color w:val="5C5C5C"/>
                 <w:sz w:val="18"/>
               </w:rPr>
               <w:t>+7 (3952) 78-00-00</w:t>
-            </w:r>
-          </w:p>
-        </w:tc>
-        <w:tc>
-          <w:tcPr>
-            <w:tcW w:type="dxa" w:w="5159"/>
-            <w:shd w:fill="FFF6D8" w:val="clear"/>
-          </w:tcPr>
-          <w:p>
-            <w:r>
-              <w:rPr>
-                <w:rFonts w:ascii="Arial" w:hAnsi="Arial" w:eastAsia="Arial"/>
-                <w:b/>
-                <w:sz w:val="22"/>
-              </w:rPr>
-              <w:t>ГК «Форус»</w:t>
             </w:r>
           </w:p>
           <w:p>
@@ -1530,29 +2855,7 @@
                 <w:color w:val="5C5C5C"/>
                 <w:sz w:val="18"/>
               </w:rPr>
-              <w:t>Покажем на демо кадровой службе и ИТ-отделу</w:t>
-            </w:r>
-          </w:p>
-          <w:p>
-            <w:r>
-              <w:rPr>
-                <w:rFonts w:ascii="Arial" w:hAnsi="Arial" w:eastAsia="Arial"/>
-                <w:b w:val="0"/>
-                <w:color w:val="5C5C5C"/>
-                <w:sz w:val="18"/>
-              </w:rPr>
-              <w:t>Готовы подключить под тендер</w:t>
-            </w:r>
-          </w:p>
-          <w:p>
-            <w:r>
-              <w:rPr>
-                <w:rFonts w:ascii="Arial" w:hAnsi="Arial" w:eastAsia="Arial"/>
-                <w:b w:val="0"/>
-                <w:color w:val="5C5C5C"/>
-                <w:sz w:val="18"/>
-              </w:rPr>
-              <w:t>www.forus.ru</w:t>
+              <w:t>www.forus.ru  ·  г. Иркутск, ул. Ямская, 1/1</w:t>
             </w:r>
           </w:p>
         </w:tc>

--- a/КП_ТФМ_Спецтехника_КЭДО_750.docx
+++ b/КП_ТФМ_Спецтехника_КЭДО_750.docx
@@ -28,7 +28,7 @@
             <w:r>
               <w:drawing>
                 <wp:inline xmlns:a="http://schemas.openxmlformats.org/drawingml/2006/main" xmlns:pic="http://schemas.openxmlformats.org/drawingml/2006/picture">
-                  <wp:extent cx="1296000" cy="626637"/>
+                  <wp:extent cx="1116000" cy="539604"/>
                   <wp:docPr id="1" name="Picture 1"/>
                   <wp:cNvGraphicFramePr>
                     <a:graphicFrameLocks noChangeAspect="1"/>
@@ -49,7 +49,7 @@
                         <pic:spPr>
                           <a:xfrm>
                             <a:off x="0" y="0"/>
-                            <a:ext cx="1296000" cy="626637"/>
+                            <a:ext cx="1116000" cy="539604"/>
                           </a:xfrm>
                           <a:prstGeom prst="rect"/>
                         </pic:spPr>
@@ -115,7 +115,7 @@
     </w:tbl>
     <w:p>
       <w:pPr>
-        <w:spacing w:before="120" w:after="160"/>
+        <w:spacing w:before="40" w:after="80"/>
         <w:pBdr>
           <w:bottom w:val="single" w:sz="28" w:space="1" w:color="F0C14A"/>
         </w:pBdr>
@@ -123,7 +123,7 @@
     </w:p>
     <w:p>
       <w:pPr>
-        <w:spacing w:after="40" w:before="0"/>
+        <w:spacing w:after="20" w:before="0"/>
         <w:jc w:val="center"/>
       </w:pPr>
       <w:r>
@@ -131,14 +131,14 @@
           <w:rFonts w:ascii="Arial" w:hAnsi="Arial" w:eastAsia="Arial"/>
           <w:b/>
           <w:color w:val="2B2B2B"/>
-          <w:sz w:val="32"/>
+          <w:sz w:val="28"/>
         </w:rPr>
         <w:t>1С:Кабинет сотрудника — 750 личных кабинетов</w:t>
       </w:r>
     </w:p>
     <w:p>
       <w:pPr>
-        <w:spacing w:after="160" w:before="0"/>
+        <w:spacing w:after="80" w:before="0"/>
         <w:jc w:val="center"/>
       </w:pPr>
       <w:r>
@@ -146,7 +146,7 @@
           <w:rFonts w:ascii="Arial" w:hAnsi="Arial" w:eastAsia="Arial"/>
           <w:b w:val="0"/>
           <w:color w:val="5C5C5C"/>
-          <w:sz w:val="20"/>
+          <w:sz w:val="18"/>
         </w:rPr>
         <w:t>Персональное предложение · кадровый электронный документооборот</w:t>
       </w:r>
@@ -156,12 +156,12 @@
         <w:tblW w:type="auto" w:w="0"/>
         <w:tblLook w:firstColumn="1" w:firstRow="1" w:lastColumn="0" w:lastRow="0" w:noHBand="0" w:noVBand="1" w:val="04A0"/>
         <w:tblBorders>
-          <w:top w:val="single" w:sz="14" w:space="0" w:color="F0C14A"/>
-          <w:left w:val="single" w:sz="14" w:space="0" w:color="F0C14A"/>
-          <w:bottom w:val="single" w:sz="14" w:space="0" w:color="F0C14A"/>
-          <w:right w:val="single" w:sz="14" w:space="0" w:color="F0C14A"/>
-          <w:insideH w:val="single" w:sz="14" w:space="0" w:color="F0C14A"/>
-          <w:insideV w:val="single" w:sz="14" w:space="0" w:color="F0C14A"/>
+          <w:top w:val="single" w:sz="12" w:space="0" w:color="F0C14A"/>
+          <w:left w:val="single" w:sz="12" w:space="0" w:color="F0C14A"/>
+          <w:bottom w:val="single" w:sz="12" w:space="0" w:color="F0C14A"/>
+          <w:right w:val="single" w:sz="12" w:space="0" w:color="F0C14A"/>
+          <w:insideH w:val="single" w:sz="12" w:space="0" w:color="F0C14A"/>
+          <w:insideV w:val="single" w:sz="12" w:space="0" w:color="F0C14A"/>
         </w:tblBorders>
       </w:tblPr>
       <w:tblGrid>
@@ -173,10 +173,10 @@
             <w:tcW w:type="dxa" w:w="10318"/>
             <w:shd w:fill="FFF6D8" w:val="clear"/>
             <w:tcMar>
-              <w:top w:w="60" w:type="dxa"/>
-              <w:left w:w="80" w:type="dxa"/>
-              <w:bottom w:w="60" w:type="dxa"/>
-              <w:right w:w="80" w:type="dxa"/>
+              <w:top w:w="40" w:type="dxa"/>
+              <w:left w:w="60" w:type="dxa"/>
+              <w:bottom w:w="40" w:type="dxa"/>
+              <w:right w:w="60" w:type="dxa"/>
             </w:tcMar>
           </w:tcPr>
           <w:p>
@@ -185,49 +185,49 @@
                 <w:rFonts w:ascii="Arial" w:hAnsi="Arial" w:eastAsia="Arial"/>
                 <w:b/>
                 <w:color w:val="2B2B2B"/>
-                <w:sz w:val="22"/>
+                <w:sz w:val="20"/>
               </w:rPr>
               <w:t>Почему это предложение выгодно именно сейчас</w:t>
             </w:r>
           </w:p>
           <w:p>
             <w:pPr>
-              <w:spacing w:after="40"/>
+              <w:spacing w:after="20"/>
             </w:pPr>
             <w:r>
               <w:rPr>
                 <w:rFonts w:ascii="Arial" w:hAnsi="Arial" w:eastAsia="Arial"/>
                 <w:b w:val="0"/>
                 <w:color w:val="5C5C5C"/>
-                <w:sz w:val="18"/>
+                <w:sz w:val="16"/>
               </w:rPr>
               <w:t>• Экономия до 70% времени кадровой службы и до 75% затрат на бумагу, печать и курьеров</w:t>
             </w:r>
           </w:p>
           <w:p>
             <w:pPr>
-              <w:spacing w:after="40"/>
+              <w:spacing w:after="20"/>
             </w:pPr>
             <w:r>
               <w:rPr>
                 <w:rFonts w:ascii="Arial" w:hAnsi="Arial" w:eastAsia="Arial"/>
                 <w:b w:val="0"/>
                 <w:color w:val="5C5C5C"/>
-                <w:sz w:val="18"/>
+                <w:sz w:val="16"/>
               </w:rPr>
               <w:t>• Акция «Больше, чем кешбэк»: 5 часов линии консультаций в подарок (выгода 18 300 ₽)</w:t>
             </w:r>
           </w:p>
           <w:p>
             <w:pPr>
-              <w:spacing w:after="40"/>
+              <w:spacing w:after="20"/>
             </w:pPr>
             <w:r>
               <w:rPr>
                 <w:rFonts w:ascii="Arial" w:hAnsi="Arial" w:eastAsia="Arial"/>
                 <w:b w:val="0"/>
                 <w:color w:val="5C5C5C"/>
-                <w:sz w:val="18"/>
+                <w:sz w:val="16"/>
               </w:rPr>
               <w:t>• Работа внутри привычной 1С — без отдельной HR-платформы и двойного ввода данных</w:t>
             </w:r>
@@ -237,12 +237,12 @@
     </w:tbl>
     <w:p>
       <w:pPr>
-        <w:spacing w:after="120"/>
+        <w:spacing w:after="60"/>
       </w:pPr>
     </w:p>
     <w:p>
       <w:pPr>
-        <w:spacing w:after="80" w:before="160"/>
+        <w:spacing w:after="40" w:before="60"/>
         <w:pBdr>
           <w:bottom w:val="single" w:sz="22" w:space="2" w:color="F0C14A"/>
         </w:pBdr>
@@ -252,7 +252,7 @@
           <w:rFonts w:ascii="Arial" w:hAnsi="Arial" w:eastAsia="Arial"/>
           <w:b/>
           <w:color w:val="2B2B2B"/>
-          <w:sz w:val="26"/>
+          <w:sz w:val="22"/>
         </w:rPr>
         <w:t>Что умеет 1С:Кабинет сотрудника</w:t>
       </w:r>
@@ -280,10 +280,10 @@
             <w:tcW w:type="dxa" w:w="5159"/>
             <w:shd w:fill="FFFBEA" w:val="clear"/>
             <w:tcMar>
-              <w:top w:w="50" w:type="dxa"/>
-              <w:left w:w="70" w:type="dxa"/>
-              <w:bottom w:w="50" w:type="dxa"/>
-              <w:right w:w="70" w:type="dxa"/>
+              <w:top w:w="28" w:type="dxa"/>
+              <w:left w:w="40" w:type="dxa"/>
+              <w:bottom w:w="28" w:type="dxa"/>
+              <w:right w:w="40" w:type="dxa"/>
             </w:tcMar>
           </w:tcPr>
           <w:p>
@@ -292,23 +292,23 @@
                 <w:rFonts w:ascii="Arial" w:hAnsi="Arial" w:eastAsia="Arial"/>
                 <w:b/>
                 <w:color w:val="2B2B2B"/>
-                <w:sz w:val="20"/>
+                <w:sz w:val="18"/>
               </w:rPr>
               <w:t>Ознакомление с документами в один клик</w:t>
             </w:r>
           </w:p>
           <w:p>
             <w:pPr>
-              <w:spacing w:after="0"/>
+              <w:spacing w:after="0" w:before="20"/>
             </w:pPr>
             <w:r>
               <w:rPr>
                 <w:rFonts w:ascii="Arial" w:hAnsi="Arial" w:eastAsia="Arial"/>
                 <w:b w:val="0"/>
                 <w:color w:val="5C5C5C"/>
-                <w:sz w:val="18"/>
+                <w:sz w:val="16"/>
               </w:rPr>
-              <w:t>Больше не нужно распечатывать, собирать подписи и хранить горы бумаг. Отправьте любой документ сотрудникам одной кнопкой — они ознакомятся и подтвердят получение.</w:t>
+              <w:t>Отправьте документ одной кнопкой — сотрудник ознакомится и подтвердит получение. Без печати и сбора подписей.</w:t>
             </w:r>
           </w:p>
         </w:tc>
@@ -317,10 +317,10 @@
             <w:tcW w:type="dxa" w:w="5159"/>
             <w:shd w:fill="FFFBEA" w:val="clear"/>
             <w:tcMar>
-              <w:top w:w="50" w:type="dxa"/>
-              <w:left w:w="70" w:type="dxa"/>
-              <w:bottom w:w="50" w:type="dxa"/>
-              <w:right w:w="70" w:type="dxa"/>
+              <w:top w:w="28" w:type="dxa"/>
+              <w:left w:w="40" w:type="dxa"/>
+              <w:bottom w:w="28" w:type="dxa"/>
+              <w:right w:w="40" w:type="dxa"/>
             </w:tcMar>
           </w:tcPr>
           <w:p>
@@ -329,23 +329,23 @@
                 <w:rFonts w:ascii="Arial" w:hAnsi="Arial" w:eastAsia="Arial"/>
                 <w:b/>
                 <w:color w:val="2B2B2B"/>
-                <w:sz w:val="20"/>
+                <w:sz w:val="18"/>
               </w:rPr>
               <w:t>Удалённый приём на работу</w:t>
             </w:r>
           </w:p>
           <w:p>
             <w:pPr>
-              <w:spacing w:after="0"/>
+              <w:spacing w:after="0" w:before="20"/>
             </w:pPr>
             <w:r>
               <w:rPr>
                 <w:rFonts w:ascii="Arial" w:hAnsi="Arial" w:eastAsia="Arial"/>
                 <w:b w:val="0"/>
                 <w:color w:val="5C5C5C"/>
-                <w:sz w:val="18"/>
+                <w:sz w:val="16"/>
               </w:rPr>
-              <w:t>Новый сотрудник оформляет документы дистанционно: трудовой договор, заявление на приём, ознакомление с правилами — без визита в офис.</w:t>
+              <w:t>Трудовой договор, заявление и ознакомление с правилами — без визита в офис.</w:t>
             </w:r>
           </w:p>
         </w:tc>
@@ -356,10 +356,10 @@
             <w:tcW w:type="dxa" w:w="5159"/>
             <w:shd w:fill="FFFBEA" w:val="clear"/>
             <w:tcMar>
-              <w:top w:w="50" w:type="dxa"/>
-              <w:left w:w="70" w:type="dxa"/>
-              <w:bottom w:w="50" w:type="dxa"/>
-              <w:right w:w="70" w:type="dxa"/>
+              <w:top w:w="28" w:type="dxa"/>
+              <w:left w:w="40" w:type="dxa"/>
+              <w:bottom w:w="28" w:type="dxa"/>
+              <w:right w:w="40" w:type="dxa"/>
             </w:tcMar>
           </w:tcPr>
           <w:p>
@@ -368,23 +368,23 @@
                 <w:rFonts w:ascii="Arial" w:hAnsi="Arial" w:eastAsia="Arial"/>
                 <w:b/>
                 <w:color w:val="2B2B2B"/>
-                <w:sz w:val="20"/>
+                <w:sz w:val="18"/>
               </w:rPr>
               <w:t>Ответы на вопросы по отпуску</w:t>
             </w:r>
           </w:p>
           <w:p>
             <w:pPr>
-              <w:spacing w:after="0"/>
+              <w:spacing w:after="0" w:before="20"/>
             </w:pPr>
             <w:r>
               <w:rPr>
                 <w:rFonts w:ascii="Arial" w:hAnsi="Arial" w:eastAsia="Arial"/>
                 <w:b w:val="0"/>
                 <w:color w:val="5C5C5C"/>
-                <w:sz w:val="18"/>
+                <w:sz w:val="16"/>
               </w:rPr>
-              <w:t>Сотрудник сам смотрит остаток отпуска и график в личном кабинете и подаёт заявление онлайн. Кадры и бухгалтерия не тратят время на одни и те же вопросы.</w:t>
+              <w:t>Сотрудник сам смотрит остаток отпуска и подаёт заявление онлайн — меньше повторяющихся вопросов кадрам.</w:t>
             </w:r>
           </w:p>
         </w:tc>
@@ -393,10 +393,10 @@
             <w:tcW w:type="dxa" w:w="5159"/>
             <w:shd w:fill="FFFBEA" w:val="clear"/>
             <w:tcMar>
-              <w:top w:w="50" w:type="dxa"/>
-              <w:left w:w="70" w:type="dxa"/>
-              <w:bottom w:w="50" w:type="dxa"/>
-              <w:right w:w="70" w:type="dxa"/>
+              <w:top w:w="28" w:type="dxa"/>
+              <w:left w:w="40" w:type="dxa"/>
+              <w:bottom w:w="28" w:type="dxa"/>
+              <w:right w:w="40" w:type="dxa"/>
             </w:tcMar>
           </w:tcPr>
           <w:p>
@@ -405,23 +405,23 @@
                 <w:rFonts w:ascii="Arial" w:hAnsi="Arial" w:eastAsia="Arial"/>
                 <w:b/>
                 <w:color w:val="2B2B2B"/>
-                <w:sz w:val="20"/>
+                <w:sz w:val="18"/>
               </w:rPr>
               <w:t>Согласование без походов по кабинетам</w:t>
             </w:r>
           </w:p>
           <w:p>
             <w:pPr>
-              <w:spacing w:after="0"/>
+              <w:spacing w:after="0" w:before="20"/>
             </w:pPr>
             <w:r>
               <w:rPr>
                 <w:rFonts w:ascii="Arial" w:hAnsi="Arial" w:eastAsia="Arial"/>
                 <w:b w:val="0"/>
                 <w:color w:val="5C5C5C"/>
-                <w:sz w:val="18"/>
+                <w:sz w:val="16"/>
               </w:rPr>
-              <w:t>Отпуск, командировка, отгул — руководитель согласовывает с телефона, данные сразу уходят в 1С.</w:t>
+              <w:t>Отпуск, командировка, отгул — руководитель согласовывает с телефона, данные сразу в 1С.</w:t>
             </w:r>
           </w:p>
         </w:tc>
@@ -432,10 +432,10 @@
             <w:tcW w:type="dxa" w:w="5159"/>
             <w:shd w:fill="FFFBEA" w:val="clear"/>
             <w:tcMar>
-              <w:top w:w="50" w:type="dxa"/>
-              <w:left w:w="70" w:type="dxa"/>
-              <w:bottom w:w="50" w:type="dxa"/>
-              <w:right w:w="70" w:type="dxa"/>
+              <w:top w:w="28" w:type="dxa"/>
+              <w:left w:w="40" w:type="dxa"/>
+              <w:bottom w:w="28" w:type="dxa"/>
+              <w:right w:w="40" w:type="dxa"/>
             </w:tcMar>
           </w:tcPr>
           <w:p>
@@ -444,21 +444,21 @@
                 <w:rFonts w:ascii="Arial" w:hAnsi="Arial" w:eastAsia="Arial"/>
                 <w:b/>
                 <w:color w:val="2B2B2B"/>
-                <w:sz w:val="20"/>
+                <w:sz w:val="18"/>
               </w:rPr>
               <w:t>Общение без сторонних мессенджеров</w:t>
             </w:r>
           </w:p>
           <w:p>
             <w:pPr>
-              <w:spacing w:after="0"/>
+              <w:spacing w:after="0" w:before="20"/>
             </w:pPr>
             <w:r>
               <w:rPr>
                 <w:rFonts w:ascii="Arial" w:hAnsi="Arial" w:eastAsia="Arial"/>
                 <w:b w:val="0"/>
                 <w:color w:val="5C5C5C"/>
-                <w:sz w:val="18"/>
+                <w:sz w:val="16"/>
               </w:rPr>
               <w:t>Рабочие вопросы и документы — внутри системы, с учётом требований закона о персональных данных.</w:t>
             </w:r>
@@ -469,10 +469,10 @@
             <w:tcW w:type="dxa" w:w="5159"/>
             <w:shd w:fill="FFFBEA" w:val="clear"/>
             <w:tcMar>
-              <w:top w:w="50" w:type="dxa"/>
-              <w:left w:w="70" w:type="dxa"/>
-              <w:bottom w:w="50" w:type="dxa"/>
-              <w:right w:w="70" w:type="dxa"/>
+              <w:top w:w="28" w:type="dxa"/>
+              <w:left w:w="40" w:type="dxa"/>
+              <w:bottom w:w="28" w:type="dxa"/>
+              <w:right w:w="40" w:type="dxa"/>
             </w:tcMar>
           </w:tcPr>
           <w:p>
@@ -481,23 +481,23 @@
                 <w:rFonts w:ascii="Arial" w:hAnsi="Arial" w:eastAsia="Arial"/>
                 <w:b/>
                 <w:color w:val="2B2B2B"/>
-                <w:sz w:val="20"/>
+                <w:sz w:val="18"/>
               </w:rPr>
               <w:t>Простое внедрение для ИТ</w:t>
             </w:r>
           </w:p>
           <w:p>
             <w:pPr>
-              <w:spacing w:after="0"/>
+              <w:spacing w:after="0" w:before="20"/>
             </w:pPr>
             <w:r>
               <w:rPr>
                 <w:rFonts w:ascii="Arial" w:hAnsi="Arial" w:eastAsia="Arial"/>
                 <w:b w:val="0"/>
                 <w:color w:val="5C5C5C"/>
-                <w:sz w:val="18"/>
+                <w:sz w:val="16"/>
               </w:rPr>
-              <w:t>Сервис уже внутри 1С. Не нужно поднимать отдельную платформу и тянуть долгую интеграцию.</w:t>
+              <w:t>Сервис уже внутри 1С — без отдельной платформы и долгой интеграции.</w:t>
             </w:r>
           </w:p>
         </w:tc>
@@ -505,20 +505,7 @@
     </w:tbl>
     <w:p>
       <w:pPr>
-        <w:spacing w:after="120" w:before="0"/>
-      </w:pPr>
-      <w:r>
-        <w:rPr>
-          <w:rFonts w:ascii="Arial" w:hAnsi="Arial" w:eastAsia="Arial"/>
-          <w:b w:val="0"/>
-          <w:color w:val="2B2B2B"/>
-          <w:sz w:val="20"/>
-        </w:rPr>
-      </w:r>
-    </w:p>
-    <w:p>
-      <w:pPr>
-        <w:spacing w:after="80" w:before="160"/>
+        <w:spacing w:after="40" w:before="80"/>
         <w:pBdr>
           <w:bottom w:val="single" w:sz="22" w:space="2" w:color="F0C14A"/>
         </w:pBdr>
@@ -528,23 +515,23 @@
           <w:rFonts w:ascii="Arial" w:hAnsi="Arial" w:eastAsia="Arial"/>
           <w:b/>
           <w:color w:val="2B2B2B"/>
-          <w:sz w:val="26"/>
+          <w:sz w:val="22"/>
         </w:rPr>
         <w:t>Ваш пакет: 750 личных кабинетов</w:t>
       </w:r>
     </w:p>
     <w:p>
       <w:pPr>
-        <w:spacing w:after="120" w:before="0"/>
+        <w:spacing w:after="60" w:before="0"/>
       </w:pPr>
       <w:r>
         <w:rPr>
           <w:rFonts w:ascii="Arial" w:hAnsi="Arial" w:eastAsia="Arial"/>
           <w:b w:val="0"/>
           <w:color w:val="5C5C5C"/>
-          <w:sz w:val="18"/>
+          <w:sz w:val="16"/>
         </w:rPr>
-        <w:t>Состав лицензий: 500 + 200 + 50 кабинетов. Цена за сотрудника — около 25 ₽ в месяц.</w:t>
+        <w:t>Состав лицензий: 500 + 200 + 50 · ≈ 25 ₽ в месяц за сотрудника</w:t>
       </w:r>
     </w:p>
     <w:tbl>
@@ -566,10 +553,19 @@
         <w:gridCol w:w="3439"/>
       </w:tblGrid>
       <w:tr>
+        <w:trPr>
+          <w:cantSplit/>
+        </w:trPr>
         <w:tc>
           <w:tcPr>
             <w:tcW w:type="dxa" w:w="3439"/>
             <w:shd w:fill="F0C14A" w:val="clear"/>
+            <w:tcMar>
+              <w:top w:w="20" w:type="dxa"/>
+              <w:left w:w="30" w:type="dxa"/>
+              <w:bottom w:w="20" w:type="dxa"/>
+              <w:right w:w="30" w:type="dxa"/>
+            </w:tcMar>
           </w:tcPr>
           <w:p>
             <w:r>
@@ -577,7 +573,7 @@
                 <w:rFonts w:ascii="Arial" w:hAnsi="Arial" w:eastAsia="Arial"/>
                 <w:b/>
                 <w:color w:val="2B2B2B"/>
-                <w:sz w:val="18"/>
+                <w:sz w:val="16"/>
               </w:rPr>
               <w:t>Позиция</w:t>
             </w:r>
@@ -587,6 +583,12 @@
           <w:tcPr>
             <w:tcW w:type="dxa" w:w="3439"/>
             <w:shd w:fill="F0C14A" w:val="clear"/>
+            <w:tcMar>
+              <w:top w:w="20" w:type="dxa"/>
+              <w:left w:w="30" w:type="dxa"/>
+              <w:bottom w:w="20" w:type="dxa"/>
+              <w:right w:w="30" w:type="dxa"/>
+            </w:tcMar>
           </w:tcPr>
           <w:p>
             <w:r>
@@ -594,7 +596,7 @@
                 <w:rFonts w:ascii="Arial" w:hAnsi="Arial" w:eastAsia="Arial"/>
                 <w:b/>
                 <w:color w:val="2B2B2B"/>
-                <w:sz w:val="18"/>
+                <w:sz w:val="16"/>
               </w:rPr>
               <w:t>Состав / пояснение</w:t>
             </w:r>
@@ -604,6 +606,12 @@
           <w:tcPr>
             <w:tcW w:type="dxa" w:w="3439"/>
             <w:shd w:fill="F0C14A" w:val="clear"/>
+            <w:tcMar>
+              <w:top w:w="20" w:type="dxa"/>
+              <w:left w:w="30" w:type="dxa"/>
+              <w:bottom w:w="20" w:type="dxa"/>
+              <w:right w:w="30" w:type="dxa"/>
+            </w:tcMar>
           </w:tcPr>
           <w:p>
             <w:r>
@@ -611,7 +619,7 @@
                 <w:rFonts w:ascii="Arial" w:hAnsi="Arial" w:eastAsia="Arial"/>
                 <w:b/>
                 <w:color w:val="2B2B2B"/>
-                <w:sz w:val="18"/>
+                <w:sz w:val="16"/>
               </w:rPr>
               <w:t>Сумма, ₽</w:t>
             </w:r>
@@ -619,15 +627,18 @@
         </w:tc>
       </w:tr>
       <w:tr>
+        <w:trPr>
+          <w:cantSplit/>
+        </w:trPr>
         <w:tc>
           <w:tcPr>
             <w:tcW w:type="dxa" w:w="3439"/>
             <w:shd w:fill="FFFBEA" w:val="clear"/>
             <w:tcMar>
-              <w:top w:w="40" w:type="dxa"/>
-              <w:left w:w="50" w:type="dxa"/>
-              <w:bottom w:w="40" w:type="dxa"/>
-              <w:right w:w="50" w:type="dxa"/>
+              <w:top w:w="18" w:type="dxa"/>
+              <w:left w:w="30" w:type="dxa"/>
+              <w:bottom w:w="18" w:type="dxa"/>
+              <w:right w:w="30" w:type="dxa"/>
             </w:tcMar>
           </w:tcPr>
           <w:p>
@@ -636,7 +647,7 @@
                 <w:rFonts w:ascii="Arial" w:hAnsi="Arial" w:eastAsia="Arial"/>
                 <w:b w:val="0"/>
                 <w:color w:val="2B2B2B"/>
-                <w:sz w:val="18"/>
+                <w:sz w:val="16"/>
               </w:rPr>
               <w:t>1С:Кабинет сотрудника, 750 кабинетов на 12 месяцев</w:t>
             </w:r>
@@ -647,10 +658,10 @@
             <w:tcW w:type="dxa" w:w="3439"/>
             <w:shd w:fill="FFFBEA" w:val="clear"/>
             <w:tcMar>
-              <w:top w:w="40" w:type="dxa"/>
-              <w:left w:w="50" w:type="dxa"/>
-              <w:bottom w:w="40" w:type="dxa"/>
-              <w:right w:w="50" w:type="dxa"/>
+              <w:top w:w="18" w:type="dxa"/>
+              <w:left w:w="30" w:type="dxa"/>
+              <w:bottom w:w="18" w:type="dxa"/>
+              <w:right w:w="30" w:type="dxa"/>
             </w:tcMar>
           </w:tcPr>
           <w:p>
@@ -659,7 +670,7 @@
                 <w:rFonts w:ascii="Arial" w:hAnsi="Arial" w:eastAsia="Arial"/>
                 <w:b w:val="0"/>
                 <w:color w:val="5C5C5C"/>
-                <w:sz w:val="16"/>
+                <w:sz w:val="15"/>
               </w:rPr>
               <w:t>Пакеты: 500 + 200 + 50 кабинетов</w:t>
             </w:r>
@@ -670,9 +681,326 @@
             <w:tcW w:type="dxa" w:w="3439"/>
             <w:shd w:fill="FFFBEA" w:val="clear"/>
             <w:tcMar>
-              <w:top w:w="40" w:type="dxa"/>
+              <w:top w:w="18" w:type="dxa"/>
+              <w:left w:w="30" w:type="dxa"/>
+              <w:bottom w:w="18" w:type="dxa"/>
+              <w:right w:w="30" w:type="dxa"/>
+            </w:tcMar>
+          </w:tcPr>
+          <w:p>
+            <w:pPr>
+              <w:jc w:val="right"/>
+            </w:pPr>
+            <w:r>
+              <w:rPr>
+                <w:rFonts w:ascii="Arial" w:hAnsi="Arial" w:eastAsia="Arial"/>
+                <w:b/>
+                <w:color w:val="2B2B2B"/>
+                <w:sz w:val="18"/>
+              </w:rPr>
+              <w:t>223 200</w:t>
+            </w:r>
+          </w:p>
+        </w:tc>
+      </w:tr>
+      <w:tr>
+        <w:trPr>
+          <w:cantSplit/>
+        </w:trPr>
+        <w:tc>
+          <w:tcPr>
+            <w:tcW w:type="dxa" w:w="3439"/>
+            <w:shd w:fill="FFF6D8" w:val="clear"/>
+            <w:tcMar>
+              <w:top w:w="18" w:type="dxa"/>
+              <w:left w:w="30" w:type="dxa"/>
+              <w:bottom w:w="18" w:type="dxa"/>
+              <w:right w:w="30" w:type="dxa"/>
+            </w:tcMar>
+          </w:tcPr>
+          <w:p>
+            <w:r>
+              <w:rPr>
+                <w:rFonts w:ascii="Arial" w:hAnsi="Arial" w:eastAsia="Arial"/>
+                <w:b/>
+                <w:color w:val="2B2B2B"/>
+                <w:sz w:val="16"/>
+              </w:rPr>
+              <w:t>Настройка и запуск сервиса (≈4 часа)</w:t>
+            </w:r>
+          </w:p>
+        </w:tc>
+        <w:tc>
+          <w:tcPr>
+            <w:tcW w:type="dxa" w:w="3439"/>
+            <w:shd w:fill="FFF6D8" w:val="clear"/>
+            <w:tcMar>
+              <w:top w:w="18" w:type="dxa"/>
+              <w:left w:w="30" w:type="dxa"/>
+              <w:bottom w:w="18" w:type="dxa"/>
+              <w:right w:w="30" w:type="dxa"/>
+            </w:tcMar>
+          </w:tcPr>
+          <w:p>
+            <w:r>
+              <w:rPr>
+                <w:rFonts w:ascii="Arial" w:hAnsi="Arial" w:eastAsia="Arial"/>
+                <w:b w:val="0"/>
+                <w:color w:val="5C5C5C"/>
+                <w:sz w:val="15"/>
+              </w:rPr>
+              <w:t>Покрывается подарочными часами линии консультаций</w:t>
+            </w:r>
+          </w:p>
+        </w:tc>
+        <w:tc>
+          <w:tcPr>
+            <w:tcW w:type="dxa" w:w="3439"/>
+            <w:shd w:fill="FFF6D8" w:val="clear"/>
+            <w:tcMar>
+              <w:top w:w="18" w:type="dxa"/>
+              <w:left w:w="30" w:type="dxa"/>
+              <w:bottom w:w="18" w:type="dxa"/>
+              <w:right w:w="30" w:type="dxa"/>
+            </w:tcMar>
+          </w:tcPr>
+          <w:p>
+            <w:pPr>
+              <w:jc w:val="right"/>
+            </w:pPr>
+            <w:r>
+              <w:rPr>
+                <w:rFonts w:ascii="Arial" w:hAnsi="Arial" w:eastAsia="Arial"/>
+                <w:b/>
+                <w:color w:val="2E7D32"/>
+                <w:sz w:val="18"/>
+              </w:rPr>
+              <w:t>0 ₽</w:t>
+            </w:r>
+          </w:p>
+        </w:tc>
+      </w:tr>
+      <w:tr>
+        <w:trPr>
+          <w:cantSplit/>
+        </w:trPr>
+        <w:tc>
+          <w:tcPr>
+            <w:tcW w:type="dxa" w:w="3439"/>
+            <w:shd w:fill="FFF6D8" w:val="clear"/>
+            <w:tcMar>
+              <w:top w:w="18" w:type="dxa"/>
+              <w:left w:w="30" w:type="dxa"/>
+              <w:bottom w:w="18" w:type="dxa"/>
+              <w:right w:w="30" w:type="dxa"/>
+            </w:tcMar>
+          </w:tcPr>
+          <w:p>
+            <w:r>
+              <w:rPr>
+                <w:rFonts w:ascii="Arial" w:hAnsi="Arial" w:eastAsia="Arial"/>
+                <w:b/>
+                <w:color w:val="2B2B2B"/>
+                <w:sz w:val="16"/>
+              </w:rPr>
+              <w:t>Запас на вопросы по 1С (1 час)</w:t>
+            </w:r>
+          </w:p>
+        </w:tc>
+        <w:tc>
+          <w:tcPr>
+            <w:tcW w:type="dxa" w:w="3439"/>
+            <w:shd w:fill="FFF6D8" w:val="clear"/>
+            <w:tcMar>
+              <w:top w:w="18" w:type="dxa"/>
+              <w:left w:w="30" w:type="dxa"/>
+              <w:bottom w:w="18" w:type="dxa"/>
+              <w:right w:w="30" w:type="dxa"/>
+            </w:tcMar>
+          </w:tcPr>
+          <w:p>
+            <w:r>
+              <w:rPr>
+                <w:rFonts w:ascii="Arial" w:hAnsi="Arial" w:eastAsia="Arial"/>
+                <w:b w:val="0"/>
+                <w:color w:val="5C5C5C"/>
+                <w:sz w:val="15"/>
+              </w:rPr>
+              <w:t>Покрывается подарочными часами линии консультаций</w:t>
+            </w:r>
+          </w:p>
+        </w:tc>
+        <w:tc>
+          <w:tcPr>
+            <w:tcW w:type="dxa" w:w="3439"/>
+            <w:shd w:fill="FFF6D8" w:val="clear"/>
+            <w:tcMar>
+              <w:top w:w="18" w:type="dxa"/>
+              <w:left w:w="30" w:type="dxa"/>
+              <w:bottom w:w="18" w:type="dxa"/>
+              <w:right w:w="30" w:type="dxa"/>
+            </w:tcMar>
+          </w:tcPr>
+          <w:p>
+            <w:pPr>
+              <w:jc w:val="right"/>
+            </w:pPr>
+            <w:r>
+              <w:rPr>
+                <w:rFonts w:ascii="Arial" w:hAnsi="Arial" w:eastAsia="Arial"/>
+                <w:b/>
+                <w:color w:val="2E7D32"/>
+                <w:sz w:val="18"/>
+              </w:rPr>
+              <w:t>0 ₽</w:t>
+            </w:r>
+          </w:p>
+        </w:tc>
+      </w:tr>
+      <w:tr>
+        <w:trPr>
+          <w:cantSplit/>
+        </w:trPr>
+        <w:tc>
+          <w:tcPr>
+            <w:tcW w:type="dxa" w:w="3439"/>
+            <w:shd w:fill="FFF6D8" w:val="clear"/>
+            <w:tcMar>
+              <w:top w:w="18" w:type="dxa"/>
+              <w:left w:w="30" w:type="dxa"/>
+              <w:bottom w:w="18" w:type="dxa"/>
+              <w:right w:w="30" w:type="dxa"/>
+            </w:tcMar>
+          </w:tcPr>
+          <w:p>
+            <w:r>
+              <w:rPr>
+                <w:rFonts w:ascii="Arial" w:hAnsi="Arial" w:eastAsia="Arial"/>
+                <w:b/>
+                <w:color w:val="2B2B2B"/>
+                <w:sz w:val="16"/>
+              </w:rPr>
+              <w:t>ПОДАРОК: 5 часов линии консультаций</w:t>
+            </w:r>
+          </w:p>
+        </w:tc>
+        <w:tc>
+          <w:tcPr>
+            <w:tcW w:type="dxa" w:w="3439"/>
+            <w:shd w:fill="FFF6D8" w:val="clear"/>
+            <w:tcMar>
+              <w:top w:w="18" w:type="dxa"/>
+              <w:left w:w="30" w:type="dxa"/>
+              <w:bottom w:w="18" w:type="dxa"/>
+              <w:right w:w="30" w:type="dxa"/>
+            </w:tcMar>
+          </w:tcPr>
+          <w:p>
+            <w:r>
+              <w:rPr>
+                <w:rFonts w:ascii="Arial" w:hAnsi="Arial" w:eastAsia="Arial"/>
+                <w:b w:val="0"/>
+                <w:color w:val="5C5C5C"/>
+                <w:sz w:val="15"/>
+              </w:rPr>
+              <w:t>Акция «Больше  чем кешбэк!» — выгода 18 300 ₽</w:t>
+            </w:r>
+          </w:p>
+        </w:tc>
+        <w:tc>
+          <w:tcPr>
+            <w:tcW w:type="dxa" w:w="3439"/>
+            <w:shd w:fill="FFF6D8" w:val="clear"/>
+            <w:tcMar>
+              <w:top w:w="18" w:type="dxa"/>
+              <w:left w:w="30" w:type="dxa"/>
+              <w:bottom w:w="18" w:type="dxa"/>
+              <w:right w:w="30" w:type="dxa"/>
+            </w:tcMar>
+          </w:tcPr>
+          <w:p>
+            <w:pPr>
+              <w:jc w:val="right"/>
+            </w:pPr>
+            <w:r>
+              <w:rPr>
+                <w:rFonts w:ascii="Arial" w:hAnsi="Arial" w:eastAsia="Arial"/>
+                <w:b/>
+                <w:color w:val="2E7D32"/>
+                <w:sz w:val="18"/>
+              </w:rPr>
+              <w:t>0 ₽</w:t>
+            </w:r>
+          </w:p>
+        </w:tc>
+      </w:tr>
+    </w:tbl>
+    <w:tbl>
+      <w:tblPr>
+        <w:tblW w:type="auto" w:w="0"/>
+        <w:tblLook w:firstColumn="1" w:firstRow="1" w:lastColumn="0" w:lastRow="0" w:noHBand="0" w:noVBand="1" w:val="04A0"/>
+        <w:tblBorders>
+          <w:top w:val="single" w:sz="12" w:space="0" w:color="F0C14A"/>
+          <w:left w:val="single" w:sz="12" w:space="0" w:color="F0C14A"/>
+          <w:bottom w:val="single" w:sz="12" w:space="0" w:color="F0C14A"/>
+          <w:right w:val="single" w:sz="12" w:space="0" w:color="F0C14A"/>
+          <w:insideH w:val="single" w:sz="12" w:space="0" w:color="F0C14A"/>
+          <w:insideV w:val="single" w:sz="12" w:space="0" w:color="F0C14A"/>
+        </w:tblBorders>
+      </w:tblPr>
+      <w:tblGrid>
+        <w:gridCol w:w="5159"/>
+        <w:gridCol w:w="5159"/>
+      </w:tblGrid>
+      <w:tr>
+        <w:trPr>
+          <w:cantSplit/>
+        </w:trPr>
+        <w:tc>
+          <w:tcPr>
+            <w:tcW w:type="dxa" w:w="5159"/>
+            <w:shd w:fill="F0C14A" w:val="clear"/>
+            <w:tcMar>
+              <w:top w:w="30" w:type="dxa"/>
               <w:left w:w="50" w:type="dxa"/>
-              <w:bottom w:w="40" w:type="dxa"/>
+              <w:bottom w:w="30" w:type="dxa"/>
+              <w:right w:w="50" w:type="dxa"/>
+            </w:tcMar>
+          </w:tcPr>
+          <w:p>
+            <w:r>
+              <w:rPr>
+                <w:rFonts w:ascii="Arial" w:hAnsi="Arial" w:eastAsia="Arial"/>
+                <w:b/>
+                <w:color w:val="2B2B2B"/>
+                <w:sz w:val="18"/>
+              </w:rPr>
+              <w:t>ИТОГО К ОПЛАТЕ</w:t>
+            </w:r>
+          </w:p>
+          <w:p>
+            <w:pPr>
+              <w:spacing w:before="20" w:after="0"/>
+            </w:pPr>
+            <w:r>
+              <w:rPr>
+                <w:rFonts w:ascii="Arial" w:hAnsi="Arial" w:eastAsia="Arial"/>
+                <w:b w:val="0"/>
+                <w:color w:val="2B2B2B"/>
+                <w:sz w:val="15"/>
+              </w:rPr>
+              <w:t>Только пакет кабинетов. Настройка и поддержка — из подарка. Подпись сотрудникам — бесплатно.</w:t>
+            </w:r>
+          </w:p>
+        </w:tc>
+        <w:tc>
+          <w:tcPr>
+            <w:tcW w:type="dxa" w:w="5159"/>
+            <w:shd w:fill="F0C14A" w:val="clear"/>
+            <w:tcMar>
+              <w:top w:w="30" w:type="dxa"/>
+              <w:left w:w="50" w:type="dxa"/>
+              <w:bottom w:w="30" w:type="dxa"/>
               <w:right w:w="50" w:type="dxa"/>
             </w:tcMar>
           </w:tcPr>
@@ -685,320 +1013,7 @@
                 <w:rFonts w:ascii="Arial" w:hAnsi="Arial" w:eastAsia="Arial"/>
                 <w:b/>
                 <w:color w:val="2B2B2B"/>
-                <w:sz w:val="20"/>
-              </w:rPr>
-              <w:t>223 200</w:t>
-            </w:r>
-          </w:p>
-        </w:tc>
-      </w:tr>
-      <w:tr>
-        <w:tc>
-          <w:tcPr>
-            <w:tcW w:type="dxa" w:w="3439"/>
-            <w:shd w:fill="FFF6D8" w:val="clear"/>
-            <w:tcMar>
-              <w:top w:w="40" w:type="dxa"/>
-              <w:left w:w="50" w:type="dxa"/>
-              <w:bottom w:w="40" w:type="dxa"/>
-              <w:right w:w="50" w:type="dxa"/>
-            </w:tcMar>
-          </w:tcPr>
-          <w:p>
-            <w:r>
-              <w:rPr>
-                <w:rFonts w:ascii="Arial" w:hAnsi="Arial" w:eastAsia="Arial"/>
-                <w:b/>
-                <w:color w:val="2B2B2B"/>
-                <w:sz w:val="18"/>
-              </w:rPr>
-              <w:t>Настройка и запуск сервиса (≈4 часа)</w:t>
-            </w:r>
-          </w:p>
-        </w:tc>
-        <w:tc>
-          <w:tcPr>
-            <w:tcW w:type="dxa" w:w="3439"/>
-            <w:shd w:fill="FFF6D8" w:val="clear"/>
-            <w:tcMar>
-              <w:top w:w="40" w:type="dxa"/>
-              <w:left w:w="50" w:type="dxa"/>
-              <w:bottom w:w="40" w:type="dxa"/>
-              <w:right w:w="50" w:type="dxa"/>
-            </w:tcMar>
-          </w:tcPr>
-          <w:p>
-            <w:r>
-              <w:rPr>
-                <w:rFonts w:ascii="Arial" w:hAnsi="Arial" w:eastAsia="Arial"/>
-                <w:b w:val="0"/>
-                <w:color w:val="5C5C5C"/>
-                <w:sz w:val="16"/>
-              </w:rPr>
-              <w:t>Покрывается подарочными часами линии консультаций</w:t>
-            </w:r>
-          </w:p>
-        </w:tc>
-        <w:tc>
-          <w:tcPr>
-            <w:tcW w:type="dxa" w:w="3439"/>
-            <w:shd w:fill="FFF6D8" w:val="clear"/>
-            <w:tcMar>
-              <w:top w:w="40" w:type="dxa"/>
-              <w:left w:w="50" w:type="dxa"/>
-              <w:bottom w:w="40" w:type="dxa"/>
-              <w:right w:w="50" w:type="dxa"/>
-            </w:tcMar>
-          </w:tcPr>
-          <w:p>
-            <w:pPr>
-              <w:jc w:val="right"/>
-            </w:pPr>
-            <w:r>
-              <w:rPr>
-                <w:rFonts w:ascii="Arial" w:hAnsi="Arial" w:eastAsia="Arial"/>
-                <w:b/>
-                <w:color w:val="2E7D32"/>
-                <w:sz w:val="20"/>
-              </w:rPr>
-              <w:t>0 ₽</w:t>
-            </w:r>
-          </w:p>
-        </w:tc>
-      </w:tr>
-      <w:tr>
-        <w:tc>
-          <w:tcPr>
-            <w:tcW w:type="dxa" w:w="3439"/>
-            <w:shd w:fill="FFF6D8" w:val="clear"/>
-            <w:tcMar>
-              <w:top w:w="40" w:type="dxa"/>
-              <w:left w:w="50" w:type="dxa"/>
-              <w:bottom w:w="40" w:type="dxa"/>
-              <w:right w:w="50" w:type="dxa"/>
-            </w:tcMar>
-          </w:tcPr>
-          <w:p>
-            <w:r>
-              <w:rPr>
-                <w:rFonts w:ascii="Arial" w:hAnsi="Arial" w:eastAsia="Arial"/>
-                <w:b/>
-                <w:color w:val="2B2B2B"/>
-                <w:sz w:val="18"/>
-              </w:rPr>
-              <w:t>Запас на вопросы по 1С (1 час)</w:t>
-            </w:r>
-          </w:p>
-        </w:tc>
-        <w:tc>
-          <w:tcPr>
-            <w:tcW w:type="dxa" w:w="3439"/>
-            <w:shd w:fill="FFF6D8" w:val="clear"/>
-            <w:tcMar>
-              <w:top w:w="40" w:type="dxa"/>
-              <w:left w:w="50" w:type="dxa"/>
-              <w:bottom w:w="40" w:type="dxa"/>
-              <w:right w:w="50" w:type="dxa"/>
-            </w:tcMar>
-          </w:tcPr>
-          <w:p>
-            <w:r>
-              <w:rPr>
-                <w:rFonts w:ascii="Arial" w:hAnsi="Arial" w:eastAsia="Arial"/>
-                <w:b w:val="0"/>
-                <w:color w:val="5C5C5C"/>
-                <w:sz w:val="16"/>
-              </w:rPr>
-              <w:t>Покрывается подарочными часами линии консультаций</w:t>
-            </w:r>
-          </w:p>
-        </w:tc>
-        <w:tc>
-          <w:tcPr>
-            <w:tcW w:type="dxa" w:w="3439"/>
-            <w:shd w:fill="FFF6D8" w:val="clear"/>
-            <w:tcMar>
-              <w:top w:w="40" w:type="dxa"/>
-              <w:left w:w="50" w:type="dxa"/>
-              <w:bottom w:w="40" w:type="dxa"/>
-              <w:right w:w="50" w:type="dxa"/>
-            </w:tcMar>
-          </w:tcPr>
-          <w:p>
-            <w:pPr>
-              <w:jc w:val="right"/>
-            </w:pPr>
-            <w:r>
-              <w:rPr>
-                <w:rFonts w:ascii="Arial" w:hAnsi="Arial" w:eastAsia="Arial"/>
-                <w:b/>
-                <w:color w:val="2E7D32"/>
-                <w:sz w:val="20"/>
-              </w:rPr>
-              <w:t>0 ₽</w:t>
-            </w:r>
-          </w:p>
-        </w:tc>
-      </w:tr>
-      <w:tr>
-        <w:tc>
-          <w:tcPr>
-            <w:tcW w:type="dxa" w:w="3439"/>
-            <w:shd w:fill="FFF6D8" w:val="clear"/>
-            <w:tcMar>
-              <w:top w:w="40" w:type="dxa"/>
-              <w:left w:w="50" w:type="dxa"/>
-              <w:bottom w:w="40" w:type="dxa"/>
-              <w:right w:w="50" w:type="dxa"/>
-            </w:tcMar>
-          </w:tcPr>
-          <w:p>
-            <w:r>
-              <w:rPr>
-                <w:rFonts w:ascii="Arial" w:hAnsi="Arial" w:eastAsia="Arial"/>
-                <w:b/>
-                <w:color w:val="2B2B2B"/>
-                <w:sz w:val="18"/>
-              </w:rPr>
-              <w:t>ПОДАРОК: 5 часов линии консультаций</w:t>
-            </w:r>
-          </w:p>
-        </w:tc>
-        <w:tc>
-          <w:tcPr>
-            <w:tcW w:type="dxa" w:w="3439"/>
-            <w:shd w:fill="FFF6D8" w:val="clear"/>
-            <w:tcMar>
-              <w:top w:w="40" w:type="dxa"/>
-              <w:left w:w="50" w:type="dxa"/>
-              <w:bottom w:w="40" w:type="dxa"/>
-              <w:right w:w="50" w:type="dxa"/>
-            </w:tcMar>
-          </w:tcPr>
-          <w:p>
-            <w:r>
-              <w:rPr>
-                <w:rFonts w:ascii="Arial" w:hAnsi="Arial" w:eastAsia="Arial"/>
-                <w:b w:val="0"/>
-                <w:color w:val="5C5C5C"/>
-                <w:sz w:val="16"/>
-              </w:rPr>
-              <w:t>Акция «Больше  чем кешбэк!» — выгода 18 300 ₽</w:t>
-            </w:r>
-          </w:p>
-        </w:tc>
-        <w:tc>
-          <w:tcPr>
-            <w:tcW w:type="dxa" w:w="3439"/>
-            <w:shd w:fill="FFF6D8" w:val="clear"/>
-            <w:tcMar>
-              <w:top w:w="40" w:type="dxa"/>
-              <w:left w:w="50" w:type="dxa"/>
-              <w:bottom w:w="40" w:type="dxa"/>
-              <w:right w:w="50" w:type="dxa"/>
-            </w:tcMar>
-          </w:tcPr>
-          <w:p>
-            <w:pPr>
-              <w:jc w:val="right"/>
-            </w:pPr>
-            <w:r>
-              <w:rPr>
-                <w:rFonts w:ascii="Arial" w:hAnsi="Arial" w:eastAsia="Arial"/>
-                <w:b/>
-                <w:color w:val="2E7D32"/>
-                <w:sz w:val="20"/>
-              </w:rPr>
-              <w:t>0 ₽</w:t>
-            </w:r>
-          </w:p>
-        </w:tc>
-      </w:tr>
-    </w:tbl>
-    <w:tbl>
-      <w:tblPr>
-        <w:tblW w:type="auto" w:w="0"/>
-        <w:tblLook w:firstColumn="1" w:firstRow="1" w:lastColumn="0" w:lastRow="0" w:noHBand="0" w:noVBand="1" w:val="04A0"/>
-        <w:tblBorders>
-          <w:top w:val="single" w:sz="16" w:space="0" w:color="F0C14A"/>
-          <w:left w:val="single" w:sz="16" w:space="0" w:color="F0C14A"/>
-          <w:bottom w:val="single" w:sz="16" w:space="0" w:color="F0C14A"/>
-          <w:right w:val="single" w:sz="16" w:space="0" w:color="F0C14A"/>
-          <w:insideH w:val="single" w:sz="16" w:space="0" w:color="F0C14A"/>
-          <w:insideV w:val="single" w:sz="16" w:space="0" w:color="F0C14A"/>
-        </w:tblBorders>
-      </w:tblPr>
-      <w:tblGrid>
-        <w:gridCol w:w="5159"/>
-        <w:gridCol w:w="5159"/>
-      </w:tblGrid>
-      <w:tr>
-        <w:tc>
-          <w:tcPr>
-            <w:tcW w:type="dxa" w:w="5159"/>
-            <w:shd w:fill="F0C14A" w:val="clear"/>
-            <w:tcMar>
-              <w:top w:w="70" w:type="dxa"/>
-              <w:left w:w="80" w:type="dxa"/>
-              <w:bottom w:w="70" w:type="dxa"/>
-              <w:right w:w="80" w:type="dxa"/>
-            </w:tcMar>
-          </w:tcPr>
-          <w:p>
-            <w:r>
-              <w:rPr>
-                <w:rFonts w:ascii="Arial" w:hAnsi="Arial" w:eastAsia="Arial"/>
-                <w:b/>
-                <w:color w:val="2B2B2B"/>
-                <w:sz w:val="22"/>
-              </w:rPr>
-              <w:t>ИТОГО К ОПЛАТЕ</w:t>
-            </w:r>
-          </w:p>
-          <w:p>
-            <w:r>
-              <w:rPr>
-                <w:rFonts w:ascii="Arial" w:hAnsi="Arial" w:eastAsia="Arial"/>
-                <w:b w:val="0"/>
-                <w:color w:val="2B2B2B"/>
-                <w:sz w:val="16"/>
-              </w:rPr>
-              <w:t>Только пакет кабинетов. Настройка, запуск и час поддержки — бесплатно из подарка.</w:t>
-            </w:r>
-          </w:p>
-          <w:p>
-            <w:r>
-              <w:rPr>
-                <w:rFonts w:ascii="Arial" w:hAnsi="Arial" w:eastAsia="Arial"/>
-                <w:b/>
-                <w:color w:val="2B2B2B"/>
-                <w:sz w:val="16"/>
-              </w:rPr>
-              <w:t>≈ 25 ₽ в месяц за сотрудника  ·  подпись сотрудникам — бесплатно</w:t>
-            </w:r>
-          </w:p>
-        </w:tc>
-        <w:tc>
-          <w:tcPr>
-            <w:tcW w:type="dxa" w:w="5159"/>
-            <w:shd w:fill="F0C14A" w:val="clear"/>
-            <w:tcMar>
-              <w:top w:w="70" w:type="dxa"/>
-              <w:left w:w="80" w:type="dxa"/>
-              <w:bottom w:w="70" w:type="dxa"/>
-              <w:right w:w="80" w:type="dxa"/>
-            </w:tcMar>
-          </w:tcPr>
-          <w:p>
-            <w:pPr>
-              <w:jc w:val="right"/>
-            </w:pPr>
-            <w:r>
-              <w:rPr>
-                <w:rFonts w:ascii="Arial" w:hAnsi="Arial" w:eastAsia="Arial"/>
-                <w:b/>
-                <w:color w:val="2B2B2B"/>
-                <w:sz w:val="40"/>
+                <w:sz w:val="28"/>
               </w:rPr>
               <w:t>223 200 ₽</w:t>
             </w:r>
@@ -1093,7 +1108,7 @@
     </w:tbl>
     <w:p>
       <w:pPr>
-        <w:spacing w:after="80" w:before="160"/>
+        <w:spacing w:after="40" w:before="80"/>
         <w:pBdr>
           <w:bottom w:val="single" w:sz="22" w:space="2" w:color="F0C14A"/>
         </w:pBdr>
@@ -1103,7 +1118,7 @@
           <w:rFonts w:ascii="Arial" w:hAnsi="Arial" w:eastAsia="Arial"/>
           <w:b/>
           <w:color w:val="2B2B2B"/>
-          <w:sz w:val="26"/>
+          <w:sz w:val="24"/>
         </w:rPr>
         <w:t>Внедрение у Форус vs другие операторы</w:t>
       </w:r>
@@ -2218,12 +2233,12 @@
         <w:tblW w:type="auto" w:w="0"/>
         <w:tblLook w:firstColumn="1" w:firstRow="1" w:lastColumn="0" w:lastRow="0" w:noHBand="0" w:noVBand="1" w:val="04A0"/>
         <w:tblBorders>
-          <w:top w:val="single" w:sz="14" w:space="0" w:color="F0C14A"/>
-          <w:left w:val="single" w:sz="14" w:space="0" w:color="F0C14A"/>
-          <w:bottom w:val="single" w:sz="14" w:space="0" w:color="F0C14A"/>
-          <w:right w:val="single" w:sz="14" w:space="0" w:color="F0C14A"/>
-          <w:insideH w:val="single" w:sz="14" w:space="0" w:color="F0C14A"/>
-          <w:insideV w:val="single" w:sz="14" w:space="0" w:color="F0C14A"/>
+          <w:top w:val="single" w:sz="12" w:space="0" w:color="F0C14A"/>
+          <w:left w:val="single" w:sz="12" w:space="0" w:color="F0C14A"/>
+          <w:bottom w:val="single" w:sz="12" w:space="0" w:color="F0C14A"/>
+          <w:right w:val="single" w:sz="12" w:space="0" w:color="F0C14A"/>
+          <w:insideH w:val="single" w:sz="12" w:space="0" w:color="F0C14A"/>
+          <w:insideV w:val="single" w:sz="12" w:space="0" w:color="F0C14A"/>
         </w:tblBorders>
       </w:tblPr>
       <w:tblGrid>
@@ -2235,10 +2250,10 @@
             <w:tcW w:type="dxa" w:w="10318"/>
             <w:shd w:fill="FFF6D8" w:val="clear"/>
             <w:tcMar>
-              <w:top w:w="60" w:type="dxa"/>
-              <w:left w:w="80" w:type="dxa"/>
-              <w:bottom w:w="60" w:type="dxa"/>
-              <w:right w:w="80" w:type="dxa"/>
+              <w:top w:w="40" w:type="dxa"/>
+              <w:left w:w="60" w:type="dxa"/>
+              <w:bottom w:w="40" w:type="dxa"/>
+              <w:right w:w="60" w:type="dxa"/>
             </w:tcMar>
           </w:tcPr>
           <w:p>
@@ -2247,35 +2262,35 @@
                 <w:rFonts w:ascii="Arial" w:hAnsi="Arial" w:eastAsia="Arial"/>
                 <w:b/>
                 <w:color w:val="2B2B2B"/>
-                <w:sz w:val="22"/>
+                <w:sz w:val="20"/>
               </w:rPr>
               <w:t>Вывод для корпоративного клиента</w:t>
             </w:r>
           </w:p>
           <w:p>
             <w:pPr>
-              <w:spacing w:after="40"/>
+              <w:spacing w:after="20"/>
             </w:pPr>
             <w:r>
               <w:rPr>
                 <w:rFonts w:ascii="Arial" w:hAnsi="Arial" w:eastAsia="Arial"/>
                 <w:b w:val="0"/>
                 <w:color w:val="5C5C5C"/>
-                <w:sz w:val="18"/>
+                <w:sz w:val="16"/>
               </w:rPr>
               <w:t>Отдельные операторы кадрового электронного документооборота почти всегда тянут за собой новую систему, двойную работу кадровика, платное хранение и долгую интеграцию с 1С.</w:t>
             </w:r>
           </w:p>
           <w:p>
             <w:pPr>
-              <w:spacing w:after="40"/>
+              <w:spacing w:after="20"/>
             </w:pPr>
             <w:r>
               <w:rPr>
                 <w:rFonts w:ascii="Arial" w:hAnsi="Arial" w:eastAsia="Arial"/>
                 <w:b w:val="0"/>
                 <w:color w:val="5C5C5C"/>
-                <w:sz w:val="18"/>
+                <w:sz w:val="16"/>
               </w:rPr>
               <w:t>С Форус вы остаётесь в привычной 1С, получаете подарочные часы поддержки и прозрачную стоимость пакета.</w:t>
             </w:r>
@@ -2285,12 +2300,12 @@
     </w:tbl>
     <w:p>
       <w:pPr>
-        <w:spacing w:after="120"/>
+        <w:spacing w:after="60"/>
       </w:pPr>
     </w:p>
     <w:p>
       <w:pPr>
-        <w:spacing w:after="80" w:before="160"/>
+        <w:spacing w:after="40" w:before="80"/>
         <w:pBdr>
           <w:bottom w:val="single" w:sz="22" w:space="2" w:color="F0C14A"/>
         </w:pBdr>
@@ -2300,7 +2315,7 @@
           <w:rFonts w:ascii="Arial" w:hAnsi="Arial" w:eastAsia="Arial"/>
           <w:b/>
           <w:color w:val="2B2B2B"/>
-          <w:sz w:val="26"/>
+          <w:sz w:val="24"/>
         </w:rPr>
         <w:t>Как мы запускаем сервис у вас</w:t>
       </w:r>
@@ -2613,7 +2628,7 @@
     </w:p>
     <w:p>
       <w:pPr>
-        <w:spacing w:after="80" w:before="160"/>
+        <w:spacing w:after="40" w:before="80"/>
         <w:pBdr>
           <w:bottom w:val="single" w:sz="22" w:space="2" w:color="F0C14A"/>
         </w:pBdr>
@@ -2623,7 +2638,7 @@
           <w:rFonts w:ascii="Arial" w:hAnsi="Arial" w:eastAsia="Arial"/>
           <w:b/>
           <w:color w:val="2B2B2B"/>
-          <w:sz w:val="26"/>
+          <w:sz w:val="24"/>
         </w:rPr>
         <w:t>Почему Форус</w:t>
       </w:r>
@@ -2863,7 +2878,7 @@
     </w:tbl>
     <w:sectPr>
       <w:pgSz w:w="11906" w:h="16838"/>
-      <w:pgMar w:top="680" w:right="794" w:bottom="680" w:left="794" w:header="720" w:footer="720" w:gutter="0"/>
+      <w:pgMar w:top="567" w:right="794" w:bottom="567" w:left="794" w:header="720" w:footer="720" w:gutter="0"/>
       <w:cols w:space="720"/>
       <w:docGrid w:linePitch="360"/>
     </w:sectPr>

--- a/КП_ТФМ_Спецтехника_КЭДО_750.docx
+++ b/КП_ТФМ_Спецтехника_КЭДО_750.docx
@@ -74,6 +74,7 @@
               <w:rPr>
                 <w:rFonts w:ascii="Arial" w:hAnsi="Arial" w:eastAsia="Arial"/>
                 <w:b/>
+                <w:strike w:val="0"/>
                 <w:color w:val="5C5C5C"/>
                 <w:sz w:val="18"/>
               </w:rPr>
@@ -89,6 +90,7 @@
               <w:rPr>
                 <w:rFonts w:ascii="Arial" w:hAnsi="Arial" w:eastAsia="Arial"/>
                 <w:b w:val="0"/>
+                <w:strike w:val="0"/>
                 <w:color w:val="5C5C5C"/>
                 <w:sz w:val="16"/>
               </w:rPr>
@@ -104,6 +106,7 @@
               <w:rPr>
                 <w:rFonts w:ascii="Arial" w:hAnsi="Arial" w:eastAsia="Arial"/>
                 <w:b w:val="0"/>
+                <w:strike w:val="0"/>
                 <w:color w:val="5C5C5C"/>
                 <w:sz w:val="16"/>
               </w:rPr>
@@ -130,6 +133,7 @@
         <w:rPr>
           <w:rFonts w:ascii="Arial" w:hAnsi="Arial" w:eastAsia="Arial"/>
           <w:b/>
+          <w:strike w:val="0"/>
           <w:color w:val="2B2B2B"/>
           <w:sz w:val="28"/>
         </w:rPr>
@@ -145,6 +149,7 @@
         <w:rPr>
           <w:rFonts w:ascii="Arial" w:hAnsi="Arial" w:eastAsia="Arial"/>
           <w:b w:val="0"/>
+          <w:strike w:val="0"/>
           <w:color w:val="5C5C5C"/>
           <w:sz w:val="18"/>
         </w:rPr>
@@ -184,6 +189,7 @@
               <w:rPr>
                 <w:rFonts w:ascii="Arial" w:hAnsi="Arial" w:eastAsia="Arial"/>
                 <w:b/>
+                <w:strike w:val="0"/>
                 <w:color w:val="2B2B2B"/>
                 <w:sz w:val="20"/>
               </w:rPr>
@@ -198,6 +204,7 @@
               <w:rPr>
                 <w:rFonts w:ascii="Arial" w:hAnsi="Arial" w:eastAsia="Arial"/>
                 <w:b w:val="0"/>
+                <w:strike w:val="0"/>
                 <w:color w:val="5C5C5C"/>
                 <w:sz w:val="16"/>
               </w:rPr>
@@ -212,6 +219,7 @@
               <w:rPr>
                 <w:rFonts w:ascii="Arial" w:hAnsi="Arial" w:eastAsia="Arial"/>
                 <w:b w:val="0"/>
+                <w:strike w:val="0"/>
                 <w:color w:val="5C5C5C"/>
                 <w:sz w:val="16"/>
               </w:rPr>
@@ -226,6 +234,7 @@
               <w:rPr>
                 <w:rFonts w:ascii="Arial" w:hAnsi="Arial" w:eastAsia="Arial"/>
                 <w:b w:val="0"/>
+                <w:strike w:val="0"/>
                 <w:color w:val="5C5C5C"/>
                 <w:sz w:val="16"/>
               </w:rPr>
@@ -251,6 +260,7 @@
         <w:rPr>
           <w:rFonts w:ascii="Arial" w:hAnsi="Arial" w:eastAsia="Arial"/>
           <w:b/>
+          <w:strike w:val="0"/>
           <w:color w:val="2B2B2B"/>
           <w:sz w:val="22"/>
         </w:rPr>
@@ -291,6 +301,7 @@
               <w:rPr>
                 <w:rFonts w:ascii="Arial" w:hAnsi="Arial" w:eastAsia="Arial"/>
                 <w:b/>
+                <w:strike w:val="0"/>
                 <w:color w:val="2B2B2B"/>
                 <w:sz w:val="18"/>
               </w:rPr>
@@ -305,6 +316,7 @@
               <w:rPr>
                 <w:rFonts w:ascii="Arial" w:hAnsi="Arial" w:eastAsia="Arial"/>
                 <w:b w:val="0"/>
+                <w:strike w:val="0"/>
                 <w:color w:val="5C5C5C"/>
                 <w:sz w:val="16"/>
               </w:rPr>
@@ -328,6 +340,7 @@
               <w:rPr>
                 <w:rFonts w:ascii="Arial" w:hAnsi="Arial" w:eastAsia="Arial"/>
                 <w:b/>
+                <w:strike w:val="0"/>
                 <w:color w:val="2B2B2B"/>
                 <w:sz w:val="18"/>
               </w:rPr>
@@ -342,6 +355,7 @@
               <w:rPr>
                 <w:rFonts w:ascii="Arial" w:hAnsi="Arial" w:eastAsia="Arial"/>
                 <w:b w:val="0"/>
+                <w:strike w:val="0"/>
                 <w:color w:val="5C5C5C"/>
                 <w:sz w:val="16"/>
               </w:rPr>
@@ -367,6 +381,7 @@
               <w:rPr>
                 <w:rFonts w:ascii="Arial" w:hAnsi="Arial" w:eastAsia="Arial"/>
                 <w:b/>
+                <w:strike w:val="0"/>
                 <w:color w:val="2B2B2B"/>
                 <w:sz w:val="18"/>
               </w:rPr>
@@ -381,6 +396,7 @@
               <w:rPr>
                 <w:rFonts w:ascii="Arial" w:hAnsi="Arial" w:eastAsia="Arial"/>
                 <w:b w:val="0"/>
+                <w:strike w:val="0"/>
                 <w:color w:val="5C5C5C"/>
                 <w:sz w:val="16"/>
               </w:rPr>
@@ -404,6 +420,7 @@
               <w:rPr>
                 <w:rFonts w:ascii="Arial" w:hAnsi="Arial" w:eastAsia="Arial"/>
                 <w:b/>
+                <w:strike w:val="0"/>
                 <w:color w:val="2B2B2B"/>
                 <w:sz w:val="18"/>
               </w:rPr>
@@ -418,6 +435,7 @@
               <w:rPr>
                 <w:rFonts w:ascii="Arial" w:hAnsi="Arial" w:eastAsia="Arial"/>
                 <w:b w:val="0"/>
+                <w:strike w:val="0"/>
                 <w:color w:val="5C5C5C"/>
                 <w:sz w:val="16"/>
               </w:rPr>
@@ -443,6 +461,7 @@
               <w:rPr>
                 <w:rFonts w:ascii="Arial" w:hAnsi="Arial" w:eastAsia="Arial"/>
                 <w:b/>
+                <w:strike w:val="0"/>
                 <w:color w:val="2B2B2B"/>
                 <w:sz w:val="18"/>
               </w:rPr>
@@ -457,6 +476,7 @@
               <w:rPr>
                 <w:rFonts w:ascii="Arial" w:hAnsi="Arial" w:eastAsia="Arial"/>
                 <w:b w:val="0"/>
+                <w:strike w:val="0"/>
                 <w:color w:val="5C5C5C"/>
                 <w:sz w:val="16"/>
               </w:rPr>
@@ -480,6 +500,7 @@
               <w:rPr>
                 <w:rFonts w:ascii="Arial" w:hAnsi="Arial" w:eastAsia="Arial"/>
                 <w:b/>
+                <w:strike w:val="0"/>
                 <w:color w:val="2B2B2B"/>
                 <w:sz w:val="18"/>
               </w:rPr>
@@ -494,6 +515,7 @@
               <w:rPr>
                 <w:rFonts w:ascii="Arial" w:hAnsi="Arial" w:eastAsia="Arial"/>
                 <w:b w:val="0"/>
+                <w:strike w:val="0"/>
                 <w:color w:val="5C5C5C"/>
                 <w:sz w:val="16"/>
               </w:rPr>
@@ -514,6 +536,7 @@
         <w:rPr>
           <w:rFonts w:ascii="Arial" w:hAnsi="Arial" w:eastAsia="Arial"/>
           <w:b/>
+          <w:strike w:val="0"/>
           <w:color w:val="2B2B2B"/>
           <w:sz w:val="22"/>
         </w:rPr>
@@ -528,6 +551,7 @@
         <w:rPr>
           <w:rFonts w:ascii="Arial" w:hAnsi="Arial" w:eastAsia="Arial"/>
           <w:b w:val="0"/>
+          <w:strike w:val="0"/>
           <w:color w:val="5C5C5C"/>
           <w:sz w:val="16"/>
         </w:rPr>
@@ -572,6 +596,7 @@
               <w:rPr>
                 <w:rFonts w:ascii="Arial" w:hAnsi="Arial" w:eastAsia="Arial"/>
                 <w:b/>
+                <w:strike w:val="0"/>
                 <w:color w:val="2B2B2B"/>
                 <w:sz w:val="16"/>
               </w:rPr>
@@ -595,6 +620,7 @@
               <w:rPr>
                 <w:rFonts w:ascii="Arial" w:hAnsi="Arial" w:eastAsia="Arial"/>
                 <w:b/>
+                <w:strike w:val="0"/>
                 <w:color w:val="2B2B2B"/>
                 <w:sz w:val="16"/>
               </w:rPr>
@@ -618,6 +644,7 @@
               <w:rPr>
                 <w:rFonts w:ascii="Arial" w:hAnsi="Arial" w:eastAsia="Arial"/>
                 <w:b/>
+                <w:strike w:val="0"/>
                 <w:color w:val="2B2B2B"/>
                 <w:sz w:val="16"/>
               </w:rPr>
@@ -646,6 +673,7 @@
               <w:rPr>
                 <w:rFonts w:ascii="Arial" w:hAnsi="Arial" w:eastAsia="Arial"/>
                 <w:b w:val="0"/>
+                <w:strike w:val="0"/>
                 <w:color w:val="2B2B2B"/>
                 <w:sz w:val="16"/>
               </w:rPr>
@@ -669,6 +697,7 @@
               <w:rPr>
                 <w:rFonts w:ascii="Arial" w:hAnsi="Arial" w:eastAsia="Arial"/>
                 <w:b w:val="0"/>
+                <w:strike w:val="0"/>
                 <w:color w:val="5C5C5C"/>
                 <w:sz w:val="15"/>
               </w:rPr>
@@ -695,6 +724,7 @@
               <w:rPr>
                 <w:rFonts w:ascii="Arial" w:hAnsi="Arial" w:eastAsia="Arial"/>
                 <w:b/>
+                <w:strike w:val="0"/>
                 <w:color w:val="2B2B2B"/>
                 <w:sz w:val="18"/>
               </w:rPr>
@@ -723,6 +753,7 @@
               <w:rPr>
                 <w:rFonts w:ascii="Arial" w:hAnsi="Arial" w:eastAsia="Arial"/>
                 <w:b/>
+                <w:strike w:val="0"/>
                 <w:color w:val="2B2B2B"/>
                 <w:sz w:val="16"/>
               </w:rPr>
@@ -746,10 +777,11 @@
               <w:rPr>
                 <w:rFonts w:ascii="Arial" w:hAnsi="Arial" w:eastAsia="Arial"/>
                 <w:b w:val="0"/>
+                <w:strike w:val="0"/>
                 <w:color w:val="5C5C5C"/>
                 <w:sz w:val="15"/>
               </w:rPr>
-              <w:t>Покрывается подарочными часами линии консультаций</w:t>
+              <w:t>Подключить сервис, сделать первичные настройки КЭДО, создать первые 5 кабинетов</w:t>
             </w:r>
           </w:p>
         </w:tc>
@@ -772,6 +804,27 @@
               <w:rPr>
                 <w:rFonts w:ascii="Arial" w:hAnsi="Arial" w:eastAsia="Arial"/>
                 <w:b/>
+                <w:strike/>
+                <w:color w:val="B71C1C"/>
+                <w:sz w:val="18"/>
+              </w:rPr>
+              <w:t>14 640</w:t>
+            </w:r>
+            <w:r>
+              <w:rPr>
+                <w:rFonts w:ascii="Arial" w:hAnsi="Arial" w:eastAsia="Arial"/>
+                <w:b w:val="0"/>
+                <w:strike w:val="0"/>
+                <w:color w:val="5C5C5C"/>
+                <w:sz w:val="18"/>
+              </w:rPr>
+              <w:t xml:space="preserve">  →  </w:t>
+            </w:r>
+            <w:r>
+              <w:rPr>
+                <w:rFonts w:ascii="Arial" w:hAnsi="Arial" w:eastAsia="Arial"/>
+                <w:b/>
+                <w:strike w:val="0"/>
                 <w:color w:val="2E7D32"/>
                 <w:sz w:val="18"/>
               </w:rPr>
@@ -800,6 +853,7 @@
               <w:rPr>
                 <w:rFonts w:ascii="Arial" w:hAnsi="Arial" w:eastAsia="Arial"/>
                 <w:b/>
+                <w:strike w:val="0"/>
                 <w:color w:val="2B2B2B"/>
                 <w:sz w:val="16"/>
               </w:rPr>
@@ -823,10 +877,11 @@
               <w:rPr>
                 <w:rFonts w:ascii="Arial" w:hAnsi="Arial" w:eastAsia="Arial"/>
                 <w:b w:val="0"/>
+                <w:strike w:val="0"/>
                 <w:color w:val="5C5C5C"/>
                 <w:sz w:val="15"/>
               </w:rPr>
-              <w:t>Покрывается подарочными часами линии консультаций</w:t>
+              <w:t>в подарок</w:t>
             </w:r>
           </w:p>
         </w:tc>
@@ -849,6 +904,27 @@
               <w:rPr>
                 <w:rFonts w:ascii="Arial" w:hAnsi="Arial" w:eastAsia="Arial"/>
                 <w:b/>
+                <w:strike/>
+                <w:color w:val="B71C1C"/>
+                <w:sz w:val="18"/>
+              </w:rPr>
+              <w:t>3 660</w:t>
+            </w:r>
+            <w:r>
+              <w:rPr>
+                <w:rFonts w:ascii="Arial" w:hAnsi="Arial" w:eastAsia="Arial"/>
+                <w:b w:val="0"/>
+                <w:strike w:val="0"/>
+                <w:color w:val="5C5C5C"/>
+                <w:sz w:val="18"/>
+              </w:rPr>
+              <w:t xml:space="preserve">  →  </w:t>
+            </w:r>
+            <w:r>
+              <w:rPr>
+                <w:rFonts w:ascii="Arial" w:hAnsi="Arial" w:eastAsia="Arial"/>
+                <w:b/>
+                <w:strike w:val="0"/>
                 <w:color w:val="2E7D32"/>
                 <w:sz w:val="18"/>
               </w:rPr>
@@ -857,19 +933,33 @@
           </w:p>
         </w:tc>
       </w:tr>
+    </w:tbl>
+    <w:tbl>
+      <w:tblPr>
+        <w:tblW w:type="auto" w:w="0"/>
+        <w:tblLook w:firstColumn="1" w:firstRow="1" w:lastColumn="0" w:lastRow="0" w:noHBand="0" w:noVBand="1" w:val="04A0"/>
+        <w:tblBorders>
+          <w:top w:val="single" w:sz="12" w:space="0" w:color="2E7D32"/>
+          <w:left w:val="single" w:sz="12" w:space="0" w:color="2E7D32"/>
+          <w:bottom w:val="single" w:sz="12" w:space="0" w:color="2E7D32"/>
+          <w:right w:val="single" w:sz="12" w:space="0" w:color="2E7D32"/>
+          <w:insideH w:val="single" w:sz="12" w:space="0" w:color="2E7D32"/>
+          <w:insideV w:val="single" w:sz="12" w:space="0" w:color="2E7D32"/>
+        </w:tblBorders>
+      </w:tblPr>
+      <w:tblGrid>
+        <w:gridCol w:w="10318"/>
+      </w:tblGrid>
       <w:tr>
-        <w:trPr>
-          <w:cantSplit/>
-        </w:trPr>
         <w:tc>
           <w:tcPr>
-            <w:tcW w:type="dxa" w:w="3439"/>
-            <w:shd w:fill="FFF6D8" w:val="clear"/>
+            <w:tcW w:type="dxa" w:w="10318"/>
+            <w:shd w:fill="E8F5E9" w:val="clear"/>
             <w:tcMar>
-              <w:top w:w="18" w:type="dxa"/>
-              <w:left w:w="30" w:type="dxa"/>
-              <w:bottom w:w="18" w:type="dxa"/>
-              <w:right w:w="30" w:type="dxa"/>
+              <w:top w:w="28" w:type="dxa"/>
+              <w:left w:w="50" w:type="dxa"/>
+              <w:bottom w:w="28" w:type="dxa"/>
+              <w:right w:w="50" w:type="dxa"/>
             </w:tcMar>
           </w:tcPr>
           <w:p>
@@ -877,59 +967,84 @@
               <w:rPr>
                 <w:rFonts w:ascii="Arial" w:hAnsi="Arial" w:eastAsia="Arial"/>
                 <w:b/>
+                <w:strike w:val="0"/>
+                <w:color w:val="2E7D32"/>
+                <w:sz w:val="20"/>
+              </w:rPr>
+              <w:t>Внедрение — 0 ₽</w:t>
+            </w:r>
+          </w:p>
+          <w:p>
+            <w:pPr>
+              <w:spacing w:before="20" w:after="0"/>
+            </w:pPr>
+            <w:r>
+              <w:rPr>
+                <w:rFonts w:ascii="Arial" w:hAnsi="Arial" w:eastAsia="Arial"/>
+                <w:b w:val="0"/>
+                <w:strike w:val="0"/>
                 <w:color w:val="2B2B2B"/>
-                <w:sz w:val="16"/>
+                <w:sz w:val="15"/>
               </w:rPr>
-              <w:t>ПОДАРОК: 5 часов линии консультаций</w:t>
+              <w:t>Настройка и стартовая поддержка покрываются подарочными часами линии консультаций (выгода 18 300 ₽).</w:t>
             </w:r>
           </w:p>
         </w:tc>
+      </w:tr>
+    </w:tbl>
+    <w:tbl>
+      <w:tblPr>
+        <w:tblW w:type="auto" w:w="0"/>
+        <w:tblLook w:firstColumn="1" w:firstRow="1" w:lastColumn="0" w:lastRow="0" w:noHBand="0" w:noVBand="1" w:val="04A0"/>
+        <w:tblBorders>
+          <w:top w:val="single" w:sz="14" w:space="0" w:color="F0C14A"/>
+          <w:left w:val="single" w:sz="14" w:space="0" w:color="F0C14A"/>
+          <w:bottom w:val="single" w:sz="14" w:space="0" w:color="F0C14A"/>
+          <w:right w:val="single" w:sz="14" w:space="0" w:color="F0C14A"/>
+          <w:insideH w:val="single" w:sz="14" w:space="0" w:color="F0C14A"/>
+          <w:insideV w:val="single" w:sz="14" w:space="0" w:color="F0C14A"/>
+        </w:tblBorders>
+      </w:tblPr>
+      <w:tblGrid>
+        <w:gridCol w:w="10318"/>
+      </w:tblGrid>
+      <w:tr>
         <w:tc>
           <w:tcPr>
-            <w:tcW w:type="dxa" w:w="3439"/>
+            <w:tcW w:type="dxa" w:w="10318"/>
             <w:shd w:fill="FFF6D8" w:val="clear"/>
             <w:tcMar>
-              <w:top w:w="18" w:type="dxa"/>
-              <w:left w:w="30" w:type="dxa"/>
-              <w:bottom w:w="18" w:type="dxa"/>
-              <w:right w:w="30" w:type="dxa"/>
+              <w:top w:w="28" w:type="dxa"/>
+              <w:left w:w="50" w:type="dxa"/>
+              <w:bottom w:w="28" w:type="dxa"/>
+              <w:right w:w="50" w:type="dxa"/>
             </w:tcMar>
           </w:tcPr>
           <w:p>
             <w:r>
               <w:rPr>
                 <w:rFonts w:ascii="Arial" w:hAnsi="Arial" w:eastAsia="Arial"/>
-                <w:b w:val="0"/>
-                <w:color w:val="5C5C5C"/>
-                <w:sz w:val="15"/>
+                <w:b/>
+                <w:strike w:val="0"/>
+                <w:color w:val="2B2B2B"/>
+                <w:sz w:val="20"/>
               </w:rPr>
-              <w:t>Акция «Больше  чем кешбэк!» — выгода 18 300 ₽</w:t>
+              <w:t>45 дней пользования — в подарок</w:t>
             </w:r>
           </w:p>
-        </w:tc>
-        <w:tc>
-          <w:tcPr>
-            <w:tcW w:type="dxa" w:w="3439"/>
-            <w:shd w:fill="FFF6D8" w:val="clear"/>
-            <w:tcMar>
-              <w:top w:w="18" w:type="dxa"/>
-              <w:left w:w="30" w:type="dxa"/>
-              <w:bottom w:w="18" w:type="dxa"/>
-              <w:right w:w="30" w:type="dxa"/>
-            </w:tcMar>
-          </w:tcPr>
           <w:p>
             <w:pPr>
-              <w:jc w:val="right"/>
+              <w:spacing w:before="20" w:after="0"/>
             </w:pPr>
             <w:r>
               <w:rPr>
                 <w:rFonts w:ascii="Arial" w:hAnsi="Arial" w:eastAsia="Arial"/>
-                <w:b/>
-                <w:color w:val="2E7D32"/>
-                <w:sz w:val="18"/>
+                <w:b w:val="0"/>
+                <w:strike w:val="0"/>
+                <w:color w:val="2B2B2B"/>
+                <w:sz w:val="16"/>
               </w:rPr>
-              <w:t>0 ₽</w:t>
+              <w:t>При покупке на 12 месяцев дарим ещё 45 дней. Итого 13,5 месяцев пользования по цене 12 месяцев.</w:t>
             </w:r>
           </w:p>
         </w:tc>
@@ -972,6 +1087,7 @@
               <w:rPr>
                 <w:rFonts w:ascii="Arial" w:hAnsi="Arial" w:eastAsia="Arial"/>
                 <w:b/>
+                <w:strike w:val="0"/>
                 <w:color w:val="2B2B2B"/>
                 <w:sz w:val="18"/>
               </w:rPr>
@@ -986,10 +1102,11 @@
               <w:rPr>
                 <w:rFonts w:ascii="Arial" w:hAnsi="Arial" w:eastAsia="Arial"/>
                 <w:b w:val="0"/>
+                <w:strike w:val="0"/>
                 <w:color w:val="2B2B2B"/>
                 <w:sz w:val="15"/>
               </w:rPr>
-              <w:t>Только пакет кабинетов. Настройка и поддержка — из подарка. Подпись сотрудникам — бесплатно.</w:t>
+              <w:t>Только пакет кабинетов. Внедрение — 0 ₽. Подпись сотрудникам — бесплатно.</w:t>
             </w:r>
           </w:p>
         </w:tc>
@@ -1012,6 +1129,7 @@
               <w:rPr>
                 <w:rFonts w:ascii="Arial" w:hAnsi="Arial" w:eastAsia="Arial"/>
                 <w:b/>
+                <w:strike w:val="0"/>
                 <w:color w:val="2B2B2B"/>
                 <w:sz w:val="28"/>
               </w:rPr>
@@ -1097,6 +1215,7 @@
               <w:rPr>
                 <w:rFonts w:ascii="Arial" w:hAnsi="Arial" w:eastAsia="Arial"/>
                 <w:b w:val="0"/>
+                <w:strike w:val="0"/>
                 <w:color w:val="5C5C5C"/>
                 <w:sz w:val="16"/>
               </w:rPr>
@@ -1117,6 +1236,7 @@
         <w:rPr>
           <w:rFonts w:ascii="Arial" w:hAnsi="Arial" w:eastAsia="Arial"/>
           <w:b/>
+          <w:strike w:val="0"/>
           <w:color w:val="2B2B2B"/>
           <w:sz w:val="24"/>
         </w:rPr>
@@ -1131,6 +1251,7 @@
         <w:rPr>
           <w:rFonts w:ascii="Arial" w:hAnsi="Arial" w:eastAsia="Arial"/>
           <w:b w:val="0"/>
+          <w:strike w:val="0"/>
           <w:color w:val="5C5C5C"/>
           <w:sz w:val="18"/>
         </w:rPr>
@@ -1178,6 +1299,7 @@
               <w:rPr>
                 <w:rFonts w:ascii="Arial" w:hAnsi="Arial" w:eastAsia="Arial"/>
                 <w:b/>
+                <w:strike w:val="0"/>
                 <w:color w:val="2B2B2B"/>
                 <w:sz w:val="16"/>
               </w:rPr>
@@ -1204,6 +1326,7 @@
               <w:rPr>
                 <w:rFonts w:ascii="Arial" w:hAnsi="Arial" w:eastAsia="Arial"/>
                 <w:b/>
+                <w:strike w:val="0"/>
                 <w:color w:val="2B2B2B"/>
                 <w:sz w:val="16"/>
               </w:rPr>
@@ -1230,6 +1353,7 @@
               <w:rPr>
                 <w:rFonts w:ascii="Arial" w:hAnsi="Arial" w:eastAsia="Arial"/>
                 <w:b/>
+                <w:strike w:val="0"/>
                 <w:color w:val="2B2B2B"/>
                 <w:sz w:val="16"/>
               </w:rPr>
@@ -1256,6 +1380,7 @@
               <w:rPr>
                 <w:rFonts w:ascii="Arial" w:hAnsi="Arial" w:eastAsia="Arial"/>
                 <w:b/>
+                <w:strike w:val="0"/>
                 <w:color w:val="2B2B2B"/>
                 <w:sz w:val="16"/>
               </w:rPr>
@@ -1282,6 +1407,7 @@
               <w:rPr>
                 <w:rFonts w:ascii="Arial" w:hAnsi="Arial" w:eastAsia="Arial"/>
                 <w:b/>
+                <w:strike w:val="0"/>
                 <w:color w:val="2B2B2B"/>
                 <w:sz w:val="16"/>
               </w:rPr>
@@ -1310,6 +1436,7 @@
               <w:rPr>
                 <w:rFonts w:ascii="Arial" w:hAnsi="Arial" w:eastAsia="Arial"/>
                 <w:b/>
+                <w:strike w:val="0"/>
                 <w:color w:val="2B2B2B"/>
                 <w:sz w:val="15"/>
               </w:rPr>
@@ -1336,6 +1463,7 @@
               <w:rPr>
                 <w:rFonts w:ascii="Arial" w:hAnsi="Arial" w:eastAsia="Arial"/>
                 <w:b/>
+                <w:strike w:val="0"/>
                 <w:color w:val="2E7D32"/>
                 <w:sz w:val="15"/>
               </w:rPr>
@@ -1362,6 +1490,7 @@
               <w:rPr>
                 <w:rFonts w:ascii="Arial" w:hAnsi="Arial" w:eastAsia="Arial"/>
                 <w:b w:val="0"/>
+                <w:strike w:val="0"/>
                 <w:color w:val="B71C1C"/>
                 <w:sz w:val="15"/>
               </w:rPr>
@@ -1388,6 +1517,7 @@
               <w:rPr>
                 <w:rFonts w:ascii="Arial" w:hAnsi="Arial" w:eastAsia="Arial"/>
                 <w:b w:val="0"/>
+                <w:strike w:val="0"/>
                 <w:color w:val="B71C1C"/>
                 <w:sz w:val="15"/>
               </w:rPr>
@@ -1414,6 +1544,7 @@
               <w:rPr>
                 <w:rFonts w:ascii="Arial" w:hAnsi="Arial" w:eastAsia="Arial"/>
                 <w:b w:val="0"/>
+                <w:strike w:val="0"/>
                 <w:color w:val="B71C1C"/>
                 <w:sz w:val="15"/>
               </w:rPr>
@@ -1442,6 +1573,7 @@
               <w:rPr>
                 <w:rFonts w:ascii="Arial" w:hAnsi="Arial" w:eastAsia="Arial"/>
                 <w:b/>
+                <w:strike w:val="0"/>
                 <w:color w:val="2B2B2B"/>
                 <w:sz w:val="15"/>
               </w:rPr>
@@ -1468,6 +1600,7 @@
               <w:rPr>
                 <w:rFonts w:ascii="Arial" w:hAnsi="Arial" w:eastAsia="Arial"/>
                 <w:b/>
+                <w:strike w:val="0"/>
                 <w:color w:val="2E7D32"/>
                 <w:sz w:val="15"/>
               </w:rPr>
@@ -1494,6 +1627,7 @@
               <w:rPr>
                 <w:rFonts w:ascii="Arial" w:hAnsi="Arial" w:eastAsia="Arial"/>
                 <w:b w:val="0"/>
+                <w:strike w:val="0"/>
                 <w:color w:val="B71C1C"/>
                 <w:sz w:val="15"/>
               </w:rPr>
@@ -1520,6 +1654,7 @@
               <w:rPr>
                 <w:rFonts w:ascii="Arial" w:hAnsi="Arial" w:eastAsia="Arial"/>
                 <w:b w:val="0"/>
+                <w:strike w:val="0"/>
                 <w:color w:val="B71C1C"/>
                 <w:sz w:val="15"/>
               </w:rPr>
@@ -1546,6 +1681,7 @@
               <w:rPr>
                 <w:rFonts w:ascii="Arial" w:hAnsi="Arial" w:eastAsia="Arial"/>
                 <w:b w:val="0"/>
+                <w:strike w:val="0"/>
                 <w:color w:val="B71C1C"/>
                 <w:sz w:val="15"/>
               </w:rPr>
@@ -1574,6 +1710,7 @@
               <w:rPr>
                 <w:rFonts w:ascii="Arial" w:hAnsi="Arial" w:eastAsia="Arial"/>
                 <w:b/>
+                <w:strike w:val="0"/>
                 <w:color w:val="2B2B2B"/>
                 <w:sz w:val="15"/>
               </w:rPr>
@@ -1600,6 +1737,7 @@
               <w:rPr>
                 <w:rFonts w:ascii="Arial" w:hAnsi="Arial" w:eastAsia="Arial"/>
                 <w:b/>
+                <w:strike w:val="0"/>
                 <w:color w:val="2E7D32"/>
                 <w:sz w:val="15"/>
               </w:rPr>
@@ -1626,6 +1764,7 @@
               <w:rPr>
                 <w:rFonts w:ascii="Arial" w:hAnsi="Arial" w:eastAsia="Arial"/>
                 <w:b w:val="0"/>
+                <w:strike w:val="0"/>
                 <w:color w:val="B71C1C"/>
                 <w:sz w:val="15"/>
               </w:rPr>
@@ -1652,6 +1791,7 @@
               <w:rPr>
                 <w:rFonts w:ascii="Arial" w:hAnsi="Arial" w:eastAsia="Arial"/>
                 <w:b w:val="0"/>
+                <w:strike w:val="0"/>
                 <w:color w:val="B71C1C"/>
                 <w:sz w:val="15"/>
               </w:rPr>
@@ -1678,6 +1818,7 @@
               <w:rPr>
                 <w:rFonts w:ascii="Arial" w:hAnsi="Arial" w:eastAsia="Arial"/>
                 <w:b w:val="0"/>
+                <w:strike w:val="0"/>
                 <w:color w:val="B71C1C"/>
                 <w:sz w:val="15"/>
               </w:rPr>
@@ -1706,6 +1847,7 @@
               <w:rPr>
                 <w:rFonts w:ascii="Arial" w:hAnsi="Arial" w:eastAsia="Arial"/>
                 <w:b/>
+                <w:strike w:val="0"/>
                 <w:color w:val="2B2B2B"/>
                 <w:sz w:val="15"/>
               </w:rPr>
@@ -1732,6 +1874,7 @@
               <w:rPr>
                 <w:rFonts w:ascii="Arial" w:hAnsi="Arial" w:eastAsia="Arial"/>
                 <w:b/>
+                <w:strike w:val="0"/>
                 <w:color w:val="2E7D32"/>
                 <w:sz w:val="15"/>
               </w:rPr>
@@ -1758,6 +1901,7 @@
               <w:rPr>
                 <w:rFonts w:ascii="Arial" w:hAnsi="Arial" w:eastAsia="Arial"/>
                 <w:b w:val="0"/>
+                <w:strike w:val="0"/>
                 <w:color w:val="B71C1C"/>
                 <w:sz w:val="15"/>
               </w:rPr>
@@ -1784,6 +1928,7 @@
               <w:rPr>
                 <w:rFonts w:ascii="Arial" w:hAnsi="Arial" w:eastAsia="Arial"/>
                 <w:b w:val="0"/>
+                <w:strike w:val="0"/>
                 <w:color w:val="B71C1C"/>
                 <w:sz w:val="15"/>
               </w:rPr>
@@ -1810,6 +1955,7 @@
               <w:rPr>
                 <w:rFonts w:ascii="Arial" w:hAnsi="Arial" w:eastAsia="Arial"/>
                 <w:b w:val="0"/>
+                <w:strike w:val="0"/>
                 <w:color w:val="B71C1C"/>
                 <w:sz w:val="15"/>
               </w:rPr>
@@ -1838,6 +1984,7 @@
               <w:rPr>
                 <w:rFonts w:ascii="Arial" w:hAnsi="Arial" w:eastAsia="Arial"/>
                 <w:b/>
+                <w:strike w:val="0"/>
                 <w:color w:val="2B2B2B"/>
                 <w:sz w:val="15"/>
               </w:rPr>
@@ -1864,6 +2011,7 @@
               <w:rPr>
                 <w:rFonts w:ascii="Arial" w:hAnsi="Arial" w:eastAsia="Arial"/>
                 <w:b/>
+                <w:strike w:val="0"/>
                 <w:color w:val="2E7D32"/>
                 <w:sz w:val="15"/>
               </w:rPr>
@@ -1890,6 +2038,7 @@
               <w:rPr>
                 <w:rFonts w:ascii="Arial" w:hAnsi="Arial" w:eastAsia="Arial"/>
                 <w:b w:val="0"/>
+                <w:strike w:val="0"/>
                 <w:color w:val="B71C1C"/>
                 <w:sz w:val="15"/>
               </w:rPr>
@@ -1916,6 +2065,7 @@
               <w:rPr>
                 <w:rFonts w:ascii="Arial" w:hAnsi="Arial" w:eastAsia="Arial"/>
                 <w:b w:val="0"/>
+                <w:strike w:val="0"/>
                 <w:color w:val="B71C1C"/>
                 <w:sz w:val="15"/>
               </w:rPr>
@@ -1942,6 +2092,7 @@
               <w:rPr>
                 <w:rFonts w:ascii="Arial" w:hAnsi="Arial" w:eastAsia="Arial"/>
                 <w:b w:val="0"/>
+                <w:strike w:val="0"/>
                 <w:color w:val="B71C1C"/>
                 <w:sz w:val="15"/>
               </w:rPr>
@@ -1970,6 +2121,7 @@
               <w:rPr>
                 <w:rFonts w:ascii="Arial" w:hAnsi="Arial" w:eastAsia="Arial"/>
                 <w:b/>
+                <w:strike w:val="0"/>
                 <w:color w:val="2B2B2B"/>
                 <w:sz w:val="15"/>
               </w:rPr>
@@ -1996,6 +2148,7 @@
               <w:rPr>
                 <w:rFonts w:ascii="Arial" w:hAnsi="Arial" w:eastAsia="Arial"/>
                 <w:b/>
+                <w:strike w:val="0"/>
                 <w:color w:val="2E7D32"/>
                 <w:sz w:val="15"/>
               </w:rPr>
@@ -2022,6 +2175,7 @@
               <w:rPr>
                 <w:rFonts w:ascii="Arial" w:hAnsi="Arial" w:eastAsia="Arial"/>
                 <w:b w:val="0"/>
+                <w:strike w:val="0"/>
                 <w:color w:val="B71C1C"/>
                 <w:sz w:val="15"/>
               </w:rPr>
@@ -2048,6 +2202,7 @@
               <w:rPr>
                 <w:rFonts w:ascii="Arial" w:hAnsi="Arial" w:eastAsia="Arial"/>
                 <w:b w:val="0"/>
+                <w:strike w:val="0"/>
                 <w:color w:val="B71C1C"/>
                 <w:sz w:val="15"/>
               </w:rPr>
@@ -2074,6 +2229,7 @@
               <w:rPr>
                 <w:rFonts w:ascii="Arial" w:hAnsi="Arial" w:eastAsia="Arial"/>
                 <w:b w:val="0"/>
+                <w:strike w:val="0"/>
                 <w:color w:val="B71C1C"/>
                 <w:sz w:val="15"/>
               </w:rPr>
@@ -2102,6 +2258,7 @@
               <w:rPr>
                 <w:rFonts w:ascii="Arial" w:hAnsi="Arial" w:eastAsia="Arial"/>
                 <w:b/>
+                <w:strike w:val="0"/>
                 <w:color w:val="2B2B2B"/>
                 <w:sz w:val="15"/>
               </w:rPr>
@@ -2128,6 +2285,7 @@
               <w:rPr>
                 <w:rFonts w:ascii="Arial" w:hAnsi="Arial" w:eastAsia="Arial"/>
                 <w:b/>
+                <w:strike w:val="0"/>
                 <w:color w:val="2E7D32"/>
                 <w:sz w:val="15"/>
               </w:rPr>
@@ -2154,6 +2312,7 @@
               <w:rPr>
                 <w:rFonts w:ascii="Arial" w:hAnsi="Arial" w:eastAsia="Arial"/>
                 <w:b w:val="0"/>
+                <w:strike w:val="0"/>
                 <w:color w:val="B71C1C"/>
                 <w:sz w:val="15"/>
               </w:rPr>
@@ -2180,6 +2339,7 @@
               <w:rPr>
                 <w:rFonts w:ascii="Arial" w:hAnsi="Arial" w:eastAsia="Arial"/>
                 <w:b w:val="0"/>
+                <w:strike w:val="0"/>
                 <w:color w:val="B71C1C"/>
                 <w:sz w:val="15"/>
               </w:rPr>
@@ -2206,6 +2366,7 @@
               <w:rPr>
                 <w:rFonts w:ascii="Arial" w:hAnsi="Arial" w:eastAsia="Arial"/>
                 <w:b w:val="0"/>
+                <w:strike w:val="0"/>
                 <w:color w:val="B71C1C"/>
                 <w:sz w:val="15"/>
               </w:rPr>
@@ -2223,6 +2384,7 @@
         <w:rPr>
           <w:rFonts w:ascii="Arial" w:hAnsi="Arial" w:eastAsia="Arial"/>
           <w:b w:val="0"/>
+          <w:strike w:val="0"/>
           <w:color w:val="2B2B2B"/>
           <w:sz w:val="20"/>
         </w:rPr>
@@ -2261,6 +2423,7 @@
               <w:rPr>
                 <w:rFonts w:ascii="Arial" w:hAnsi="Arial" w:eastAsia="Arial"/>
                 <w:b/>
+                <w:strike w:val="0"/>
                 <w:color w:val="2B2B2B"/>
                 <w:sz w:val="20"/>
               </w:rPr>
@@ -2275,6 +2438,7 @@
               <w:rPr>
                 <w:rFonts w:ascii="Arial" w:hAnsi="Arial" w:eastAsia="Arial"/>
                 <w:b w:val="0"/>
+                <w:strike w:val="0"/>
                 <w:color w:val="5C5C5C"/>
                 <w:sz w:val="16"/>
               </w:rPr>
@@ -2289,6 +2453,7 @@
               <w:rPr>
                 <w:rFonts w:ascii="Arial" w:hAnsi="Arial" w:eastAsia="Arial"/>
                 <w:b w:val="0"/>
+                <w:strike w:val="0"/>
                 <w:color w:val="5C5C5C"/>
                 <w:sz w:val="16"/>
               </w:rPr>
@@ -2314,6 +2479,7 @@
         <w:rPr>
           <w:rFonts w:ascii="Arial" w:hAnsi="Arial" w:eastAsia="Arial"/>
           <w:b/>
+          <w:strike w:val="0"/>
           <w:color w:val="2B2B2B"/>
           <w:sz w:val="24"/>
         </w:rPr>
@@ -2360,6 +2526,7 @@
               <w:rPr>
                 <w:rFonts w:ascii="Arial" w:hAnsi="Arial" w:eastAsia="Arial"/>
                 <w:b/>
+                <w:strike w:val="0"/>
                 <w:color w:val="9A7A10"/>
                 <w:sz w:val="24"/>
               </w:rPr>
@@ -2374,6 +2541,7 @@
               <w:rPr>
                 <w:rFonts w:ascii="Arial" w:hAnsi="Arial" w:eastAsia="Arial"/>
                 <w:b/>
+                <w:strike w:val="0"/>
                 <w:color w:val="2B2B2B"/>
                 <w:sz w:val="18"/>
               </w:rPr>
@@ -2388,6 +2556,7 @@
               <w:rPr>
                 <w:rFonts w:ascii="Arial" w:hAnsi="Arial" w:eastAsia="Arial"/>
                 <w:b w:val="0"/>
+                <w:strike w:val="0"/>
                 <w:color w:val="5C5C5C"/>
                 <w:sz w:val="16"/>
               </w:rPr>
@@ -2414,6 +2583,7 @@
               <w:rPr>
                 <w:rFonts w:ascii="Arial" w:hAnsi="Arial" w:eastAsia="Arial"/>
                 <w:b/>
+                <w:strike w:val="0"/>
                 <w:color w:val="9A7A10"/>
                 <w:sz w:val="24"/>
               </w:rPr>
@@ -2428,6 +2598,7 @@
               <w:rPr>
                 <w:rFonts w:ascii="Arial" w:hAnsi="Arial" w:eastAsia="Arial"/>
                 <w:b/>
+                <w:strike w:val="0"/>
                 <w:color w:val="2B2B2B"/>
                 <w:sz w:val="18"/>
               </w:rPr>
@@ -2442,6 +2613,7 @@
               <w:rPr>
                 <w:rFonts w:ascii="Arial" w:hAnsi="Arial" w:eastAsia="Arial"/>
                 <w:b w:val="0"/>
+                <w:strike w:val="0"/>
                 <w:color w:val="5C5C5C"/>
                 <w:sz w:val="16"/>
               </w:rPr>
@@ -2468,6 +2640,7 @@
               <w:rPr>
                 <w:rFonts w:ascii="Arial" w:hAnsi="Arial" w:eastAsia="Arial"/>
                 <w:b/>
+                <w:strike w:val="0"/>
                 <w:color w:val="9A7A10"/>
                 <w:sz w:val="24"/>
               </w:rPr>
@@ -2482,6 +2655,7 @@
               <w:rPr>
                 <w:rFonts w:ascii="Arial" w:hAnsi="Arial" w:eastAsia="Arial"/>
                 <w:b/>
+                <w:strike w:val="0"/>
                 <w:color w:val="2B2B2B"/>
                 <w:sz w:val="18"/>
               </w:rPr>
@@ -2496,6 +2670,7 @@
               <w:rPr>
                 <w:rFonts w:ascii="Arial" w:hAnsi="Arial" w:eastAsia="Arial"/>
                 <w:b w:val="0"/>
+                <w:strike w:val="0"/>
                 <w:color w:val="5C5C5C"/>
                 <w:sz w:val="16"/>
               </w:rPr>
@@ -2522,6 +2697,7 @@
               <w:rPr>
                 <w:rFonts w:ascii="Arial" w:hAnsi="Arial" w:eastAsia="Arial"/>
                 <w:b/>
+                <w:strike w:val="0"/>
                 <w:color w:val="9A7A10"/>
                 <w:sz w:val="24"/>
               </w:rPr>
@@ -2536,6 +2712,7 @@
               <w:rPr>
                 <w:rFonts w:ascii="Arial" w:hAnsi="Arial" w:eastAsia="Arial"/>
                 <w:b/>
+                <w:strike w:val="0"/>
                 <w:color w:val="2B2B2B"/>
                 <w:sz w:val="18"/>
               </w:rPr>
@@ -2550,6 +2727,7 @@
               <w:rPr>
                 <w:rFonts w:ascii="Arial" w:hAnsi="Arial" w:eastAsia="Arial"/>
                 <w:b w:val="0"/>
+                <w:strike w:val="0"/>
                 <w:color w:val="5C5C5C"/>
                 <w:sz w:val="16"/>
               </w:rPr>
@@ -2576,6 +2754,7 @@
               <w:rPr>
                 <w:rFonts w:ascii="Arial" w:hAnsi="Arial" w:eastAsia="Arial"/>
                 <w:b/>
+                <w:strike w:val="0"/>
                 <w:color w:val="9A7A10"/>
                 <w:sz w:val="24"/>
               </w:rPr>
@@ -2590,6 +2769,7 @@
               <w:rPr>
                 <w:rFonts w:ascii="Arial" w:hAnsi="Arial" w:eastAsia="Arial"/>
                 <w:b/>
+                <w:strike w:val="0"/>
                 <w:color w:val="2B2B2B"/>
                 <w:sz w:val="18"/>
               </w:rPr>
@@ -2604,6 +2784,7 @@
               <w:rPr>
                 <w:rFonts w:ascii="Arial" w:hAnsi="Arial" w:eastAsia="Arial"/>
                 <w:b w:val="0"/>
+                <w:strike w:val="0"/>
                 <w:color w:val="5C5C5C"/>
                 <w:sz w:val="16"/>
               </w:rPr>
@@ -2621,6 +2802,7 @@
         <w:rPr>
           <w:rFonts w:ascii="Arial" w:hAnsi="Arial" w:eastAsia="Arial"/>
           <w:b w:val="0"/>
+          <w:strike w:val="0"/>
           <w:color w:val="2B2B2B"/>
           <w:sz w:val="20"/>
         </w:rPr>
@@ -2637,6 +2819,7 @@
         <w:rPr>
           <w:rFonts w:ascii="Arial" w:hAnsi="Arial" w:eastAsia="Arial"/>
           <w:b/>
+          <w:strike w:val="0"/>
           <w:color w:val="2B2B2B"/>
           <w:sz w:val="24"/>
         </w:rPr>
@@ -2651,6 +2834,7 @@
         <w:rPr>
           <w:rFonts w:ascii="Arial" w:hAnsi="Arial" w:eastAsia="Arial"/>
           <w:b/>
+          <w:strike w:val="0"/>
           <w:color w:val="9A7A10"/>
           <w:sz w:val="20"/>
         </w:rPr>
@@ -2660,6 +2844,7 @@
         <w:rPr>
           <w:rFonts w:ascii="Arial" w:hAnsi="Arial" w:eastAsia="Arial"/>
           <w:b w:val="0"/>
+          <w:strike w:val="0"/>
           <w:color w:val="2B2B2B"/>
           <w:sz w:val="20"/>
         </w:rPr>
@@ -2674,6 +2859,7 @@
         <w:rPr>
           <w:rFonts w:ascii="Arial" w:hAnsi="Arial" w:eastAsia="Arial"/>
           <w:b/>
+          <w:strike w:val="0"/>
           <w:color w:val="9A7A10"/>
           <w:sz w:val="20"/>
         </w:rPr>
@@ -2683,6 +2869,7 @@
         <w:rPr>
           <w:rFonts w:ascii="Arial" w:hAnsi="Arial" w:eastAsia="Arial"/>
           <w:b w:val="0"/>
+          <w:strike w:val="0"/>
           <w:color w:val="2B2B2B"/>
           <w:sz w:val="20"/>
         </w:rPr>
@@ -2697,6 +2884,7 @@
         <w:rPr>
           <w:rFonts w:ascii="Arial" w:hAnsi="Arial" w:eastAsia="Arial"/>
           <w:b/>
+          <w:strike w:val="0"/>
           <w:color w:val="9A7A10"/>
           <w:sz w:val="20"/>
         </w:rPr>
@@ -2706,6 +2894,7 @@
         <w:rPr>
           <w:rFonts w:ascii="Arial" w:hAnsi="Arial" w:eastAsia="Arial"/>
           <w:b w:val="0"/>
+          <w:strike w:val="0"/>
           <w:color w:val="2B2B2B"/>
           <w:sz w:val="20"/>
         </w:rPr>
@@ -2720,6 +2909,7 @@
         <w:rPr>
           <w:rFonts w:ascii="Arial" w:hAnsi="Arial" w:eastAsia="Arial"/>
           <w:b/>
+          <w:strike w:val="0"/>
           <w:color w:val="9A7A10"/>
           <w:sz w:val="20"/>
         </w:rPr>
@@ -2729,6 +2919,7 @@
         <w:rPr>
           <w:rFonts w:ascii="Arial" w:hAnsi="Arial" w:eastAsia="Arial"/>
           <w:b w:val="0"/>
+          <w:strike w:val="0"/>
           <w:color w:val="2B2B2B"/>
           <w:sz w:val="20"/>
         </w:rPr>
@@ -2743,6 +2934,7 @@
         <w:rPr>
           <w:rFonts w:ascii="Arial" w:hAnsi="Arial" w:eastAsia="Arial"/>
           <w:b w:val="0"/>
+          <w:strike w:val="0"/>
           <w:color w:val="2B2B2B"/>
           <w:sz w:val="20"/>
         </w:rPr>
@@ -2784,6 +2976,7 @@
               <w:rPr>
                 <w:rFonts w:ascii="Arial" w:hAnsi="Arial" w:eastAsia="Arial"/>
                 <w:b/>
+                <w:strike w:val="0"/>
                 <w:color w:val="2B2B2B"/>
                 <w:sz w:val="24"/>
               </w:rPr>
@@ -2798,6 +2991,7 @@
               <w:rPr>
                 <w:rFonts w:ascii="Arial" w:hAnsi="Arial" w:eastAsia="Arial"/>
                 <w:b w:val="0"/>
+                <w:strike w:val="0"/>
                 <w:color w:val="2B2B2B"/>
                 <w:sz w:val="18"/>
               </w:rPr>
@@ -2823,6 +3017,7 @@
               <w:rPr>
                 <w:rFonts w:ascii="Arial" w:hAnsi="Arial" w:eastAsia="Arial"/>
                 <w:b w:val="0"/>
+                <w:strike w:val="0"/>
                 <w:color w:val="8A8A8A"/>
                 <w:sz w:val="16"/>
               </w:rPr>
@@ -2834,6 +3029,7 @@
               <w:rPr>
                 <w:rFonts w:ascii="Arial" w:hAnsi="Arial" w:eastAsia="Arial"/>
                 <w:b/>
+                <w:strike w:val="0"/>
                 <w:color w:val="2B2B2B"/>
                 <w:sz w:val="26"/>
               </w:rPr>
@@ -2845,6 +3041,7 @@
               <w:rPr>
                 <w:rFonts w:ascii="Arial" w:hAnsi="Arial" w:eastAsia="Arial"/>
                 <w:b w:val="0"/>
+                <w:strike w:val="0"/>
                 <w:color w:val="5C5C5C"/>
                 <w:sz w:val="18"/>
               </w:rPr>
@@ -2856,6 +3053,7 @@
               <w:rPr>
                 <w:rFonts w:ascii="Arial" w:hAnsi="Arial" w:eastAsia="Arial"/>
                 <w:b w:val="0"/>
+                <w:strike w:val="0"/>
                 <w:color w:val="5C5C5C"/>
                 <w:sz w:val="18"/>
               </w:rPr>
@@ -2867,6 +3065,7 @@
               <w:rPr>
                 <w:rFonts w:ascii="Arial" w:hAnsi="Arial" w:eastAsia="Arial"/>
                 <w:b w:val="0"/>
+                <w:strike w:val="0"/>
                 <w:color w:val="5C5C5C"/>
                 <w:sz w:val="18"/>
               </w:rPr>
